--- a/R_Unit1_to_Unit4_Project/report/Supermarket_Sales_FA2_Report.docx
+++ b/R_Unit1_to_Unit4_Project/report/Supermarket_Sales_FA2_Report.docx
@@ -49,7 +49,7 @@
         <w:drawing>
           <wp:inline distT="0" distB="0" distL="0" distR="0">
             <wp:extent cx="1280160" cy="1086889"/>
-            <wp:docPr id="1" name="logo"/>
+            <wp:docPr id="1" name="img1"/>
             <wp:cNvGraphicFramePr>
               <a:graphicFrameLocks locked="1"/>
             </wp:cNvGraphicFramePr>
@@ -57,7 +57,7 @@
               <a:graphicData uri="http://schemas.openxmlformats.org/drawingml/2006/picture">
                 <pic:pic>
                   <pic:nvPicPr>
-                    <pic:cNvPr id="1" name="logo"/>
+                    <pic:cNvPr id="1" name="img1"/>
                     <pic:cNvPicPr/>
                   </pic:nvPicPr>
                   <pic:blipFill>
@@ -328,7 +328,7 @@
           <w:sz w:val="24"/>
           <w:szCs w:val="24"/>
         </w:rPr>
-        <w:t xml:space="preserve">Data used: supermarket_sales.csv - 1,000 supermarket transactions recorded from 1 January 2019 to 30 March 2019 across three branches (A/Yangon, B/Mandalay, C/Naypyitaw) and six product lines.</w:t>
+        <w:t xml:space="preserve">Data used: supermarket_sales.csv - 1,000 supermarket transactions recorded from 1 January 2019 to 30 March 2019 across three branches (A/Yangon, B/Mandalay, C/Naypyitaw) and six product lines. Store opening hours are 10:00 to 20:00.</w:t>
       </w:r>
     </w:p>
     <w:p>
@@ -484,7 +484,7 @@
           <w:sz w:val="24"/>
           <w:szCs w:val="24"/>
         </w:rPr>
-        <w:t xml:space="preserve">11. Date - date of purchase (text in the CSV, parsed as a date for grouping)</w:t>
+        <w:t xml:space="preserve">11. Date - date of purchase (text in the CSV, parsed as a date; Weekday derived for PS4)</w:t>
       </w:r>
     </w:p>
     <w:p>
@@ -497,7 +497,7 @@
           <w:sz w:val="24"/>
           <w:szCs w:val="24"/>
         </w:rPr>
-        <w:t xml:space="preserve">12. Time - time of purchase (text)</w:t>
+        <w:t xml:space="preserve">12. Time - time of purchase as HH:MM text (Hour and part of day derived for PS4)</w:t>
       </w:r>
     </w:p>
     <w:p>
@@ -575,7 +575,7 @@
           <w:sz w:val="24"/>
           <w:szCs w:val="24"/>
         </w:rPr>
-        <w:t xml:space="preserve">Six of the variables are categorical grouping fields (Branch, City, Customer type, Gender, Product line, Payment) and eight are numeric (Unit price, Quantity, Tax 5%, Total, cogs, gross margin percentage, gross income, Rating); Date and Time are stored as text and Invoice ID is an identifier. The financial columns Total, cogs, Tax 5% and gross income are linked by the invoice formula, so regressions that use them together reproduce accounting arithmetic rather than discovering independent drivers.</w:t>
+        <w:t xml:space="preserve">Six variables are categorical grouping fields (Branch, City, Customer type, Gender, Product line, Payment) and eight are numeric; Date and Time are stored as text and Invoice ID is an identifier. The financial columns are linked by the invoice formula, so models using them together reproduce accounting arithmetic rather than discovering independent drivers.</w:t>
       </w:r>
     </w:p>
     <w:p>
@@ -729,7 +729,7 @@
           <w:bCs/>
           <w:color w:val="000000" w:themeColor="auto"/>
         </w:rPr>
-        <w:t xml:space="preserve">Problem statement 1: Which product lines generate the greatest total revenue?</w:t>
+        <w:t xml:space="preserve">Problem statement 1: Product Line Performance &amp; Satisfaction - How do average customer Rating scores and gross income vary across different Product line categories?</w:t>
       </w:r>
     </w:p>
     <w:p>
@@ -742,7 +742,7 @@
           <w:sz w:val="28"/>
           <w:szCs w:val="28"/>
         </w:rPr>
-        <w:t xml:space="preserve">The data are grouped by product line and, for each line, the number of transactions, total revenue, mean and median invoice totals, mean quantity, mean gross income and mean rating are calculated with group_by() and summarise(). A one-way ANOVA tests whether mean invoice totals differ across the six product lines.</w:t>
+        <w:t xml:space="preserve">Transactions are grouped by product line with group_by() and summarise(); for each line the mean and standard deviation of Rating and the mean and total gross income are computed. One-way ANOVA tests whether mean ratings and mean gross incomes differ across the six lines.</w:t>
       </w:r>
     </w:p>
     <w:tbl>
@@ -752,12 +752,12 @@
         <w:tblLook w:val="04A0"/>
       </w:tblPr>
       <w:tblGrid>
-        <w:gridCol w:w="2600"/>
-        <w:gridCol w:w="1300"/>
-        <w:gridCol w:w="1500"/>
-        <w:gridCol w:w="1650"/>
-        <w:gridCol w:w="1700"/>
-        <w:gridCol w:w="1210"/>
+        <w:gridCol w:w="2250"/>
+        <w:gridCol w:w="1250"/>
+        <w:gridCol w:w="1250"/>
+        <w:gridCol w:w="1100"/>
+        <w:gridCol w:w="1600"/>
+        <w:gridCol w:w="1760"/>
       </w:tblGrid>
       <w:tr>
         <w:trPr>
@@ -765,7 +765,7 @@
         </w:trPr>
         <w:tc>
           <w:tcPr>
-            <w:tcW w:w="2600" w:type="dxa"/>
+            <w:tcW w:w="2250" w:type="dxa"/>
             <w:tcBorders>
               <w:top w:val="single" w:sz="4" w:space="0" w:color="auto"/>
               <w:left w:val="single" w:sz="4" w:space="0" w:color="auto"/>
@@ -792,7 +792,7 @@
         </w:tc>
         <w:tc>
           <w:tcPr>
-            <w:tcW w:w="1300" w:type="dxa"/>
+            <w:tcW w:w="1250" w:type="dxa"/>
             <w:tcBorders>
               <w:top w:val="single" w:sz="4" w:space="0" w:color="auto"/>
               <w:left w:val="single" w:sz="4" w:space="0" w:color="auto"/>
@@ -819,7 +819,7 @@
         </w:tc>
         <w:tc>
           <w:tcPr>
-            <w:tcW w:w="1500" w:type="dxa"/>
+            <w:tcW w:w="1250" w:type="dxa"/>
             <w:tcBorders>
               <w:top w:val="single" w:sz="4" w:space="0" w:color="auto"/>
               <w:left w:val="single" w:sz="4" w:space="0" w:color="auto"/>
@@ -840,13 +840,13 @@
                 <w:b/>
                 <w:bCs/>
               </w:rPr>
-              <w:t xml:space="preserve">Revenue</w:t>
-            </w:r>
-          </w:p>
-        </w:tc>
-        <w:tc>
-          <w:tcPr>
-            <w:tcW w:w="1650" w:type="dxa"/>
+              <w:t xml:space="preserve">Mean rating</w:t>
+            </w:r>
+          </w:p>
+        </w:tc>
+        <w:tc>
+          <w:tcPr>
+            <w:tcW w:w="1100" w:type="dxa"/>
             <w:tcBorders>
               <w:top w:val="single" w:sz="4" w:space="0" w:color="auto"/>
               <w:left w:val="single" w:sz="4" w:space="0" w:color="auto"/>
@@ -867,13 +867,13 @@
                 <w:b/>
                 <w:bCs/>
               </w:rPr>
-              <w:t xml:space="preserve">Mean invoice total</w:t>
-            </w:r>
-          </w:p>
-        </w:tc>
-        <w:tc>
-          <w:tcPr>
-            <w:tcW w:w="1700" w:type="dxa"/>
+              <w:t xml:space="preserve">SD rating</w:t>
+            </w:r>
+          </w:p>
+        </w:tc>
+        <w:tc>
+          <w:tcPr>
+            <w:tcW w:w="1600" w:type="dxa"/>
             <w:tcBorders>
               <w:top w:val="single" w:sz="4" w:space="0" w:color="auto"/>
               <w:left w:val="single" w:sz="4" w:space="0" w:color="auto"/>
@@ -894,13 +894,13 @@
                 <w:b/>
                 <w:bCs/>
               </w:rPr>
-              <w:t xml:space="preserve">Median invoice total</w:t>
-            </w:r>
-          </w:p>
-        </w:tc>
-        <w:tc>
-          <w:tcPr>
-            <w:tcW w:w="1210" w:type="dxa"/>
+              <w:t xml:space="preserve">Mean gross income</w:t>
+            </w:r>
+          </w:p>
+        </w:tc>
+        <w:tc>
+          <w:tcPr>
+            <w:tcW w:w="1760" w:type="dxa"/>
             <w:tcBorders>
               <w:top w:val="single" w:sz="4" w:space="0" w:color="auto"/>
               <w:left w:val="single" w:sz="4" w:space="0" w:color="auto"/>
@@ -921,7 +921,7 @@
                 <w:b/>
                 <w:bCs/>
               </w:rPr>
-              <w:t xml:space="preserve">Mean rating</w:t>
+              <w:t xml:space="preserve">Total gross income</w:t>
             </w:r>
           </w:p>
         </w:tc>
@@ -929,7 +929,7 @@
       <w:tr>
         <w:tc>
           <w:tcPr>
-            <w:tcW w:w="2600" w:type="dxa"/>
+            <w:tcW w:w="2250" w:type="dxa"/>
             <w:tcBorders>
               <w:top w:val="single" w:sz="4" w:space="0" w:color="auto"/>
               <w:left w:val="single" w:sz="4" w:space="0" w:color="auto"/>
@@ -954,7 +954,7 @@
         </w:tc>
         <w:tc>
           <w:tcPr>
-            <w:tcW w:w="1300" w:type="dxa"/>
+            <w:tcW w:w="1250" w:type="dxa"/>
             <w:tcBorders>
               <w:top w:val="single" w:sz="4" w:space="0" w:color="auto"/>
               <w:left w:val="single" w:sz="4" w:space="0" w:color="auto"/>
@@ -979,82 +979,7 @@
         </w:tc>
         <w:tc>
           <w:tcPr>
-            <w:tcW w:w="1500" w:type="dxa"/>
-            <w:tcBorders>
-              <w:top w:val="single" w:sz="4" w:space="0" w:color="auto"/>
-              <w:left w:val="single" w:sz="4" w:space="0" w:color="auto"/>
-              <w:bottom w:val="single" w:sz="4" w:space="0" w:color="auto"/>
-              <w:right w:val="single" w:sz="4" w:space="0" w:color="auto"/>
-            </w:tcBorders>
-            <w:vAlign w:val="center"/>
-          </w:tcPr>
-          <w:p>
-            <w:pPr>
-              <w:jc w:val="center"/>
-            </w:pPr>
-            <w:r>
-              <w:rPr>
-                <w:rFonts w:ascii="Times New Roman" w:hAnsi="Times New Roman" w:cs="Times New Roman"/>
-                <w:sz w:val="24"/>
-                <w:szCs w:val="24"/>
-              </w:rPr>
-              <w:t xml:space="preserve">56,144.84</w:t>
-            </w:r>
-          </w:p>
-        </w:tc>
-        <w:tc>
-          <w:tcPr>
-            <w:tcW w:w="1650" w:type="dxa"/>
-            <w:tcBorders>
-              <w:top w:val="single" w:sz="4" w:space="0" w:color="auto"/>
-              <w:left w:val="single" w:sz="4" w:space="0" w:color="auto"/>
-              <w:bottom w:val="single" w:sz="4" w:space="0" w:color="auto"/>
-              <w:right w:val="single" w:sz="4" w:space="0" w:color="auto"/>
-            </w:tcBorders>
-            <w:vAlign w:val="center"/>
-          </w:tcPr>
-          <w:p>
-            <w:pPr>
-              <w:jc w:val="center"/>
-            </w:pPr>
-            <w:r>
-              <w:rPr>
-                <w:rFonts w:ascii="Times New Roman" w:hAnsi="Times New Roman" w:cs="Times New Roman"/>
-                <w:sz w:val="24"/>
-                <w:szCs w:val="24"/>
-              </w:rPr>
-              <w:t xml:space="preserve">322.67</w:t>
-            </w:r>
-          </w:p>
-        </w:tc>
-        <w:tc>
-          <w:tcPr>
-            <w:tcW w:w="1700" w:type="dxa"/>
-            <w:tcBorders>
-              <w:top w:val="single" w:sz="4" w:space="0" w:color="auto"/>
-              <w:left w:val="single" w:sz="4" w:space="0" w:color="auto"/>
-              <w:bottom w:val="single" w:sz="4" w:space="0" w:color="auto"/>
-              <w:right w:val="single" w:sz="4" w:space="0" w:color="auto"/>
-            </w:tcBorders>
-            <w:vAlign w:val="center"/>
-          </w:tcPr>
-          <w:p>
-            <w:pPr>
-              <w:jc w:val="center"/>
-            </w:pPr>
-            <w:r>
-              <w:rPr>
-                <w:rFonts w:ascii="Times New Roman" w:hAnsi="Times New Roman" w:cs="Times New Roman"/>
-                <w:sz w:val="24"/>
-                <w:szCs w:val="24"/>
-              </w:rPr>
-              <w:t xml:space="preserve">252.49</w:t>
-            </w:r>
-          </w:p>
-        </w:tc>
-        <w:tc>
-          <w:tcPr>
-            <w:tcW w:w="1210" w:type="dxa"/>
+            <w:tcW w:w="1250" w:type="dxa"/>
             <w:tcBorders>
               <w:top w:val="single" w:sz="4" w:space="0" w:color="auto"/>
               <w:left w:val="single" w:sz="4" w:space="0" w:color="auto"/>
@@ -1074,6 +999,81 @@
                 <w:szCs w:val="24"/>
               </w:rPr>
               <w:t xml:space="preserve">7.11</w:t>
+            </w:r>
+          </w:p>
+        </w:tc>
+        <w:tc>
+          <w:tcPr>
+            <w:tcW w:w="1100" w:type="dxa"/>
+            <w:tcBorders>
+              <w:top w:val="single" w:sz="4" w:space="0" w:color="auto"/>
+              <w:left w:val="single" w:sz="4" w:space="0" w:color="auto"/>
+              <w:bottom w:val="single" w:sz="4" w:space="0" w:color="auto"/>
+              <w:right w:val="single" w:sz="4" w:space="0" w:color="auto"/>
+            </w:tcBorders>
+            <w:vAlign w:val="center"/>
+          </w:tcPr>
+          <w:p>
+            <w:pPr>
+              <w:jc w:val="center"/>
+            </w:pPr>
+            <w:r>
+              <w:rPr>
+                <w:rFonts w:ascii="Times New Roman" w:hAnsi="Times New Roman" w:cs="Times New Roman"/>
+                <w:sz w:val="24"/>
+                <w:szCs w:val="24"/>
+              </w:rPr>
+              <w:t xml:space="preserve">1.72</w:t>
+            </w:r>
+          </w:p>
+        </w:tc>
+        <w:tc>
+          <w:tcPr>
+            <w:tcW w:w="1600" w:type="dxa"/>
+            <w:tcBorders>
+              <w:top w:val="single" w:sz="4" w:space="0" w:color="auto"/>
+              <w:left w:val="single" w:sz="4" w:space="0" w:color="auto"/>
+              <w:bottom w:val="single" w:sz="4" w:space="0" w:color="auto"/>
+              <w:right w:val="single" w:sz="4" w:space="0" w:color="auto"/>
+            </w:tcBorders>
+            <w:vAlign w:val="center"/>
+          </w:tcPr>
+          <w:p>
+            <w:pPr>
+              <w:jc w:val="center"/>
+            </w:pPr>
+            <w:r>
+              <w:rPr>
+                <w:rFonts w:ascii="Times New Roman" w:hAnsi="Times New Roman" w:cs="Times New Roman"/>
+                <w:sz w:val="24"/>
+                <w:szCs w:val="24"/>
+              </w:rPr>
+              <w:t xml:space="preserve">15.37</w:t>
+            </w:r>
+          </w:p>
+        </w:tc>
+        <w:tc>
+          <w:tcPr>
+            <w:tcW w:w="1760" w:type="dxa"/>
+            <w:tcBorders>
+              <w:top w:val="single" w:sz="4" w:space="0" w:color="auto"/>
+              <w:left w:val="single" w:sz="4" w:space="0" w:color="auto"/>
+              <w:bottom w:val="single" w:sz="4" w:space="0" w:color="auto"/>
+              <w:right w:val="single" w:sz="4" w:space="0" w:color="auto"/>
+            </w:tcBorders>
+            <w:vAlign w:val="center"/>
+          </w:tcPr>
+          <w:p>
+            <w:pPr>
+              <w:jc w:val="center"/>
+            </w:pPr>
+            <w:r>
+              <w:rPr>
+                <w:rFonts w:ascii="Times New Roman" w:hAnsi="Times New Roman" w:cs="Times New Roman"/>
+                <w:sz w:val="24"/>
+                <w:szCs w:val="24"/>
+              </w:rPr>
+              <w:t xml:space="preserve">2,673.56</w:t>
             </w:r>
           </w:p>
         </w:tc>
@@ -1081,151 +1081,151 @@
       <w:tr>
         <w:tc>
           <w:tcPr>
-            <w:tcW w:w="2600" w:type="dxa"/>
-            <w:tcBorders>
-              <w:top w:val="single" w:sz="4" w:space="0" w:color="auto"/>
-              <w:left w:val="single" w:sz="4" w:space="0" w:color="auto"/>
-              <w:bottom w:val="single" w:sz="4" w:space="0" w:color="auto"/>
-              <w:right w:val="single" w:sz="4" w:space="0" w:color="auto"/>
-            </w:tcBorders>
-            <w:vAlign w:val="center"/>
-          </w:tcPr>
-          <w:p>
-            <w:pPr>
-              <w:jc w:val="center"/>
-            </w:pPr>
-            <w:r>
-              <w:rPr>
-                <w:rFonts w:ascii="Times New Roman" w:hAnsi="Times New Roman" w:cs="Times New Roman"/>
-                <w:sz w:val="24"/>
-                <w:szCs w:val="24"/>
-              </w:rPr>
-              <w:t xml:space="preserve">Sports and travel</w:t>
-            </w:r>
-          </w:p>
-        </w:tc>
-        <w:tc>
-          <w:tcPr>
-            <w:tcW w:w="1300" w:type="dxa"/>
-            <w:tcBorders>
-              <w:top w:val="single" w:sz="4" w:space="0" w:color="auto"/>
-              <w:left w:val="single" w:sz="4" w:space="0" w:color="auto"/>
-              <w:bottom w:val="single" w:sz="4" w:space="0" w:color="auto"/>
-              <w:right w:val="single" w:sz="4" w:space="0" w:color="auto"/>
-            </w:tcBorders>
-            <w:vAlign w:val="center"/>
-          </w:tcPr>
-          <w:p>
-            <w:pPr>
-              <w:jc w:val="center"/>
-            </w:pPr>
-            <w:r>
-              <w:rPr>
-                <w:rFonts w:ascii="Times New Roman" w:hAnsi="Times New Roman" w:cs="Times New Roman"/>
-                <w:sz w:val="24"/>
-                <w:szCs w:val="24"/>
-              </w:rPr>
-              <w:t xml:space="preserve">166</w:t>
-            </w:r>
-          </w:p>
-        </w:tc>
-        <w:tc>
-          <w:tcPr>
-            <w:tcW w:w="1500" w:type="dxa"/>
-            <w:tcBorders>
-              <w:top w:val="single" w:sz="4" w:space="0" w:color="auto"/>
-              <w:left w:val="single" w:sz="4" w:space="0" w:color="auto"/>
-              <w:bottom w:val="single" w:sz="4" w:space="0" w:color="auto"/>
-              <w:right w:val="single" w:sz="4" w:space="0" w:color="auto"/>
-            </w:tcBorders>
-            <w:vAlign w:val="center"/>
-          </w:tcPr>
-          <w:p>
-            <w:pPr>
-              <w:jc w:val="center"/>
-            </w:pPr>
-            <w:r>
-              <w:rPr>
-                <w:rFonts w:ascii="Times New Roman" w:hAnsi="Times New Roman" w:cs="Times New Roman"/>
-                <w:sz w:val="24"/>
-                <w:szCs w:val="24"/>
-              </w:rPr>
-              <w:t xml:space="preserve">55,122.83</w:t>
-            </w:r>
-          </w:p>
-        </w:tc>
-        <w:tc>
-          <w:tcPr>
-            <w:tcW w:w="1650" w:type="dxa"/>
-            <w:tcBorders>
-              <w:top w:val="single" w:sz="4" w:space="0" w:color="auto"/>
-              <w:left w:val="single" w:sz="4" w:space="0" w:color="auto"/>
-              <w:bottom w:val="single" w:sz="4" w:space="0" w:color="auto"/>
-              <w:right w:val="single" w:sz="4" w:space="0" w:color="auto"/>
-            </w:tcBorders>
-            <w:vAlign w:val="center"/>
-          </w:tcPr>
-          <w:p>
-            <w:pPr>
-              <w:jc w:val="center"/>
-            </w:pPr>
-            <w:r>
-              <w:rPr>
-                <w:rFonts w:ascii="Times New Roman" w:hAnsi="Times New Roman" w:cs="Times New Roman"/>
-                <w:sz w:val="24"/>
-                <w:szCs w:val="24"/>
-              </w:rPr>
-              <w:t xml:space="preserve">332.07</w:t>
-            </w:r>
-          </w:p>
-        </w:tc>
-        <w:tc>
-          <w:tcPr>
-            <w:tcW w:w="1700" w:type="dxa"/>
-            <w:tcBorders>
-              <w:top w:val="single" w:sz="4" w:space="0" w:color="auto"/>
-              <w:left w:val="single" w:sz="4" w:space="0" w:color="auto"/>
-              <w:bottom w:val="single" w:sz="4" w:space="0" w:color="auto"/>
-              <w:right w:val="single" w:sz="4" w:space="0" w:color="auto"/>
-            </w:tcBorders>
-            <w:vAlign w:val="center"/>
-          </w:tcPr>
-          <w:p>
-            <w:pPr>
-              <w:jc w:val="center"/>
-            </w:pPr>
-            <w:r>
-              <w:rPr>
-                <w:rFonts w:ascii="Times New Roman" w:hAnsi="Times New Roman" w:cs="Times New Roman"/>
-                <w:sz w:val="24"/>
-                <w:szCs w:val="24"/>
-              </w:rPr>
-              <w:t xml:space="preserve">270.93</w:t>
-            </w:r>
-          </w:p>
-        </w:tc>
-        <w:tc>
-          <w:tcPr>
-            <w:tcW w:w="1210" w:type="dxa"/>
-            <w:tcBorders>
-              <w:top w:val="single" w:sz="4" w:space="0" w:color="auto"/>
-              <w:left w:val="single" w:sz="4" w:space="0" w:color="auto"/>
-              <w:bottom w:val="single" w:sz="4" w:space="0" w:color="auto"/>
-              <w:right w:val="single" w:sz="4" w:space="0" w:color="auto"/>
-            </w:tcBorders>
-            <w:vAlign w:val="center"/>
-          </w:tcPr>
-          <w:p>
-            <w:pPr>
-              <w:jc w:val="center"/>
-            </w:pPr>
-            <w:r>
-              <w:rPr>
-                <w:rFonts w:ascii="Times New Roman" w:hAnsi="Times New Roman" w:cs="Times New Roman"/>
-                <w:sz w:val="24"/>
-                <w:szCs w:val="24"/>
-              </w:rPr>
-              <w:t xml:space="preserve">6.92</w:t>
+            <w:tcW w:w="2250" w:type="dxa"/>
+            <w:tcBorders>
+              <w:top w:val="single" w:sz="4" w:space="0" w:color="auto"/>
+              <w:left w:val="single" w:sz="4" w:space="0" w:color="auto"/>
+              <w:bottom w:val="single" w:sz="4" w:space="0" w:color="auto"/>
+              <w:right w:val="single" w:sz="4" w:space="0" w:color="auto"/>
+            </w:tcBorders>
+            <w:vAlign w:val="center"/>
+          </w:tcPr>
+          <w:p>
+            <w:pPr>
+              <w:jc w:val="center"/>
+            </w:pPr>
+            <w:r>
+              <w:rPr>
+                <w:rFonts w:ascii="Times New Roman" w:hAnsi="Times New Roman" w:cs="Times New Roman"/>
+                <w:sz w:val="24"/>
+                <w:szCs w:val="24"/>
+              </w:rPr>
+              <w:t xml:space="preserve">Fashion accessories</w:t>
+            </w:r>
+          </w:p>
+        </w:tc>
+        <w:tc>
+          <w:tcPr>
+            <w:tcW w:w="1250" w:type="dxa"/>
+            <w:tcBorders>
+              <w:top w:val="single" w:sz="4" w:space="0" w:color="auto"/>
+              <w:left w:val="single" w:sz="4" w:space="0" w:color="auto"/>
+              <w:bottom w:val="single" w:sz="4" w:space="0" w:color="auto"/>
+              <w:right w:val="single" w:sz="4" w:space="0" w:color="auto"/>
+            </w:tcBorders>
+            <w:vAlign w:val="center"/>
+          </w:tcPr>
+          <w:p>
+            <w:pPr>
+              <w:jc w:val="center"/>
+            </w:pPr>
+            <w:r>
+              <w:rPr>
+                <w:rFonts w:ascii="Times New Roman" w:hAnsi="Times New Roman" w:cs="Times New Roman"/>
+                <w:sz w:val="24"/>
+                <w:szCs w:val="24"/>
+              </w:rPr>
+              <w:t xml:space="preserve">178</w:t>
+            </w:r>
+          </w:p>
+        </w:tc>
+        <w:tc>
+          <w:tcPr>
+            <w:tcW w:w="1250" w:type="dxa"/>
+            <w:tcBorders>
+              <w:top w:val="single" w:sz="4" w:space="0" w:color="auto"/>
+              <w:left w:val="single" w:sz="4" w:space="0" w:color="auto"/>
+              <w:bottom w:val="single" w:sz="4" w:space="0" w:color="auto"/>
+              <w:right w:val="single" w:sz="4" w:space="0" w:color="auto"/>
+            </w:tcBorders>
+            <w:vAlign w:val="center"/>
+          </w:tcPr>
+          <w:p>
+            <w:pPr>
+              <w:jc w:val="center"/>
+            </w:pPr>
+            <w:r>
+              <w:rPr>
+                <w:rFonts w:ascii="Times New Roman" w:hAnsi="Times New Roman" w:cs="Times New Roman"/>
+                <w:sz w:val="24"/>
+                <w:szCs w:val="24"/>
+              </w:rPr>
+              <w:t xml:space="preserve">7.03</w:t>
+            </w:r>
+          </w:p>
+        </w:tc>
+        <w:tc>
+          <w:tcPr>
+            <w:tcW w:w="1100" w:type="dxa"/>
+            <w:tcBorders>
+              <w:top w:val="single" w:sz="4" w:space="0" w:color="auto"/>
+              <w:left w:val="single" w:sz="4" w:space="0" w:color="auto"/>
+              <w:bottom w:val="single" w:sz="4" w:space="0" w:color="auto"/>
+              <w:right w:val="single" w:sz="4" w:space="0" w:color="auto"/>
+            </w:tcBorders>
+            <w:vAlign w:val="center"/>
+          </w:tcPr>
+          <w:p>
+            <w:pPr>
+              <w:jc w:val="center"/>
+            </w:pPr>
+            <w:r>
+              <w:rPr>
+                <w:rFonts w:ascii="Times New Roman" w:hAnsi="Times New Roman" w:cs="Times New Roman"/>
+                <w:sz w:val="24"/>
+                <w:szCs w:val="24"/>
+              </w:rPr>
+              <w:t xml:space="preserve">1.71</w:t>
+            </w:r>
+          </w:p>
+        </w:tc>
+        <w:tc>
+          <w:tcPr>
+            <w:tcW w:w="1600" w:type="dxa"/>
+            <w:tcBorders>
+              <w:top w:val="single" w:sz="4" w:space="0" w:color="auto"/>
+              <w:left w:val="single" w:sz="4" w:space="0" w:color="auto"/>
+              <w:bottom w:val="single" w:sz="4" w:space="0" w:color="auto"/>
+              <w:right w:val="single" w:sz="4" w:space="0" w:color="auto"/>
+            </w:tcBorders>
+            <w:vAlign w:val="center"/>
+          </w:tcPr>
+          <w:p>
+            <w:pPr>
+              <w:jc w:val="center"/>
+            </w:pPr>
+            <w:r>
+              <w:rPr>
+                <w:rFonts w:ascii="Times New Roman" w:hAnsi="Times New Roman" w:cs="Times New Roman"/>
+                <w:sz w:val="24"/>
+                <w:szCs w:val="24"/>
+              </w:rPr>
+              <w:t xml:space="preserve">14.53</w:t>
+            </w:r>
+          </w:p>
+        </w:tc>
+        <w:tc>
+          <w:tcPr>
+            <w:tcW w:w="1760" w:type="dxa"/>
+            <w:tcBorders>
+              <w:top w:val="single" w:sz="4" w:space="0" w:color="auto"/>
+              <w:left w:val="single" w:sz="4" w:space="0" w:color="auto"/>
+              <w:bottom w:val="single" w:sz="4" w:space="0" w:color="auto"/>
+              <w:right w:val="single" w:sz="4" w:space="0" w:color="auto"/>
+            </w:tcBorders>
+            <w:vAlign w:val="center"/>
+          </w:tcPr>
+          <w:p>
+            <w:pPr>
+              <w:jc w:val="center"/>
+            </w:pPr>
+            <w:r>
+              <w:rPr>
+                <w:rFonts w:ascii="Times New Roman" w:hAnsi="Times New Roman" w:cs="Times New Roman"/>
+                <w:sz w:val="24"/>
+                <w:szCs w:val="24"/>
+              </w:rPr>
+              <w:t xml:space="preserve">2,585.99</w:t>
             </w:r>
           </w:p>
         </w:tc>
@@ -1233,151 +1233,151 @@
       <w:tr>
         <w:tc>
           <w:tcPr>
-            <w:tcW w:w="2600" w:type="dxa"/>
-            <w:tcBorders>
-              <w:top w:val="single" w:sz="4" w:space="0" w:color="auto"/>
-              <w:left w:val="single" w:sz="4" w:space="0" w:color="auto"/>
-              <w:bottom w:val="single" w:sz="4" w:space="0" w:color="auto"/>
-              <w:right w:val="single" w:sz="4" w:space="0" w:color="auto"/>
-            </w:tcBorders>
-            <w:vAlign w:val="center"/>
-          </w:tcPr>
-          <w:p>
-            <w:pPr>
-              <w:jc w:val="center"/>
-            </w:pPr>
-            <w:r>
-              <w:rPr>
-                <w:rFonts w:ascii="Times New Roman" w:hAnsi="Times New Roman" w:cs="Times New Roman"/>
-                <w:sz w:val="24"/>
-                <w:szCs w:val="24"/>
-              </w:rPr>
-              <w:t xml:space="preserve">Electronic accessories</w:t>
-            </w:r>
-          </w:p>
-        </w:tc>
-        <w:tc>
-          <w:tcPr>
-            <w:tcW w:w="1300" w:type="dxa"/>
-            <w:tcBorders>
-              <w:top w:val="single" w:sz="4" w:space="0" w:color="auto"/>
-              <w:left w:val="single" w:sz="4" w:space="0" w:color="auto"/>
-              <w:bottom w:val="single" w:sz="4" w:space="0" w:color="auto"/>
-              <w:right w:val="single" w:sz="4" w:space="0" w:color="auto"/>
-            </w:tcBorders>
-            <w:vAlign w:val="center"/>
-          </w:tcPr>
-          <w:p>
-            <w:pPr>
-              <w:jc w:val="center"/>
-            </w:pPr>
-            <w:r>
-              <w:rPr>
-                <w:rFonts w:ascii="Times New Roman" w:hAnsi="Times New Roman" w:cs="Times New Roman"/>
-                <w:sz w:val="24"/>
-                <w:szCs w:val="24"/>
-              </w:rPr>
-              <w:t xml:space="preserve">170</w:t>
-            </w:r>
-          </w:p>
-        </w:tc>
-        <w:tc>
-          <w:tcPr>
-            <w:tcW w:w="1500" w:type="dxa"/>
-            <w:tcBorders>
-              <w:top w:val="single" w:sz="4" w:space="0" w:color="auto"/>
-              <w:left w:val="single" w:sz="4" w:space="0" w:color="auto"/>
-              <w:bottom w:val="single" w:sz="4" w:space="0" w:color="auto"/>
-              <w:right w:val="single" w:sz="4" w:space="0" w:color="auto"/>
-            </w:tcBorders>
-            <w:vAlign w:val="center"/>
-          </w:tcPr>
-          <w:p>
-            <w:pPr>
-              <w:jc w:val="center"/>
-            </w:pPr>
-            <w:r>
-              <w:rPr>
-                <w:rFonts w:ascii="Times New Roman" w:hAnsi="Times New Roman" w:cs="Times New Roman"/>
-                <w:sz w:val="24"/>
-                <w:szCs w:val="24"/>
-              </w:rPr>
-              <w:t xml:space="preserve">54,337.53</w:t>
-            </w:r>
-          </w:p>
-        </w:tc>
-        <w:tc>
-          <w:tcPr>
-            <w:tcW w:w="1650" w:type="dxa"/>
-            <w:tcBorders>
-              <w:top w:val="single" w:sz="4" w:space="0" w:color="auto"/>
-              <w:left w:val="single" w:sz="4" w:space="0" w:color="auto"/>
-              <w:bottom w:val="single" w:sz="4" w:space="0" w:color="auto"/>
-              <w:right w:val="single" w:sz="4" w:space="0" w:color="auto"/>
-            </w:tcBorders>
-            <w:vAlign w:val="center"/>
-          </w:tcPr>
-          <w:p>
-            <w:pPr>
-              <w:jc w:val="center"/>
-            </w:pPr>
-            <w:r>
-              <w:rPr>
-                <w:rFonts w:ascii="Times New Roman" w:hAnsi="Times New Roman" w:cs="Times New Roman"/>
-                <w:sz w:val="24"/>
-                <w:szCs w:val="24"/>
-              </w:rPr>
-              <w:t xml:space="preserve">319.63</w:t>
-            </w:r>
-          </w:p>
-        </w:tc>
-        <w:tc>
-          <w:tcPr>
-            <w:tcW w:w="1700" w:type="dxa"/>
-            <w:tcBorders>
-              <w:top w:val="single" w:sz="4" w:space="0" w:color="auto"/>
-              <w:left w:val="single" w:sz="4" w:space="0" w:color="auto"/>
-              <w:bottom w:val="single" w:sz="4" w:space="0" w:color="auto"/>
-              <w:right w:val="single" w:sz="4" w:space="0" w:color="auto"/>
-            </w:tcBorders>
-            <w:vAlign w:val="center"/>
-          </w:tcPr>
-          <w:p>
-            <w:pPr>
-              <w:jc w:val="center"/>
-            </w:pPr>
-            <w:r>
-              <w:rPr>
-                <w:rFonts w:ascii="Times New Roman" w:hAnsi="Times New Roman" w:cs="Times New Roman"/>
-                <w:sz w:val="24"/>
-                <w:szCs w:val="24"/>
-              </w:rPr>
-              <w:t xml:space="preserve">241.22</w:t>
-            </w:r>
-          </w:p>
-        </w:tc>
-        <w:tc>
-          <w:tcPr>
-            <w:tcW w:w="1210" w:type="dxa"/>
-            <w:tcBorders>
-              <w:top w:val="single" w:sz="4" w:space="0" w:color="auto"/>
-              <w:left w:val="single" w:sz="4" w:space="0" w:color="auto"/>
-              <w:bottom w:val="single" w:sz="4" w:space="0" w:color="auto"/>
-              <w:right w:val="single" w:sz="4" w:space="0" w:color="auto"/>
-            </w:tcBorders>
-            <w:vAlign w:val="center"/>
-          </w:tcPr>
-          <w:p>
-            <w:pPr>
-              <w:jc w:val="center"/>
-            </w:pPr>
-            <w:r>
-              <w:rPr>
-                <w:rFonts w:ascii="Times New Roman" w:hAnsi="Times New Roman" w:cs="Times New Roman"/>
-                <w:sz w:val="24"/>
-                <w:szCs w:val="24"/>
-              </w:rPr>
-              <w:t xml:space="preserve">6.92</w:t>
+            <w:tcW w:w="2250" w:type="dxa"/>
+            <w:tcBorders>
+              <w:top w:val="single" w:sz="4" w:space="0" w:color="auto"/>
+              <w:left w:val="single" w:sz="4" w:space="0" w:color="auto"/>
+              <w:bottom w:val="single" w:sz="4" w:space="0" w:color="auto"/>
+              <w:right w:val="single" w:sz="4" w:space="0" w:color="auto"/>
+            </w:tcBorders>
+            <w:vAlign w:val="center"/>
+          </w:tcPr>
+          <w:p>
+            <w:pPr>
+              <w:jc w:val="center"/>
+            </w:pPr>
+            <w:r>
+              <w:rPr>
+                <w:rFonts w:ascii="Times New Roman" w:hAnsi="Times New Roman" w:cs="Times New Roman"/>
+                <w:sz w:val="24"/>
+                <w:szCs w:val="24"/>
+              </w:rPr>
+              <w:t xml:space="preserve">Health and beauty</w:t>
+            </w:r>
+          </w:p>
+        </w:tc>
+        <w:tc>
+          <w:tcPr>
+            <w:tcW w:w="1250" w:type="dxa"/>
+            <w:tcBorders>
+              <w:top w:val="single" w:sz="4" w:space="0" w:color="auto"/>
+              <w:left w:val="single" w:sz="4" w:space="0" w:color="auto"/>
+              <w:bottom w:val="single" w:sz="4" w:space="0" w:color="auto"/>
+              <w:right w:val="single" w:sz="4" w:space="0" w:color="auto"/>
+            </w:tcBorders>
+            <w:vAlign w:val="center"/>
+          </w:tcPr>
+          <w:p>
+            <w:pPr>
+              <w:jc w:val="center"/>
+            </w:pPr>
+            <w:r>
+              <w:rPr>
+                <w:rFonts w:ascii="Times New Roman" w:hAnsi="Times New Roman" w:cs="Times New Roman"/>
+                <w:sz w:val="24"/>
+                <w:szCs w:val="24"/>
+              </w:rPr>
+              <w:t xml:space="preserve">152</w:t>
+            </w:r>
+          </w:p>
+        </w:tc>
+        <w:tc>
+          <w:tcPr>
+            <w:tcW w:w="1250" w:type="dxa"/>
+            <w:tcBorders>
+              <w:top w:val="single" w:sz="4" w:space="0" w:color="auto"/>
+              <w:left w:val="single" w:sz="4" w:space="0" w:color="auto"/>
+              <w:bottom w:val="single" w:sz="4" w:space="0" w:color="auto"/>
+              <w:right w:val="single" w:sz="4" w:space="0" w:color="auto"/>
+            </w:tcBorders>
+            <w:vAlign w:val="center"/>
+          </w:tcPr>
+          <w:p>
+            <w:pPr>
+              <w:jc w:val="center"/>
+            </w:pPr>
+            <w:r>
+              <w:rPr>
+                <w:rFonts w:ascii="Times New Roman" w:hAnsi="Times New Roman" w:cs="Times New Roman"/>
+                <w:sz w:val="24"/>
+                <w:szCs w:val="24"/>
+              </w:rPr>
+              <w:t xml:space="preserve">7.00</w:t>
+            </w:r>
+          </w:p>
+        </w:tc>
+        <w:tc>
+          <w:tcPr>
+            <w:tcW w:w="1100" w:type="dxa"/>
+            <w:tcBorders>
+              <w:top w:val="single" w:sz="4" w:space="0" w:color="auto"/>
+              <w:left w:val="single" w:sz="4" w:space="0" w:color="auto"/>
+              <w:bottom w:val="single" w:sz="4" w:space="0" w:color="auto"/>
+              <w:right w:val="single" w:sz="4" w:space="0" w:color="auto"/>
+            </w:tcBorders>
+            <w:vAlign w:val="center"/>
+          </w:tcPr>
+          <w:p>
+            <w:pPr>
+              <w:jc w:val="center"/>
+            </w:pPr>
+            <w:r>
+              <w:rPr>
+                <w:rFonts w:ascii="Times New Roman" w:hAnsi="Times New Roman" w:cs="Times New Roman"/>
+                <w:sz w:val="24"/>
+                <w:szCs w:val="24"/>
+              </w:rPr>
+              <w:t xml:space="preserve">1.76</w:t>
+            </w:r>
+          </w:p>
+        </w:tc>
+        <w:tc>
+          <w:tcPr>
+            <w:tcW w:w="1600" w:type="dxa"/>
+            <w:tcBorders>
+              <w:top w:val="single" w:sz="4" w:space="0" w:color="auto"/>
+              <w:left w:val="single" w:sz="4" w:space="0" w:color="auto"/>
+              <w:bottom w:val="single" w:sz="4" w:space="0" w:color="auto"/>
+              <w:right w:val="single" w:sz="4" w:space="0" w:color="auto"/>
+            </w:tcBorders>
+            <w:vAlign w:val="center"/>
+          </w:tcPr>
+          <w:p>
+            <w:pPr>
+              <w:jc w:val="center"/>
+            </w:pPr>
+            <w:r>
+              <w:rPr>
+                <w:rFonts w:ascii="Times New Roman" w:hAnsi="Times New Roman" w:cs="Times New Roman"/>
+                <w:sz w:val="24"/>
+                <w:szCs w:val="24"/>
+              </w:rPr>
+              <w:t xml:space="preserve">15.41</w:t>
+            </w:r>
+          </w:p>
+        </w:tc>
+        <w:tc>
+          <w:tcPr>
+            <w:tcW w:w="1760" w:type="dxa"/>
+            <w:tcBorders>
+              <w:top w:val="single" w:sz="4" w:space="0" w:color="auto"/>
+              <w:left w:val="single" w:sz="4" w:space="0" w:color="auto"/>
+              <w:bottom w:val="single" w:sz="4" w:space="0" w:color="auto"/>
+              <w:right w:val="single" w:sz="4" w:space="0" w:color="auto"/>
+            </w:tcBorders>
+            <w:vAlign w:val="center"/>
+          </w:tcPr>
+          <w:p>
+            <w:pPr>
+              <w:jc w:val="center"/>
+            </w:pPr>
+            <w:r>
+              <w:rPr>
+                <w:rFonts w:ascii="Times New Roman" w:hAnsi="Times New Roman" w:cs="Times New Roman"/>
+                <w:sz w:val="24"/>
+                <w:szCs w:val="24"/>
+              </w:rPr>
+              <w:t xml:space="preserve">2,342.56</w:t>
             </w:r>
           </w:p>
         </w:tc>
@@ -1385,151 +1385,151 @@
       <w:tr>
         <w:tc>
           <w:tcPr>
-            <w:tcW w:w="2600" w:type="dxa"/>
-            <w:tcBorders>
-              <w:top w:val="single" w:sz="4" w:space="0" w:color="auto"/>
-              <w:left w:val="single" w:sz="4" w:space="0" w:color="auto"/>
-              <w:bottom w:val="single" w:sz="4" w:space="0" w:color="auto"/>
-              <w:right w:val="single" w:sz="4" w:space="0" w:color="auto"/>
-            </w:tcBorders>
-            <w:vAlign w:val="center"/>
-          </w:tcPr>
-          <w:p>
-            <w:pPr>
-              <w:jc w:val="center"/>
-            </w:pPr>
-            <w:r>
-              <w:rPr>
-                <w:rFonts w:ascii="Times New Roman" w:hAnsi="Times New Roman" w:cs="Times New Roman"/>
-                <w:sz w:val="24"/>
-                <w:szCs w:val="24"/>
-              </w:rPr>
-              <w:t xml:space="preserve">Fashion accessories</w:t>
-            </w:r>
-          </w:p>
-        </w:tc>
-        <w:tc>
-          <w:tcPr>
-            <w:tcW w:w="1300" w:type="dxa"/>
-            <w:tcBorders>
-              <w:top w:val="single" w:sz="4" w:space="0" w:color="auto"/>
-              <w:left w:val="single" w:sz="4" w:space="0" w:color="auto"/>
-              <w:bottom w:val="single" w:sz="4" w:space="0" w:color="auto"/>
-              <w:right w:val="single" w:sz="4" w:space="0" w:color="auto"/>
-            </w:tcBorders>
-            <w:vAlign w:val="center"/>
-          </w:tcPr>
-          <w:p>
-            <w:pPr>
-              <w:jc w:val="center"/>
-            </w:pPr>
-            <w:r>
-              <w:rPr>
-                <w:rFonts w:ascii="Times New Roman" w:hAnsi="Times New Roman" w:cs="Times New Roman"/>
-                <w:sz w:val="24"/>
-                <w:szCs w:val="24"/>
-              </w:rPr>
-              <w:t xml:space="preserve">178</w:t>
-            </w:r>
-          </w:p>
-        </w:tc>
-        <w:tc>
-          <w:tcPr>
-            <w:tcW w:w="1500" w:type="dxa"/>
-            <w:tcBorders>
-              <w:top w:val="single" w:sz="4" w:space="0" w:color="auto"/>
-              <w:left w:val="single" w:sz="4" w:space="0" w:color="auto"/>
-              <w:bottom w:val="single" w:sz="4" w:space="0" w:color="auto"/>
-              <w:right w:val="single" w:sz="4" w:space="0" w:color="auto"/>
-            </w:tcBorders>
-            <w:vAlign w:val="center"/>
-          </w:tcPr>
-          <w:p>
-            <w:pPr>
-              <w:jc w:val="center"/>
-            </w:pPr>
-            <w:r>
-              <w:rPr>
-                <w:rFonts w:ascii="Times New Roman" w:hAnsi="Times New Roman" w:cs="Times New Roman"/>
-                <w:sz w:val="24"/>
-                <w:szCs w:val="24"/>
-              </w:rPr>
-              <w:t xml:space="preserve">54,305.89</w:t>
-            </w:r>
-          </w:p>
-        </w:tc>
-        <w:tc>
-          <w:tcPr>
-            <w:tcW w:w="1650" w:type="dxa"/>
-            <w:tcBorders>
-              <w:top w:val="single" w:sz="4" w:space="0" w:color="auto"/>
-              <w:left w:val="single" w:sz="4" w:space="0" w:color="auto"/>
-              <w:bottom w:val="single" w:sz="4" w:space="0" w:color="auto"/>
-              <w:right w:val="single" w:sz="4" w:space="0" w:color="auto"/>
-            </w:tcBorders>
-            <w:vAlign w:val="center"/>
-          </w:tcPr>
-          <w:p>
-            <w:pPr>
-              <w:jc w:val="center"/>
-            </w:pPr>
-            <w:r>
-              <w:rPr>
-                <w:rFonts w:ascii="Times New Roman" w:hAnsi="Times New Roman" w:cs="Times New Roman"/>
-                <w:sz w:val="24"/>
-                <w:szCs w:val="24"/>
-              </w:rPr>
-              <w:t xml:space="preserve">305.09</w:t>
-            </w:r>
-          </w:p>
-        </w:tc>
-        <w:tc>
-          <w:tcPr>
-            <w:tcW w:w="1700" w:type="dxa"/>
-            <w:tcBorders>
-              <w:top w:val="single" w:sz="4" w:space="0" w:color="auto"/>
-              <w:left w:val="single" w:sz="4" w:space="0" w:color="auto"/>
-              <w:bottom w:val="single" w:sz="4" w:space="0" w:color="auto"/>
-              <w:right w:val="single" w:sz="4" w:space="0" w:color="auto"/>
-            </w:tcBorders>
-            <w:vAlign w:val="center"/>
-          </w:tcPr>
-          <w:p>
-            <w:pPr>
-              <w:jc w:val="center"/>
-            </w:pPr>
-            <w:r>
-              <w:rPr>
-                <w:rFonts w:ascii="Times New Roman" w:hAnsi="Times New Roman" w:cs="Times New Roman"/>
-                <w:sz w:val="24"/>
-                <w:szCs w:val="24"/>
-              </w:rPr>
-              <w:t xml:space="preserve">211.65</w:t>
-            </w:r>
-          </w:p>
-        </w:tc>
-        <w:tc>
-          <w:tcPr>
-            <w:tcW w:w="1210" w:type="dxa"/>
-            <w:tcBorders>
-              <w:top w:val="single" w:sz="4" w:space="0" w:color="auto"/>
-              <w:left w:val="single" w:sz="4" w:space="0" w:color="auto"/>
-              <w:bottom w:val="single" w:sz="4" w:space="0" w:color="auto"/>
-              <w:right w:val="single" w:sz="4" w:space="0" w:color="auto"/>
-            </w:tcBorders>
-            <w:vAlign w:val="center"/>
-          </w:tcPr>
-          <w:p>
-            <w:pPr>
-              <w:jc w:val="center"/>
-            </w:pPr>
-            <w:r>
-              <w:rPr>
-                <w:rFonts w:ascii="Times New Roman" w:hAnsi="Times New Roman" w:cs="Times New Roman"/>
-                <w:sz w:val="24"/>
-                <w:szCs w:val="24"/>
-              </w:rPr>
-              <w:t xml:space="preserve">7.03</w:t>
+            <w:tcW w:w="2250" w:type="dxa"/>
+            <w:tcBorders>
+              <w:top w:val="single" w:sz="4" w:space="0" w:color="auto"/>
+              <w:left w:val="single" w:sz="4" w:space="0" w:color="auto"/>
+              <w:bottom w:val="single" w:sz="4" w:space="0" w:color="auto"/>
+              <w:right w:val="single" w:sz="4" w:space="0" w:color="auto"/>
+            </w:tcBorders>
+            <w:vAlign w:val="center"/>
+          </w:tcPr>
+          <w:p>
+            <w:pPr>
+              <w:jc w:val="center"/>
+            </w:pPr>
+            <w:r>
+              <w:rPr>
+                <w:rFonts w:ascii="Times New Roman" w:hAnsi="Times New Roman" w:cs="Times New Roman"/>
+                <w:sz w:val="24"/>
+                <w:szCs w:val="24"/>
+              </w:rPr>
+              <w:t xml:space="preserve">Electronic accessories</w:t>
+            </w:r>
+          </w:p>
+        </w:tc>
+        <w:tc>
+          <w:tcPr>
+            <w:tcW w:w="1250" w:type="dxa"/>
+            <w:tcBorders>
+              <w:top w:val="single" w:sz="4" w:space="0" w:color="auto"/>
+              <w:left w:val="single" w:sz="4" w:space="0" w:color="auto"/>
+              <w:bottom w:val="single" w:sz="4" w:space="0" w:color="auto"/>
+              <w:right w:val="single" w:sz="4" w:space="0" w:color="auto"/>
+            </w:tcBorders>
+            <w:vAlign w:val="center"/>
+          </w:tcPr>
+          <w:p>
+            <w:pPr>
+              <w:jc w:val="center"/>
+            </w:pPr>
+            <w:r>
+              <w:rPr>
+                <w:rFonts w:ascii="Times New Roman" w:hAnsi="Times New Roman" w:cs="Times New Roman"/>
+                <w:sz w:val="24"/>
+                <w:szCs w:val="24"/>
+              </w:rPr>
+              <w:t xml:space="preserve">170</w:t>
+            </w:r>
+          </w:p>
+        </w:tc>
+        <w:tc>
+          <w:tcPr>
+            <w:tcW w:w="1250" w:type="dxa"/>
+            <w:tcBorders>
+              <w:top w:val="single" w:sz="4" w:space="0" w:color="auto"/>
+              <w:left w:val="single" w:sz="4" w:space="0" w:color="auto"/>
+              <w:bottom w:val="single" w:sz="4" w:space="0" w:color="auto"/>
+              <w:right w:val="single" w:sz="4" w:space="0" w:color="auto"/>
+            </w:tcBorders>
+            <w:vAlign w:val="center"/>
+          </w:tcPr>
+          <w:p>
+            <w:pPr>
+              <w:jc w:val="center"/>
+            </w:pPr>
+            <w:r>
+              <w:rPr>
+                <w:rFonts w:ascii="Times New Roman" w:hAnsi="Times New Roman" w:cs="Times New Roman"/>
+                <w:sz w:val="24"/>
+                <w:szCs w:val="24"/>
+              </w:rPr>
+              <w:t xml:space="preserve">6.92</w:t>
+            </w:r>
+          </w:p>
+        </w:tc>
+        <w:tc>
+          <w:tcPr>
+            <w:tcW w:w="1100" w:type="dxa"/>
+            <w:tcBorders>
+              <w:top w:val="single" w:sz="4" w:space="0" w:color="auto"/>
+              <w:left w:val="single" w:sz="4" w:space="0" w:color="auto"/>
+              <w:bottom w:val="single" w:sz="4" w:space="0" w:color="auto"/>
+              <w:right w:val="single" w:sz="4" w:space="0" w:color="auto"/>
+            </w:tcBorders>
+            <w:vAlign w:val="center"/>
+          </w:tcPr>
+          <w:p>
+            <w:pPr>
+              <w:jc w:val="center"/>
+            </w:pPr>
+            <w:r>
+              <w:rPr>
+                <w:rFonts w:ascii="Times New Roman" w:hAnsi="Times New Roman" w:cs="Times New Roman"/>
+                <w:sz w:val="24"/>
+                <w:szCs w:val="24"/>
+              </w:rPr>
+              <w:t xml:space="preserve">1.70</w:t>
+            </w:r>
+          </w:p>
+        </w:tc>
+        <w:tc>
+          <w:tcPr>
+            <w:tcW w:w="1600" w:type="dxa"/>
+            <w:tcBorders>
+              <w:top w:val="single" w:sz="4" w:space="0" w:color="auto"/>
+              <w:left w:val="single" w:sz="4" w:space="0" w:color="auto"/>
+              <w:bottom w:val="single" w:sz="4" w:space="0" w:color="auto"/>
+              <w:right w:val="single" w:sz="4" w:space="0" w:color="auto"/>
+            </w:tcBorders>
+            <w:vAlign w:val="center"/>
+          </w:tcPr>
+          <w:p>
+            <w:pPr>
+              <w:jc w:val="center"/>
+            </w:pPr>
+            <w:r>
+              <w:rPr>
+                <w:rFonts w:ascii="Times New Roman" w:hAnsi="Times New Roman" w:cs="Times New Roman"/>
+                <w:sz w:val="24"/>
+                <w:szCs w:val="24"/>
+              </w:rPr>
+              <w:t xml:space="preserve">15.22</w:t>
+            </w:r>
+          </w:p>
+        </w:tc>
+        <w:tc>
+          <w:tcPr>
+            <w:tcW w:w="1760" w:type="dxa"/>
+            <w:tcBorders>
+              <w:top w:val="single" w:sz="4" w:space="0" w:color="auto"/>
+              <w:left w:val="single" w:sz="4" w:space="0" w:color="auto"/>
+              <w:bottom w:val="single" w:sz="4" w:space="0" w:color="auto"/>
+              <w:right w:val="single" w:sz="4" w:space="0" w:color="auto"/>
+            </w:tcBorders>
+            <w:vAlign w:val="center"/>
+          </w:tcPr>
+          <w:p>
+            <w:pPr>
+              <w:jc w:val="center"/>
+            </w:pPr>
+            <w:r>
+              <w:rPr>
+                <w:rFonts w:ascii="Times New Roman" w:hAnsi="Times New Roman" w:cs="Times New Roman"/>
+                <w:sz w:val="24"/>
+                <w:szCs w:val="24"/>
+              </w:rPr>
+              <w:t xml:space="preserve">2,587.50</w:t>
             </w:r>
           </w:p>
         </w:tc>
@@ -1537,151 +1537,151 @@
       <w:tr>
         <w:tc>
           <w:tcPr>
-            <w:tcW w:w="2600" w:type="dxa"/>
-            <w:tcBorders>
-              <w:top w:val="single" w:sz="4" w:space="0" w:color="auto"/>
-              <w:left w:val="single" w:sz="4" w:space="0" w:color="auto"/>
-              <w:bottom w:val="single" w:sz="4" w:space="0" w:color="auto"/>
-              <w:right w:val="single" w:sz="4" w:space="0" w:color="auto"/>
-            </w:tcBorders>
-            <w:vAlign w:val="center"/>
-          </w:tcPr>
-          <w:p>
-            <w:pPr>
-              <w:jc w:val="center"/>
-            </w:pPr>
-            <w:r>
-              <w:rPr>
-                <w:rFonts w:ascii="Times New Roman" w:hAnsi="Times New Roman" w:cs="Times New Roman"/>
-                <w:sz w:val="24"/>
-                <w:szCs w:val="24"/>
-              </w:rPr>
-              <w:t xml:space="preserve">Home and lifestyle</w:t>
-            </w:r>
-          </w:p>
-        </w:tc>
-        <w:tc>
-          <w:tcPr>
-            <w:tcW w:w="1300" w:type="dxa"/>
-            <w:tcBorders>
-              <w:top w:val="single" w:sz="4" w:space="0" w:color="auto"/>
-              <w:left w:val="single" w:sz="4" w:space="0" w:color="auto"/>
-              <w:bottom w:val="single" w:sz="4" w:space="0" w:color="auto"/>
-              <w:right w:val="single" w:sz="4" w:space="0" w:color="auto"/>
-            </w:tcBorders>
-            <w:vAlign w:val="center"/>
-          </w:tcPr>
-          <w:p>
-            <w:pPr>
-              <w:jc w:val="center"/>
-            </w:pPr>
-            <w:r>
-              <w:rPr>
-                <w:rFonts w:ascii="Times New Roman" w:hAnsi="Times New Roman" w:cs="Times New Roman"/>
-                <w:sz w:val="24"/>
-                <w:szCs w:val="24"/>
-              </w:rPr>
-              <w:t xml:space="preserve">160</w:t>
-            </w:r>
-          </w:p>
-        </w:tc>
-        <w:tc>
-          <w:tcPr>
-            <w:tcW w:w="1500" w:type="dxa"/>
-            <w:tcBorders>
-              <w:top w:val="single" w:sz="4" w:space="0" w:color="auto"/>
-              <w:left w:val="single" w:sz="4" w:space="0" w:color="auto"/>
-              <w:bottom w:val="single" w:sz="4" w:space="0" w:color="auto"/>
-              <w:right w:val="single" w:sz="4" w:space="0" w:color="auto"/>
-            </w:tcBorders>
-            <w:vAlign w:val="center"/>
-          </w:tcPr>
-          <w:p>
-            <w:pPr>
-              <w:jc w:val="center"/>
-            </w:pPr>
-            <w:r>
-              <w:rPr>
-                <w:rFonts w:ascii="Times New Roman" w:hAnsi="Times New Roman" w:cs="Times New Roman"/>
-                <w:sz w:val="24"/>
-                <w:szCs w:val="24"/>
-              </w:rPr>
-              <w:t xml:space="preserve">53,861.91</w:t>
-            </w:r>
-          </w:p>
-        </w:tc>
-        <w:tc>
-          <w:tcPr>
-            <w:tcW w:w="1650" w:type="dxa"/>
-            <w:tcBorders>
-              <w:top w:val="single" w:sz="4" w:space="0" w:color="auto"/>
-              <w:left w:val="single" w:sz="4" w:space="0" w:color="auto"/>
-              <w:bottom w:val="single" w:sz="4" w:space="0" w:color="auto"/>
-              <w:right w:val="single" w:sz="4" w:space="0" w:color="auto"/>
-            </w:tcBorders>
-            <w:vAlign w:val="center"/>
-          </w:tcPr>
-          <w:p>
-            <w:pPr>
-              <w:jc w:val="center"/>
-            </w:pPr>
-            <w:r>
-              <w:rPr>
-                <w:rFonts w:ascii="Times New Roman" w:hAnsi="Times New Roman" w:cs="Times New Roman"/>
-                <w:sz w:val="24"/>
-                <w:szCs w:val="24"/>
-              </w:rPr>
-              <w:t xml:space="preserve">336.64</w:t>
-            </w:r>
-          </w:p>
-        </w:tc>
-        <w:tc>
-          <w:tcPr>
-            <w:tcW w:w="1700" w:type="dxa"/>
-            <w:tcBorders>
-              <w:top w:val="single" w:sz="4" w:space="0" w:color="auto"/>
-              <w:left w:val="single" w:sz="4" w:space="0" w:color="auto"/>
-              <w:bottom w:val="single" w:sz="4" w:space="0" w:color="auto"/>
-              <w:right w:val="single" w:sz="4" w:space="0" w:color="auto"/>
-            </w:tcBorders>
-            <w:vAlign w:val="center"/>
-          </w:tcPr>
-          <w:p>
-            <w:pPr>
-              <w:jc w:val="center"/>
-            </w:pPr>
-            <w:r>
-              <w:rPr>
-                <w:rFonts w:ascii="Times New Roman" w:hAnsi="Times New Roman" w:cs="Times New Roman"/>
-                <w:sz w:val="24"/>
-                <w:szCs w:val="24"/>
-              </w:rPr>
-              <w:t xml:space="preserve">258.19</w:t>
-            </w:r>
-          </w:p>
-        </w:tc>
-        <w:tc>
-          <w:tcPr>
-            <w:tcW w:w="1210" w:type="dxa"/>
-            <w:tcBorders>
-              <w:top w:val="single" w:sz="4" w:space="0" w:color="auto"/>
-              <w:left w:val="single" w:sz="4" w:space="0" w:color="auto"/>
-              <w:bottom w:val="single" w:sz="4" w:space="0" w:color="auto"/>
-              <w:right w:val="single" w:sz="4" w:space="0" w:color="auto"/>
-            </w:tcBorders>
-            <w:vAlign w:val="center"/>
-          </w:tcPr>
-          <w:p>
-            <w:pPr>
-              <w:jc w:val="center"/>
-            </w:pPr>
-            <w:r>
-              <w:rPr>
-                <w:rFonts w:ascii="Times New Roman" w:hAnsi="Times New Roman" w:cs="Times New Roman"/>
-                <w:sz w:val="24"/>
-                <w:szCs w:val="24"/>
-              </w:rPr>
-              <w:t xml:space="preserve">6.84</w:t>
+            <w:tcW w:w="2250" w:type="dxa"/>
+            <w:tcBorders>
+              <w:top w:val="single" w:sz="4" w:space="0" w:color="auto"/>
+              <w:left w:val="single" w:sz="4" w:space="0" w:color="auto"/>
+              <w:bottom w:val="single" w:sz="4" w:space="0" w:color="auto"/>
+              <w:right w:val="single" w:sz="4" w:space="0" w:color="auto"/>
+            </w:tcBorders>
+            <w:vAlign w:val="center"/>
+          </w:tcPr>
+          <w:p>
+            <w:pPr>
+              <w:jc w:val="center"/>
+            </w:pPr>
+            <w:r>
+              <w:rPr>
+                <w:rFonts w:ascii="Times New Roman" w:hAnsi="Times New Roman" w:cs="Times New Roman"/>
+                <w:sz w:val="24"/>
+                <w:szCs w:val="24"/>
+              </w:rPr>
+              <w:t xml:space="preserve">Sports and travel</w:t>
+            </w:r>
+          </w:p>
+        </w:tc>
+        <w:tc>
+          <w:tcPr>
+            <w:tcW w:w="1250" w:type="dxa"/>
+            <w:tcBorders>
+              <w:top w:val="single" w:sz="4" w:space="0" w:color="auto"/>
+              <w:left w:val="single" w:sz="4" w:space="0" w:color="auto"/>
+              <w:bottom w:val="single" w:sz="4" w:space="0" w:color="auto"/>
+              <w:right w:val="single" w:sz="4" w:space="0" w:color="auto"/>
+            </w:tcBorders>
+            <w:vAlign w:val="center"/>
+          </w:tcPr>
+          <w:p>
+            <w:pPr>
+              <w:jc w:val="center"/>
+            </w:pPr>
+            <w:r>
+              <w:rPr>
+                <w:rFonts w:ascii="Times New Roman" w:hAnsi="Times New Roman" w:cs="Times New Roman"/>
+                <w:sz w:val="24"/>
+                <w:szCs w:val="24"/>
+              </w:rPr>
+              <w:t xml:space="preserve">166</w:t>
+            </w:r>
+          </w:p>
+        </w:tc>
+        <w:tc>
+          <w:tcPr>
+            <w:tcW w:w="1250" w:type="dxa"/>
+            <w:tcBorders>
+              <w:top w:val="single" w:sz="4" w:space="0" w:color="auto"/>
+              <w:left w:val="single" w:sz="4" w:space="0" w:color="auto"/>
+              <w:bottom w:val="single" w:sz="4" w:space="0" w:color="auto"/>
+              <w:right w:val="single" w:sz="4" w:space="0" w:color="auto"/>
+            </w:tcBorders>
+            <w:vAlign w:val="center"/>
+          </w:tcPr>
+          <w:p>
+            <w:pPr>
+              <w:jc w:val="center"/>
+            </w:pPr>
+            <w:r>
+              <w:rPr>
+                <w:rFonts w:ascii="Times New Roman" w:hAnsi="Times New Roman" w:cs="Times New Roman"/>
+                <w:sz w:val="24"/>
+                <w:szCs w:val="24"/>
+              </w:rPr>
+              <w:t xml:space="preserve">6.92</w:t>
+            </w:r>
+          </w:p>
+        </w:tc>
+        <w:tc>
+          <w:tcPr>
+            <w:tcW w:w="1100" w:type="dxa"/>
+            <w:tcBorders>
+              <w:top w:val="single" w:sz="4" w:space="0" w:color="auto"/>
+              <w:left w:val="single" w:sz="4" w:space="0" w:color="auto"/>
+              <w:bottom w:val="single" w:sz="4" w:space="0" w:color="auto"/>
+              <w:right w:val="single" w:sz="4" w:space="0" w:color="auto"/>
+            </w:tcBorders>
+            <w:vAlign w:val="center"/>
+          </w:tcPr>
+          <w:p>
+            <w:pPr>
+              <w:jc w:val="center"/>
+            </w:pPr>
+            <w:r>
+              <w:rPr>
+                <w:rFonts w:ascii="Times New Roman" w:hAnsi="Times New Roman" w:cs="Times New Roman"/>
+                <w:sz w:val="24"/>
+                <w:szCs w:val="24"/>
+              </w:rPr>
+              <w:t xml:space="preserve">1.71</w:t>
+            </w:r>
+          </w:p>
+        </w:tc>
+        <w:tc>
+          <w:tcPr>
+            <w:tcW w:w="1600" w:type="dxa"/>
+            <w:tcBorders>
+              <w:top w:val="single" w:sz="4" w:space="0" w:color="auto"/>
+              <w:left w:val="single" w:sz="4" w:space="0" w:color="auto"/>
+              <w:bottom w:val="single" w:sz="4" w:space="0" w:color="auto"/>
+              <w:right w:val="single" w:sz="4" w:space="0" w:color="auto"/>
+            </w:tcBorders>
+            <w:vAlign w:val="center"/>
+          </w:tcPr>
+          <w:p>
+            <w:pPr>
+              <w:jc w:val="center"/>
+            </w:pPr>
+            <w:r>
+              <w:rPr>
+                <w:rFonts w:ascii="Times New Roman" w:hAnsi="Times New Roman" w:cs="Times New Roman"/>
+                <w:sz w:val="24"/>
+                <w:szCs w:val="24"/>
+              </w:rPr>
+              <w:t xml:space="preserve">15.81</w:t>
+            </w:r>
+          </w:p>
+        </w:tc>
+        <w:tc>
+          <w:tcPr>
+            <w:tcW w:w="1760" w:type="dxa"/>
+            <w:tcBorders>
+              <w:top w:val="single" w:sz="4" w:space="0" w:color="auto"/>
+              <w:left w:val="single" w:sz="4" w:space="0" w:color="auto"/>
+              <w:bottom w:val="single" w:sz="4" w:space="0" w:color="auto"/>
+              <w:right w:val="single" w:sz="4" w:space="0" w:color="auto"/>
+            </w:tcBorders>
+            <w:vAlign w:val="center"/>
+          </w:tcPr>
+          <w:p>
+            <w:pPr>
+              <w:jc w:val="center"/>
+            </w:pPr>
+            <w:r>
+              <w:rPr>
+                <w:rFonts w:ascii="Times New Roman" w:hAnsi="Times New Roman" w:cs="Times New Roman"/>
+                <w:sz w:val="24"/>
+                <w:szCs w:val="24"/>
+              </w:rPr>
+              <w:t xml:space="preserve">2,624.90</w:t>
             </w:r>
           </w:p>
         </w:tc>
@@ -1689,151 +1689,151 @@
       <w:tr>
         <w:tc>
           <w:tcPr>
-            <w:tcW w:w="2600" w:type="dxa"/>
-            <w:tcBorders>
-              <w:top w:val="single" w:sz="4" w:space="0" w:color="auto"/>
-              <w:left w:val="single" w:sz="4" w:space="0" w:color="auto"/>
-              <w:bottom w:val="single" w:sz="4" w:space="0" w:color="auto"/>
-              <w:right w:val="single" w:sz="4" w:space="0" w:color="auto"/>
-            </w:tcBorders>
-            <w:vAlign w:val="center"/>
-          </w:tcPr>
-          <w:p>
-            <w:pPr>
-              <w:jc w:val="center"/>
-            </w:pPr>
-            <w:r>
-              <w:rPr>
-                <w:rFonts w:ascii="Times New Roman" w:hAnsi="Times New Roman" w:cs="Times New Roman"/>
-                <w:sz w:val="24"/>
-                <w:szCs w:val="24"/>
-              </w:rPr>
-              <w:t xml:space="preserve">Health and beauty</w:t>
-            </w:r>
-          </w:p>
-        </w:tc>
-        <w:tc>
-          <w:tcPr>
-            <w:tcW w:w="1300" w:type="dxa"/>
-            <w:tcBorders>
-              <w:top w:val="single" w:sz="4" w:space="0" w:color="auto"/>
-              <w:left w:val="single" w:sz="4" w:space="0" w:color="auto"/>
-              <w:bottom w:val="single" w:sz="4" w:space="0" w:color="auto"/>
-              <w:right w:val="single" w:sz="4" w:space="0" w:color="auto"/>
-            </w:tcBorders>
-            <w:vAlign w:val="center"/>
-          </w:tcPr>
-          <w:p>
-            <w:pPr>
-              <w:jc w:val="center"/>
-            </w:pPr>
-            <w:r>
-              <w:rPr>
-                <w:rFonts w:ascii="Times New Roman" w:hAnsi="Times New Roman" w:cs="Times New Roman"/>
-                <w:sz w:val="24"/>
-                <w:szCs w:val="24"/>
-              </w:rPr>
-              <w:t xml:space="preserve">152</w:t>
-            </w:r>
-          </w:p>
-        </w:tc>
-        <w:tc>
-          <w:tcPr>
-            <w:tcW w:w="1500" w:type="dxa"/>
-            <w:tcBorders>
-              <w:top w:val="single" w:sz="4" w:space="0" w:color="auto"/>
-              <w:left w:val="single" w:sz="4" w:space="0" w:color="auto"/>
-              <w:bottom w:val="single" w:sz="4" w:space="0" w:color="auto"/>
-              <w:right w:val="single" w:sz="4" w:space="0" w:color="auto"/>
-            </w:tcBorders>
-            <w:vAlign w:val="center"/>
-          </w:tcPr>
-          <w:p>
-            <w:pPr>
-              <w:jc w:val="center"/>
-            </w:pPr>
-            <w:r>
-              <w:rPr>
-                <w:rFonts w:ascii="Times New Roman" w:hAnsi="Times New Roman" w:cs="Times New Roman"/>
-                <w:sz w:val="24"/>
-                <w:szCs w:val="24"/>
-              </w:rPr>
-              <w:t xml:space="preserve">49,193.74</w:t>
-            </w:r>
-          </w:p>
-        </w:tc>
-        <w:tc>
-          <w:tcPr>
-            <w:tcW w:w="1650" w:type="dxa"/>
-            <w:tcBorders>
-              <w:top w:val="single" w:sz="4" w:space="0" w:color="auto"/>
-              <w:left w:val="single" w:sz="4" w:space="0" w:color="auto"/>
-              <w:bottom w:val="single" w:sz="4" w:space="0" w:color="auto"/>
-              <w:right w:val="single" w:sz="4" w:space="0" w:color="auto"/>
-            </w:tcBorders>
-            <w:vAlign w:val="center"/>
-          </w:tcPr>
-          <w:p>
-            <w:pPr>
-              <w:jc w:val="center"/>
-            </w:pPr>
-            <w:r>
-              <w:rPr>
-                <w:rFonts w:ascii="Times New Roman" w:hAnsi="Times New Roman" w:cs="Times New Roman"/>
-                <w:sz w:val="24"/>
-                <w:szCs w:val="24"/>
-              </w:rPr>
-              <w:t xml:space="preserve">323.64</w:t>
-            </w:r>
-          </w:p>
-        </w:tc>
-        <w:tc>
-          <w:tcPr>
-            <w:tcW w:w="1700" w:type="dxa"/>
-            <w:tcBorders>
-              <w:top w:val="single" w:sz="4" w:space="0" w:color="auto"/>
-              <w:left w:val="single" w:sz="4" w:space="0" w:color="auto"/>
-              <w:bottom w:val="single" w:sz="4" w:space="0" w:color="auto"/>
-              <w:right w:val="single" w:sz="4" w:space="0" w:color="auto"/>
-            </w:tcBorders>
-            <w:vAlign w:val="center"/>
-          </w:tcPr>
-          <w:p>
-            <w:pPr>
-              <w:jc w:val="center"/>
-            </w:pPr>
-            <w:r>
-              <w:rPr>
-                <w:rFonts w:ascii="Times New Roman" w:hAnsi="Times New Roman" w:cs="Times New Roman"/>
-                <w:sz w:val="24"/>
-                <w:szCs w:val="24"/>
-              </w:rPr>
-              <w:t xml:space="preserve">272.31</w:t>
-            </w:r>
-          </w:p>
-        </w:tc>
-        <w:tc>
-          <w:tcPr>
-            <w:tcW w:w="1210" w:type="dxa"/>
-            <w:tcBorders>
-              <w:top w:val="single" w:sz="4" w:space="0" w:color="auto"/>
-              <w:left w:val="single" w:sz="4" w:space="0" w:color="auto"/>
-              <w:bottom w:val="single" w:sz="4" w:space="0" w:color="auto"/>
-              <w:right w:val="single" w:sz="4" w:space="0" w:color="auto"/>
-            </w:tcBorders>
-            <w:vAlign w:val="center"/>
-          </w:tcPr>
-          <w:p>
-            <w:pPr>
-              <w:jc w:val="center"/>
-            </w:pPr>
-            <w:r>
-              <w:rPr>
-                <w:rFonts w:ascii="Times New Roman" w:hAnsi="Times New Roman" w:cs="Times New Roman"/>
-                <w:sz w:val="24"/>
-                <w:szCs w:val="24"/>
-              </w:rPr>
-              <w:t xml:space="preserve">7.00</w:t>
+            <w:tcW w:w="2250" w:type="dxa"/>
+            <w:tcBorders>
+              <w:top w:val="single" w:sz="4" w:space="0" w:color="auto"/>
+              <w:left w:val="single" w:sz="4" w:space="0" w:color="auto"/>
+              <w:bottom w:val="single" w:sz="4" w:space="0" w:color="auto"/>
+              <w:right w:val="single" w:sz="4" w:space="0" w:color="auto"/>
+            </w:tcBorders>
+            <w:vAlign w:val="center"/>
+          </w:tcPr>
+          <w:p>
+            <w:pPr>
+              <w:jc w:val="center"/>
+            </w:pPr>
+            <w:r>
+              <w:rPr>
+                <w:rFonts w:ascii="Times New Roman" w:hAnsi="Times New Roman" w:cs="Times New Roman"/>
+                <w:sz w:val="24"/>
+                <w:szCs w:val="24"/>
+              </w:rPr>
+              <w:t xml:space="preserve">Home and lifestyle</w:t>
+            </w:r>
+          </w:p>
+        </w:tc>
+        <w:tc>
+          <w:tcPr>
+            <w:tcW w:w="1250" w:type="dxa"/>
+            <w:tcBorders>
+              <w:top w:val="single" w:sz="4" w:space="0" w:color="auto"/>
+              <w:left w:val="single" w:sz="4" w:space="0" w:color="auto"/>
+              <w:bottom w:val="single" w:sz="4" w:space="0" w:color="auto"/>
+              <w:right w:val="single" w:sz="4" w:space="0" w:color="auto"/>
+            </w:tcBorders>
+            <w:vAlign w:val="center"/>
+          </w:tcPr>
+          <w:p>
+            <w:pPr>
+              <w:jc w:val="center"/>
+            </w:pPr>
+            <w:r>
+              <w:rPr>
+                <w:rFonts w:ascii="Times New Roman" w:hAnsi="Times New Roman" w:cs="Times New Roman"/>
+                <w:sz w:val="24"/>
+                <w:szCs w:val="24"/>
+              </w:rPr>
+              <w:t xml:space="preserve">160</w:t>
+            </w:r>
+          </w:p>
+        </w:tc>
+        <w:tc>
+          <w:tcPr>
+            <w:tcW w:w="1250" w:type="dxa"/>
+            <w:tcBorders>
+              <w:top w:val="single" w:sz="4" w:space="0" w:color="auto"/>
+              <w:left w:val="single" w:sz="4" w:space="0" w:color="auto"/>
+              <w:bottom w:val="single" w:sz="4" w:space="0" w:color="auto"/>
+              <w:right w:val="single" w:sz="4" w:space="0" w:color="auto"/>
+            </w:tcBorders>
+            <w:vAlign w:val="center"/>
+          </w:tcPr>
+          <w:p>
+            <w:pPr>
+              <w:jc w:val="center"/>
+            </w:pPr>
+            <w:r>
+              <w:rPr>
+                <w:rFonts w:ascii="Times New Roman" w:hAnsi="Times New Roman" w:cs="Times New Roman"/>
+                <w:sz w:val="24"/>
+                <w:szCs w:val="24"/>
+              </w:rPr>
+              <w:t xml:space="preserve">6.84</w:t>
+            </w:r>
+          </w:p>
+        </w:tc>
+        <w:tc>
+          <w:tcPr>
+            <w:tcW w:w="1100" w:type="dxa"/>
+            <w:tcBorders>
+              <w:top w:val="single" w:sz="4" w:space="0" w:color="auto"/>
+              <w:left w:val="single" w:sz="4" w:space="0" w:color="auto"/>
+              <w:bottom w:val="single" w:sz="4" w:space="0" w:color="auto"/>
+              <w:right w:val="single" w:sz="4" w:space="0" w:color="auto"/>
+            </w:tcBorders>
+            <w:vAlign w:val="center"/>
+          </w:tcPr>
+          <w:p>
+            <w:pPr>
+              <w:jc w:val="center"/>
+            </w:pPr>
+            <w:r>
+              <w:rPr>
+                <w:rFonts w:ascii="Times New Roman" w:hAnsi="Times New Roman" w:cs="Times New Roman"/>
+                <w:sz w:val="24"/>
+                <w:szCs w:val="24"/>
+              </w:rPr>
+              <w:t xml:space="preserve">1.72</w:t>
+            </w:r>
+          </w:p>
+        </w:tc>
+        <w:tc>
+          <w:tcPr>
+            <w:tcW w:w="1600" w:type="dxa"/>
+            <w:tcBorders>
+              <w:top w:val="single" w:sz="4" w:space="0" w:color="auto"/>
+              <w:left w:val="single" w:sz="4" w:space="0" w:color="auto"/>
+              <w:bottom w:val="single" w:sz="4" w:space="0" w:color="auto"/>
+              <w:right w:val="single" w:sz="4" w:space="0" w:color="auto"/>
+            </w:tcBorders>
+            <w:vAlign w:val="center"/>
+          </w:tcPr>
+          <w:p>
+            <w:pPr>
+              <w:jc w:val="center"/>
+            </w:pPr>
+            <w:r>
+              <w:rPr>
+                <w:rFonts w:ascii="Times New Roman" w:hAnsi="Times New Roman" w:cs="Times New Roman"/>
+                <w:sz w:val="24"/>
+                <w:szCs w:val="24"/>
+              </w:rPr>
+              <w:t xml:space="preserve">16.03</w:t>
+            </w:r>
+          </w:p>
+        </w:tc>
+        <w:tc>
+          <w:tcPr>
+            <w:tcW w:w="1760" w:type="dxa"/>
+            <w:tcBorders>
+              <w:top w:val="single" w:sz="4" w:space="0" w:color="auto"/>
+              <w:left w:val="single" w:sz="4" w:space="0" w:color="auto"/>
+              <w:bottom w:val="single" w:sz="4" w:space="0" w:color="auto"/>
+              <w:right w:val="single" w:sz="4" w:space="0" w:color="auto"/>
+            </w:tcBorders>
+            <w:vAlign w:val="center"/>
+          </w:tcPr>
+          <w:p>
+            <w:pPr>
+              <w:jc w:val="center"/>
+            </w:pPr>
+            <w:r>
+              <w:rPr>
+                <w:rFonts w:ascii="Times New Roman" w:hAnsi="Times New Roman" w:cs="Times New Roman"/>
+                <w:sz w:val="24"/>
+                <w:szCs w:val="24"/>
+              </w:rPr>
+              <w:t xml:space="preserve">2,564.85</w:t>
             </w:r>
           </w:p>
         </w:tc>
@@ -1849,7 +1849,7 @@
           <w:sz w:val="28"/>
           <w:szCs w:val="28"/>
         </w:rPr>
-        <w:t xml:space="preserve">It shows that Food and beverages records the highest revenue (56,144.84 from 174 transactions) and Health and beauty the lowest (49,193.74 from 152 transactions). Revenue combines how many invoices a line has with how large they are, so the ranking alone does not measure profit or satisfaction. It can be visualised by a bar chart as follows.</w:t>
+        <w:t xml:space="preserve">Food and beverages has the highest mean rating (7.11) and Home and lifestyle the lowest (6.84); the spread is narrow (SD about 1.7 in every line). Total gross income is also highest for Food and beverages (2,673.56) while mean gross income per invoice is highest for Home and lifestyle (16.03). It can be visualised by bar charts as follows.</w:t>
       </w:r>
     </w:p>
     <w:p>
@@ -1892,7 +1892,7 @@
           <w:sz w:val="22"/>
           <w:szCs w:val="22"/>
         </w:rPr>
-        <w:t xml:space="preserve">  summarise(Transactions = n(), Revenue = sum(Total),</w:t>
+        <w:t xml:space="preserve">  summarise(Transactions = n(), Mean_Rating = mean(Rating),</w:t>
       </w:r>
     </w:p>
     <w:p>
@@ -1906,7 +1906,7 @@
           <w:sz w:val="22"/>
           <w:szCs w:val="22"/>
         </w:rPr>
-        <w:t xml:space="preserve">            Mean_Total = mean(Total), Mean_Rating = mean(Rating),</w:t>
+        <w:t xml:space="preserve">            SD_Rating = sd(Rating),</w:t>
       </w:r>
     </w:p>
     <w:p>
@@ -1920,7 +1920,7 @@
           <w:sz w:val="22"/>
           <w:szCs w:val="22"/>
         </w:rPr>
-        <w:t xml:space="preserve">            .groups = "drop") %&gt;%</w:t>
+        <w:t xml:space="preserve">            Mean_Gross_Income = mean(`gross income`),</w:t>
       </w:r>
     </w:p>
     <w:p>
@@ -1934,7 +1934,7 @@
           <w:sz w:val="22"/>
           <w:szCs w:val="22"/>
         </w:rPr>
-        <w:t xml:space="preserve">  arrange(desc(Revenue))</w:t>
+        <w:t xml:space="preserve">            Total_Gross_Income = sum(`gross income`),</w:t>
       </w:r>
     </w:p>
     <w:p>
@@ -1948,7 +1948,7 @@
           <w:sz w:val="22"/>
           <w:szCs w:val="22"/>
         </w:rPr>
-        <w:t xml:space="preserve">ps1_anova &lt;- aov(Total ~ `Product line`, data = sales_clean)</w:t>
+        <w:t xml:space="preserve">            .groups = "drop")</w:t>
       </w:r>
     </w:p>
     <w:p>
@@ -1962,7 +1962,21 @@
           <w:sz w:val="22"/>
           <w:szCs w:val="22"/>
         </w:rPr>
-        <w:t xml:space="preserve">summary(ps1_anova)</w:t>
+        <w:t xml:space="preserve">summary(aov(Rating ~ `Product line`, data = sales_clean))</w:t>
+      </w:r>
+    </w:p>
+    <w:p>
+      <w:pPr>
+        <w:jc w:val="left"/>
+        <w:spacing w:after="0"/>
+      </w:pPr>
+      <w:r>
+        <w:rPr>
+          <w:rFonts w:ascii="Consolas" w:hAnsi="Consolas" w:cs="Consolas"/>
+          <w:sz w:val="22"/>
+          <w:szCs w:val="22"/>
+        </w:rPr>
+        <w:t xml:space="preserve">summary(aov(`gross income` ~ `Product line`, data = sales_clean))</w:t>
       </w:r>
     </w:p>
     <w:p>
@@ -1985,8 +1999,8 @@
       <w:r>
         <w:drawing>
           <wp:inline distT="0" distB="0" distL="0" distR="0">
-            <wp:extent cx="5760720" cy="3600450"/>
-            <wp:docPr id="2" name="Figure 1. Total revenue by product line (sum of invoice Total)."/>
+            <wp:extent cx="5760720" cy="4608576"/>
+            <wp:docPr id="2" name="img2"/>
             <wp:cNvGraphicFramePr>
               <a:graphicFrameLocks locked="1"/>
             </wp:cNvGraphicFramePr>
@@ -1994,7 +2008,7 @@
               <a:graphicData uri="http://schemas.openxmlformats.org/drawingml/2006/picture">
                 <pic:pic>
                   <pic:nvPicPr>
-                    <pic:cNvPr id="2" name="Figure 1. Total revenue by product line (sum of invoice Total)."/>
+                    <pic:cNvPr id="2" name="img2"/>
                     <pic:cNvPicPr/>
                   </pic:nvPicPr>
                   <pic:blipFill>
@@ -2006,7 +2020,7 @@
                   <pic:spPr>
                     <a:xfrm>
                       <a:off x="0" y="0"/>
-                      <a:ext cx="5760720" cy="3600450"/>
+                      <a:ext cx="5760720" cy="4608576"/>
                     </a:xfrm>
                     <a:prstGeom prst="rect">
                       <a:avLst/>
@@ -2031,7 +2045,7 @@
           <w:i/>
           <w:iCs/>
         </w:rPr>
-        <w:t xml:space="preserve">Figure 1. Total revenue by product line (sum of invoice Total).</w:t>
+        <w:t xml:space="preserve">Figure 1. Mean rating (top) and total gross income (bottom) by product line.</w:t>
       </w:r>
     </w:p>
     <w:p>
@@ -2054,7 +2068,7 @@
           <w:sz w:val="28"/>
           <w:szCs w:val="28"/>
         </w:rPr>
-        <w:t xml:space="preserve">Food and beverages has the highest recorded revenue (56,144.84), followed by Sports and travel (55,122.83); Health and beauty is lowest (49,193.74). The one-way ANOVA gives F = 0.338, p = 0.890, so there is no statistically significant evidence that mean invoice totals differ across product lines at the 5% level.</w:t>
+        <w:t xml:space="preserve">Food and beverages leads on satisfaction (7.11) and on total gross income (2,673.56). The rating ANOVA (F = 0.540, p = 0.746) and the gross-income ANOVA (F = 0.338, p = 0.890) are both non-significant at 5%: the observed line differences are small relative to within-line variation.</w:t>
       </w:r>
     </w:p>
     <w:p>
@@ -2070,7 +2084,7 @@
           <w:bCs/>
           <w:color w:val="000000" w:themeColor="auto"/>
         </w:rPr>
-        <w:t xml:space="preserve">Problem statement 2: How do the branches compare in total revenue and average invoice total?</w:t>
+        <w:t xml:space="preserve">Problem statement 2: Geographical &amp; Branch Sales Comparison - Is there a statistically significant difference in revenue (Total) and Customer type distribution among the three branches (Branch / City)?</w:t>
       </w:r>
     </w:p>
     <w:p>
@@ -2083,7 +2097,7 @@
           <w:sz w:val="28"/>
           <w:szCs w:val="28"/>
         </w:rPr>
-        <w:t xml:space="preserve">Branches A, B and C are compared with grouped totals, transaction counts and mean invoice totals. A one-way ANOVA on Total by Branch tests whether the branch means differ. (City matches Branch one-to-one: A-Yangon, B-Mandalay, C-Naypyitaw.)</w:t>
+        <w:t xml:space="preserve">Revenue, transaction counts and mean invoice totals are compared per Branch/City with grouped summaries and a one-way ANOVA on Total. The Member/Normal mix per branch is tabulated and tested with a chi-square test of independence.</w:t>
       </w:r>
     </w:p>
     <w:tbl>
@@ -2621,6 +2635,335 @@
         </w:tc>
       </w:tr>
     </w:tbl>
+    <w:tbl>
+      <w:tblPr>
+        <w:tblW w:w="0" w:type="auto"/>
+        <w:jc w:val="center"/>
+        <w:tblLook w:val="04A0"/>
+      </w:tblPr>
+      <w:tblGrid>
+        <w:gridCol w:w="2200"/>
+        <w:gridCol w:w="2600"/>
+        <w:gridCol w:w="2600"/>
+      </w:tblGrid>
+      <w:tr>
+        <w:trPr>
+          <w:jc w:val="center"/>
+        </w:trPr>
+        <w:tc>
+          <w:tcPr>
+            <w:tcW w:w="2200" w:type="dxa"/>
+            <w:tcBorders>
+              <w:top w:val="single" w:sz="4" w:space="0" w:color="auto"/>
+              <w:left w:val="single" w:sz="4" w:space="0" w:color="auto"/>
+              <w:bottom w:val="single" w:sz="4" w:space="0" w:color="auto"/>
+              <w:right w:val="single" w:sz="4" w:space="0" w:color="auto"/>
+            </w:tcBorders>
+            <w:vAlign w:val="center"/>
+          </w:tcPr>
+          <w:p>
+            <w:pPr>
+              <w:jc w:val="center"/>
+            </w:pPr>
+            <w:r>
+              <w:rPr>
+                <w:rFonts w:ascii="Times New Roman" w:hAnsi="Times New Roman" w:cs="Times New Roman"/>
+                <w:sz w:val="24"/>
+                <w:szCs w:val="24"/>
+                <w:b/>
+                <w:bCs/>
+              </w:rPr>
+              <w:t xml:space="preserve">Branch</w:t>
+            </w:r>
+          </w:p>
+        </w:tc>
+        <w:tc>
+          <w:tcPr>
+            <w:tcW w:w="2600" w:type="dxa"/>
+            <w:tcBorders>
+              <w:top w:val="single" w:sz="4" w:space="0" w:color="auto"/>
+              <w:left w:val="single" w:sz="4" w:space="0" w:color="auto"/>
+              <w:bottom w:val="single" w:sz="4" w:space="0" w:color="auto"/>
+              <w:right w:val="single" w:sz="4" w:space="0" w:color="auto"/>
+            </w:tcBorders>
+            <w:vAlign w:val="center"/>
+          </w:tcPr>
+          <w:p>
+            <w:pPr>
+              <w:jc w:val="center"/>
+            </w:pPr>
+            <w:r>
+              <w:rPr>
+                <w:rFonts w:ascii="Times New Roman" w:hAnsi="Times New Roman" w:cs="Times New Roman"/>
+                <w:sz w:val="24"/>
+                <w:szCs w:val="24"/>
+                <w:b/>
+                <w:bCs/>
+              </w:rPr>
+              <w:t xml:space="preserve">Member transactions</w:t>
+            </w:r>
+          </w:p>
+        </w:tc>
+        <w:tc>
+          <w:tcPr>
+            <w:tcW w:w="2600" w:type="dxa"/>
+            <w:tcBorders>
+              <w:top w:val="single" w:sz="4" w:space="0" w:color="auto"/>
+              <w:left w:val="single" w:sz="4" w:space="0" w:color="auto"/>
+              <w:bottom w:val="single" w:sz="4" w:space="0" w:color="auto"/>
+              <w:right w:val="single" w:sz="4" w:space="0" w:color="auto"/>
+            </w:tcBorders>
+            <w:vAlign w:val="center"/>
+          </w:tcPr>
+          <w:p>
+            <w:pPr>
+              <w:jc w:val="center"/>
+            </w:pPr>
+            <w:r>
+              <w:rPr>
+                <w:rFonts w:ascii="Times New Roman" w:hAnsi="Times New Roman" w:cs="Times New Roman"/>
+                <w:sz w:val="24"/>
+                <w:szCs w:val="24"/>
+                <w:b/>
+                <w:bCs/>
+              </w:rPr>
+              <w:t xml:space="preserve">Normal transactions</w:t>
+            </w:r>
+          </w:p>
+        </w:tc>
+      </w:tr>
+      <w:tr>
+        <w:tc>
+          <w:tcPr>
+            <w:tcW w:w="2200" w:type="dxa"/>
+            <w:tcBorders>
+              <w:top w:val="single" w:sz="4" w:space="0" w:color="auto"/>
+              <w:left w:val="single" w:sz="4" w:space="0" w:color="auto"/>
+              <w:bottom w:val="single" w:sz="4" w:space="0" w:color="auto"/>
+              <w:right w:val="single" w:sz="4" w:space="0" w:color="auto"/>
+            </w:tcBorders>
+            <w:vAlign w:val="center"/>
+          </w:tcPr>
+          <w:p>
+            <w:pPr>
+              <w:jc w:val="center"/>
+            </w:pPr>
+            <w:r>
+              <w:rPr>
+                <w:rFonts w:ascii="Times New Roman" w:hAnsi="Times New Roman" w:cs="Times New Roman"/>
+                <w:sz w:val="24"/>
+                <w:szCs w:val="24"/>
+              </w:rPr>
+              <w:t xml:space="preserve">A</w:t>
+            </w:r>
+          </w:p>
+        </w:tc>
+        <w:tc>
+          <w:tcPr>
+            <w:tcW w:w="2600" w:type="dxa"/>
+            <w:tcBorders>
+              <w:top w:val="single" w:sz="4" w:space="0" w:color="auto"/>
+              <w:left w:val="single" w:sz="4" w:space="0" w:color="auto"/>
+              <w:bottom w:val="single" w:sz="4" w:space="0" w:color="auto"/>
+              <w:right w:val="single" w:sz="4" w:space="0" w:color="auto"/>
+            </w:tcBorders>
+            <w:vAlign w:val="center"/>
+          </w:tcPr>
+          <w:p>
+            <w:pPr>
+              <w:jc w:val="center"/>
+            </w:pPr>
+            <w:r>
+              <w:rPr>
+                <w:rFonts w:ascii="Times New Roman" w:hAnsi="Times New Roman" w:cs="Times New Roman"/>
+                <w:sz w:val="24"/>
+                <w:szCs w:val="24"/>
+              </w:rPr>
+              <w:t xml:space="preserve">167</w:t>
+            </w:r>
+          </w:p>
+        </w:tc>
+        <w:tc>
+          <w:tcPr>
+            <w:tcW w:w="2600" w:type="dxa"/>
+            <w:tcBorders>
+              <w:top w:val="single" w:sz="4" w:space="0" w:color="auto"/>
+              <w:left w:val="single" w:sz="4" w:space="0" w:color="auto"/>
+              <w:bottom w:val="single" w:sz="4" w:space="0" w:color="auto"/>
+              <w:right w:val="single" w:sz="4" w:space="0" w:color="auto"/>
+            </w:tcBorders>
+            <w:vAlign w:val="center"/>
+          </w:tcPr>
+          <w:p>
+            <w:pPr>
+              <w:jc w:val="center"/>
+            </w:pPr>
+            <w:r>
+              <w:rPr>
+                <w:rFonts w:ascii="Times New Roman" w:hAnsi="Times New Roman" w:cs="Times New Roman"/>
+                <w:sz w:val="24"/>
+                <w:szCs w:val="24"/>
+              </w:rPr>
+              <w:t xml:space="preserve">173</w:t>
+            </w:r>
+          </w:p>
+        </w:tc>
+      </w:tr>
+      <w:tr>
+        <w:tc>
+          <w:tcPr>
+            <w:tcW w:w="2200" w:type="dxa"/>
+            <w:tcBorders>
+              <w:top w:val="single" w:sz="4" w:space="0" w:color="auto"/>
+              <w:left w:val="single" w:sz="4" w:space="0" w:color="auto"/>
+              <w:bottom w:val="single" w:sz="4" w:space="0" w:color="auto"/>
+              <w:right w:val="single" w:sz="4" w:space="0" w:color="auto"/>
+            </w:tcBorders>
+            <w:vAlign w:val="center"/>
+          </w:tcPr>
+          <w:p>
+            <w:pPr>
+              <w:jc w:val="center"/>
+            </w:pPr>
+            <w:r>
+              <w:rPr>
+                <w:rFonts w:ascii="Times New Roman" w:hAnsi="Times New Roman" w:cs="Times New Roman"/>
+                <w:sz w:val="24"/>
+                <w:szCs w:val="24"/>
+              </w:rPr>
+              <w:t xml:space="preserve">B</w:t>
+            </w:r>
+          </w:p>
+        </w:tc>
+        <w:tc>
+          <w:tcPr>
+            <w:tcW w:w="2600" w:type="dxa"/>
+            <w:tcBorders>
+              <w:top w:val="single" w:sz="4" w:space="0" w:color="auto"/>
+              <w:left w:val="single" w:sz="4" w:space="0" w:color="auto"/>
+              <w:bottom w:val="single" w:sz="4" w:space="0" w:color="auto"/>
+              <w:right w:val="single" w:sz="4" w:space="0" w:color="auto"/>
+            </w:tcBorders>
+            <w:vAlign w:val="center"/>
+          </w:tcPr>
+          <w:p>
+            <w:pPr>
+              <w:jc w:val="center"/>
+            </w:pPr>
+            <w:r>
+              <w:rPr>
+                <w:rFonts w:ascii="Times New Roman" w:hAnsi="Times New Roman" w:cs="Times New Roman"/>
+                <w:sz w:val="24"/>
+                <w:szCs w:val="24"/>
+              </w:rPr>
+              <w:t xml:space="preserve">165</w:t>
+            </w:r>
+          </w:p>
+        </w:tc>
+        <w:tc>
+          <w:tcPr>
+            <w:tcW w:w="2600" w:type="dxa"/>
+            <w:tcBorders>
+              <w:top w:val="single" w:sz="4" w:space="0" w:color="auto"/>
+              <w:left w:val="single" w:sz="4" w:space="0" w:color="auto"/>
+              <w:bottom w:val="single" w:sz="4" w:space="0" w:color="auto"/>
+              <w:right w:val="single" w:sz="4" w:space="0" w:color="auto"/>
+            </w:tcBorders>
+            <w:vAlign w:val="center"/>
+          </w:tcPr>
+          <w:p>
+            <w:pPr>
+              <w:jc w:val="center"/>
+            </w:pPr>
+            <w:r>
+              <w:rPr>
+                <w:rFonts w:ascii="Times New Roman" w:hAnsi="Times New Roman" w:cs="Times New Roman"/>
+                <w:sz w:val="24"/>
+                <w:szCs w:val="24"/>
+              </w:rPr>
+              <w:t xml:space="preserve">167</w:t>
+            </w:r>
+          </w:p>
+        </w:tc>
+      </w:tr>
+      <w:tr>
+        <w:tc>
+          <w:tcPr>
+            <w:tcW w:w="2200" w:type="dxa"/>
+            <w:tcBorders>
+              <w:top w:val="single" w:sz="4" w:space="0" w:color="auto"/>
+              <w:left w:val="single" w:sz="4" w:space="0" w:color="auto"/>
+              <w:bottom w:val="single" w:sz="4" w:space="0" w:color="auto"/>
+              <w:right w:val="single" w:sz="4" w:space="0" w:color="auto"/>
+            </w:tcBorders>
+            <w:vAlign w:val="center"/>
+          </w:tcPr>
+          <w:p>
+            <w:pPr>
+              <w:jc w:val="center"/>
+            </w:pPr>
+            <w:r>
+              <w:rPr>
+                <w:rFonts w:ascii="Times New Roman" w:hAnsi="Times New Roman" w:cs="Times New Roman"/>
+                <w:sz w:val="24"/>
+                <w:szCs w:val="24"/>
+              </w:rPr>
+              <w:t xml:space="preserve">C</w:t>
+            </w:r>
+          </w:p>
+        </w:tc>
+        <w:tc>
+          <w:tcPr>
+            <w:tcW w:w="2600" w:type="dxa"/>
+            <w:tcBorders>
+              <w:top w:val="single" w:sz="4" w:space="0" w:color="auto"/>
+              <w:left w:val="single" w:sz="4" w:space="0" w:color="auto"/>
+              <w:bottom w:val="single" w:sz="4" w:space="0" w:color="auto"/>
+              <w:right w:val="single" w:sz="4" w:space="0" w:color="auto"/>
+            </w:tcBorders>
+            <w:vAlign w:val="center"/>
+          </w:tcPr>
+          <w:p>
+            <w:pPr>
+              <w:jc w:val="center"/>
+            </w:pPr>
+            <w:r>
+              <w:rPr>
+                <w:rFonts w:ascii="Times New Roman" w:hAnsi="Times New Roman" w:cs="Times New Roman"/>
+                <w:sz w:val="24"/>
+                <w:szCs w:val="24"/>
+              </w:rPr>
+              <w:t xml:space="preserve">169</w:t>
+            </w:r>
+          </w:p>
+        </w:tc>
+        <w:tc>
+          <w:tcPr>
+            <w:tcW w:w="2600" w:type="dxa"/>
+            <w:tcBorders>
+              <w:top w:val="single" w:sz="4" w:space="0" w:color="auto"/>
+              <w:left w:val="single" w:sz="4" w:space="0" w:color="auto"/>
+              <w:bottom w:val="single" w:sz="4" w:space="0" w:color="auto"/>
+              <w:right w:val="single" w:sz="4" w:space="0" w:color="auto"/>
+            </w:tcBorders>
+            <w:vAlign w:val="center"/>
+          </w:tcPr>
+          <w:p>
+            <w:pPr>
+              <w:jc w:val="center"/>
+            </w:pPr>
+            <w:r>
+              <w:rPr>
+                <w:rFonts w:ascii="Times New Roman" w:hAnsi="Times New Roman" w:cs="Times New Roman"/>
+                <w:sz w:val="24"/>
+                <w:szCs w:val="24"/>
+              </w:rPr>
+              <w:t xml:space="preserve">159</w:t>
+            </w:r>
+          </w:p>
+        </w:tc>
+      </w:tr>
+    </w:tbl>
     <w:p>
       <w:pPr>
         <w:jc w:val="both"/>
@@ -2631,7 +2974,7 @@
           <w:sz w:val="28"/>
           <w:szCs w:val="28"/>
         </w:rPr>
-        <w:t xml:space="preserve">Branch C (Naypyitaw) has the highest total revenue (110,568.71) and the highest mean invoice total (337.10); branches A and B are nearly tied at about 106,200.37 and 106,197.67. It can be visualised by a bar chart as follows.</w:t>
+        <w:t xml:space="preserve">Branch C (Naypyitaw) records the highest revenue (110,568.71) and mean invoice (337.10); A and B are nearly tied near 106,200.37. The Member/Normal split is close to 50/50 in every branch. It can be visualised as follows.</w:t>
       </w:r>
     </w:p>
     <w:p>
@@ -2660,7 +3003,7 @@
           <w:sz w:val="22"/>
           <w:szCs w:val="22"/>
         </w:rPr>
-        <w:t xml:space="preserve">ps2 &lt;- sales_clean %&gt;% group_by(Branch, City) %&gt;%</w:t>
+        <w:t xml:space="preserve">ps2_rev &lt;- sales_clean %&gt;% group_by(Branch, City) %&gt;%</w:t>
       </w:r>
     </w:p>
     <w:p>
@@ -2702,7 +3045,7 @@
           <w:sz w:val="22"/>
           <w:szCs w:val="22"/>
         </w:rPr>
-        <w:t xml:space="preserve">ps2_anova &lt;- aov(Total ~ Branch, data = sales_clean)</w:t>
+        <w:t xml:space="preserve">summary(aov(Total ~ Branch, data = sales_clean))</w:t>
       </w:r>
     </w:p>
     <w:p>
@@ -2716,7 +3059,49 @@
           <w:sz w:val="22"/>
           <w:szCs w:val="22"/>
         </w:rPr>
-        <w:t xml:space="preserve">summary(ps2_anova)</w:t>
+        <w:t xml:space="preserve">table(sales_clean$Branch, sales_clean$`Customer type`)</w:t>
+      </w:r>
+    </w:p>
+    <w:p>
+      <w:pPr>
+        <w:jc w:val="left"/>
+        <w:spacing w:after="0"/>
+      </w:pPr>
+      <w:r>
+        <w:rPr>
+          <w:rFonts w:ascii="Consolas" w:hAnsi="Consolas" w:cs="Consolas"/>
+          <w:sz w:val="22"/>
+          <w:szCs w:val="22"/>
+        </w:rPr>
+        <w:t xml:space="preserve">chisq.test(table(sales_clean$Branch, sales_clean$`Customer type`))</w:t>
+      </w:r>
+    </w:p>
+    <w:p>
+      <w:pPr>
+        <w:jc w:val="left"/>
+        <w:spacing w:after="0"/>
+      </w:pPr>
+      <w:r>
+        <w:rPr>
+          <w:rFonts w:ascii="Consolas" w:hAnsi="Consolas" w:cs="Consolas"/>
+          <w:sz w:val="22"/>
+          <w:szCs w:val="22"/>
+        </w:rPr>
+        <w:t xml:space="preserve">ggplot(fig2_counts, aes(x = Branch, y = Transactions,</w:t>
+      </w:r>
+    </w:p>
+    <w:p>
+      <w:pPr>
+        <w:jc w:val="left"/>
+        <w:spacing w:after="0"/>
+      </w:pPr>
+      <w:r>
+        <w:rPr>
+          <w:rFonts w:ascii="Consolas" w:hAnsi="Consolas" w:cs="Consolas"/>
+          <w:sz w:val="22"/>
+          <w:szCs w:val="22"/>
+        </w:rPr>
+        <w:t xml:space="preserve">       fill = `Customer type`)) + geom_col(position = "dodge")</w:t>
       </w:r>
     </w:p>
     <w:p>
@@ -2739,8 +3124,8 @@
       <w:r>
         <w:drawing>
           <wp:inline distT="0" distB="0" distL="0" distR="0">
-            <wp:extent cx="5760720" cy="3600450"/>
-            <wp:docPr id="3" name="Figure 2. Total revenue by branch (C = Naypyitaw, A = Yangon, B = Mandalay)."/>
+            <wp:extent cx="5760720" cy="4608576"/>
+            <wp:docPr id="3" name="img3"/>
             <wp:cNvGraphicFramePr>
               <a:graphicFrameLocks locked="1"/>
             </wp:cNvGraphicFramePr>
@@ -2748,7 +3133,7 @@
               <a:graphicData uri="http://schemas.openxmlformats.org/drawingml/2006/picture">
                 <pic:pic>
                   <pic:nvPicPr>
-                    <pic:cNvPr id="3" name="Figure 2. Total revenue by branch (C = Naypyitaw, A = Yangon, B = Mandalay)."/>
+                    <pic:cNvPr id="3" name="img3"/>
                     <pic:cNvPicPr/>
                   </pic:nvPicPr>
                   <pic:blipFill>
@@ -2760,7 +3145,7 @@
                   <pic:spPr>
                     <a:xfrm>
                       <a:off x="0" y="0"/>
-                      <a:ext cx="5760720" cy="3600450"/>
+                      <a:ext cx="5760720" cy="4608576"/>
                     </a:xfrm>
                     <a:prstGeom prst="rect">
                       <a:avLst/>
@@ -2785,7 +3170,7 @@
           <w:i/>
           <w:iCs/>
         </w:rPr>
-        <w:t xml:space="preserve">Figure 2. Total revenue by branch (C = Naypyitaw, A = Yangon, B = Mandalay).</w:t>
+        <w:t xml:space="preserve">Figure 2. Revenue (top) and Member/Normal mix (bottom) by branch.</w:t>
       </w:r>
     </w:p>
     <w:p>
@@ -2808,7 +3193,7 @@
           <w:sz w:val="28"/>
           <w:szCs w:val="28"/>
         </w:rPr>
-        <w:t xml:space="preserve">Branch C has the highest aggregate revenue, but the ANOVA (F = 0.885, p = 0.413) does not find a statistically significant difference in mean invoice totals across branches at the 5% level. Revenue totals also reflect the number and mix of transactions, not branch efficiency.</w:t>
+        <w:t xml:space="preserve">Branch C leads on revenue, but the ANOVA (F = 0.885, p = 0.413) shows no significant mean-invoice difference, and the chi-square test (X-squared = 0.419, df = 2, p = 0.811) shows the customer-type mix does not depend on branch. Geography affects totals only through volume, not through a different customer mix.</w:t>
       </w:r>
     </w:p>
     <w:p>
@@ -2824,7 +3209,7 @@
           <w:bCs/>
           <w:color w:val="000000" w:themeColor="auto"/>
         </w:rPr>
-        <w:t xml:space="preserve">Problem statement 3: Do Member and Normal customers have different average invoice totals?</w:t>
+        <w:t xml:space="preserve">Problem statement 3: Payment Method Demographics - Which Payment methods are preferred across different Gender and Customer type segments?</w:t>
       </w:r>
     </w:p>
     <w:p>
@@ -2837,7 +3222,7 @@
           <w:sz w:val="28"/>
           <w:szCs w:val="28"/>
         </w:rPr>
-        <w:t xml:space="preserve">Average and median invoice totals are compared for the two customer types with group summaries and a Welch two-sample t-test (unequal variances not assumed). Filtered boxplots for Members and Normal customers are drawn in one panel with grid viewports, following the instructor sample-script pattern.</w:t>
+        <w:t xml:space="preserve">Payment counts are cross-tabulated with Gender and with Customer type (table()), segment shares are computed, and two chi-square tests of independence check whether preference depends on the segment.</w:t>
       </w:r>
     </w:p>
     <w:tbl>
@@ -2847,12 +3232,11 @@
         <w:tblLook w:val="04A0"/>
       </w:tblPr>
       <w:tblGrid>
-        <w:gridCol w:w="1900"/>
-        <w:gridCol w:w="1500"/>
+        <w:gridCol w:w="2000"/>
+        <w:gridCol w:w="1400"/>
         <w:gridCol w:w="1600"/>
-        <w:gridCol w:w="1800"/>
-        <w:gridCol w:w="1800"/>
-        <w:gridCol w:w="1250"/>
+        <w:gridCol w:w="1400"/>
+        <w:gridCol w:w="1600"/>
       </w:tblGrid>
       <w:tr>
         <w:trPr>
@@ -2860,7 +3244,7 @@
         </w:trPr>
         <w:tc>
           <w:tcPr>
-            <w:tcW w:w="1900" w:type="dxa"/>
+            <w:tcW w:w="2000" w:type="dxa"/>
             <w:tcBorders>
               <w:top w:val="single" w:sz="4" w:space="0" w:color="auto"/>
               <w:left w:val="single" w:sz="4" w:space="0" w:color="auto"/>
@@ -2881,13 +3265,13 @@
                 <w:b/>
                 <w:bCs/>
               </w:rPr>
-              <w:t xml:space="preserve">Customer type</w:t>
-            </w:r>
-          </w:p>
-        </w:tc>
-        <w:tc>
-          <w:tcPr>
-            <w:tcW w:w="1500" w:type="dxa"/>
+              <w:t xml:space="preserve">Payment</w:t>
+            </w:r>
+          </w:p>
+        </w:tc>
+        <w:tc>
+          <w:tcPr>
+            <w:tcW w:w="1400" w:type="dxa"/>
             <w:tcBorders>
               <w:top w:val="single" w:sz="4" w:space="0" w:color="auto"/>
               <w:left w:val="single" w:sz="4" w:space="0" w:color="auto"/>
@@ -2908,7 +3292,7 @@
                 <w:b/>
                 <w:bCs/>
               </w:rPr>
-              <w:t xml:space="preserve">Transactions</w:t>
+              <w:t xml:space="preserve">Female (n)</w:t>
             </w:r>
           </w:p>
         </w:tc>
@@ -2935,13 +3319,13 @@
                 <w:b/>
                 <w:bCs/>
               </w:rPr>
-              <w:t xml:space="preserve">Revenue</w:t>
-            </w:r>
-          </w:p>
-        </w:tc>
-        <w:tc>
-          <w:tcPr>
-            <w:tcW w:w="1800" w:type="dxa"/>
+              <w:t xml:space="preserve">Female share %</w:t>
+            </w:r>
+          </w:p>
+        </w:tc>
+        <w:tc>
+          <w:tcPr>
+            <w:tcW w:w="1400" w:type="dxa"/>
             <w:tcBorders>
               <w:top w:val="single" w:sz="4" w:space="0" w:color="auto"/>
               <w:left w:val="single" w:sz="4" w:space="0" w:color="auto"/>
@@ -2962,13 +3346,13 @@
                 <w:b/>
                 <w:bCs/>
               </w:rPr>
-              <w:t xml:space="preserve">Mean invoice total</w:t>
-            </w:r>
-          </w:p>
-        </w:tc>
-        <w:tc>
-          <w:tcPr>
-            <w:tcW w:w="1800" w:type="dxa"/>
+              <w:t xml:space="preserve">Male (n)</w:t>
+            </w:r>
+          </w:p>
+        </w:tc>
+        <w:tc>
+          <w:tcPr>
+            <w:tcW w:w="1600" w:type="dxa"/>
             <w:tcBorders>
               <w:top w:val="single" w:sz="4" w:space="0" w:color="auto"/>
               <w:left w:val="single" w:sz="4" w:space="0" w:color="auto"/>
@@ -2989,13 +3373,413 @@
                 <w:b/>
                 <w:bCs/>
               </w:rPr>
-              <w:t xml:space="preserve">Median invoice total</w:t>
-            </w:r>
-          </w:p>
-        </w:tc>
-        <w:tc>
-          <w:tcPr>
-            <w:tcW w:w="1250" w:type="dxa"/>
+              <w:t xml:space="preserve">Male share %</w:t>
+            </w:r>
+          </w:p>
+        </w:tc>
+      </w:tr>
+      <w:tr>
+        <w:tc>
+          <w:tcPr>
+            <w:tcW w:w="2000" w:type="dxa"/>
+            <w:tcBorders>
+              <w:top w:val="single" w:sz="4" w:space="0" w:color="auto"/>
+              <w:left w:val="single" w:sz="4" w:space="0" w:color="auto"/>
+              <w:bottom w:val="single" w:sz="4" w:space="0" w:color="auto"/>
+              <w:right w:val="single" w:sz="4" w:space="0" w:color="auto"/>
+            </w:tcBorders>
+            <w:vAlign w:val="center"/>
+          </w:tcPr>
+          <w:p>
+            <w:pPr>
+              <w:jc w:val="center"/>
+            </w:pPr>
+            <w:r>
+              <w:rPr>
+                <w:rFonts w:ascii="Times New Roman" w:hAnsi="Times New Roman" w:cs="Times New Roman"/>
+                <w:sz w:val="24"/>
+                <w:szCs w:val="24"/>
+              </w:rPr>
+              <w:t xml:space="preserve">Cash</w:t>
+            </w:r>
+          </w:p>
+        </w:tc>
+        <w:tc>
+          <w:tcPr>
+            <w:tcW w:w="1400" w:type="dxa"/>
+            <w:tcBorders>
+              <w:top w:val="single" w:sz="4" w:space="0" w:color="auto"/>
+              <w:left w:val="single" w:sz="4" w:space="0" w:color="auto"/>
+              <w:bottom w:val="single" w:sz="4" w:space="0" w:color="auto"/>
+              <w:right w:val="single" w:sz="4" w:space="0" w:color="auto"/>
+            </w:tcBorders>
+            <w:vAlign w:val="center"/>
+          </w:tcPr>
+          <w:p>
+            <w:pPr>
+              <w:jc w:val="center"/>
+            </w:pPr>
+            <w:r>
+              <w:rPr>
+                <w:rFonts w:ascii="Times New Roman" w:hAnsi="Times New Roman" w:cs="Times New Roman"/>
+                <w:sz w:val="24"/>
+                <w:szCs w:val="24"/>
+              </w:rPr>
+              <w:t xml:space="preserve">178</w:t>
+            </w:r>
+          </w:p>
+        </w:tc>
+        <w:tc>
+          <w:tcPr>
+            <w:tcW w:w="1600" w:type="dxa"/>
+            <w:tcBorders>
+              <w:top w:val="single" w:sz="4" w:space="0" w:color="auto"/>
+              <w:left w:val="single" w:sz="4" w:space="0" w:color="auto"/>
+              <w:bottom w:val="single" w:sz="4" w:space="0" w:color="auto"/>
+              <w:right w:val="single" w:sz="4" w:space="0" w:color="auto"/>
+            </w:tcBorders>
+            <w:vAlign w:val="center"/>
+          </w:tcPr>
+          <w:p>
+            <w:pPr>
+              <w:jc w:val="center"/>
+            </w:pPr>
+            <w:r>
+              <w:rPr>
+                <w:rFonts w:ascii="Times New Roman" w:hAnsi="Times New Roman" w:cs="Times New Roman"/>
+                <w:sz w:val="24"/>
+                <w:szCs w:val="24"/>
+              </w:rPr>
+              <w:t xml:space="preserve">35.5</w:t>
+            </w:r>
+          </w:p>
+        </w:tc>
+        <w:tc>
+          <w:tcPr>
+            <w:tcW w:w="1400" w:type="dxa"/>
+            <w:tcBorders>
+              <w:top w:val="single" w:sz="4" w:space="0" w:color="auto"/>
+              <w:left w:val="single" w:sz="4" w:space="0" w:color="auto"/>
+              <w:bottom w:val="single" w:sz="4" w:space="0" w:color="auto"/>
+              <w:right w:val="single" w:sz="4" w:space="0" w:color="auto"/>
+            </w:tcBorders>
+            <w:vAlign w:val="center"/>
+          </w:tcPr>
+          <w:p>
+            <w:pPr>
+              <w:jc w:val="center"/>
+            </w:pPr>
+            <w:r>
+              <w:rPr>
+                <w:rFonts w:ascii="Times New Roman" w:hAnsi="Times New Roman" w:cs="Times New Roman"/>
+                <w:sz w:val="24"/>
+                <w:szCs w:val="24"/>
+              </w:rPr>
+              <w:t xml:space="preserve">166</w:t>
+            </w:r>
+          </w:p>
+        </w:tc>
+        <w:tc>
+          <w:tcPr>
+            <w:tcW w:w="1600" w:type="dxa"/>
+            <w:tcBorders>
+              <w:top w:val="single" w:sz="4" w:space="0" w:color="auto"/>
+              <w:left w:val="single" w:sz="4" w:space="0" w:color="auto"/>
+              <w:bottom w:val="single" w:sz="4" w:space="0" w:color="auto"/>
+              <w:right w:val="single" w:sz="4" w:space="0" w:color="auto"/>
+            </w:tcBorders>
+            <w:vAlign w:val="center"/>
+          </w:tcPr>
+          <w:p>
+            <w:pPr>
+              <w:jc w:val="center"/>
+            </w:pPr>
+            <w:r>
+              <w:rPr>
+                <w:rFonts w:ascii="Times New Roman" w:hAnsi="Times New Roman" w:cs="Times New Roman"/>
+                <w:sz w:val="24"/>
+                <w:szCs w:val="24"/>
+              </w:rPr>
+              <w:t xml:space="preserve">33.3</w:t>
+            </w:r>
+          </w:p>
+        </w:tc>
+      </w:tr>
+      <w:tr>
+        <w:tc>
+          <w:tcPr>
+            <w:tcW w:w="2000" w:type="dxa"/>
+            <w:tcBorders>
+              <w:top w:val="single" w:sz="4" w:space="0" w:color="auto"/>
+              <w:left w:val="single" w:sz="4" w:space="0" w:color="auto"/>
+              <w:bottom w:val="single" w:sz="4" w:space="0" w:color="auto"/>
+              <w:right w:val="single" w:sz="4" w:space="0" w:color="auto"/>
+            </w:tcBorders>
+            <w:vAlign w:val="center"/>
+          </w:tcPr>
+          <w:p>
+            <w:pPr>
+              <w:jc w:val="center"/>
+            </w:pPr>
+            <w:r>
+              <w:rPr>
+                <w:rFonts w:ascii="Times New Roman" w:hAnsi="Times New Roman" w:cs="Times New Roman"/>
+                <w:sz w:val="24"/>
+                <w:szCs w:val="24"/>
+              </w:rPr>
+              <w:t xml:space="preserve">Credit card</w:t>
+            </w:r>
+          </w:p>
+        </w:tc>
+        <w:tc>
+          <w:tcPr>
+            <w:tcW w:w="1400" w:type="dxa"/>
+            <w:tcBorders>
+              <w:top w:val="single" w:sz="4" w:space="0" w:color="auto"/>
+              <w:left w:val="single" w:sz="4" w:space="0" w:color="auto"/>
+              <w:bottom w:val="single" w:sz="4" w:space="0" w:color="auto"/>
+              <w:right w:val="single" w:sz="4" w:space="0" w:color="auto"/>
+            </w:tcBorders>
+            <w:vAlign w:val="center"/>
+          </w:tcPr>
+          <w:p>
+            <w:pPr>
+              <w:jc w:val="center"/>
+            </w:pPr>
+            <w:r>
+              <w:rPr>
+                <w:rFonts w:ascii="Times New Roman" w:hAnsi="Times New Roman" w:cs="Times New Roman"/>
+                <w:sz w:val="24"/>
+                <w:szCs w:val="24"/>
+              </w:rPr>
+              <w:t xml:space="preserve">163</w:t>
+            </w:r>
+          </w:p>
+        </w:tc>
+        <w:tc>
+          <w:tcPr>
+            <w:tcW w:w="1600" w:type="dxa"/>
+            <w:tcBorders>
+              <w:top w:val="single" w:sz="4" w:space="0" w:color="auto"/>
+              <w:left w:val="single" w:sz="4" w:space="0" w:color="auto"/>
+              <w:bottom w:val="single" w:sz="4" w:space="0" w:color="auto"/>
+              <w:right w:val="single" w:sz="4" w:space="0" w:color="auto"/>
+            </w:tcBorders>
+            <w:vAlign w:val="center"/>
+          </w:tcPr>
+          <w:p>
+            <w:pPr>
+              <w:jc w:val="center"/>
+            </w:pPr>
+            <w:r>
+              <w:rPr>
+                <w:rFonts w:ascii="Times New Roman" w:hAnsi="Times New Roman" w:cs="Times New Roman"/>
+                <w:sz w:val="24"/>
+                <w:szCs w:val="24"/>
+              </w:rPr>
+              <w:t xml:space="preserve">32.5</w:t>
+            </w:r>
+          </w:p>
+        </w:tc>
+        <w:tc>
+          <w:tcPr>
+            <w:tcW w:w="1400" w:type="dxa"/>
+            <w:tcBorders>
+              <w:top w:val="single" w:sz="4" w:space="0" w:color="auto"/>
+              <w:left w:val="single" w:sz="4" w:space="0" w:color="auto"/>
+              <w:bottom w:val="single" w:sz="4" w:space="0" w:color="auto"/>
+              <w:right w:val="single" w:sz="4" w:space="0" w:color="auto"/>
+            </w:tcBorders>
+            <w:vAlign w:val="center"/>
+          </w:tcPr>
+          <w:p>
+            <w:pPr>
+              <w:jc w:val="center"/>
+            </w:pPr>
+            <w:r>
+              <w:rPr>
+                <w:rFonts w:ascii="Times New Roman" w:hAnsi="Times New Roman" w:cs="Times New Roman"/>
+                <w:sz w:val="24"/>
+                <w:szCs w:val="24"/>
+              </w:rPr>
+              <w:t xml:space="preserve">148</w:t>
+            </w:r>
+          </w:p>
+        </w:tc>
+        <w:tc>
+          <w:tcPr>
+            <w:tcW w:w="1600" w:type="dxa"/>
+            <w:tcBorders>
+              <w:top w:val="single" w:sz="4" w:space="0" w:color="auto"/>
+              <w:left w:val="single" w:sz="4" w:space="0" w:color="auto"/>
+              <w:bottom w:val="single" w:sz="4" w:space="0" w:color="auto"/>
+              <w:right w:val="single" w:sz="4" w:space="0" w:color="auto"/>
+            </w:tcBorders>
+            <w:vAlign w:val="center"/>
+          </w:tcPr>
+          <w:p>
+            <w:pPr>
+              <w:jc w:val="center"/>
+            </w:pPr>
+            <w:r>
+              <w:rPr>
+                <w:rFonts w:ascii="Times New Roman" w:hAnsi="Times New Roman" w:cs="Times New Roman"/>
+                <w:sz w:val="24"/>
+                <w:szCs w:val="24"/>
+              </w:rPr>
+              <w:t xml:space="preserve">29.7</w:t>
+            </w:r>
+          </w:p>
+        </w:tc>
+      </w:tr>
+      <w:tr>
+        <w:tc>
+          <w:tcPr>
+            <w:tcW w:w="2000" w:type="dxa"/>
+            <w:tcBorders>
+              <w:top w:val="single" w:sz="4" w:space="0" w:color="auto"/>
+              <w:left w:val="single" w:sz="4" w:space="0" w:color="auto"/>
+              <w:bottom w:val="single" w:sz="4" w:space="0" w:color="auto"/>
+              <w:right w:val="single" w:sz="4" w:space="0" w:color="auto"/>
+            </w:tcBorders>
+            <w:vAlign w:val="center"/>
+          </w:tcPr>
+          <w:p>
+            <w:pPr>
+              <w:jc w:val="center"/>
+            </w:pPr>
+            <w:r>
+              <w:rPr>
+                <w:rFonts w:ascii="Times New Roman" w:hAnsi="Times New Roman" w:cs="Times New Roman"/>
+                <w:sz w:val="24"/>
+                <w:szCs w:val="24"/>
+              </w:rPr>
+              <w:t xml:space="preserve">Ewallet</w:t>
+            </w:r>
+          </w:p>
+        </w:tc>
+        <w:tc>
+          <w:tcPr>
+            <w:tcW w:w="1400" w:type="dxa"/>
+            <w:tcBorders>
+              <w:top w:val="single" w:sz="4" w:space="0" w:color="auto"/>
+              <w:left w:val="single" w:sz="4" w:space="0" w:color="auto"/>
+              <w:bottom w:val="single" w:sz="4" w:space="0" w:color="auto"/>
+              <w:right w:val="single" w:sz="4" w:space="0" w:color="auto"/>
+            </w:tcBorders>
+            <w:vAlign w:val="center"/>
+          </w:tcPr>
+          <w:p>
+            <w:pPr>
+              <w:jc w:val="center"/>
+            </w:pPr>
+            <w:r>
+              <w:rPr>
+                <w:rFonts w:ascii="Times New Roman" w:hAnsi="Times New Roman" w:cs="Times New Roman"/>
+                <w:sz w:val="24"/>
+                <w:szCs w:val="24"/>
+              </w:rPr>
+              <w:t xml:space="preserve">160</w:t>
+            </w:r>
+          </w:p>
+        </w:tc>
+        <w:tc>
+          <w:tcPr>
+            <w:tcW w:w="1600" w:type="dxa"/>
+            <w:tcBorders>
+              <w:top w:val="single" w:sz="4" w:space="0" w:color="auto"/>
+              <w:left w:val="single" w:sz="4" w:space="0" w:color="auto"/>
+              <w:bottom w:val="single" w:sz="4" w:space="0" w:color="auto"/>
+              <w:right w:val="single" w:sz="4" w:space="0" w:color="auto"/>
+            </w:tcBorders>
+            <w:vAlign w:val="center"/>
+          </w:tcPr>
+          <w:p>
+            <w:pPr>
+              <w:jc w:val="center"/>
+            </w:pPr>
+            <w:r>
+              <w:rPr>
+                <w:rFonts w:ascii="Times New Roman" w:hAnsi="Times New Roman" w:cs="Times New Roman"/>
+                <w:sz w:val="24"/>
+                <w:szCs w:val="24"/>
+              </w:rPr>
+              <w:t xml:space="preserve">31.9</w:t>
+            </w:r>
+          </w:p>
+        </w:tc>
+        <w:tc>
+          <w:tcPr>
+            <w:tcW w:w="1400" w:type="dxa"/>
+            <w:tcBorders>
+              <w:top w:val="single" w:sz="4" w:space="0" w:color="auto"/>
+              <w:left w:val="single" w:sz="4" w:space="0" w:color="auto"/>
+              <w:bottom w:val="single" w:sz="4" w:space="0" w:color="auto"/>
+              <w:right w:val="single" w:sz="4" w:space="0" w:color="auto"/>
+            </w:tcBorders>
+            <w:vAlign w:val="center"/>
+          </w:tcPr>
+          <w:p>
+            <w:pPr>
+              <w:jc w:val="center"/>
+            </w:pPr>
+            <w:r>
+              <w:rPr>
+                <w:rFonts w:ascii="Times New Roman" w:hAnsi="Times New Roman" w:cs="Times New Roman"/>
+                <w:sz w:val="24"/>
+                <w:szCs w:val="24"/>
+              </w:rPr>
+              <w:t xml:space="preserve">185</w:t>
+            </w:r>
+          </w:p>
+        </w:tc>
+        <w:tc>
+          <w:tcPr>
+            <w:tcW w:w="1600" w:type="dxa"/>
+            <w:tcBorders>
+              <w:top w:val="single" w:sz="4" w:space="0" w:color="auto"/>
+              <w:left w:val="single" w:sz="4" w:space="0" w:color="auto"/>
+              <w:bottom w:val="single" w:sz="4" w:space="0" w:color="auto"/>
+              <w:right w:val="single" w:sz="4" w:space="0" w:color="auto"/>
+            </w:tcBorders>
+            <w:vAlign w:val="center"/>
+          </w:tcPr>
+          <w:p>
+            <w:pPr>
+              <w:jc w:val="center"/>
+            </w:pPr>
+            <w:r>
+              <w:rPr>
+                <w:rFonts w:ascii="Times New Roman" w:hAnsi="Times New Roman" w:cs="Times New Roman"/>
+                <w:sz w:val="24"/>
+                <w:szCs w:val="24"/>
+              </w:rPr>
+              <w:t xml:space="preserve">37.1</w:t>
+            </w:r>
+          </w:p>
+        </w:tc>
+      </w:tr>
+    </w:tbl>
+    <w:tbl>
+      <w:tblPr>
+        <w:tblW w:w="0" w:type="auto"/>
+        <w:jc w:val="center"/>
+        <w:tblLook w:val="04A0"/>
+      </w:tblPr>
+      <w:tblGrid>
+        <w:gridCol w:w="2000"/>
+        <w:gridCol w:w="1400"/>
+        <w:gridCol w:w="1600"/>
+        <w:gridCol w:w="1400"/>
+        <w:gridCol w:w="1600"/>
+      </w:tblGrid>
+      <w:tr>
+        <w:trPr>
+          <w:jc w:val="center"/>
+        </w:trPr>
+        <w:tc>
+          <w:tcPr>
+            <w:tcW w:w="2000" w:type="dxa"/>
             <w:tcBorders>
               <w:top w:val="single" w:sz="4" w:space="0" w:color="auto"/>
               <w:left w:val="single" w:sz="4" w:space="0" w:color="auto"/>
@@ -3016,7 +3800,115 @@
                 <w:b/>
                 <w:bCs/>
               </w:rPr>
-              <w:t xml:space="preserve">SD</w:t>
+              <w:t xml:space="preserve">Payment</w:t>
+            </w:r>
+          </w:p>
+        </w:tc>
+        <w:tc>
+          <w:tcPr>
+            <w:tcW w:w="1400" w:type="dxa"/>
+            <w:tcBorders>
+              <w:top w:val="single" w:sz="4" w:space="0" w:color="auto"/>
+              <w:left w:val="single" w:sz="4" w:space="0" w:color="auto"/>
+              <w:bottom w:val="single" w:sz="4" w:space="0" w:color="auto"/>
+              <w:right w:val="single" w:sz="4" w:space="0" w:color="auto"/>
+            </w:tcBorders>
+            <w:vAlign w:val="center"/>
+          </w:tcPr>
+          <w:p>
+            <w:pPr>
+              <w:jc w:val="center"/>
+            </w:pPr>
+            <w:r>
+              <w:rPr>
+                <w:rFonts w:ascii="Times New Roman" w:hAnsi="Times New Roman" w:cs="Times New Roman"/>
+                <w:sz w:val="24"/>
+                <w:szCs w:val="24"/>
+                <w:b/>
+                <w:bCs/>
+              </w:rPr>
+              <w:t xml:space="preserve">Member (n)</w:t>
+            </w:r>
+          </w:p>
+        </w:tc>
+        <w:tc>
+          <w:tcPr>
+            <w:tcW w:w="1600" w:type="dxa"/>
+            <w:tcBorders>
+              <w:top w:val="single" w:sz="4" w:space="0" w:color="auto"/>
+              <w:left w:val="single" w:sz="4" w:space="0" w:color="auto"/>
+              <w:bottom w:val="single" w:sz="4" w:space="0" w:color="auto"/>
+              <w:right w:val="single" w:sz="4" w:space="0" w:color="auto"/>
+            </w:tcBorders>
+            <w:vAlign w:val="center"/>
+          </w:tcPr>
+          <w:p>
+            <w:pPr>
+              <w:jc w:val="center"/>
+            </w:pPr>
+            <w:r>
+              <w:rPr>
+                <w:rFonts w:ascii="Times New Roman" w:hAnsi="Times New Roman" w:cs="Times New Roman"/>
+                <w:sz w:val="24"/>
+                <w:szCs w:val="24"/>
+                <w:b/>
+                <w:bCs/>
+              </w:rPr>
+              <w:t xml:space="preserve">Member share %</w:t>
+            </w:r>
+          </w:p>
+        </w:tc>
+        <w:tc>
+          <w:tcPr>
+            <w:tcW w:w="1400" w:type="dxa"/>
+            <w:tcBorders>
+              <w:top w:val="single" w:sz="4" w:space="0" w:color="auto"/>
+              <w:left w:val="single" w:sz="4" w:space="0" w:color="auto"/>
+              <w:bottom w:val="single" w:sz="4" w:space="0" w:color="auto"/>
+              <w:right w:val="single" w:sz="4" w:space="0" w:color="auto"/>
+            </w:tcBorders>
+            <w:vAlign w:val="center"/>
+          </w:tcPr>
+          <w:p>
+            <w:pPr>
+              <w:jc w:val="center"/>
+            </w:pPr>
+            <w:r>
+              <w:rPr>
+                <w:rFonts w:ascii="Times New Roman" w:hAnsi="Times New Roman" w:cs="Times New Roman"/>
+                <w:sz w:val="24"/>
+                <w:szCs w:val="24"/>
+                <w:b/>
+                <w:bCs/>
+              </w:rPr>
+              <w:t xml:space="preserve">Normal (n)</w:t>
+            </w:r>
+          </w:p>
+        </w:tc>
+        <w:tc>
+          <w:tcPr>
+            <w:tcW w:w="1600" w:type="dxa"/>
+            <w:tcBorders>
+              <w:top w:val="single" w:sz="4" w:space="0" w:color="auto"/>
+              <w:left w:val="single" w:sz="4" w:space="0" w:color="auto"/>
+              <w:bottom w:val="single" w:sz="4" w:space="0" w:color="auto"/>
+              <w:right w:val="single" w:sz="4" w:space="0" w:color="auto"/>
+            </w:tcBorders>
+            <w:vAlign w:val="center"/>
+          </w:tcPr>
+          <w:p>
+            <w:pPr>
+              <w:jc w:val="center"/>
+            </w:pPr>
+            <w:r>
+              <w:rPr>
+                <w:rFonts w:ascii="Times New Roman" w:hAnsi="Times New Roman" w:cs="Times New Roman"/>
+                <w:sz w:val="24"/>
+                <w:szCs w:val="24"/>
+                <w:b/>
+                <w:bCs/>
+              </w:rPr>
+              <w:t xml:space="preserve">Normal share %</w:t>
             </w:r>
           </w:p>
         </w:tc>
@@ -3024,51 +3916,51 @@
       <w:tr>
         <w:tc>
           <w:tcPr>
-            <w:tcW w:w="1900" w:type="dxa"/>
-            <w:tcBorders>
-              <w:top w:val="single" w:sz="4" w:space="0" w:color="auto"/>
-              <w:left w:val="single" w:sz="4" w:space="0" w:color="auto"/>
-              <w:bottom w:val="single" w:sz="4" w:space="0" w:color="auto"/>
-              <w:right w:val="single" w:sz="4" w:space="0" w:color="auto"/>
-            </w:tcBorders>
-            <w:vAlign w:val="center"/>
-          </w:tcPr>
-          <w:p>
-            <w:pPr>
-              <w:jc w:val="center"/>
-            </w:pPr>
-            <w:r>
-              <w:rPr>
-                <w:rFonts w:ascii="Times New Roman" w:hAnsi="Times New Roman" w:cs="Times New Roman"/>
-                <w:sz w:val="24"/>
-                <w:szCs w:val="24"/>
-              </w:rPr>
-              <w:t xml:space="preserve">Normal</w:t>
-            </w:r>
-          </w:p>
-        </w:tc>
-        <w:tc>
-          <w:tcPr>
-            <w:tcW w:w="1500" w:type="dxa"/>
-            <w:tcBorders>
-              <w:top w:val="single" w:sz="4" w:space="0" w:color="auto"/>
-              <w:left w:val="single" w:sz="4" w:space="0" w:color="auto"/>
-              <w:bottom w:val="single" w:sz="4" w:space="0" w:color="auto"/>
-              <w:right w:val="single" w:sz="4" w:space="0" w:color="auto"/>
-            </w:tcBorders>
-            <w:vAlign w:val="center"/>
-          </w:tcPr>
-          <w:p>
-            <w:pPr>
-              <w:jc w:val="center"/>
-            </w:pPr>
-            <w:r>
-              <w:rPr>
-                <w:rFonts w:ascii="Times New Roman" w:hAnsi="Times New Roman" w:cs="Times New Roman"/>
-                <w:sz w:val="24"/>
-                <w:szCs w:val="24"/>
-              </w:rPr>
-              <w:t xml:space="preserve">499</w:t>
+            <w:tcW w:w="2000" w:type="dxa"/>
+            <w:tcBorders>
+              <w:top w:val="single" w:sz="4" w:space="0" w:color="auto"/>
+              <w:left w:val="single" w:sz="4" w:space="0" w:color="auto"/>
+              <w:bottom w:val="single" w:sz="4" w:space="0" w:color="auto"/>
+              <w:right w:val="single" w:sz="4" w:space="0" w:color="auto"/>
+            </w:tcBorders>
+            <w:vAlign w:val="center"/>
+          </w:tcPr>
+          <w:p>
+            <w:pPr>
+              <w:jc w:val="center"/>
+            </w:pPr>
+            <w:r>
+              <w:rPr>
+                <w:rFonts w:ascii="Times New Roman" w:hAnsi="Times New Roman" w:cs="Times New Roman"/>
+                <w:sz w:val="24"/>
+                <w:szCs w:val="24"/>
+              </w:rPr>
+              <w:t xml:space="preserve">Cash</w:t>
+            </w:r>
+          </w:p>
+        </w:tc>
+        <w:tc>
+          <w:tcPr>
+            <w:tcW w:w="1400" w:type="dxa"/>
+            <w:tcBorders>
+              <w:top w:val="single" w:sz="4" w:space="0" w:color="auto"/>
+              <w:left w:val="single" w:sz="4" w:space="0" w:color="auto"/>
+              <w:bottom w:val="single" w:sz="4" w:space="0" w:color="auto"/>
+              <w:right w:val="single" w:sz="4" w:space="0" w:color="auto"/>
+            </w:tcBorders>
+            <w:vAlign w:val="center"/>
+          </w:tcPr>
+          <w:p>
+            <w:pPr>
+              <w:jc w:val="center"/>
+            </w:pPr>
+            <w:r>
+              <w:rPr>
+                <w:rFonts w:ascii="Times New Roman" w:hAnsi="Times New Roman" w:cs="Times New Roman"/>
+                <w:sz w:val="24"/>
+                <w:szCs w:val="24"/>
+              </w:rPr>
+              <w:t xml:space="preserve">168</w:t>
             </w:r>
           </w:p>
         </w:tc>
@@ -3093,82 +3985,57 @@
                 <w:sz w:val="24"/>
                 <w:szCs w:val="24"/>
               </w:rPr>
-              <w:t xml:space="preserve">158,743.30</w:t>
-            </w:r>
-          </w:p>
-        </w:tc>
-        <w:tc>
-          <w:tcPr>
-            <w:tcW w:w="1800" w:type="dxa"/>
-            <w:tcBorders>
-              <w:top w:val="single" w:sz="4" w:space="0" w:color="auto"/>
-              <w:left w:val="single" w:sz="4" w:space="0" w:color="auto"/>
-              <w:bottom w:val="single" w:sz="4" w:space="0" w:color="auto"/>
-              <w:right w:val="single" w:sz="4" w:space="0" w:color="auto"/>
-            </w:tcBorders>
-            <w:vAlign w:val="center"/>
-          </w:tcPr>
-          <w:p>
-            <w:pPr>
-              <w:jc w:val="center"/>
-            </w:pPr>
-            <w:r>
-              <w:rPr>
-                <w:rFonts w:ascii="Times New Roman" w:hAnsi="Times New Roman" w:cs="Times New Roman"/>
-                <w:sz w:val="24"/>
-                <w:szCs w:val="24"/>
-              </w:rPr>
-              <w:t xml:space="preserve">318.12</w:t>
-            </w:r>
-          </w:p>
-        </w:tc>
-        <w:tc>
-          <w:tcPr>
-            <w:tcW w:w="1800" w:type="dxa"/>
-            <w:tcBorders>
-              <w:top w:val="single" w:sz="4" w:space="0" w:color="auto"/>
-              <w:left w:val="single" w:sz="4" w:space="0" w:color="auto"/>
-              <w:bottom w:val="single" w:sz="4" w:space="0" w:color="auto"/>
-              <w:right w:val="single" w:sz="4" w:space="0" w:color="auto"/>
-            </w:tcBorders>
-            <w:vAlign w:val="center"/>
-          </w:tcPr>
-          <w:p>
-            <w:pPr>
-              <w:jc w:val="center"/>
-            </w:pPr>
-            <w:r>
-              <w:rPr>
-                <w:rFonts w:ascii="Times New Roman" w:hAnsi="Times New Roman" w:cs="Times New Roman"/>
-                <w:sz w:val="24"/>
-                <w:szCs w:val="24"/>
-              </w:rPr>
-              <w:t xml:space="preserve">237.43</w:t>
-            </w:r>
-          </w:p>
-        </w:tc>
-        <w:tc>
-          <w:tcPr>
-            <w:tcW w:w="1250" w:type="dxa"/>
-            <w:tcBorders>
-              <w:top w:val="single" w:sz="4" w:space="0" w:color="auto"/>
-              <w:left w:val="single" w:sz="4" w:space="0" w:color="auto"/>
-              <w:bottom w:val="single" w:sz="4" w:space="0" w:color="auto"/>
-              <w:right w:val="single" w:sz="4" w:space="0" w:color="auto"/>
-            </w:tcBorders>
-            <w:vAlign w:val="center"/>
-          </w:tcPr>
-          <w:p>
-            <w:pPr>
-              <w:jc w:val="center"/>
-            </w:pPr>
-            <w:r>
-              <w:rPr>
-                <w:rFonts w:ascii="Times New Roman" w:hAnsi="Times New Roman" w:cs="Times New Roman"/>
-                <w:sz w:val="24"/>
-                <w:szCs w:val="24"/>
-              </w:rPr>
-              <w:t xml:space="preserve">243.90</w:t>
+              <w:t xml:space="preserve">33.5</w:t>
+            </w:r>
+          </w:p>
+        </w:tc>
+        <w:tc>
+          <w:tcPr>
+            <w:tcW w:w="1400" w:type="dxa"/>
+            <w:tcBorders>
+              <w:top w:val="single" w:sz="4" w:space="0" w:color="auto"/>
+              <w:left w:val="single" w:sz="4" w:space="0" w:color="auto"/>
+              <w:bottom w:val="single" w:sz="4" w:space="0" w:color="auto"/>
+              <w:right w:val="single" w:sz="4" w:space="0" w:color="auto"/>
+            </w:tcBorders>
+            <w:vAlign w:val="center"/>
+          </w:tcPr>
+          <w:p>
+            <w:pPr>
+              <w:jc w:val="center"/>
+            </w:pPr>
+            <w:r>
+              <w:rPr>
+                <w:rFonts w:ascii="Times New Roman" w:hAnsi="Times New Roman" w:cs="Times New Roman"/>
+                <w:sz w:val="24"/>
+                <w:szCs w:val="24"/>
+              </w:rPr>
+              <w:t xml:space="preserve">176</w:t>
+            </w:r>
+          </w:p>
+        </w:tc>
+        <w:tc>
+          <w:tcPr>
+            <w:tcW w:w="1600" w:type="dxa"/>
+            <w:tcBorders>
+              <w:top w:val="single" w:sz="4" w:space="0" w:color="auto"/>
+              <w:left w:val="single" w:sz="4" w:space="0" w:color="auto"/>
+              <w:bottom w:val="single" w:sz="4" w:space="0" w:color="auto"/>
+              <w:right w:val="single" w:sz="4" w:space="0" w:color="auto"/>
+            </w:tcBorders>
+            <w:vAlign w:val="center"/>
+          </w:tcPr>
+          <w:p>
+            <w:pPr>
+              <w:jc w:val="center"/>
+            </w:pPr>
+            <w:r>
+              <w:rPr>
+                <w:rFonts w:ascii="Times New Roman" w:hAnsi="Times New Roman" w:cs="Times New Roman"/>
+                <w:sz w:val="24"/>
+                <w:szCs w:val="24"/>
+              </w:rPr>
+              <w:t xml:space="preserve">35.3</w:t>
             </w:r>
           </w:p>
         </w:tc>
@@ -3176,51 +4043,51 @@
       <w:tr>
         <w:tc>
           <w:tcPr>
-            <w:tcW w:w="1900" w:type="dxa"/>
-            <w:tcBorders>
-              <w:top w:val="single" w:sz="4" w:space="0" w:color="auto"/>
-              <w:left w:val="single" w:sz="4" w:space="0" w:color="auto"/>
-              <w:bottom w:val="single" w:sz="4" w:space="0" w:color="auto"/>
-              <w:right w:val="single" w:sz="4" w:space="0" w:color="auto"/>
-            </w:tcBorders>
-            <w:vAlign w:val="center"/>
-          </w:tcPr>
-          <w:p>
-            <w:pPr>
-              <w:jc w:val="center"/>
-            </w:pPr>
-            <w:r>
-              <w:rPr>
-                <w:rFonts w:ascii="Times New Roman" w:hAnsi="Times New Roman" w:cs="Times New Roman"/>
-                <w:sz w:val="24"/>
-                <w:szCs w:val="24"/>
-              </w:rPr>
-              <w:t xml:space="preserve">Member</w:t>
-            </w:r>
-          </w:p>
-        </w:tc>
-        <w:tc>
-          <w:tcPr>
-            <w:tcW w:w="1500" w:type="dxa"/>
-            <w:tcBorders>
-              <w:top w:val="single" w:sz="4" w:space="0" w:color="auto"/>
-              <w:left w:val="single" w:sz="4" w:space="0" w:color="auto"/>
-              <w:bottom w:val="single" w:sz="4" w:space="0" w:color="auto"/>
-              <w:right w:val="single" w:sz="4" w:space="0" w:color="auto"/>
-            </w:tcBorders>
-            <w:vAlign w:val="center"/>
-          </w:tcPr>
-          <w:p>
-            <w:pPr>
-              <w:jc w:val="center"/>
-            </w:pPr>
-            <w:r>
-              <w:rPr>
-                <w:rFonts w:ascii="Times New Roman" w:hAnsi="Times New Roman" w:cs="Times New Roman"/>
-                <w:sz w:val="24"/>
-                <w:szCs w:val="24"/>
-              </w:rPr>
-              <w:t xml:space="preserve">501</w:t>
+            <w:tcW w:w="2000" w:type="dxa"/>
+            <w:tcBorders>
+              <w:top w:val="single" w:sz="4" w:space="0" w:color="auto"/>
+              <w:left w:val="single" w:sz="4" w:space="0" w:color="auto"/>
+              <w:bottom w:val="single" w:sz="4" w:space="0" w:color="auto"/>
+              <w:right w:val="single" w:sz="4" w:space="0" w:color="auto"/>
+            </w:tcBorders>
+            <w:vAlign w:val="center"/>
+          </w:tcPr>
+          <w:p>
+            <w:pPr>
+              <w:jc w:val="center"/>
+            </w:pPr>
+            <w:r>
+              <w:rPr>
+                <w:rFonts w:ascii="Times New Roman" w:hAnsi="Times New Roman" w:cs="Times New Roman"/>
+                <w:sz w:val="24"/>
+                <w:szCs w:val="24"/>
+              </w:rPr>
+              <w:t xml:space="preserve">Credit card</w:t>
+            </w:r>
+          </w:p>
+        </w:tc>
+        <w:tc>
+          <w:tcPr>
+            <w:tcW w:w="1400" w:type="dxa"/>
+            <w:tcBorders>
+              <w:top w:val="single" w:sz="4" w:space="0" w:color="auto"/>
+              <w:left w:val="single" w:sz="4" w:space="0" w:color="auto"/>
+              <w:bottom w:val="single" w:sz="4" w:space="0" w:color="auto"/>
+              <w:right w:val="single" w:sz="4" w:space="0" w:color="auto"/>
+            </w:tcBorders>
+            <w:vAlign w:val="center"/>
+          </w:tcPr>
+          <w:p>
+            <w:pPr>
+              <w:jc w:val="center"/>
+            </w:pPr>
+            <w:r>
+              <w:rPr>
+                <w:rFonts w:ascii="Times New Roman" w:hAnsi="Times New Roman" w:cs="Times New Roman"/>
+                <w:sz w:val="24"/>
+                <w:szCs w:val="24"/>
+              </w:rPr>
+              <w:t xml:space="preserve">172</w:t>
             </w:r>
           </w:p>
         </w:tc>
@@ -3245,82 +4112,184 @@
                 <w:sz w:val="24"/>
                 <w:szCs w:val="24"/>
               </w:rPr>
-              <w:t xml:space="preserve">164,223.44</w:t>
-            </w:r>
-          </w:p>
-        </w:tc>
-        <w:tc>
-          <w:tcPr>
-            <w:tcW w:w="1800" w:type="dxa"/>
-            <w:tcBorders>
-              <w:top w:val="single" w:sz="4" w:space="0" w:color="auto"/>
-              <w:left w:val="single" w:sz="4" w:space="0" w:color="auto"/>
-              <w:bottom w:val="single" w:sz="4" w:space="0" w:color="auto"/>
-              <w:right w:val="single" w:sz="4" w:space="0" w:color="auto"/>
-            </w:tcBorders>
-            <w:vAlign w:val="center"/>
-          </w:tcPr>
-          <w:p>
-            <w:pPr>
-              <w:jc w:val="center"/>
-            </w:pPr>
-            <w:r>
-              <w:rPr>
-                <w:rFonts w:ascii="Times New Roman" w:hAnsi="Times New Roman" w:cs="Times New Roman"/>
-                <w:sz w:val="24"/>
-                <w:szCs w:val="24"/>
-              </w:rPr>
-              <w:t xml:space="preserve">327.79</w:t>
-            </w:r>
-          </w:p>
-        </w:tc>
-        <w:tc>
-          <w:tcPr>
-            <w:tcW w:w="1800" w:type="dxa"/>
-            <w:tcBorders>
-              <w:top w:val="single" w:sz="4" w:space="0" w:color="auto"/>
-              <w:left w:val="single" w:sz="4" w:space="0" w:color="auto"/>
-              <w:bottom w:val="single" w:sz="4" w:space="0" w:color="auto"/>
-              <w:right w:val="single" w:sz="4" w:space="0" w:color="auto"/>
-            </w:tcBorders>
-            <w:vAlign w:val="center"/>
-          </w:tcPr>
-          <w:p>
-            <w:pPr>
-              <w:jc w:val="center"/>
-            </w:pPr>
-            <w:r>
-              <w:rPr>
-                <w:rFonts w:ascii="Times New Roman" w:hAnsi="Times New Roman" w:cs="Times New Roman"/>
-                <w:sz w:val="24"/>
-                <w:szCs w:val="24"/>
-              </w:rPr>
-              <w:t xml:space="preserve">266.03</w:t>
-            </w:r>
-          </w:p>
-        </w:tc>
-        <w:tc>
-          <w:tcPr>
-            <w:tcW w:w="1250" w:type="dxa"/>
-            <w:tcBorders>
-              <w:top w:val="single" w:sz="4" w:space="0" w:color="auto"/>
-              <w:left w:val="single" w:sz="4" w:space="0" w:color="auto"/>
-              <w:bottom w:val="single" w:sz="4" w:space="0" w:color="auto"/>
-              <w:right w:val="single" w:sz="4" w:space="0" w:color="auto"/>
-            </w:tcBorders>
-            <w:vAlign w:val="center"/>
-          </w:tcPr>
-          <w:p>
-            <w:pPr>
-              <w:jc w:val="center"/>
-            </w:pPr>
-            <w:r>
-              <w:rPr>
-                <w:rFonts w:ascii="Times New Roman" w:hAnsi="Times New Roman" w:cs="Times New Roman"/>
-                <w:sz w:val="24"/>
-                <w:szCs w:val="24"/>
-              </w:rPr>
-              <w:t xml:space="preserve">247.99</w:t>
+              <w:t xml:space="preserve">34.3</w:t>
+            </w:r>
+          </w:p>
+        </w:tc>
+        <w:tc>
+          <w:tcPr>
+            <w:tcW w:w="1400" w:type="dxa"/>
+            <w:tcBorders>
+              <w:top w:val="single" w:sz="4" w:space="0" w:color="auto"/>
+              <w:left w:val="single" w:sz="4" w:space="0" w:color="auto"/>
+              <w:bottom w:val="single" w:sz="4" w:space="0" w:color="auto"/>
+              <w:right w:val="single" w:sz="4" w:space="0" w:color="auto"/>
+            </w:tcBorders>
+            <w:vAlign w:val="center"/>
+          </w:tcPr>
+          <w:p>
+            <w:pPr>
+              <w:jc w:val="center"/>
+            </w:pPr>
+            <w:r>
+              <w:rPr>
+                <w:rFonts w:ascii="Times New Roman" w:hAnsi="Times New Roman" w:cs="Times New Roman"/>
+                <w:sz w:val="24"/>
+                <w:szCs w:val="24"/>
+              </w:rPr>
+              <w:t xml:space="preserve">139</w:t>
+            </w:r>
+          </w:p>
+        </w:tc>
+        <w:tc>
+          <w:tcPr>
+            <w:tcW w:w="1600" w:type="dxa"/>
+            <w:tcBorders>
+              <w:top w:val="single" w:sz="4" w:space="0" w:color="auto"/>
+              <w:left w:val="single" w:sz="4" w:space="0" w:color="auto"/>
+              <w:bottom w:val="single" w:sz="4" w:space="0" w:color="auto"/>
+              <w:right w:val="single" w:sz="4" w:space="0" w:color="auto"/>
+            </w:tcBorders>
+            <w:vAlign w:val="center"/>
+          </w:tcPr>
+          <w:p>
+            <w:pPr>
+              <w:jc w:val="center"/>
+            </w:pPr>
+            <w:r>
+              <w:rPr>
+                <w:rFonts w:ascii="Times New Roman" w:hAnsi="Times New Roman" w:cs="Times New Roman"/>
+                <w:sz w:val="24"/>
+                <w:szCs w:val="24"/>
+              </w:rPr>
+              <w:t xml:space="preserve">27.9</w:t>
+            </w:r>
+          </w:p>
+        </w:tc>
+      </w:tr>
+      <w:tr>
+        <w:tc>
+          <w:tcPr>
+            <w:tcW w:w="2000" w:type="dxa"/>
+            <w:tcBorders>
+              <w:top w:val="single" w:sz="4" w:space="0" w:color="auto"/>
+              <w:left w:val="single" w:sz="4" w:space="0" w:color="auto"/>
+              <w:bottom w:val="single" w:sz="4" w:space="0" w:color="auto"/>
+              <w:right w:val="single" w:sz="4" w:space="0" w:color="auto"/>
+            </w:tcBorders>
+            <w:vAlign w:val="center"/>
+          </w:tcPr>
+          <w:p>
+            <w:pPr>
+              <w:jc w:val="center"/>
+            </w:pPr>
+            <w:r>
+              <w:rPr>
+                <w:rFonts w:ascii="Times New Roman" w:hAnsi="Times New Roman" w:cs="Times New Roman"/>
+                <w:sz w:val="24"/>
+                <w:szCs w:val="24"/>
+              </w:rPr>
+              <w:t xml:space="preserve">Ewallet</w:t>
+            </w:r>
+          </w:p>
+        </w:tc>
+        <w:tc>
+          <w:tcPr>
+            <w:tcW w:w="1400" w:type="dxa"/>
+            <w:tcBorders>
+              <w:top w:val="single" w:sz="4" w:space="0" w:color="auto"/>
+              <w:left w:val="single" w:sz="4" w:space="0" w:color="auto"/>
+              <w:bottom w:val="single" w:sz="4" w:space="0" w:color="auto"/>
+              <w:right w:val="single" w:sz="4" w:space="0" w:color="auto"/>
+            </w:tcBorders>
+            <w:vAlign w:val="center"/>
+          </w:tcPr>
+          <w:p>
+            <w:pPr>
+              <w:jc w:val="center"/>
+            </w:pPr>
+            <w:r>
+              <w:rPr>
+                <w:rFonts w:ascii="Times New Roman" w:hAnsi="Times New Roman" w:cs="Times New Roman"/>
+                <w:sz w:val="24"/>
+                <w:szCs w:val="24"/>
+              </w:rPr>
+              <w:t xml:space="preserve">161</w:t>
+            </w:r>
+          </w:p>
+        </w:tc>
+        <w:tc>
+          <w:tcPr>
+            <w:tcW w:w="1600" w:type="dxa"/>
+            <w:tcBorders>
+              <w:top w:val="single" w:sz="4" w:space="0" w:color="auto"/>
+              <w:left w:val="single" w:sz="4" w:space="0" w:color="auto"/>
+              <w:bottom w:val="single" w:sz="4" w:space="0" w:color="auto"/>
+              <w:right w:val="single" w:sz="4" w:space="0" w:color="auto"/>
+            </w:tcBorders>
+            <w:vAlign w:val="center"/>
+          </w:tcPr>
+          <w:p>
+            <w:pPr>
+              <w:jc w:val="center"/>
+            </w:pPr>
+            <w:r>
+              <w:rPr>
+                <w:rFonts w:ascii="Times New Roman" w:hAnsi="Times New Roman" w:cs="Times New Roman"/>
+                <w:sz w:val="24"/>
+                <w:szCs w:val="24"/>
+              </w:rPr>
+              <w:t xml:space="preserve">32.1</w:t>
+            </w:r>
+          </w:p>
+        </w:tc>
+        <w:tc>
+          <w:tcPr>
+            <w:tcW w:w="1400" w:type="dxa"/>
+            <w:tcBorders>
+              <w:top w:val="single" w:sz="4" w:space="0" w:color="auto"/>
+              <w:left w:val="single" w:sz="4" w:space="0" w:color="auto"/>
+              <w:bottom w:val="single" w:sz="4" w:space="0" w:color="auto"/>
+              <w:right w:val="single" w:sz="4" w:space="0" w:color="auto"/>
+            </w:tcBorders>
+            <w:vAlign w:val="center"/>
+          </w:tcPr>
+          <w:p>
+            <w:pPr>
+              <w:jc w:val="center"/>
+            </w:pPr>
+            <w:r>
+              <w:rPr>
+                <w:rFonts w:ascii="Times New Roman" w:hAnsi="Times New Roman" w:cs="Times New Roman"/>
+                <w:sz w:val="24"/>
+                <w:szCs w:val="24"/>
+              </w:rPr>
+              <w:t xml:space="preserve">184</w:t>
+            </w:r>
+          </w:p>
+        </w:tc>
+        <w:tc>
+          <w:tcPr>
+            <w:tcW w:w="1600" w:type="dxa"/>
+            <w:tcBorders>
+              <w:top w:val="single" w:sz="4" w:space="0" w:color="auto"/>
+              <w:left w:val="single" w:sz="4" w:space="0" w:color="auto"/>
+              <w:bottom w:val="single" w:sz="4" w:space="0" w:color="auto"/>
+              <w:right w:val="single" w:sz="4" w:space="0" w:color="auto"/>
+            </w:tcBorders>
+            <w:vAlign w:val="center"/>
+          </w:tcPr>
+          <w:p>
+            <w:pPr>
+              <w:jc w:val="center"/>
+            </w:pPr>
+            <w:r>
+              <w:rPr>
+                <w:rFonts w:ascii="Times New Roman" w:hAnsi="Times New Roman" w:cs="Times New Roman"/>
+                <w:sz w:val="24"/>
+                <w:szCs w:val="24"/>
+              </w:rPr>
+              <w:t xml:space="preserve">36.9</w:t>
             </w:r>
           </w:p>
         </w:tc>
@@ -3336,7 +4305,7 @@
           <w:sz w:val="28"/>
           <w:szCs w:val="28"/>
         </w:rPr>
-        <w:t xml:space="preserve">Members average 327.79 per transaction and Normal customers 318.12; medians are 266.03 and 237.43. The distributions overlap heavily, as the boxplots show.</w:t>
+        <w:t xml:space="preserve">Females use Cash most (35.5%) while males prefer Ewallet (37.1%); Members split almost evenly with Credit card marginally first (34.3%), while Normal customers favour Ewallet (36.9%) and use Credit card least (27.9%). It can be visualised as follows.</w:t>
       </w:r>
     </w:p>
     <w:p>
@@ -3365,7 +4334,7 @@
           <w:sz w:val="22"/>
           <w:szCs w:val="22"/>
         </w:rPr>
-        <w:t xml:space="preserve">ps3 &lt;- sales_clean %&gt;% group_by(`Customer type`) %&gt;%</w:t>
+        <w:t xml:space="preserve">table(sales_clean$Payment, sales_clean$Gender)</w:t>
       </w:r>
     </w:p>
     <w:p>
@@ -3379,7 +4348,7 @@
           <w:sz w:val="22"/>
           <w:szCs w:val="22"/>
         </w:rPr>
-        <w:t xml:space="preserve">  summarise(N = n(), Mean_Total = mean(Total),</w:t>
+        <w:t xml:space="preserve">table(sales_clean$Payment, sales_clean$`Customer type`)</w:t>
       </w:r>
     </w:p>
     <w:p>
@@ -3393,7 +4362,7 @@
           <w:sz w:val="22"/>
           <w:szCs w:val="22"/>
         </w:rPr>
-        <w:t xml:space="preserve">            Median_Total = median(Total), .groups = "drop")</w:t>
+        <w:t xml:space="preserve">chisq.test(table(sales_clean$Payment, sales_clean$Gender))</w:t>
       </w:r>
     </w:p>
     <w:p>
@@ -3407,7 +4376,7 @@
           <w:sz w:val="22"/>
           <w:szCs w:val="22"/>
         </w:rPr>
-        <w:t xml:space="preserve">ps3_test &lt;- t.test(Total ~ `Customer type`, data = sales_clean)</w:t>
+        <w:t xml:space="preserve">chisq.test(table(sales_clean$Payment, sales_clean$`Customer type`))</w:t>
       </w:r>
     </w:p>
     <w:p>
@@ -3421,7 +4390,7 @@
           <w:sz w:val="22"/>
           <w:szCs w:val="22"/>
         </w:rPr>
-        <w:t xml:space="preserve">ps3_test</w:t>
+        <w:t xml:space="preserve">ggplot(Data, aes(x = Payment, fill = Gender)) +</w:t>
       </w:r>
     </w:p>
     <w:p>
@@ -3435,49 +4404,7 @@
           <w:sz w:val="22"/>
           <w:szCs w:val="22"/>
         </w:rPr>
-        <w:t xml:space="preserve">plot_member &lt;- filter(sales_clean, `Customer type` == "Member") %&gt;%</w:t>
-      </w:r>
-    </w:p>
-    <w:p>
-      <w:pPr>
-        <w:jc w:val="left"/>
-        <w:spacing w:after="0"/>
-      </w:pPr>
-      <w:r>
-        <w:rPr>
-          <w:rFonts w:ascii="Consolas" w:hAnsi="Consolas" w:cs="Consolas"/>
-          <w:sz w:val="22"/>
-          <w:szCs w:val="22"/>
-        </w:rPr>
-        <w:t xml:space="preserve">  ggplot(aes(y = Total)) + geom_boxplot()</w:t>
-      </w:r>
-    </w:p>
-    <w:p>
-      <w:pPr>
-        <w:jc w:val="left"/>
-        <w:spacing w:after="0"/>
-      </w:pPr>
-      <w:r>
-        <w:rPr>
-          <w:rFonts w:ascii="Consolas" w:hAnsi="Consolas" w:cs="Consolas"/>
-          <w:sz w:val="22"/>
-          <w:szCs w:val="22"/>
-        </w:rPr>
-        <w:t xml:space="preserve">plot_normal &lt;- filter(sales_clean, `Customer type` == "Normal") %&gt;%</w:t>
-      </w:r>
-    </w:p>
-    <w:p>
-      <w:pPr>
-        <w:jc w:val="left"/>
-        <w:spacing w:after="0"/>
-      </w:pPr>
-      <w:r>
-        <w:rPr>
-          <w:rFonts w:ascii="Consolas" w:hAnsi="Consolas" w:cs="Consolas"/>
-          <w:sz w:val="22"/>
-          <w:szCs w:val="22"/>
-        </w:rPr>
-        <w:t xml:space="preserve">  ggplot(aes(y = Total)) + geom_boxplot()</w:t>
+        <w:t xml:space="preserve">  geom_bar(position = "dodge") + facet_wrap(~`Customer type`)</w:t>
       </w:r>
     </w:p>
     <w:p>
@@ -3501,7 +4428,7 @@
         <w:drawing>
           <wp:inline distT="0" distB="0" distL="0" distR="0">
             <wp:extent cx="5760720" cy="3600450"/>
-            <wp:docPr id="4" name="Figure 3. Invoice total by customer type (box = interquartile range, line = median)."/>
+            <wp:docPr id="4" name="img4"/>
             <wp:cNvGraphicFramePr>
               <a:graphicFrameLocks locked="1"/>
             </wp:cNvGraphicFramePr>
@@ -3509,7 +4436,7 @@
               <a:graphicData uri="http://schemas.openxmlformats.org/drawingml/2006/picture">
                 <pic:pic>
                   <pic:nvPicPr>
-                    <pic:cNvPr id="4" name="Figure 3. Invoice total by customer type (box = interquartile range, line = median)."/>
+                    <pic:cNvPr id="4" name="img4"/>
                     <pic:cNvPicPr/>
                   </pic:nvPicPr>
                   <pic:blipFill>
@@ -3546,7 +4473,7 @@
           <w:i/>
           <w:iCs/>
         </w:rPr>
-        <w:t xml:space="preserve">Figure 3. Invoice total by customer type (box = interquartile range, line = median).</w:t>
+        <w:t xml:space="preserve">Figure 3. Payment method by gender, faceted by customer type (dodged bars).</w:t>
       </w:r>
     </w:p>
     <w:p>
@@ -3569,7 +4496,7 @@
           <w:sz w:val="28"/>
           <w:szCs w:val="28"/>
         </w:rPr>
-        <w:t xml:space="preserve">The Welch t-test gives t = 0.622, df = 997.8, p = 0.534 (95% CI for the difference: -20.86 to 40.19), so this sample provides no statistically significant evidence of a mean difference at the 5% level. This does not prove the groups are identical.</w:t>
+        <w:t xml:space="preserve">Descriptively, Cash leads among females and Ewallet among males and Normal customers, but neither chi-square test is significant at 5% (gender: X-squared = 2.950, p = 0.229; customer type: X-squared = 5.217, p = 0.074). Payment preference does not demonstrably depend on these segments in this sample.</w:t>
       </w:r>
     </w:p>
     <w:p>
@@ -3585,7 +4512,7 @@
           <w:bCs/>
           <w:color w:val="000000" w:themeColor="auto"/>
         </w:rPr>
-        <w:t xml:space="preserve">Problem statement 4: Which payment methods are most used, and do mean invoice totals differ?</w:t>
+        <w:t xml:space="preserve">Problem statement 4: Peak Shopping Hours &amp; Days - What time of day (Time) and day of the week (Date) experience the highest customer volume and order totals?</w:t>
       </w:r>
     </w:p>
     <w:p>
@@ -3598,7 +4525,7 @@
           <w:sz w:val="28"/>
           <w:szCs w:val="28"/>
         </w:rPr>
-        <w:t xml:space="preserve">Transaction counts, revenue and mean invoice totals are compared for Cash, Credit card and Ewallet with grouped summaries and a one-way ANOVA on Total by Payment.</w:t>
+        <w:t xml:space="preserve">Hour is extracted from Time text and Weekday from Date; transactions, revenue and mean totals are summarised per hour, per part of day and per weekday. Chi-square goodness-of-fit tests check whether volume is uniform across hours and weekdays.</w:t>
       </w:r>
     </w:p>
     <w:tbl>
@@ -3608,10 +4535,10 @@
         <w:tblLook w:val="04A0"/>
       </w:tblPr>
       <w:tblGrid>
-        <w:gridCol w:w="2200"/>
+        <w:gridCol w:w="1400"/>
         <w:gridCol w:w="1700"/>
         <w:gridCol w:w="1900"/>
-        <w:gridCol w:w="2200"/>
+        <w:gridCol w:w="2110"/>
       </w:tblGrid>
       <w:tr>
         <w:trPr>
@@ -3619,7 +4546,7 @@
         </w:trPr>
         <w:tc>
           <w:tcPr>
-            <w:tcW w:w="2200" w:type="dxa"/>
+            <w:tcW w:w="1400" w:type="dxa"/>
             <w:tcBorders>
               <w:top w:val="single" w:sz="4" w:space="0" w:color="auto"/>
               <w:left w:val="single" w:sz="4" w:space="0" w:color="auto"/>
@@ -3640,7 +4567,7 @@
                 <w:b/>
                 <w:bCs/>
               </w:rPr>
-              <w:t xml:space="preserve">Payment method</w:t>
+              <w:t xml:space="preserve">Hour</w:t>
             </w:r>
           </w:p>
         </w:tc>
@@ -3700,7 +4627,7 @@
         </w:tc>
         <w:tc>
           <w:tcPr>
-            <w:tcW w:w="2200" w:type="dxa"/>
+            <w:tcW w:w="2110" w:type="dxa"/>
             <w:tcBorders>
               <w:top w:val="single" w:sz="4" w:space="0" w:color="auto"/>
               <w:left w:val="single" w:sz="4" w:space="0" w:color="auto"/>
@@ -3729,26 +4656,26 @@
       <w:tr>
         <w:tc>
           <w:tcPr>
-            <w:tcW w:w="2200" w:type="dxa"/>
-            <w:tcBorders>
-              <w:top w:val="single" w:sz="4" w:space="0" w:color="auto"/>
-              <w:left w:val="single" w:sz="4" w:space="0" w:color="auto"/>
-              <w:bottom w:val="single" w:sz="4" w:space="0" w:color="auto"/>
-              <w:right w:val="single" w:sz="4" w:space="0" w:color="auto"/>
-            </w:tcBorders>
-            <w:vAlign w:val="center"/>
-          </w:tcPr>
-          <w:p>
-            <w:pPr>
-              <w:jc w:val="center"/>
-            </w:pPr>
-            <w:r>
-              <w:rPr>
-                <w:rFonts w:ascii="Times New Roman" w:hAnsi="Times New Roman" w:cs="Times New Roman"/>
-                <w:sz w:val="24"/>
-                <w:szCs w:val="24"/>
-              </w:rPr>
-              <w:t xml:space="preserve">Ewallet</w:t>
+            <w:tcW w:w="1400" w:type="dxa"/>
+            <w:tcBorders>
+              <w:top w:val="single" w:sz="4" w:space="0" w:color="auto"/>
+              <w:left w:val="single" w:sz="4" w:space="0" w:color="auto"/>
+              <w:bottom w:val="single" w:sz="4" w:space="0" w:color="auto"/>
+              <w:right w:val="single" w:sz="4" w:space="0" w:color="auto"/>
+            </w:tcBorders>
+            <w:vAlign w:val="center"/>
+          </w:tcPr>
+          <w:p>
+            <w:pPr>
+              <w:jc w:val="center"/>
+            </w:pPr>
+            <w:r>
+              <w:rPr>
+                <w:rFonts w:ascii="Times New Roman" w:hAnsi="Times New Roman" w:cs="Times New Roman"/>
+                <w:sz w:val="24"/>
+                <w:szCs w:val="24"/>
+              </w:rPr>
+              <w:t xml:space="preserve">19</w:t>
             </w:r>
           </w:p>
         </w:tc>
@@ -3773,7 +4700,7 @@
                 <w:sz w:val="24"/>
                 <w:szCs w:val="24"/>
               </w:rPr>
-              <w:t xml:space="preserve">345</w:t>
+              <w:t xml:space="preserve">113</w:t>
             </w:r>
           </w:p>
         </w:tc>
@@ -3798,32 +4725,32 @@
                 <w:sz w:val="24"/>
                 <w:szCs w:val="24"/>
               </w:rPr>
-              <w:t xml:space="preserve">109,993.11</w:t>
-            </w:r>
-          </w:p>
-        </w:tc>
-        <w:tc>
-          <w:tcPr>
-            <w:tcW w:w="2200" w:type="dxa"/>
-            <w:tcBorders>
-              <w:top w:val="single" w:sz="4" w:space="0" w:color="auto"/>
-              <w:left w:val="single" w:sz="4" w:space="0" w:color="auto"/>
-              <w:bottom w:val="single" w:sz="4" w:space="0" w:color="auto"/>
-              <w:right w:val="single" w:sz="4" w:space="0" w:color="auto"/>
-            </w:tcBorders>
-            <w:vAlign w:val="center"/>
-          </w:tcPr>
-          <w:p>
-            <w:pPr>
-              <w:jc w:val="center"/>
-            </w:pPr>
-            <w:r>
-              <w:rPr>
-                <w:rFonts w:ascii="Times New Roman" w:hAnsi="Times New Roman" w:cs="Times New Roman"/>
-                <w:sz w:val="24"/>
-                <w:szCs w:val="24"/>
-              </w:rPr>
-              <w:t xml:space="preserve">318.82</w:t>
+              <w:t xml:space="preserve">39,699.51</w:t>
+            </w:r>
+          </w:p>
+        </w:tc>
+        <w:tc>
+          <w:tcPr>
+            <w:tcW w:w="2110" w:type="dxa"/>
+            <w:tcBorders>
+              <w:top w:val="single" w:sz="4" w:space="0" w:color="auto"/>
+              <w:left w:val="single" w:sz="4" w:space="0" w:color="auto"/>
+              <w:bottom w:val="single" w:sz="4" w:space="0" w:color="auto"/>
+              <w:right w:val="single" w:sz="4" w:space="0" w:color="auto"/>
+            </w:tcBorders>
+            <w:vAlign w:val="center"/>
+          </w:tcPr>
+          <w:p>
+            <w:pPr>
+              <w:jc w:val="center"/>
+            </w:pPr>
+            <w:r>
+              <w:rPr>
+                <w:rFonts w:ascii="Times New Roman" w:hAnsi="Times New Roman" w:cs="Times New Roman"/>
+                <w:sz w:val="24"/>
+                <w:szCs w:val="24"/>
+              </w:rPr>
+              <w:t xml:space="preserve">351.32</w:t>
             </w:r>
           </w:p>
         </w:tc>
@@ -3831,26 +4758,26 @@
       <w:tr>
         <w:tc>
           <w:tcPr>
-            <w:tcW w:w="2200" w:type="dxa"/>
-            <w:tcBorders>
-              <w:top w:val="single" w:sz="4" w:space="0" w:color="auto"/>
-              <w:left w:val="single" w:sz="4" w:space="0" w:color="auto"/>
-              <w:bottom w:val="single" w:sz="4" w:space="0" w:color="auto"/>
-              <w:right w:val="single" w:sz="4" w:space="0" w:color="auto"/>
-            </w:tcBorders>
-            <w:vAlign w:val="center"/>
-          </w:tcPr>
-          <w:p>
-            <w:pPr>
-              <w:jc w:val="center"/>
-            </w:pPr>
-            <w:r>
-              <w:rPr>
-                <w:rFonts w:ascii="Times New Roman" w:hAnsi="Times New Roman" w:cs="Times New Roman"/>
-                <w:sz w:val="24"/>
-                <w:szCs w:val="24"/>
-              </w:rPr>
-              <w:t xml:space="preserve">Cash</w:t>
+            <w:tcW w:w="1400" w:type="dxa"/>
+            <w:tcBorders>
+              <w:top w:val="single" w:sz="4" w:space="0" w:color="auto"/>
+              <w:left w:val="single" w:sz="4" w:space="0" w:color="auto"/>
+              <w:bottom w:val="single" w:sz="4" w:space="0" w:color="auto"/>
+              <w:right w:val="single" w:sz="4" w:space="0" w:color="auto"/>
+            </w:tcBorders>
+            <w:vAlign w:val="center"/>
+          </w:tcPr>
+          <w:p>
+            <w:pPr>
+              <w:jc w:val="center"/>
+            </w:pPr>
+            <w:r>
+              <w:rPr>
+                <w:rFonts w:ascii="Times New Roman" w:hAnsi="Times New Roman" w:cs="Times New Roman"/>
+                <w:sz w:val="24"/>
+                <w:szCs w:val="24"/>
+              </w:rPr>
+              <w:t xml:space="preserve">13</w:t>
             </w:r>
           </w:p>
         </w:tc>
@@ -3875,7 +4802,7 @@
                 <w:sz w:val="24"/>
                 <w:szCs w:val="24"/>
               </w:rPr>
-              <w:t xml:space="preserve">344</w:t>
+              <w:t xml:space="preserve">103</w:t>
             </w:r>
           </w:p>
         </w:tc>
@@ -3900,32 +4827,32 @@
                 <w:sz w:val="24"/>
                 <w:szCs w:val="24"/>
               </w:rPr>
-              <w:t xml:space="preserve">112,206.57</w:t>
-            </w:r>
-          </w:p>
-        </w:tc>
-        <w:tc>
-          <w:tcPr>
-            <w:tcW w:w="2200" w:type="dxa"/>
-            <w:tcBorders>
-              <w:top w:val="single" w:sz="4" w:space="0" w:color="auto"/>
-              <w:left w:val="single" w:sz="4" w:space="0" w:color="auto"/>
-              <w:bottom w:val="single" w:sz="4" w:space="0" w:color="auto"/>
-              <w:right w:val="single" w:sz="4" w:space="0" w:color="auto"/>
-            </w:tcBorders>
-            <w:vAlign w:val="center"/>
-          </w:tcPr>
-          <w:p>
-            <w:pPr>
-              <w:jc w:val="center"/>
-            </w:pPr>
-            <w:r>
-              <w:rPr>
-                <w:rFonts w:ascii="Times New Roman" w:hAnsi="Times New Roman" w:cs="Times New Roman"/>
-                <w:sz w:val="24"/>
-                <w:szCs w:val="24"/>
-              </w:rPr>
-              <w:t xml:space="preserve">326.18</w:t>
+              <w:t xml:space="preserve">34,723.23</w:t>
+            </w:r>
+          </w:p>
+        </w:tc>
+        <w:tc>
+          <w:tcPr>
+            <w:tcW w:w="2110" w:type="dxa"/>
+            <w:tcBorders>
+              <w:top w:val="single" w:sz="4" w:space="0" w:color="auto"/>
+              <w:left w:val="single" w:sz="4" w:space="0" w:color="auto"/>
+              <w:bottom w:val="single" w:sz="4" w:space="0" w:color="auto"/>
+              <w:right w:val="single" w:sz="4" w:space="0" w:color="auto"/>
+            </w:tcBorders>
+            <w:vAlign w:val="center"/>
+          </w:tcPr>
+          <w:p>
+            <w:pPr>
+              <w:jc w:val="center"/>
+            </w:pPr>
+            <w:r>
+              <w:rPr>
+                <w:rFonts w:ascii="Times New Roman" w:hAnsi="Times New Roman" w:cs="Times New Roman"/>
+                <w:sz w:val="24"/>
+                <w:szCs w:val="24"/>
+              </w:rPr>
+              <w:t xml:space="preserve">337.12</w:t>
             </w:r>
           </w:p>
         </w:tc>
@@ -3933,26 +4860,26 @@
       <w:tr>
         <w:tc>
           <w:tcPr>
-            <w:tcW w:w="2200" w:type="dxa"/>
-            <w:tcBorders>
-              <w:top w:val="single" w:sz="4" w:space="0" w:color="auto"/>
-              <w:left w:val="single" w:sz="4" w:space="0" w:color="auto"/>
-              <w:bottom w:val="single" w:sz="4" w:space="0" w:color="auto"/>
-              <w:right w:val="single" w:sz="4" w:space="0" w:color="auto"/>
-            </w:tcBorders>
-            <w:vAlign w:val="center"/>
-          </w:tcPr>
-          <w:p>
-            <w:pPr>
-              <w:jc w:val="center"/>
-            </w:pPr>
-            <w:r>
-              <w:rPr>
-                <w:rFonts w:ascii="Times New Roman" w:hAnsi="Times New Roman" w:cs="Times New Roman"/>
-                <w:sz w:val="24"/>
-                <w:szCs w:val="24"/>
-              </w:rPr>
-              <w:t xml:space="preserve">Credit card</w:t>
+            <w:tcW w:w="1400" w:type="dxa"/>
+            <w:tcBorders>
+              <w:top w:val="single" w:sz="4" w:space="0" w:color="auto"/>
+              <w:left w:val="single" w:sz="4" w:space="0" w:color="auto"/>
+              <w:bottom w:val="single" w:sz="4" w:space="0" w:color="auto"/>
+              <w:right w:val="single" w:sz="4" w:space="0" w:color="auto"/>
+            </w:tcBorders>
+            <w:vAlign w:val="center"/>
+          </w:tcPr>
+          <w:p>
+            <w:pPr>
+              <w:jc w:val="center"/>
+            </w:pPr>
+            <w:r>
+              <w:rPr>
+                <w:rFonts w:ascii="Times New Roman" w:hAnsi="Times New Roman" w:cs="Times New Roman"/>
+                <w:sz w:val="24"/>
+                <w:szCs w:val="24"/>
+              </w:rPr>
+              <w:t xml:space="preserve">15</w:t>
             </w:r>
           </w:p>
         </w:tc>
@@ -3977,7 +4904,7 @@
                 <w:sz w:val="24"/>
                 <w:szCs w:val="24"/>
               </w:rPr>
-              <w:t xml:space="preserve">311</w:t>
+              <w:t xml:space="preserve">102</w:t>
             </w:r>
           </w:p>
         </w:tc>
@@ -4002,37 +4929,2125 @@
                 <w:sz w:val="24"/>
                 <w:szCs w:val="24"/>
               </w:rPr>
-              <w:t xml:space="preserve">100,767.07</w:t>
-            </w:r>
-          </w:p>
-        </w:tc>
-        <w:tc>
-          <w:tcPr>
-            <w:tcW w:w="2200" w:type="dxa"/>
-            <w:tcBorders>
-              <w:top w:val="single" w:sz="4" w:space="0" w:color="auto"/>
-              <w:left w:val="single" w:sz="4" w:space="0" w:color="auto"/>
-              <w:bottom w:val="single" w:sz="4" w:space="0" w:color="auto"/>
-              <w:right w:val="single" w:sz="4" w:space="0" w:color="auto"/>
-            </w:tcBorders>
-            <w:vAlign w:val="center"/>
-          </w:tcPr>
-          <w:p>
-            <w:pPr>
-              <w:jc w:val="center"/>
-            </w:pPr>
-            <w:r>
-              <w:rPr>
-                <w:rFonts w:ascii="Times New Roman" w:hAnsi="Times New Roman" w:cs="Times New Roman"/>
-                <w:sz w:val="24"/>
-                <w:szCs w:val="24"/>
-              </w:rPr>
-              <w:t xml:space="preserve">324.01</w:t>
+              <w:t xml:space="preserve">31,179.51</w:t>
+            </w:r>
+          </w:p>
+        </w:tc>
+        <w:tc>
+          <w:tcPr>
+            <w:tcW w:w="2110" w:type="dxa"/>
+            <w:tcBorders>
+              <w:top w:val="single" w:sz="4" w:space="0" w:color="auto"/>
+              <w:left w:val="single" w:sz="4" w:space="0" w:color="auto"/>
+              <w:bottom w:val="single" w:sz="4" w:space="0" w:color="auto"/>
+              <w:right w:val="single" w:sz="4" w:space="0" w:color="auto"/>
+            </w:tcBorders>
+            <w:vAlign w:val="center"/>
+          </w:tcPr>
+          <w:p>
+            <w:pPr>
+              <w:jc w:val="center"/>
+            </w:pPr>
+            <w:r>
+              <w:rPr>
+                <w:rFonts w:ascii="Times New Roman" w:hAnsi="Times New Roman" w:cs="Times New Roman"/>
+                <w:sz w:val="24"/>
+                <w:szCs w:val="24"/>
+              </w:rPr>
+              <w:t xml:space="preserve">305.68</w:t>
+            </w:r>
+          </w:p>
+        </w:tc>
+      </w:tr>
+      <w:tr>
+        <w:tc>
+          <w:tcPr>
+            <w:tcW w:w="1400" w:type="dxa"/>
+            <w:tcBorders>
+              <w:top w:val="single" w:sz="4" w:space="0" w:color="auto"/>
+              <w:left w:val="single" w:sz="4" w:space="0" w:color="auto"/>
+              <w:bottom w:val="single" w:sz="4" w:space="0" w:color="auto"/>
+              <w:right w:val="single" w:sz="4" w:space="0" w:color="auto"/>
+            </w:tcBorders>
+            <w:vAlign w:val="center"/>
+          </w:tcPr>
+          <w:p>
+            <w:pPr>
+              <w:jc w:val="center"/>
+            </w:pPr>
+            <w:r>
+              <w:rPr>
+                <w:rFonts w:ascii="Times New Roman" w:hAnsi="Times New Roman" w:cs="Times New Roman"/>
+                <w:sz w:val="24"/>
+                <w:szCs w:val="24"/>
+              </w:rPr>
+              <w:t xml:space="preserve">10</w:t>
+            </w:r>
+          </w:p>
+        </w:tc>
+        <w:tc>
+          <w:tcPr>
+            <w:tcW w:w="1700" w:type="dxa"/>
+            <w:tcBorders>
+              <w:top w:val="single" w:sz="4" w:space="0" w:color="auto"/>
+              <w:left w:val="single" w:sz="4" w:space="0" w:color="auto"/>
+              <w:bottom w:val="single" w:sz="4" w:space="0" w:color="auto"/>
+              <w:right w:val="single" w:sz="4" w:space="0" w:color="auto"/>
+            </w:tcBorders>
+            <w:vAlign w:val="center"/>
+          </w:tcPr>
+          <w:p>
+            <w:pPr>
+              <w:jc w:val="center"/>
+            </w:pPr>
+            <w:r>
+              <w:rPr>
+                <w:rFonts w:ascii="Times New Roman" w:hAnsi="Times New Roman" w:cs="Times New Roman"/>
+                <w:sz w:val="24"/>
+                <w:szCs w:val="24"/>
+              </w:rPr>
+              <w:t xml:space="preserve">101</w:t>
+            </w:r>
+          </w:p>
+        </w:tc>
+        <w:tc>
+          <w:tcPr>
+            <w:tcW w:w="1900" w:type="dxa"/>
+            <w:tcBorders>
+              <w:top w:val="single" w:sz="4" w:space="0" w:color="auto"/>
+              <w:left w:val="single" w:sz="4" w:space="0" w:color="auto"/>
+              <w:bottom w:val="single" w:sz="4" w:space="0" w:color="auto"/>
+              <w:right w:val="single" w:sz="4" w:space="0" w:color="auto"/>
+            </w:tcBorders>
+            <w:vAlign w:val="center"/>
+          </w:tcPr>
+          <w:p>
+            <w:pPr>
+              <w:jc w:val="center"/>
+            </w:pPr>
+            <w:r>
+              <w:rPr>
+                <w:rFonts w:ascii="Times New Roman" w:hAnsi="Times New Roman" w:cs="Times New Roman"/>
+                <w:sz w:val="24"/>
+                <w:szCs w:val="24"/>
+              </w:rPr>
+              <w:t xml:space="preserve">31,421.48</w:t>
+            </w:r>
+          </w:p>
+        </w:tc>
+        <w:tc>
+          <w:tcPr>
+            <w:tcW w:w="2110" w:type="dxa"/>
+            <w:tcBorders>
+              <w:top w:val="single" w:sz="4" w:space="0" w:color="auto"/>
+              <w:left w:val="single" w:sz="4" w:space="0" w:color="auto"/>
+              <w:bottom w:val="single" w:sz="4" w:space="0" w:color="auto"/>
+              <w:right w:val="single" w:sz="4" w:space="0" w:color="auto"/>
+            </w:tcBorders>
+            <w:vAlign w:val="center"/>
+          </w:tcPr>
+          <w:p>
+            <w:pPr>
+              <w:jc w:val="center"/>
+            </w:pPr>
+            <w:r>
+              <w:rPr>
+                <w:rFonts w:ascii="Times New Roman" w:hAnsi="Times New Roman" w:cs="Times New Roman"/>
+                <w:sz w:val="24"/>
+                <w:szCs w:val="24"/>
+              </w:rPr>
+              <w:t xml:space="preserve">311.10</w:t>
+            </w:r>
+          </w:p>
+        </w:tc>
+      </w:tr>
+      <w:tr>
+        <w:tc>
+          <w:tcPr>
+            <w:tcW w:w="1400" w:type="dxa"/>
+            <w:tcBorders>
+              <w:top w:val="single" w:sz="4" w:space="0" w:color="auto"/>
+              <w:left w:val="single" w:sz="4" w:space="0" w:color="auto"/>
+              <w:bottom w:val="single" w:sz="4" w:space="0" w:color="auto"/>
+              <w:right w:val="single" w:sz="4" w:space="0" w:color="auto"/>
+            </w:tcBorders>
+            <w:vAlign w:val="center"/>
+          </w:tcPr>
+          <w:p>
+            <w:pPr>
+              <w:jc w:val="center"/>
+            </w:pPr>
+            <w:r>
+              <w:rPr>
+                <w:rFonts w:ascii="Times New Roman" w:hAnsi="Times New Roman" w:cs="Times New Roman"/>
+                <w:sz w:val="24"/>
+                <w:szCs w:val="24"/>
+              </w:rPr>
+              <w:t xml:space="preserve">18</w:t>
+            </w:r>
+          </w:p>
+        </w:tc>
+        <w:tc>
+          <w:tcPr>
+            <w:tcW w:w="1700" w:type="dxa"/>
+            <w:tcBorders>
+              <w:top w:val="single" w:sz="4" w:space="0" w:color="auto"/>
+              <w:left w:val="single" w:sz="4" w:space="0" w:color="auto"/>
+              <w:bottom w:val="single" w:sz="4" w:space="0" w:color="auto"/>
+              <w:right w:val="single" w:sz="4" w:space="0" w:color="auto"/>
+            </w:tcBorders>
+            <w:vAlign w:val="center"/>
+          </w:tcPr>
+          <w:p>
+            <w:pPr>
+              <w:jc w:val="center"/>
+            </w:pPr>
+            <w:r>
+              <w:rPr>
+                <w:rFonts w:ascii="Times New Roman" w:hAnsi="Times New Roman" w:cs="Times New Roman"/>
+                <w:sz w:val="24"/>
+                <w:szCs w:val="24"/>
+              </w:rPr>
+              <w:t xml:space="preserve">93</w:t>
+            </w:r>
+          </w:p>
+        </w:tc>
+        <w:tc>
+          <w:tcPr>
+            <w:tcW w:w="1900" w:type="dxa"/>
+            <w:tcBorders>
+              <w:top w:val="single" w:sz="4" w:space="0" w:color="auto"/>
+              <w:left w:val="single" w:sz="4" w:space="0" w:color="auto"/>
+              <w:bottom w:val="single" w:sz="4" w:space="0" w:color="auto"/>
+              <w:right w:val="single" w:sz="4" w:space="0" w:color="auto"/>
+            </w:tcBorders>
+            <w:vAlign w:val="center"/>
+          </w:tcPr>
+          <w:p>
+            <w:pPr>
+              <w:jc w:val="center"/>
+            </w:pPr>
+            <w:r>
+              <w:rPr>
+                <w:rFonts w:ascii="Times New Roman" w:hAnsi="Times New Roman" w:cs="Times New Roman"/>
+                <w:sz w:val="24"/>
+                <w:szCs w:val="24"/>
+              </w:rPr>
+              <w:t xml:space="preserve">26,030.34</w:t>
+            </w:r>
+          </w:p>
+        </w:tc>
+        <w:tc>
+          <w:tcPr>
+            <w:tcW w:w="2110" w:type="dxa"/>
+            <w:tcBorders>
+              <w:top w:val="single" w:sz="4" w:space="0" w:color="auto"/>
+              <w:left w:val="single" w:sz="4" w:space="0" w:color="auto"/>
+              <w:bottom w:val="single" w:sz="4" w:space="0" w:color="auto"/>
+              <w:right w:val="single" w:sz="4" w:space="0" w:color="auto"/>
+            </w:tcBorders>
+            <w:vAlign w:val="center"/>
+          </w:tcPr>
+          <w:p>
+            <w:pPr>
+              <w:jc w:val="center"/>
+            </w:pPr>
+            <w:r>
+              <w:rPr>
+                <w:rFonts w:ascii="Times New Roman" w:hAnsi="Times New Roman" w:cs="Times New Roman"/>
+                <w:sz w:val="24"/>
+                <w:szCs w:val="24"/>
+              </w:rPr>
+              <w:t xml:space="preserve">279.90</w:t>
+            </w:r>
+          </w:p>
+        </w:tc>
+      </w:tr>
+      <w:tr>
+        <w:tc>
+          <w:tcPr>
+            <w:tcW w:w="1400" w:type="dxa"/>
+            <w:tcBorders>
+              <w:top w:val="single" w:sz="4" w:space="0" w:color="auto"/>
+              <w:left w:val="single" w:sz="4" w:space="0" w:color="auto"/>
+              <w:bottom w:val="single" w:sz="4" w:space="0" w:color="auto"/>
+              <w:right w:val="single" w:sz="4" w:space="0" w:color="auto"/>
+            </w:tcBorders>
+            <w:vAlign w:val="center"/>
+          </w:tcPr>
+          <w:p>
+            <w:pPr>
+              <w:jc w:val="center"/>
+            </w:pPr>
+            <w:r>
+              <w:rPr>
+                <w:rFonts w:ascii="Times New Roman" w:hAnsi="Times New Roman" w:cs="Times New Roman"/>
+                <w:sz w:val="24"/>
+                <w:szCs w:val="24"/>
+              </w:rPr>
+              <w:t xml:space="preserve">11</w:t>
+            </w:r>
+          </w:p>
+        </w:tc>
+        <w:tc>
+          <w:tcPr>
+            <w:tcW w:w="1700" w:type="dxa"/>
+            <w:tcBorders>
+              <w:top w:val="single" w:sz="4" w:space="0" w:color="auto"/>
+              <w:left w:val="single" w:sz="4" w:space="0" w:color="auto"/>
+              <w:bottom w:val="single" w:sz="4" w:space="0" w:color="auto"/>
+              <w:right w:val="single" w:sz="4" w:space="0" w:color="auto"/>
+            </w:tcBorders>
+            <w:vAlign w:val="center"/>
+          </w:tcPr>
+          <w:p>
+            <w:pPr>
+              <w:jc w:val="center"/>
+            </w:pPr>
+            <w:r>
+              <w:rPr>
+                <w:rFonts w:ascii="Times New Roman" w:hAnsi="Times New Roman" w:cs="Times New Roman"/>
+                <w:sz w:val="24"/>
+                <w:szCs w:val="24"/>
+              </w:rPr>
+              <w:t xml:space="preserve">90</w:t>
+            </w:r>
+          </w:p>
+        </w:tc>
+        <w:tc>
+          <w:tcPr>
+            <w:tcW w:w="1900" w:type="dxa"/>
+            <w:tcBorders>
+              <w:top w:val="single" w:sz="4" w:space="0" w:color="auto"/>
+              <w:left w:val="single" w:sz="4" w:space="0" w:color="auto"/>
+              <w:bottom w:val="single" w:sz="4" w:space="0" w:color="auto"/>
+              <w:right w:val="single" w:sz="4" w:space="0" w:color="auto"/>
+            </w:tcBorders>
+            <w:vAlign w:val="center"/>
+          </w:tcPr>
+          <w:p>
+            <w:pPr>
+              <w:jc w:val="center"/>
+            </w:pPr>
+            <w:r>
+              <w:rPr>
+                <w:rFonts w:ascii="Times New Roman" w:hAnsi="Times New Roman" w:cs="Times New Roman"/>
+                <w:sz w:val="24"/>
+                <w:szCs w:val="24"/>
+              </w:rPr>
+              <w:t xml:space="preserve">30,377.33</w:t>
+            </w:r>
+          </w:p>
+        </w:tc>
+        <w:tc>
+          <w:tcPr>
+            <w:tcW w:w="2110" w:type="dxa"/>
+            <w:tcBorders>
+              <w:top w:val="single" w:sz="4" w:space="0" w:color="auto"/>
+              <w:left w:val="single" w:sz="4" w:space="0" w:color="auto"/>
+              <w:bottom w:val="single" w:sz="4" w:space="0" w:color="auto"/>
+              <w:right w:val="single" w:sz="4" w:space="0" w:color="auto"/>
+            </w:tcBorders>
+            <w:vAlign w:val="center"/>
+          </w:tcPr>
+          <w:p>
+            <w:pPr>
+              <w:jc w:val="center"/>
+            </w:pPr>
+            <w:r>
+              <w:rPr>
+                <w:rFonts w:ascii="Times New Roman" w:hAnsi="Times New Roman" w:cs="Times New Roman"/>
+                <w:sz w:val="24"/>
+                <w:szCs w:val="24"/>
+              </w:rPr>
+              <w:t xml:space="preserve">337.53</w:t>
+            </w:r>
+          </w:p>
+        </w:tc>
+      </w:tr>
+      <w:tr>
+        <w:tc>
+          <w:tcPr>
+            <w:tcW w:w="1400" w:type="dxa"/>
+            <w:tcBorders>
+              <w:top w:val="single" w:sz="4" w:space="0" w:color="auto"/>
+              <w:left w:val="single" w:sz="4" w:space="0" w:color="auto"/>
+              <w:bottom w:val="single" w:sz="4" w:space="0" w:color="auto"/>
+              <w:right w:val="single" w:sz="4" w:space="0" w:color="auto"/>
+            </w:tcBorders>
+            <w:vAlign w:val="center"/>
+          </w:tcPr>
+          <w:p>
+            <w:pPr>
+              <w:jc w:val="center"/>
+            </w:pPr>
+            <w:r>
+              <w:rPr>
+                <w:rFonts w:ascii="Times New Roman" w:hAnsi="Times New Roman" w:cs="Times New Roman"/>
+                <w:sz w:val="24"/>
+                <w:szCs w:val="24"/>
+              </w:rPr>
+              <w:t xml:space="preserve">12</w:t>
+            </w:r>
+          </w:p>
+        </w:tc>
+        <w:tc>
+          <w:tcPr>
+            <w:tcW w:w="1700" w:type="dxa"/>
+            <w:tcBorders>
+              <w:top w:val="single" w:sz="4" w:space="0" w:color="auto"/>
+              <w:left w:val="single" w:sz="4" w:space="0" w:color="auto"/>
+              <w:bottom w:val="single" w:sz="4" w:space="0" w:color="auto"/>
+              <w:right w:val="single" w:sz="4" w:space="0" w:color="auto"/>
+            </w:tcBorders>
+            <w:vAlign w:val="center"/>
+          </w:tcPr>
+          <w:p>
+            <w:pPr>
+              <w:jc w:val="center"/>
+            </w:pPr>
+            <w:r>
+              <w:rPr>
+                <w:rFonts w:ascii="Times New Roman" w:hAnsi="Times New Roman" w:cs="Times New Roman"/>
+                <w:sz w:val="24"/>
+                <w:szCs w:val="24"/>
+              </w:rPr>
+              <w:t xml:space="preserve">89</w:t>
+            </w:r>
+          </w:p>
+        </w:tc>
+        <w:tc>
+          <w:tcPr>
+            <w:tcW w:w="1900" w:type="dxa"/>
+            <w:tcBorders>
+              <w:top w:val="single" w:sz="4" w:space="0" w:color="auto"/>
+              <w:left w:val="single" w:sz="4" w:space="0" w:color="auto"/>
+              <w:bottom w:val="single" w:sz="4" w:space="0" w:color="auto"/>
+              <w:right w:val="single" w:sz="4" w:space="0" w:color="auto"/>
+            </w:tcBorders>
+            <w:vAlign w:val="center"/>
+          </w:tcPr>
+          <w:p>
+            <w:pPr>
+              <w:jc w:val="center"/>
+            </w:pPr>
+            <w:r>
+              <w:rPr>
+                <w:rFonts w:ascii="Times New Roman" w:hAnsi="Times New Roman" w:cs="Times New Roman"/>
+                <w:sz w:val="24"/>
+                <w:szCs w:val="24"/>
+              </w:rPr>
+              <w:t xml:space="preserve">26,065.88</w:t>
+            </w:r>
+          </w:p>
+        </w:tc>
+        <w:tc>
+          <w:tcPr>
+            <w:tcW w:w="2110" w:type="dxa"/>
+            <w:tcBorders>
+              <w:top w:val="single" w:sz="4" w:space="0" w:color="auto"/>
+              <w:left w:val="single" w:sz="4" w:space="0" w:color="auto"/>
+              <w:bottom w:val="single" w:sz="4" w:space="0" w:color="auto"/>
+              <w:right w:val="single" w:sz="4" w:space="0" w:color="auto"/>
+            </w:tcBorders>
+            <w:vAlign w:val="center"/>
+          </w:tcPr>
+          <w:p>
+            <w:pPr>
+              <w:jc w:val="center"/>
+            </w:pPr>
+            <w:r>
+              <w:rPr>
+                <w:rFonts w:ascii="Times New Roman" w:hAnsi="Times New Roman" w:cs="Times New Roman"/>
+                <w:sz w:val="24"/>
+                <w:szCs w:val="24"/>
+              </w:rPr>
+              <w:t xml:space="preserve">292.88</w:t>
+            </w:r>
+          </w:p>
+        </w:tc>
+      </w:tr>
+      <w:tr>
+        <w:tc>
+          <w:tcPr>
+            <w:tcW w:w="1400" w:type="dxa"/>
+            <w:tcBorders>
+              <w:top w:val="single" w:sz="4" w:space="0" w:color="auto"/>
+              <w:left w:val="single" w:sz="4" w:space="0" w:color="auto"/>
+              <w:bottom w:val="single" w:sz="4" w:space="0" w:color="auto"/>
+              <w:right w:val="single" w:sz="4" w:space="0" w:color="auto"/>
+            </w:tcBorders>
+            <w:vAlign w:val="center"/>
+          </w:tcPr>
+          <w:p>
+            <w:pPr>
+              <w:jc w:val="center"/>
+            </w:pPr>
+            <w:r>
+              <w:rPr>
+                <w:rFonts w:ascii="Times New Roman" w:hAnsi="Times New Roman" w:cs="Times New Roman"/>
+                <w:sz w:val="24"/>
+                <w:szCs w:val="24"/>
+              </w:rPr>
+              <w:t xml:space="preserve">14</w:t>
+            </w:r>
+          </w:p>
+        </w:tc>
+        <w:tc>
+          <w:tcPr>
+            <w:tcW w:w="1700" w:type="dxa"/>
+            <w:tcBorders>
+              <w:top w:val="single" w:sz="4" w:space="0" w:color="auto"/>
+              <w:left w:val="single" w:sz="4" w:space="0" w:color="auto"/>
+              <w:bottom w:val="single" w:sz="4" w:space="0" w:color="auto"/>
+              <w:right w:val="single" w:sz="4" w:space="0" w:color="auto"/>
+            </w:tcBorders>
+            <w:vAlign w:val="center"/>
+          </w:tcPr>
+          <w:p>
+            <w:pPr>
+              <w:jc w:val="center"/>
+            </w:pPr>
+            <w:r>
+              <w:rPr>
+                <w:rFonts w:ascii="Times New Roman" w:hAnsi="Times New Roman" w:cs="Times New Roman"/>
+                <w:sz w:val="24"/>
+                <w:szCs w:val="24"/>
+              </w:rPr>
+              <w:t xml:space="preserve">83</w:t>
+            </w:r>
+          </w:p>
+        </w:tc>
+        <w:tc>
+          <w:tcPr>
+            <w:tcW w:w="1900" w:type="dxa"/>
+            <w:tcBorders>
+              <w:top w:val="single" w:sz="4" w:space="0" w:color="auto"/>
+              <w:left w:val="single" w:sz="4" w:space="0" w:color="auto"/>
+              <w:bottom w:val="single" w:sz="4" w:space="0" w:color="auto"/>
+              <w:right w:val="single" w:sz="4" w:space="0" w:color="auto"/>
+            </w:tcBorders>
+            <w:vAlign w:val="center"/>
+          </w:tcPr>
+          <w:p>
+            <w:pPr>
+              <w:jc w:val="center"/>
+            </w:pPr>
+            <w:r>
+              <w:rPr>
+                <w:rFonts w:ascii="Times New Roman" w:hAnsi="Times New Roman" w:cs="Times New Roman"/>
+                <w:sz w:val="24"/>
+                <w:szCs w:val="24"/>
+              </w:rPr>
+              <w:t xml:space="preserve">30,828.40</w:t>
+            </w:r>
+          </w:p>
+        </w:tc>
+        <w:tc>
+          <w:tcPr>
+            <w:tcW w:w="2110" w:type="dxa"/>
+            <w:tcBorders>
+              <w:top w:val="single" w:sz="4" w:space="0" w:color="auto"/>
+              <w:left w:val="single" w:sz="4" w:space="0" w:color="auto"/>
+              <w:bottom w:val="single" w:sz="4" w:space="0" w:color="auto"/>
+              <w:right w:val="single" w:sz="4" w:space="0" w:color="auto"/>
+            </w:tcBorders>
+            <w:vAlign w:val="center"/>
+          </w:tcPr>
+          <w:p>
+            <w:pPr>
+              <w:jc w:val="center"/>
+            </w:pPr>
+            <w:r>
+              <w:rPr>
+                <w:rFonts w:ascii="Times New Roman" w:hAnsi="Times New Roman" w:cs="Times New Roman"/>
+                <w:sz w:val="24"/>
+                <w:szCs w:val="24"/>
+              </w:rPr>
+              <w:t xml:space="preserve">371.43</w:t>
+            </w:r>
+          </w:p>
+        </w:tc>
+      </w:tr>
+      <w:tr>
+        <w:tc>
+          <w:tcPr>
+            <w:tcW w:w="1400" w:type="dxa"/>
+            <w:tcBorders>
+              <w:top w:val="single" w:sz="4" w:space="0" w:color="auto"/>
+              <w:left w:val="single" w:sz="4" w:space="0" w:color="auto"/>
+              <w:bottom w:val="single" w:sz="4" w:space="0" w:color="auto"/>
+              <w:right w:val="single" w:sz="4" w:space="0" w:color="auto"/>
+            </w:tcBorders>
+            <w:vAlign w:val="center"/>
+          </w:tcPr>
+          <w:p>
+            <w:pPr>
+              <w:jc w:val="center"/>
+            </w:pPr>
+            <w:r>
+              <w:rPr>
+                <w:rFonts w:ascii="Times New Roman" w:hAnsi="Times New Roman" w:cs="Times New Roman"/>
+                <w:sz w:val="24"/>
+                <w:szCs w:val="24"/>
+              </w:rPr>
+              <w:t xml:space="preserve">16</w:t>
+            </w:r>
+          </w:p>
+        </w:tc>
+        <w:tc>
+          <w:tcPr>
+            <w:tcW w:w="1700" w:type="dxa"/>
+            <w:tcBorders>
+              <w:top w:val="single" w:sz="4" w:space="0" w:color="auto"/>
+              <w:left w:val="single" w:sz="4" w:space="0" w:color="auto"/>
+              <w:bottom w:val="single" w:sz="4" w:space="0" w:color="auto"/>
+              <w:right w:val="single" w:sz="4" w:space="0" w:color="auto"/>
+            </w:tcBorders>
+            <w:vAlign w:val="center"/>
+          </w:tcPr>
+          <w:p>
+            <w:pPr>
+              <w:jc w:val="center"/>
+            </w:pPr>
+            <w:r>
+              <w:rPr>
+                <w:rFonts w:ascii="Times New Roman" w:hAnsi="Times New Roman" w:cs="Times New Roman"/>
+                <w:sz w:val="24"/>
+                <w:szCs w:val="24"/>
+              </w:rPr>
+              <w:t xml:space="preserve">77</w:t>
+            </w:r>
+          </w:p>
+        </w:tc>
+        <w:tc>
+          <w:tcPr>
+            <w:tcW w:w="1900" w:type="dxa"/>
+            <w:tcBorders>
+              <w:top w:val="single" w:sz="4" w:space="0" w:color="auto"/>
+              <w:left w:val="single" w:sz="4" w:space="0" w:color="auto"/>
+              <w:bottom w:val="single" w:sz="4" w:space="0" w:color="auto"/>
+              <w:right w:val="single" w:sz="4" w:space="0" w:color="auto"/>
+            </w:tcBorders>
+            <w:vAlign w:val="center"/>
+          </w:tcPr>
+          <w:p>
+            <w:pPr>
+              <w:jc w:val="center"/>
+            </w:pPr>
+            <w:r>
+              <w:rPr>
+                <w:rFonts w:ascii="Times New Roman" w:hAnsi="Times New Roman" w:cs="Times New Roman"/>
+                <w:sz w:val="24"/>
+                <w:szCs w:val="24"/>
+              </w:rPr>
+              <w:t xml:space="preserve">25,226.32</w:t>
+            </w:r>
+          </w:p>
+        </w:tc>
+        <w:tc>
+          <w:tcPr>
+            <w:tcW w:w="2110" w:type="dxa"/>
+            <w:tcBorders>
+              <w:top w:val="single" w:sz="4" w:space="0" w:color="auto"/>
+              <w:left w:val="single" w:sz="4" w:space="0" w:color="auto"/>
+              <w:bottom w:val="single" w:sz="4" w:space="0" w:color="auto"/>
+              <w:right w:val="single" w:sz="4" w:space="0" w:color="auto"/>
+            </w:tcBorders>
+            <w:vAlign w:val="center"/>
+          </w:tcPr>
+          <w:p>
+            <w:pPr>
+              <w:jc w:val="center"/>
+            </w:pPr>
+            <w:r>
+              <w:rPr>
+                <w:rFonts w:ascii="Times New Roman" w:hAnsi="Times New Roman" w:cs="Times New Roman"/>
+                <w:sz w:val="24"/>
+                <w:szCs w:val="24"/>
+              </w:rPr>
+              <w:t xml:space="preserve">327.61</w:t>
+            </w:r>
+          </w:p>
+        </w:tc>
+      </w:tr>
+      <w:tr>
+        <w:tc>
+          <w:tcPr>
+            <w:tcW w:w="1400" w:type="dxa"/>
+            <w:tcBorders>
+              <w:top w:val="single" w:sz="4" w:space="0" w:color="auto"/>
+              <w:left w:val="single" w:sz="4" w:space="0" w:color="auto"/>
+              <w:bottom w:val="single" w:sz="4" w:space="0" w:color="auto"/>
+              <w:right w:val="single" w:sz="4" w:space="0" w:color="auto"/>
+            </w:tcBorders>
+            <w:vAlign w:val="center"/>
+          </w:tcPr>
+          <w:p>
+            <w:pPr>
+              <w:jc w:val="center"/>
+            </w:pPr>
+            <w:r>
+              <w:rPr>
+                <w:rFonts w:ascii="Times New Roman" w:hAnsi="Times New Roman" w:cs="Times New Roman"/>
+                <w:sz w:val="24"/>
+                <w:szCs w:val="24"/>
+              </w:rPr>
+              <w:t xml:space="preserve">20</w:t>
+            </w:r>
+          </w:p>
+        </w:tc>
+        <w:tc>
+          <w:tcPr>
+            <w:tcW w:w="1700" w:type="dxa"/>
+            <w:tcBorders>
+              <w:top w:val="single" w:sz="4" w:space="0" w:color="auto"/>
+              <w:left w:val="single" w:sz="4" w:space="0" w:color="auto"/>
+              <w:bottom w:val="single" w:sz="4" w:space="0" w:color="auto"/>
+              <w:right w:val="single" w:sz="4" w:space="0" w:color="auto"/>
+            </w:tcBorders>
+            <w:vAlign w:val="center"/>
+          </w:tcPr>
+          <w:p>
+            <w:pPr>
+              <w:jc w:val="center"/>
+            </w:pPr>
+            <w:r>
+              <w:rPr>
+                <w:rFonts w:ascii="Times New Roman" w:hAnsi="Times New Roman" w:cs="Times New Roman"/>
+                <w:sz w:val="24"/>
+                <w:szCs w:val="24"/>
+              </w:rPr>
+              <w:t xml:space="preserve">75</w:t>
+            </w:r>
+          </w:p>
+        </w:tc>
+        <w:tc>
+          <w:tcPr>
+            <w:tcW w:w="1900" w:type="dxa"/>
+            <w:tcBorders>
+              <w:top w:val="single" w:sz="4" w:space="0" w:color="auto"/>
+              <w:left w:val="single" w:sz="4" w:space="0" w:color="auto"/>
+              <w:bottom w:val="single" w:sz="4" w:space="0" w:color="auto"/>
+              <w:right w:val="single" w:sz="4" w:space="0" w:color="auto"/>
+            </w:tcBorders>
+            <w:vAlign w:val="center"/>
+          </w:tcPr>
+          <w:p>
+            <w:pPr>
+              <w:jc w:val="center"/>
+            </w:pPr>
+            <w:r>
+              <w:rPr>
+                <w:rFonts w:ascii="Times New Roman" w:hAnsi="Times New Roman" w:cs="Times New Roman"/>
+                <w:sz w:val="24"/>
+                <w:szCs w:val="24"/>
+              </w:rPr>
+              <w:t xml:space="preserve">22,969.53</w:t>
+            </w:r>
+          </w:p>
+        </w:tc>
+        <w:tc>
+          <w:tcPr>
+            <w:tcW w:w="2110" w:type="dxa"/>
+            <w:tcBorders>
+              <w:top w:val="single" w:sz="4" w:space="0" w:color="auto"/>
+              <w:left w:val="single" w:sz="4" w:space="0" w:color="auto"/>
+              <w:bottom w:val="single" w:sz="4" w:space="0" w:color="auto"/>
+              <w:right w:val="single" w:sz="4" w:space="0" w:color="auto"/>
+            </w:tcBorders>
+            <w:vAlign w:val="center"/>
+          </w:tcPr>
+          <w:p>
+            <w:pPr>
+              <w:jc w:val="center"/>
+            </w:pPr>
+            <w:r>
+              <w:rPr>
+                <w:rFonts w:ascii="Times New Roman" w:hAnsi="Times New Roman" w:cs="Times New Roman"/>
+                <w:sz w:val="24"/>
+                <w:szCs w:val="24"/>
+              </w:rPr>
+              <w:t xml:space="preserve">306.26</w:t>
+            </w:r>
+          </w:p>
+        </w:tc>
+      </w:tr>
+      <w:tr>
+        <w:tc>
+          <w:tcPr>
+            <w:tcW w:w="1400" w:type="dxa"/>
+            <w:tcBorders>
+              <w:top w:val="single" w:sz="4" w:space="0" w:color="auto"/>
+              <w:left w:val="single" w:sz="4" w:space="0" w:color="auto"/>
+              <w:bottom w:val="single" w:sz="4" w:space="0" w:color="auto"/>
+              <w:right w:val="single" w:sz="4" w:space="0" w:color="auto"/>
+            </w:tcBorders>
+            <w:vAlign w:val="center"/>
+          </w:tcPr>
+          <w:p>
+            <w:pPr>
+              <w:jc w:val="center"/>
+            </w:pPr>
+            <w:r>
+              <w:rPr>
+                <w:rFonts w:ascii="Times New Roman" w:hAnsi="Times New Roman" w:cs="Times New Roman"/>
+                <w:sz w:val="24"/>
+                <w:szCs w:val="24"/>
+              </w:rPr>
+              <w:t xml:space="preserve">17</w:t>
+            </w:r>
+          </w:p>
+        </w:tc>
+        <w:tc>
+          <w:tcPr>
+            <w:tcW w:w="1700" w:type="dxa"/>
+            <w:tcBorders>
+              <w:top w:val="single" w:sz="4" w:space="0" w:color="auto"/>
+              <w:left w:val="single" w:sz="4" w:space="0" w:color="auto"/>
+              <w:bottom w:val="single" w:sz="4" w:space="0" w:color="auto"/>
+              <w:right w:val="single" w:sz="4" w:space="0" w:color="auto"/>
+            </w:tcBorders>
+            <w:vAlign w:val="center"/>
+          </w:tcPr>
+          <w:p>
+            <w:pPr>
+              <w:jc w:val="center"/>
+            </w:pPr>
+            <w:r>
+              <w:rPr>
+                <w:rFonts w:ascii="Times New Roman" w:hAnsi="Times New Roman" w:cs="Times New Roman"/>
+                <w:sz w:val="24"/>
+                <w:szCs w:val="24"/>
+              </w:rPr>
+              <w:t xml:space="preserve">74</w:t>
+            </w:r>
+          </w:p>
+        </w:tc>
+        <w:tc>
+          <w:tcPr>
+            <w:tcW w:w="1900" w:type="dxa"/>
+            <w:tcBorders>
+              <w:top w:val="single" w:sz="4" w:space="0" w:color="auto"/>
+              <w:left w:val="single" w:sz="4" w:space="0" w:color="auto"/>
+              <w:bottom w:val="single" w:sz="4" w:space="0" w:color="auto"/>
+              <w:right w:val="single" w:sz="4" w:space="0" w:color="auto"/>
+            </w:tcBorders>
+            <w:vAlign w:val="center"/>
+          </w:tcPr>
+          <w:p>
+            <w:pPr>
+              <w:jc w:val="center"/>
+            </w:pPr>
+            <w:r>
+              <w:rPr>
+                <w:rFonts w:ascii="Times New Roman" w:hAnsi="Times New Roman" w:cs="Times New Roman"/>
+                <w:sz w:val="24"/>
+                <w:szCs w:val="24"/>
+              </w:rPr>
+              <w:t xml:space="preserve">24,445.22</w:t>
+            </w:r>
+          </w:p>
+        </w:tc>
+        <w:tc>
+          <w:tcPr>
+            <w:tcW w:w="2110" w:type="dxa"/>
+            <w:tcBorders>
+              <w:top w:val="single" w:sz="4" w:space="0" w:color="auto"/>
+              <w:left w:val="single" w:sz="4" w:space="0" w:color="auto"/>
+              <w:bottom w:val="single" w:sz="4" w:space="0" w:color="auto"/>
+              <w:right w:val="single" w:sz="4" w:space="0" w:color="auto"/>
+            </w:tcBorders>
+            <w:vAlign w:val="center"/>
+          </w:tcPr>
+          <w:p>
+            <w:pPr>
+              <w:jc w:val="center"/>
+            </w:pPr>
+            <w:r>
+              <w:rPr>
+                <w:rFonts w:ascii="Times New Roman" w:hAnsi="Times New Roman" w:cs="Times New Roman"/>
+                <w:sz w:val="24"/>
+                <w:szCs w:val="24"/>
+              </w:rPr>
+              <w:t xml:space="preserve">330.34</w:t>
             </w:r>
           </w:p>
         </w:tc>
       </w:tr>
     </w:tbl>
+    <w:tbl>
+      <w:tblPr>
+        <w:tblW w:w="0" w:type="auto"/>
+        <w:jc w:val="center"/>
+        <w:tblLook w:val="04A0"/>
+      </w:tblPr>
+      <w:tblGrid>
+        <w:gridCol w:w="2300"/>
+        <w:gridCol w:w="1700"/>
+        <w:gridCol w:w="1900"/>
+        <w:gridCol w:w="2110"/>
+      </w:tblGrid>
+      <w:tr>
+        <w:trPr>
+          <w:jc w:val="center"/>
+        </w:trPr>
+        <w:tc>
+          <w:tcPr>
+            <w:tcW w:w="2300" w:type="dxa"/>
+            <w:tcBorders>
+              <w:top w:val="single" w:sz="4" w:space="0" w:color="auto"/>
+              <w:left w:val="single" w:sz="4" w:space="0" w:color="auto"/>
+              <w:bottom w:val="single" w:sz="4" w:space="0" w:color="auto"/>
+              <w:right w:val="single" w:sz="4" w:space="0" w:color="auto"/>
+            </w:tcBorders>
+            <w:vAlign w:val="center"/>
+          </w:tcPr>
+          <w:p>
+            <w:pPr>
+              <w:jc w:val="center"/>
+            </w:pPr>
+            <w:r>
+              <w:rPr>
+                <w:rFonts w:ascii="Times New Roman" w:hAnsi="Times New Roman" w:cs="Times New Roman"/>
+                <w:sz w:val="24"/>
+                <w:szCs w:val="24"/>
+                <w:b/>
+                <w:bCs/>
+              </w:rPr>
+              <w:t xml:space="preserve">Part of day</w:t>
+            </w:r>
+          </w:p>
+        </w:tc>
+        <w:tc>
+          <w:tcPr>
+            <w:tcW w:w="1700" w:type="dxa"/>
+            <w:tcBorders>
+              <w:top w:val="single" w:sz="4" w:space="0" w:color="auto"/>
+              <w:left w:val="single" w:sz="4" w:space="0" w:color="auto"/>
+              <w:bottom w:val="single" w:sz="4" w:space="0" w:color="auto"/>
+              <w:right w:val="single" w:sz="4" w:space="0" w:color="auto"/>
+            </w:tcBorders>
+            <w:vAlign w:val="center"/>
+          </w:tcPr>
+          <w:p>
+            <w:pPr>
+              <w:jc w:val="center"/>
+            </w:pPr>
+            <w:r>
+              <w:rPr>
+                <w:rFonts w:ascii="Times New Roman" w:hAnsi="Times New Roman" w:cs="Times New Roman"/>
+                <w:sz w:val="24"/>
+                <w:szCs w:val="24"/>
+                <w:b/>
+                <w:bCs/>
+              </w:rPr>
+              <w:t xml:space="preserve">Transactions</w:t>
+            </w:r>
+          </w:p>
+        </w:tc>
+        <w:tc>
+          <w:tcPr>
+            <w:tcW w:w="1900" w:type="dxa"/>
+            <w:tcBorders>
+              <w:top w:val="single" w:sz="4" w:space="0" w:color="auto"/>
+              <w:left w:val="single" w:sz="4" w:space="0" w:color="auto"/>
+              <w:bottom w:val="single" w:sz="4" w:space="0" w:color="auto"/>
+              <w:right w:val="single" w:sz="4" w:space="0" w:color="auto"/>
+            </w:tcBorders>
+            <w:vAlign w:val="center"/>
+          </w:tcPr>
+          <w:p>
+            <w:pPr>
+              <w:jc w:val="center"/>
+            </w:pPr>
+            <w:r>
+              <w:rPr>
+                <w:rFonts w:ascii="Times New Roman" w:hAnsi="Times New Roman" w:cs="Times New Roman"/>
+                <w:sz w:val="24"/>
+                <w:szCs w:val="24"/>
+                <w:b/>
+                <w:bCs/>
+              </w:rPr>
+              <w:t xml:space="preserve">Revenue</w:t>
+            </w:r>
+          </w:p>
+        </w:tc>
+        <w:tc>
+          <w:tcPr>
+            <w:tcW w:w="2110" w:type="dxa"/>
+            <w:tcBorders>
+              <w:top w:val="single" w:sz="4" w:space="0" w:color="auto"/>
+              <w:left w:val="single" w:sz="4" w:space="0" w:color="auto"/>
+              <w:bottom w:val="single" w:sz="4" w:space="0" w:color="auto"/>
+              <w:right w:val="single" w:sz="4" w:space="0" w:color="auto"/>
+            </w:tcBorders>
+            <w:vAlign w:val="center"/>
+          </w:tcPr>
+          <w:p>
+            <w:pPr>
+              <w:jc w:val="center"/>
+            </w:pPr>
+            <w:r>
+              <w:rPr>
+                <w:rFonts w:ascii="Times New Roman" w:hAnsi="Times New Roman" w:cs="Times New Roman"/>
+                <w:sz w:val="24"/>
+                <w:szCs w:val="24"/>
+                <w:b/>
+                <w:bCs/>
+              </w:rPr>
+              <w:t xml:space="preserve">Mean invoice total</w:t>
+            </w:r>
+          </w:p>
+        </w:tc>
+      </w:tr>
+      <w:tr>
+        <w:tc>
+          <w:tcPr>
+            <w:tcW w:w="2300" w:type="dxa"/>
+            <w:tcBorders>
+              <w:top w:val="single" w:sz="4" w:space="0" w:color="auto"/>
+              <w:left w:val="single" w:sz="4" w:space="0" w:color="auto"/>
+              <w:bottom w:val="single" w:sz="4" w:space="0" w:color="auto"/>
+              <w:right w:val="single" w:sz="4" w:space="0" w:color="auto"/>
+            </w:tcBorders>
+            <w:vAlign w:val="center"/>
+          </w:tcPr>
+          <w:p>
+            <w:pPr>
+              <w:jc w:val="center"/>
+            </w:pPr>
+            <w:r>
+              <w:rPr>
+                <w:rFonts w:ascii="Times New Roman" w:hAnsi="Times New Roman" w:cs="Times New Roman"/>
+                <w:sz w:val="24"/>
+                <w:szCs w:val="24"/>
+              </w:rPr>
+              <w:t xml:space="preserve">Afternoon (13-16)</w:t>
+            </w:r>
+          </w:p>
+        </w:tc>
+        <w:tc>
+          <w:tcPr>
+            <w:tcW w:w="1700" w:type="dxa"/>
+            <w:tcBorders>
+              <w:top w:val="single" w:sz="4" w:space="0" w:color="auto"/>
+              <w:left w:val="single" w:sz="4" w:space="0" w:color="auto"/>
+              <w:bottom w:val="single" w:sz="4" w:space="0" w:color="auto"/>
+              <w:right w:val="single" w:sz="4" w:space="0" w:color="auto"/>
+            </w:tcBorders>
+            <w:vAlign w:val="center"/>
+          </w:tcPr>
+          <w:p>
+            <w:pPr>
+              <w:jc w:val="center"/>
+            </w:pPr>
+            <w:r>
+              <w:rPr>
+                <w:rFonts w:ascii="Times New Roman" w:hAnsi="Times New Roman" w:cs="Times New Roman"/>
+                <w:sz w:val="24"/>
+                <w:szCs w:val="24"/>
+              </w:rPr>
+              <w:t xml:space="preserve">365</w:t>
+            </w:r>
+          </w:p>
+        </w:tc>
+        <w:tc>
+          <w:tcPr>
+            <w:tcW w:w="1900" w:type="dxa"/>
+            <w:tcBorders>
+              <w:top w:val="single" w:sz="4" w:space="0" w:color="auto"/>
+              <w:left w:val="single" w:sz="4" w:space="0" w:color="auto"/>
+              <w:bottom w:val="single" w:sz="4" w:space="0" w:color="auto"/>
+              <w:right w:val="single" w:sz="4" w:space="0" w:color="auto"/>
+            </w:tcBorders>
+            <w:vAlign w:val="center"/>
+          </w:tcPr>
+          <w:p>
+            <w:pPr>
+              <w:jc w:val="center"/>
+            </w:pPr>
+            <w:r>
+              <w:rPr>
+                <w:rFonts w:ascii="Times New Roman" w:hAnsi="Times New Roman" w:cs="Times New Roman"/>
+                <w:sz w:val="24"/>
+                <w:szCs w:val="24"/>
+              </w:rPr>
+              <w:t xml:space="preserve">121,957.46</w:t>
+            </w:r>
+          </w:p>
+        </w:tc>
+        <w:tc>
+          <w:tcPr>
+            <w:tcW w:w="2110" w:type="dxa"/>
+            <w:tcBorders>
+              <w:top w:val="single" w:sz="4" w:space="0" w:color="auto"/>
+              <w:left w:val="single" w:sz="4" w:space="0" w:color="auto"/>
+              <w:bottom w:val="single" w:sz="4" w:space="0" w:color="auto"/>
+              <w:right w:val="single" w:sz="4" w:space="0" w:color="auto"/>
+            </w:tcBorders>
+            <w:vAlign w:val="center"/>
+          </w:tcPr>
+          <w:p>
+            <w:pPr>
+              <w:jc w:val="center"/>
+            </w:pPr>
+            <w:r>
+              <w:rPr>
+                <w:rFonts w:ascii="Times New Roman" w:hAnsi="Times New Roman" w:cs="Times New Roman"/>
+                <w:sz w:val="24"/>
+                <w:szCs w:val="24"/>
+              </w:rPr>
+              <w:t xml:space="preserve">334.13</w:t>
+            </w:r>
+          </w:p>
+        </w:tc>
+      </w:tr>
+      <w:tr>
+        <w:tc>
+          <w:tcPr>
+            <w:tcW w:w="2300" w:type="dxa"/>
+            <w:tcBorders>
+              <w:top w:val="single" w:sz="4" w:space="0" w:color="auto"/>
+              <w:left w:val="single" w:sz="4" w:space="0" w:color="auto"/>
+              <w:bottom w:val="single" w:sz="4" w:space="0" w:color="auto"/>
+              <w:right w:val="single" w:sz="4" w:space="0" w:color="auto"/>
+            </w:tcBorders>
+            <w:vAlign w:val="center"/>
+          </w:tcPr>
+          <w:p>
+            <w:pPr>
+              <w:jc w:val="center"/>
+            </w:pPr>
+            <w:r>
+              <w:rPr>
+                <w:rFonts w:ascii="Times New Roman" w:hAnsi="Times New Roman" w:cs="Times New Roman"/>
+                <w:sz w:val="24"/>
+                <w:szCs w:val="24"/>
+              </w:rPr>
+              <w:t xml:space="preserve">Evening (17-20)</w:t>
+            </w:r>
+          </w:p>
+        </w:tc>
+        <w:tc>
+          <w:tcPr>
+            <w:tcW w:w="1700" w:type="dxa"/>
+            <w:tcBorders>
+              <w:top w:val="single" w:sz="4" w:space="0" w:color="auto"/>
+              <w:left w:val="single" w:sz="4" w:space="0" w:color="auto"/>
+              <w:bottom w:val="single" w:sz="4" w:space="0" w:color="auto"/>
+              <w:right w:val="single" w:sz="4" w:space="0" w:color="auto"/>
+            </w:tcBorders>
+            <w:vAlign w:val="center"/>
+          </w:tcPr>
+          <w:p>
+            <w:pPr>
+              <w:jc w:val="center"/>
+            </w:pPr>
+            <w:r>
+              <w:rPr>
+                <w:rFonts w:ascii="Times New Roman" w:hAnsi="Times New Roman" w:cs="Times New Roman"/>
+                <w:sz w:val="24"/>
+                <w:szCs w:val="24"/>
+              </w:rPr>
+              <w:t xml:space="preserve">355</w:t>
+            </w:r>
+          </w:p>
+        </w:tc>
+        <w:tc>
+          <w:tcPr>
+            <w:tcW w:w="1900" w:type="dxa"/>
+            <w:tcBorders>
+              <w:top w:val="single" w:sz="4" w:space="0" w:color="auto"/>
+              <w:left w:val="single" w:sz="4" w:space="0" w:color="auto"/>
+              <w:bottom w:val="single" w:sz="4" w:space="0" w:color="auto"/>
+              <w:right w:val="single" w:sz="4" w:space="0" w:color="auto"/>
+            </w:tcBorders>
+            <w:vAlign w:val="center"/>
+          </w:tcPr>
+          <w:p>
+            <w:pPr>
+              <w:jc w:val="center"/>
+            </w:pPr>
+            <w:r>
+              <w:rPr>
+                <w:rFonts w:ascii="Times New Roman" w:hAnsi="Times New Roman" w:cs="Times New Roman"/>
+                <w:sz w:val="24"/>
+                <w:szCs w:val="24"/>
+              </w:rPr>
+              <w:t xml:space="preserve">113,144.60</w:t>
+            </w:r>
+          </w:p>
+        </w:tc>
+        <w:tc>
+          <w:tcPr>
+            <w:tcW w:w="2110" w:type="dxa"/>
+            <w:tcBorders>
+              <w:top w:val="single" w:sz="4" w:space="0" w:color="auto"/>
+              <w:left w:val="single" w:sz="4" w:space="0" w:color="auto"/>
+              <w:bottom w:val="single" w:sz="4" w:space="0" w:color="auto"/>
+              <w:right w:val="single" w:sz="4" w:space="0" w:color="auto"/>
+            </w:tcBorders>
+            <w:vAlign w:val="center"/>
+          </w:tcPr>
+          <w:p>
+            <w:pPr>
+              <w:jc w:val="center"/>
+            </w:pPr>
+            <w:r>
+              <w:rPr>
+                <w:rFonts w:ascii="Times New Roman" w:hAnsi="Times New Roman" w:cs="Times New Roman"/>
+                <w:sz w:val="24"/>
+                <w:szCs w:val="24"/>
+              </w:rPr>
+              <w:t xml:space="preserve">318.72</w:t>
+            </w:r>
+          </w:p>
+        </w:tc>
+      </w:tr>
+      <w:tr>
+        <w:tc>
+          <w:tcPr>
+            <w:tcW w:w="2300" w:type="dxa"/>
+            <w:tcBorders>
+              <w:top w:val="single" w:sz="4" w:space="0" w:color="auto"/>
+              <w:left w:val="single" w:sz="4" w:space="0" w:color="auto"/>
+              <w:bottom w:val="single" w:sz="4" w:space="0" w:color="auto"/>
+              <w:right w:val="single" w:sz="4" w:space="0" w:color="auto"/>
+            </w:tcBorders>
+            <w:vAlign w:val="center"/>
+          </w:tcPr>
+          <w:p>
+            <w:pPr>
+              <w:jc w:val="center"/>
+            </w:pPr>
+            <w:r>
+              <w:rPr>
+                <w:rFonts w:ascii="Times New Roman" w:hAnsi="Times New Roman" w:cs="Times New Roman"/>
+                <w:sz w:val="24"/>
+                <w:szCs w:val="24"/>
+              </w:rPr>
+              <w:t xml:space="preserve">Morning (10-12)</w:t>
+            </w:r>
+          </w:p>
+        </w:tc>
+        <w:tc>
+          <w:tcPr>
+            <w:tcW w:w="1700" w:type="dxa"/>
+            <w:tcBorders>
+              <w:top w:val="single" w:sz="4" w:space="0" w:color="auto"/>
+              <w:left w:val="single" w:sz="4" w:space="0" w:color="auto"/>
+              <w:bottom w:val="single" w:sz="4" w:space="0" w:color="auto"/>
+              <w:right w:val="single" w:sz="4" w:space="0" w:color="auto"/>
+            </w:tcBorders>
+            <w:vAlign w:val="center"/>
+          </w:tcPr>
+          <w:p>
+            <w:pPr>
+              <w:jc w:val="center"/>
+            </w:pPr>
+            <w:r>
+              <w:rPr>
+                <w:rFonts w:ascii="Times New Roman" w:hAnsi="Times New Roman" w:cs="Times New Roman"/>
+                <w:sz w:val="24"/>
+                <w:szCs w:val="24"/>
+              </w:rPr>
+              <w:t xml:space="preserve">280</w:t>
+            </w:r>
+          </w:p>
+        </w:tc>
+        <w:tc>
+          <w:tcPr>
+            <w:tcW w:w="1900" w:type="dxa"/>
+            <w:tcBorders>
+              <w:top w:val="single" w:sz="4" w:space="0" w:color="auto"/>
+              <w:left w:val="single" w:sz="4" w:space="0" w:color="auto"/>
+              <w:bottom w:val="single" w:sz="4" w:space="0" w:color="auto"/>
+              <w:right w:val="single" w:sz="4" w:space="0" w:color="auto"/>
+            </w:tcBorders>
+            <w:vAlign w:val="center"/>
+          </w:tcPr>
+          <w:p>
+            <w:pPr>
+              <w:jc w:val="center"/>
+            </w:pPr>
+            <w:r>
+              <w:rPr>
+                <w:rFonts w:ascii="Times New Roman" w:hAnsi="Times New Roman" w:cs="Times New Roman"/>
+                <w:sz w:val="24"/>
+                <w:szCs w:val="24"/>
+              </w:rPr>
+              <w:t xml:space="preserve">87,864.69</w:t>
+            </w:r>
+          </w:p>
+        </w:tc>
+        <w:tc>
+          <w:tcPr>
+            <w:tcW w:w="2110" w:type="dxa"/>
+            <w:tcBorders>
+              <w:top w:val="single" w:sz="4" w:space="0" w:color="auto"/>
+              <w:left w:val="single" w:sz="4" w:space="0" w:color="auto"/>
+              <w:bottom w:val="single" w:sz="4" w:space="0" w:color="auto"/>
+              <w:right w:val="single" w:sz="4" w:space="0" w:color="auto"/>
+            </w:tcBorders>
+            <w:vAlign w:val="center"/>
+          </w:tcPr>
+          <w:p>
+            <w:pPr>
+              <w:jc w:val="center"/>
+            </w:pPr>
+            <w:r>
+              <w:rPr>
+                <w:rFonts w:ascii="Times New Roman" w:hAnsi="Times New Roman" w:cs="Times New Roman"/>
+                <w:sz w:val="24"/>
+                <w:szCs w:val="24"/>
+              </w:rPr>
+              <w:t xml:space="preserve">313.80</w:t>
+            </w:r>
+          </w:p>
+        </w:tc>
+      </w:tr>
+    </w:tbl>
+    <w:tbl>
+      <w:tblPr>
+        <w:tblW w:w="0" w:type="auto"/>
+        <w:jc w:val="center"/>
+        <w:tblLook w:val="04A0"/>
+      </w:tblPr>
+      <w:tblGrid>
+        <w:gridCol w:w="2000"/>
+        <w:gridCol w:w="1700"/>
+        <w:gridCol w:w="1900"/>
+        <w:gridCol w:w="2110"/>
+      </w:tblGrid>
+      <w:tr>
+        <w:trPr>
+          <w:jc w:val="center"/>
+        </w:trPr>
+        <w:tc>
+          <w:tcPr>
+            <w:tcW w:w="2000" w:type="dxa"/>
+            <w:tcBorders>
+              <w:top w:val="single" w:sz="4" w:space="0" w:color="auto"/>
+              <w:left w:val="single" w:sz="4" w:space="0" w:color="auto"/>
+              <w:bottom w:val="single" w:sz="4" w:space="0" w:color="auto"/>
+              <w:right w:val="single" w:sz="4" w:space="0" w:color="auto"/>
+            </w:tcBorders>
+            <w:vAlign w:val="center"/>
+          </w:tcPr>
+          <w:p>
+            <w:pPr>
+              <w:jc w:val="center"/>
+            </w:pPr>
+            <w:r>
+              <w:rPr>
+                <w:rFonts w:ascii="Times New Roman" w:hAnsi="Times New Roman" w:cs="Times New Roman"/>
+                <w:sz w:val="24"/>
+                <w:szCs w:val="24"/>
+                <w:b/>
+                <w:bCs/>
+              </w:rPr>
+              <w:t xml:space="preserve">Weekday</w:t>
+            </w:r>
+          </w:p>
+        </w:tc>
+        <w:tc>
+          <w:tcPr>
+            <w:tcW w:w="1700" w:type="dxa"/>
+            <w:tcBorders>
+              <w:top w:val="single" w:sz="4" w:space="0" w:color="auto"/>
+              <w:left w:val="single" w:sz="4" w:space="0" w:color="auto"/>
+              <w:bottom w:val="single" w:sz="4" w:space="0" w:color="auto"/>
+              <w:right w:val="single" w:sz="4" w:space="0" w:color="auto"/>
+            </w:tcBorders>
+            <w:vAlign w:val="center"/>
+          </w:tcPr>
+          <w:p>
+            <w:pPr>
+              <w:jc w:val="center"/>
+            </w:pPr>
+            <w:r>
+              <w:rPr>
+                <w:rFonts w:ascii="Times New Roman" w:hAnsi="Times New Roman" w:cs="Times New Roman"/>
+                <w:sz w:val="24"/>
+                <w:szCs w:val="24"/>
+                <w:b/>
+                <w:bCs/>
+              </w:rPr>
+              <w:t xml:space="preserve">Transactions</w:t>
+            </w:r>
+          </w:p>
+        </w:tc>
+        <w:tc>
+          <w:tcPr>
+            <w:tcW w:w="1900" w:type="dxa"/>
+            <w:tcBorders>
+              <w:top w:val="single" w:sz="4" w:space="0" w:color="auto"/>
+              <w:left w:val="single" w:sz="4" w:space="0" w:color="auto"/>
+              <w:bottom w:val="single" w:sz="4" w:space="0" w:color="auto"/>
+              <w:right w:val="single" w:sz="4" w:space="0" w:color="auto"/>
+            </w:tcBorders>
+            <w:vAlign w:val="center"/>
+          </w:tcPr>
+          <w:p>
+            <w:pPr>
+              <w:jc w:val="center"/>
+            </w:pPr>
+            <w:r>
+              <w:rPr>
+                <w:rFonts w:ascii="Times New Roman" w:hAnsi="Times New Roman" w:cs="Times New Roman"/>
+                <w:sz w:val="24"/>
+                <w:szCs w:val="24"/>
+                <w:b/>
+                <w:bCs/>
+              </w:rPr>
+              <w:t xml:space="preserve">Revenue</w:t>
+            </w:r>
+          </w:p>
+        </w:tc>
+        <w:tc>
+          <w:tcPr>
+            <w:tcW w:w="2110" w:type="dxa"/>
+            <w:tcBorders>
+              <w:top w:val="single" w:sz="4" w:space="0" w:color="auto"/>
+              <w:left w:val="single" w:sz="4" w:space="0" w:color="auto"/>
+              <w:bottom w:val="single" w:sz="4" w:space="0" w:color="auto"/>
+              <w:right w:val="single" w:sz="4" w:space="0" w:color="auto"/>
+            </w:tcBorders>
+            <w:vAlign w:val="center"/>
+          </w:tcPr>
+          <w:p>
+            <w:pPr>
+              <w:jc w:val="center"/>
+            </w:pPr>
+            <w:r>
+              <w:rPr>
+                <w:rFonts w:ascii="Times New Roman" w:hAnsi="Times New Roman" w:cs="Times New Roman"/>
+                <w:sz w:val="24"/>
+                <w:szCs w:val="24"/>
+                <w:b/>
+                <w:bCs/>
+              </w:rPr>
+              <w:t xml:space="preserve">Mean invoice total</w:t>
+            </w:r>
+          </w:p>
+        </w:tc>
+      </w:tr>
+      <w:tr>
+        <w:tc>
+          <w:tcPr>
+            <w:tcW w:w="2000" w:type="dxa"/>
+            <w:tcBorders>
+              <w:top w:val="single" w:sz="4" w:space="0" w:color="auto"/>
+              <w:left w:val="single" w:sz="4" w:space="0" w:color="auto"/>
+              <w:bottom w:val="single" w:sz="4" w:space="0" w:color="auto"/>
+              <w:right w:val="single" w:sz="4" w:space="0" w:color="auto"/>
+            </w:tcBorders>
+            <w:vAlign w:val="center"/>
+          </w:tcPr>
+          <w:p>
+            <w:pPr>
+              <w:jc w:val="center"/>
+            </w:pPr>
+            <w:r>
+              <w:rPr>
+                <w:rFonts w:ascii="Times New Roman" w:hAnsi="Times New Roman" w:cs="Times New Roman"/>
+                <w:sz w:val="24"/>
+                <w:szCs w:val="24"/>
+              </w:rPr>
+              <w:t xml:space="preserve">Saturday</w:t>
+            </w:r>
+          </w:p>
+        </w:tc>
+        <w:tc>
+          <w:tcPr>
+            <w:tcW w:w="1700" w:type="dxa"/>
+            <w:tcBorders>
+              <w:top w:val="single" w:sz="4" w:space="0" w:color="auto"/>
+              <w:left w:val="single" w:sz="4" w:space="0" w:color="auto"/>
+              <w:bottom w:val="single" w:sz="4" w:space="0" w:color="auto"/>
+              <w:right w:val="single" w:sz="4" w:space="0" w:color="auto"/>
+            </w:tcBorders>
+            <w:vAlign w:val="center"/>
+          </w:tcPr>
+          <w:p>
+            <w:pPr>
+              <w:jc w:val="center"/>
+            </w:pPr>
+            <w:r>
+              <w:rPr>
+                <w:rFonts w:ascii="Times New Roman" w:hAnsi="Times New Roman" w:cs="Times New Roman"/>
+                <w:sz w:val="24"/>
+                <w:szCs w:val="24"/>
+              </w:rPr>
+              <w:t xml:space="preserve">164</w:t>
+            </w:r>
+          </w:p>
+        </w:tc>
+        <w:tc>
+          <w:tcPr>
+            <w:tcW w:w="1900" w:type="dxa"/>
+            <w:tcBorders>
+              <w:top w:val="single" w:sz="4" w:space="0" w:color="auto"/>
+              <w:left w:val="single" w:sz="4" w:space="0" w:color="auto"/>
+              <w:bottom w:val="single" w:sz="4" w:space="0" w:color="auto"/>
+              <w:right w:val="single" w:sz="4" w:space="0" w:color="auto"/>
+            </w:tcBorders>
+            <w:vAlign w:val="center"/>
+          </w:tcPr>
+          <w:p>
+            <w:pPr>
+              <w:jc w:val="center"/>
+            </w:pPr>
+            <w:r>
+              <w:rPr>
+                <w:rFonts w:ascii="Times New Roman" w:hAnsi="Times New Roman" w:cs="Times New Roman"/>
+                <w:sz w:val="24"/>
+                <w:szCs w:val="24"/>
+              </w:rPr>
+              <w:t xml:space="preserve">56,120.81</w:t>
+            </w:r>
+          </w:p>
+        </w:tc>
+        <w:tc>
+          <w:tcPr>
+            <w:tcW w:w="2110" w:type="dxa"/>
+            <w:tcBorders>
+              <w:top w:val="single" w:sz="4" w:space="0" w:color="auto"/>
+              <w:left w:val="single" w:sz="4" w:space="0" w:color="auto"/>
+              <w:bottom w:val="single" w:sz="4" w:space="0" w:color="auto"/>
+              <w:right w:val="single" w:sz="4" w:space="0" w:color="auto"/>
+            </w:tcBorders>
+            <w:vAlign w:val="center"/>
+          </w:tcPr>
+          <w:p>
+            <w:pPr>
+              <w:jc w:val="center"/>
+            </w:pPr>
+            <w:r>
+              <w:rPr>
+                <w:rFonts w:ascii="Times New Roman" w:hAnsi="Times New Roman" w:cs="Times New Roman"/>
+                <w:sz w:val="24"/>
+                <w:szCs w:val="24"/>
+              </w:rPr>
+              <w:t xml:space="preserve">342.20</w:t>
+            </w:r>
+          </w:p>
+        </w:tc>
+      </w:tr>
+      <w:tr>
+        <w:tc>
+          <w:tcPr>
+            <w:tcW w:w="2000" w:type="dxa"/>
+            <w:tcBorders>
+              <w:top w:val="single" w:sz="4" w:space="0" w:color="auto"/>
+              <w:left w:val="single" w:sz="4" w:space="0" w:color="auto"/>
+              <w:bottom w:val="single" w:sz="4" w:space="0" w:color="auto"/>
+              <w:right w:val="single" w:sz="4" w:space="0" w:color="auto"/>
+            </w:tcBorders>
+            <w:vAlign w:val="center"/>
+          </w:tcPr>
+          <w:p>
+            <w:pPr>
+              <w:jc w:val="center"/>
+            </w:pPr>
+            <w:r>
+              <w:rPr>
+                <w:rFonts w:ascii="Times New Roman" w:hAnsi="Times New Roman" w:cs="Times New Roman"/>
+                <w:sz w:val="24"/>
+                <w:szCs w:val="24"/>
+              </w:rPr>
+              <w:t xml:space="preserve">Tuesday</w:t>
+            </w:r>
+          </w:p>
+        </w:tc>
+        <w:tc>
+          <w:tcPr>
+            <w:tcW w:w="1700" w:type="dxa"/>
+            <w:tcBorders>
+              <w:top w:val="single" w:sz="4" w:space="0" w:color="auto"/>
+              <w:left w:val="single" w:sz="4" w:space="0" w:color="auto"/>
+              <w:bottom w:val="single" w:sz="4" w:space="0" w:color="auto"/>
+              <w:right w:val="single" w:sz="4" w:space="0" w:color="auto"/>
+            </w:tcBorders>
+            <w:vAlign w:val="center"/>
+          </w:tcPr>
+          <w:p>
+            <w:pPr>
+              <w:jc w:val="center"/>
+            </w:pPr>
+            <w:r>
+              <w:rPr>
+                <w:rFonts w:ascii="Times New Roman" w:hAnsi="Times New Roman" w:cs="Times New Roman"/>
+                <w:sz w:val="24"/>
+                <w:szCs w:val="24"/>
+              </w:rPr>
+              <w:t xml:space="preserve">158</w:t>
+            </w:r>
+          </w:p>
+        </w:tc>
+        <w:tc>
+          <w:tcPr>
+            <w:tcW w:w="1900" w:type="dxa"/>
+            <w:tcBorders>
+              <w:top w:val="single" w:sz="4" w:space="0" w:color="auto"/>
+              <w:left w:val="single" w:sz="4" w:space="0" w:color="auto"/>
+              <w:bottom w:val="single" w:sz="4" w:space="0" w:color="auto"/>
+              <w:right w:val="single" w:sz="4" w:space="0" w:color="auto"/>
+            </w:tcBorders>
+            <w:vAlign w:val="center"/>
+          </w:tcPr>
+          <w:p>
+            <w:pPr>
+              <w:jc w:val="center"/>
+            </w:pPr>
+            <w:r>
+              <w:rPr>
+                <w:rFonts w:ascii="Times New Roman" w:hAnsi="Times New Roman" w:cs="Times New Roman"/>
+                <w:sz w:val="24"/>
+                <w:szCs w:val="24"/>
+              </w:rPr>
+              <w:t xml:space="preserve">51,482.25</w:t>
+            </w:r>
+          </w:p>
+        </w:tc>
+        <w:tc>
+          <w:tcPr>
+            <w:tcW w:w="2110" w:type="dxa"/>
+            <w:tcBorders>
+              <w:top w:val="single" w:sz="4" w:space="0" w:color="auto"/>
+              <w:left w:val="single" w:sz="4" w:space="0" w:color="auto"/>
+              <w:bottom w:val="single" w:sz="4" w:space="0" w:color="auto"/>
+              <w:right w:val="single" w:sz="4" w:space="0" w:color="auto"/>
+            </w:tcBorders>
+            <w:vAlign w:val="center"/>
+          </w:tcPr>
+          <w:p>
+            <w:pPr>
+              <w:jc w:val="center"/>
+            </w:pPr>
+            <w:r>
+              <w:rPr>
+                <w:rFonts w:ascii="Times New Roman" w:hAnsi="Times New Roman" w:cs="Times New Roman"/>
+                <w:sz w:val="24"/>
+                <w:szCs w:val="24"/>
+              </w:rPr>
+              <w:t xml:space="preserve">325.84</w:t>
+            </w:r>
+          </w:p>
+        </w:tc>
+      </w:tr>
+      <w:tr>
+        <w:tc>
+          <w:tcPr>
+            <w:tcW w:w="2000" w:type="dxa"/>
+            <w:tcBorders>
+              <w:top w:val="single" w:sz="4" w:space="0" w:color="auto"/>
+              <w:left w:val="single" w:sz="4" w:space="0" w:color="auto"/>
+              <w:bottom w:val="single" w:sz="4" w:space="0" w:color="auto"/>
+              <w:right w:val="single" w:sz="4" w:space="0" w:color="auto"/>
+            </w:tcBorders>
+            <w:vAlign w:val="center"/>
+          </w:tcPr>
+          <w:p>
+            <w:pPr>
+              <w:jc w:val="center"/>
+            </w:pPr>
+            <w:r>
+              <w:rPr>
+                <w:rFonts w:ascii="Times New Roman" w:hAnsi="Times New Roman" w:cs="Times New Roman"/>
+                <w:sz w:val="24"/>
+                <w:szCs w:val="24"/>
+              </w:rPr>
+              <w:t xml:space="preserve">Wednesday</w:t>
+            </w:r>
+          </w:p>
+        </w:tc>
+        <w:tc>
+          <w:tcPr>
+            <w:tcW w:w="1700" w:type="dxa"/>
+            <w:tcBorders>
+              <w:top w:val="single" w:sz="4" w:space="0" w:color="auto"/>
+              <w:left w:val="single" w:sz="4" w:space="0" w:color="auto"/>
+              <w:bottom w:val="single" w:sz="4" w:space="0" w:color="auto"/>
+              <w:right w:val="single" w:sz="4" w:space="0" w:color="auto"/>
+            </w:tcBorders>
+            <w:vAlign w:val="center"/>
+          </w:tcPr>
+          <w:p>
+            <w:pPr>
+              <w:jc w:val="center"/>
+            </w:pPr>
+            <w:r>
+              <w:rPr>
+                <w:rFonts w:ascii="Times New Roman" w:hAnsi="Times New Roman" w:cs="Times New Roman"/>
+                <w:sz w:val="24"/>
+                <w:szCs w:val="24"/>
+              </w:rPr>
+              <w:t xml:space="preserve">143</w:t>
+            </w:r>
+          </w:p>
+        </w:tc>
+        <w:tc>
+          <w:tcPr>
+            <w:tcW w:w="1900" w:type="dxa"/>
+            <w:tcBorders>
+              <w:top w:val="single" w:sz="4" w:space="0" w:color="auto"/>
+              <w:left w:val="single" w:sz="4" w:space="0" w:color="auto"/>
+              <w:bottom w:val="single" w:sz="4" w:space="0" w:color="auto"/>
+              <w:right w:val="single" w:sz="4" w:space="0" w:color="auto"/>
+            </w:tcBorders>
+            <w:vAlign w:val="center"/>
+          </w:tcPr>
+          <w:p>
+            <w:pPr>
+              <w:jc w:val="center"/>
+            </w:pPr>
+            <w:r>
+              <w:rPr>
+                <w:rFonts w:ascii="Times New Roman" w:hAnsi="Times New Roman" w:cs="Times New Roman"/>
+                <w:sz w:val="24"/>
+                <w:szCs w:val="24"/>
+              </w:rPr>
+              <w:t xml:space="preserve">43,731.14</w:t>
+            </w:r>
+          </w:p>
+        </w:tc>
+        <w:tc>
+          <w:tcPr>
+            <w:tcW w:w="2110" w:type="dxa"/>
+            <w:tcBorders>
+              <w:top w:val="single" w:sz="4" w:space="0" w:color="auto"/>
+              <w:left w:val="single" w:sz="4" w:space="0" w:color="auto"/>
+              <w:bottom w:val="single" w:sz="4" w:space="0" w:color="auto"/>
+              <w:right w:val="single" w:sz="4" w:space="0" w:color="auto"/>
+            </w:tcBorders>
+            <w:vAlign w:val="center"/>
+          </w:tcPr>
+          <w:p>
+            <w:pPr>
+              <w:jc w:val="center"/>
+            </w:pPr>
+            <w:r>
+              <w:rPr>
+                <w:rFonts w:ascii="Times New Roman" w:hAnsi="Times New Roman" w:cs="Times New Roman"/>
+                <w:sz w:val="24"/>
+                <w:szCs w:val="24"/>
+              </w:rPr>
+              <w:t xml:space="preserve">305.81</w:t>
+            </w:r>
+          </w:p>
+        </w:tc>
+      </w:tr>
+      <w:tr>
+        <w:tc>
+          <w:tcPr>
+            <w:tcW w:w="2000" w:type="dxa"/>
+            <w:tcBorders>
+              <w:top w:val="single" w:sz="4" w:space="0" w:color="auto"/>
+              <w:left w:val="single" w:sz="4" w:space="0" w:color="auto"/>
+              <w:bottom w:val="single" w:sz="4" w:space="0" w:color="auto"/>
+              <w:right w:val="single" w:sz="4" w:space="0" w:color="auto"/>
+            </w:tcBorders>
+            <w:vAlign w:val="center"/>
+          </w:tcPr>
+          <w:p>
+            <w:pPr>
+              <w:jc w:val="center"/>
+            </w:pPr>
+            <w:r>
+              <w:rPr>
+                <w:rFonts w:ascii="Times New Roman" w:hAnsi="Times New Roman" w:cs="Times New Roman"/>
+                <w:sz w:val="24"/>
+                <w:szCs w:val="24"/>
+              </w:rPr>
+              <w:t xml:space="preserve">Friday</w:t>
+            </w:r>
+          </w:p>
+        </w:tc>
+        <w:tc>
+          <w:tcPr>
+            <w:tcW w:w="1700" w:type="dxa"/>
+            <w:tcBorders>
+              <w:top w:val="single" w:sz="4" w:space="0" w:color="auto"/>
+              <w:left w:val="single" w:sz="4" w:space="0" w:color="auto"/>
+              <w:bottom w:val="single" w:sz="4" w:space="0" w:color="auto"/>
+              <w:right w:val="single" w:sz="4" w:space="0" w:color="auto"/>
+            </w:tcBorders>
+            <w:vAlign w:val="center"/>
+          </w:tcPr>
+          <w:p>
+            <w:pPr>
+              <w:jc w:val="center"/>
+            </w:pPr>
+            <w:r>
+              <w:rPr>
+                <w:rFonts w:ascii="Times New Roman" w:hAnsi="Times New Roman" w:cs="Times New Roman"/>
+                <w:sz w:val="24"/>
+                <w:szCs w:val="24"/>
+              </w:rPr>
+              <w:t xml:space="preserve">139</w:t>
+            </w:r>
+          </w:p>
+        </w:tc>
+        <w:tc>
+          <w:tcPr>
+            <w:tcW w:w="1900" w:type="dxa"/>
+            <w:tcBorders>
+              <w:top w:val="single" w:sz="4" w:space="0" w:color="auto"/>
+              <w:left w:val="single" w:sz="4" w:space="0" w:color="auto"/>
+              <w:bottom w:val="single" w:sz="4" w:space="0" w:color="auto"/>
+              <w:right w:val="single" w:sz="4" w:space="0" w:color="auto"/>
+            </w:tcBorders>
+            <w:vAlign w:val="center"/>
+          </w:tcPr>
+          <w:p>
+            <w:pPr>
+              <w:jc w:val="center"/>
+            </w:pPr>
+            <w:r>
+              <w:rPr>
+                <w:rFonts w:ascii="Times New Roman" w:hAnsi="Times New Roman" w:cs="Times New Roman"/>
+                <w:sz w:val="24"/>
+                <w:szCs w:val="24"/>
+              </w:rPr>
+              <w:t xml:space="preserve">43,926.34</w:t>
+            </w:r>
+          </w:p>
+        </w:tc>
+        <w:tc>
+          <w:tcPr>
+            <w:tcW w:w="2110" w:type="dxa"/>
+            <w:tcBorders>
+              <w:top w:val="single" w:sz="4" w:space="0" w:color="auto"/>
+              <w:left w:val="single" w:sz="4" w:space="0" w:color="auto"/>
+              <w:bottom w:val="single" w:sz="4" w:space="0" w:color="auto"/>
+              <w:right w:val="single" w:sz="4" w:space="0" w:color="auto"/>
+            </w:tcBorders>
+            <w:vAlign w:val="center"/>
+          </w:tcPr>
+          <w:p>
+            <w:pPr>
+              <w:jc w:val="center"/>
+            </w:pPr>
+            <w:r>
+              <w:rPr>
+                <w:rFonts w:ascii="Times New Roman" w:hAnsi="Times New Roman" w:cs="Times New Roman"/>
+                <w:sz w:val="24"/>
+                <w:szCs w:val="24"/>
+              </w:rPr>
+              <w:t xml:space="preserve">316.02</w:t>
+            </w:r>
+          </w:p>
+        </w:tc>
+      </w:tr>
+      <w:tr>
+        <w:tc>
+          <w:tcPr>
+            <w:tcW w:w="2000" w:type="dxa"/>
+            <w:tcBorders>
+              <w:top w:val="single" w:sz="4" w:space="0" w:color="auto"/>
+              <w:left w:val="single" w:sz="4" w:space="0" w:color="auto"/>
+              <w:bottom w:val="single" w:sz="4" w:space="0" w:color="auto"/>
+              <w:right w:val="single" w:sz="4" w:space="0" w:color="auto"/>
+            </w:tcBorders>
+            <w:vAlign w:val="center"/>
+          </w:tcPr>
+          <w:p>
+            <w:pPr>
+              <w:jc w:val="center"/>
+            </w:pPr>
+            <w:r>
+              <w:rPr>
+                <w:rFonts w:ascii="Times New Roman" w:hAnsi="Times New Roman" w:cs="Times New Roman"/>
+                <w:sz w:val="24"/>
+                <w:szCs w:val="24"/>
+              </w:rPr>
+              <w:t xml:space="preserve">Thursday</w:t>
+            </w:r>
+          </w:p>
+        </w:tc>
+        <w:tc>
+          <w:tcPr>
+            <w:tcW w:w="1700" w:type="dxa"/>
+            <w:tcBorders>
+              <w:top w:val="single" w:sz="4" w:space="0" w:color="auto"/>
+              <w:left w:val="single" w:sz="4" w:space="0" w:color="auto"/>
+              <w:bottom w:val="single" w:sz="4" w:space="0" w:color="auto"/>
+              <w:right w:val="single" w:sz="4" w:space="0" w:color="auto"/>
+            </w:tcBorders>
+            <w:vAlign w:val="center"/>
+          </w:tcPr>
+          <w:p>
+            <w:pPr>
+              <w:jc w:val="center"/>
+            </w:pPr>
+            <w:r>
+              <w:rPr>
+                <w:rFonts w:ascii="Times New Roman" w:hAnsi="Times New Roman" w:cs="Times New Roman"/>
+                <w:sz w:val="24"/>
+                <w:szCs w:val="24"/>
+              </w:rPr>
+              <w:t xml:space="preserve">138</w:t>
+            </w:r>
+          </w:p>
+        </w:tc>
+        <w:tc>
+          <w:tcPr>
+            <w:tcW w:w="1900" w:type="dxa"/>
+            <w:tcBorders>
+              <w:top w:val="single" w:sz="4" w:space="0" w:color="auto"/>
+              <w:left w:val="single" w:sz="4" w:space="0" w:color="auto"/>
+              <w:bottom w:val="single" w:sz="4" w:space="0" w:color="auto"/>
+              <w:right w:val="single" w:sz="4" w:space="0" w:color="auto"/>
+            </w:tcBorders>
+            <w:vAlign w:val="center"/>
+          </w:tcPr>
+          <w:p>
+            <w:pPr>
+              <w:jc w:val="center"/>
+            </w:pPr>
+            <w:r>
+              <w:rPr>
+                <w:rFonts w:ascii="Times New Roman" w:hAnsi="Times New Roman" w:cs="Times New Roman"/>
+                <w:sz w:val="24"/>
+                <w:szCs w:val="24"/>
+              </w:rPr>
+              <w:t xml:space="preserve">45,349.25</w:t>
+            </w:r>
+          </w:p>
+        </w:tc>
+        <w:tc>
+          <w:tcPr>
+            <w:tcW w:w="2110" w:type="dxa"/>
+            <w:tcBorders>
+              <w:top w:val="single" w:sz="4" w:space="0" w:color="auto"/>
+              <w:left w:val="single" w:sz="4" w:space="0" w:color="auto"/>
+              <w:bottom w:val="single" w:sz="4" w:space="0" w:color="auto"/>
+              <w:right w:val="single" w:sz="4" w:space="0" w:color="auto"/>
+            </w:tcBorders>
+            <w:vAlign w:val="center"/>
+          </w:tcPr>
+          <w:p>
+            <w:pPr>
+              <w:jc w:val="center"/>
+            </w:pPr>
+            <w:r>
+              <w:rPr>
+                <w:rFonts w:ascii="Times New Roman" w:hAnsi="Times New Roman" w:cs="Times New Roman"/>
+                <w:sz w:val="24"/>
+                <w:szCs w:val="24"/>
+              </w:rPr>
+              <w:t xml:space="preserve">328.62</w:t>
+            </w:r>
+          </w:p>
+        </w:tc>
+      </w:tr>
+      <w:tr>
+        <w:tc>
+          <w:tcPr>
+            <w:tcW w:w="2000" w:type="dxa"/>
+            <w:tcBorders>
+              <w:top w:val="single" w:sz="4" w:space="0" w:color="auto"/>
+              <w:left w:val="single" w:sz="4" w:space="0" w:color="auto"/>
+              <w:bottom w:val="single" w:sz="4" w:space="0" w:color="auto"/>
+              <w:right w:val="single" w:sz="4" w:space="0" w:color="auto"/>
+            </w:tcBorders>
+            <w:vAlign w:val="center"/>
+          </w:tcPr>
+          <w:p>
+            <w:pPr>
+              <w:jc w:val="center"/>
+            </w:pPr>
+            <w:r>
+              <w:rPr>
+                <w:rFonts w:ascii="Times New Roman" w:hAnsi="Times New Roman" w:cs="Times New Roman"/>
+                <w:sz w:val="24"/>
+                <w:szCs w:val="24"/>
+              </w:rPr>
+              <w:t xml:space="preserve">Sunday</w:t>
+            </w:r>
+          </w:p>
+        </w:tc>
+        <w:tc>
+          <w:tcPr>
+            <w:tcW w:w="1700" w:type="dxa"/>
+            <w:tcBorders>
+              <w:top w:val="single" w:sz="4" w:space="0" w:color="auto"/>
+              <w:left w:val="single" w:sz="4" w:space="0" w:color="auto"/>
+              <w:bottom w:val="single" w:sz="4" w:space="0" w:color="auto"/>
+              <w:right w:val="single" w:sz="4" w:space="0" w:color="auto"/>
+            </w:tcBorders>
+            <w:vAlign w:val="center"/>
+          </w:tcPr>
+          <w:p>
+            <w:pPr>
+              <w:jc w:val="center"/>
+            </w:pPr>
+            <w:r>
+              <w:rPr>
+                <w:rFonts w:ascii="Times New Roman" w:hAnsi="Times New Roman" w:cs="Times New Roman"/>
+                <w:sz w:val="24"/>
+                <w:szCs w:val="24"/>
+              </w:rPr>
+              <w:t xml:space="preserve">133</w:t>
+            </w:r>
+          </w:p>
+        </w:tc>
+        <w:tc>
+          <w:tcPr>
+            <w:tcW w:w="1900" w:type="dxa"/>
+            <w:tcBorders>
+              <w:top w:val="single" w:sz="4" w:space="0" w:color="auto"/>
+              <w:left w:val="single" w:sz="4" w:space="0" w:color="auto"/>
+              <w:bottom w:val="single" w:sz="4" w:space="0" w:color="auto"/>
+              <w:right w:val="single" w:sz="4" w:space="0" w:color="auto"/>
+            </w:tcBorders>
+            <w:vAlign w:val="center"/>
+          </w:tcPr>
+          <w:p>
+            <w:pPr>
+              <w:jc w:val="center"/>
+            </w:pPr>
+            <w:r>
+              <w:rPr>
+                <w:rFonts w:ascii="Times New Roman" w:hAnsi="Times New Roman" w:cs="Times New Roman"/>
+                <w:sz w:val="24"/>
+                <w:szCs w:val="24"/>
+              </w:rPr>
+              <w:t xml:space="preserve">44,457.89</w:t>
+            </w:r>
+          </w:p>
+        </w:tc>
+        <w:tc>
+          <w:tcPr>
+            <w:tcW w:w="2110" w:type="dxa"/>
+            <w:tcBorders>
+              <w:top w:val="single" w:sz="4" w:space="0" w:color="auto"/>
+              <w:left w:val="single" w:sz="4" w:space="0" w:color="auto"/>
+              <w:bottom w:val="single" w:sz="4" w:space="0" w:color="auto"/>
+              <w:right w:val="single" w:sz="4" w:space="0" w:color="auto"/>
+            </w:tcBorders>
+            <w:vAlign w:val="center"/>
+          </w:tcPr>
+          <w:p>
+            <w:pPr>
+              <w:jc w:val="center"/>
+            </w:pPr>
+            <w:r>
+              <w:rPr>
+                <w:rFonts w:ascii="Times New Roman" w:hAnsi="Times New Roman" w:cs="Times New Roman"/>
+                <w:sz w:val="24"/>
+                <w:szCs w:val="24"/>
+              </w:rPr>
+              <w:t xml:space="preserve">334.27</w:t>
+            </w:r>
+          </w:p>
+        </w:tc>
+      </w:tr>
+      <w:tr>
+        <w:tc>
+          <w:tcPr>
+            <w:tcW w:w="2000" w:type="dxa"/>
+            <w:tcBorders>
+              <w:top w:val="single" w:sz="4" w:space="0" w:color="auto"/>
+              <w:left w:val="single" w:sz="4" w:space="0" w:color="auto"/>
+              <w:bottom w:val="single" w:sz="4" w:space="0" w:color="auto"/>
+              <w:right w:val="single" w:sz="4" w:space="0" w:color="auto"/>
+            </w:tcBorders>
+            <w:vAlign w:val="center"/>
+          </w:tcPr>
+          <w:p>
+            <w:pPr>
+              <w:jc w:val="center"/>
+            </w:pPr>
+            <w:r>
+              <w:rPr>
+                <w:rFonts w:ascii="Times New Roman" w:hAnsi="Times New Roman" w:cs="Times New Roman"/>
+                <w:sz w:val="24"/>
+                <w:szCs w:val="24"/>
+              </w:rPr>
+              <w:t xml:space="preserve">Monday</w:t>
+            </w:r>
+          </w:p>
+        </w:tc>
+        <w:tc>
+          <w:tcPr>
+            <w:tcW w:w="1700" w:type="dxa"/>
+            <w:tcBorders>
+              <w:top w:val="single" w:sz="4" w:space="0" w:color="auto"/>
+              <w:left w:val="single" w:sz="4" w:space="0" w:color="auto"/>
+              <w:bottom w:val="single" w:sz="4" w:space="0" w:color="auto"/>
+              <w:right w:val="single" w:sz="4" w:space="0" w:color="auto"/>
+            </w:tcBorders>
+            <w:vAlign w:val="center"/>
+          </w:tcPr>
+          <w:p>
+            <w:pPr>
+              <w:jc w:val="center"/>
+            </w:pPr>
+            <w:r>
+              <w:rPr>
+                <w:rFonts w:ascii="Times New Roman" w:hAnsi="Times New Roman" w:cs="Times New Roman"/>
+                <w:sz w:val="24"/>
+                <w:szCs w:val="24"/>
+              </w:rPr>
+              <w:t xml:space="preserve">125</w:t>
+            </w:r>
+          </w:p>
+        </w:tc>
+        <w:tc>
+          <w:tcPr>
+            <w:tcW w:w="1900" w:type="dxa"/>
+            <w:tcBorders>
+              <w:top w:val="single" w:sz="4" w:space="0" w:color="auto"/>
+              <w:left w:val="single" w:sz="4" w:space="0" w:color="auto"/>
+              <w:bottom w:val="single" w:sz="4" w:space="0" w:color="auto"/>
+              <w:right w:val="single" w:sz="4" w:space="0" w:color="auto"/>
+            </w:tcBorders>
+            <w:vAlign w:val="center"/>
+          </w:tcPr>
+          <w:p>
+            <w:pPr>
+              <w:jc w:val="center"/>
+            </w:pPr>
+            <w:r>
+              <w:rPr>
+                <w:rFonts w:ascii="Times New Roman" w:hAnsi="Times New Roman" w:cs="Times New Roman"/>
+                <w:sz w:val="24"/>
+                <w:szCs w:val="24"/>
+              </w:rPr>
+              <w:t xml:space="preserve">37,899.08</w:t>
+            </w:r>
+          </w:p>
+        </w:tc>
+        <w:tc>
+          <w:tcPr>
+            <w:tcW w:w="2110" w:type="dxa"/>
+            <w:tcBorders>
+              <w:top w:val="single" w:sz="4" w:space="0" w:color="auto"/>
+              <w:left w:val="single" w:sz="4" w:space="0" w:color="auto"/>
+              <w:bottom w:val="single" w:sz="4" w:space="0" w:color="auto"/>
+              <w:right w:val="single" w:sz="4" w:space="0" w:color="auto"/>
+            </w:tcBorders>
+            <w:vAlign w:val="center"/>
+          </w:tcPr>
+          <w:p>
+            <w:pPr>
+              <w:jc w:val="center"/>
+            </w:pPr>
+            <w:r>
+              <w:rPr>
+                <w:rFonts w:ascii="Times New Roman" w:hAnsi="Times New Roman" w:cs="Times New Roman"/>
+                <w:sz w:val="24"/>
+                <w:szCs w:val="24"/>
+              </w:rPr>
+              <w:t xml:space="preserve">303.19</w:t>
+            </w:r>
+          </w:p>
+        </w:tc>
+      </w:tr>
+    </w:tbl>
     <w:p>
       <w:pPr>
         <w:jc w:val="both"/>
@@ -4043,7 +7058,7 @@
           <w:sz w:val="28"/>
           <w:szCs w:val="28"/>
         </w:rPr>
-        <w:t xml:space="preserve">Ewallet records 345 transactions and Cash 344, almost equally frequent; Credit card is used least (311). Mean invoice totals are close (326.18, 324.01 and 318.82 respectively). It can be visualised by a bar chart as follows.</w:t>
+        <w:t xml:space="preserve">Hour 19:00 is busiest (113 transactions, 39,699.51 revenue); the afternoon block (13-16) carries the most traffic overall (365 transactions). Saturday is the strongest day (164 transactions, 56,120.81), Monday the weakest (125). It can be visualised as follows.</w:t>
       </w:r>
     </w:p>
     <w:p>
@@ -4072,7 +7087,7 @@
           <w:sz w:val="22"/>
           <w:szCs w:val="22"/>
         </w:rPr>
-        <w:t xml:space="preserve">ps4 &lt;- sales_clean %&gt;% group_by(Payment) %&gt;%</w:t>
+        <w:t xml:space="preserve">sales_clean$Hour &lt;- as.integer(substr(sales_clean$Time, 1, 2))</w:t>
       </w:r>
     </w:p>
     <w:p>
@@ -4086,7 +7101,7 @@
           <w:sz w:val="22"/>
           <w:szCs w:val="22"/>
         </w:rPr>
-        <w:t xml:space="preserve">  summarise(N = n(), Revenue = sum(Total),</w:t>
+        <w:t xml:space="preserve">sales_clean$Weekday &lt;- weekdays(sales_clean$Date)</w:t>
       </w:r>
     </w:p>
     <w:p>
@@ -4100,7 +7115,7 @@
           <w:sz w:val="22"/>
           <w:szCs w:val="22"/>
         </w:rPr>
-        <w:t xml:space="preserve">            Mean_Total = mean(Total), .groups = "drop")</w:t>
+        <w:t xml:space="preserve">ps4_hour &lt;- sales_clean %&gt;% group_by(Hour) %&gt;%</w:t>
       </w:r>
     </w:p>
     <w:p>
@@ -4114,7 +7129,7 @@
           <w:sz w:val="22"/>
           <w:szCs w:val="22"/>
         </w:rPr>
-        <w:t xml:space="preserve">ps4_anova &lt;- aov(Total ~ Payment, data = sales_clean)</w:t>
+        <w:t xml:space="preserve">  summarise(Transactions = n(), Revenue = sum(Total),</w:t>
       </w:r>
     </w:p>
     <w:p>
@@ -4128,7 +7143,7 @@
           <w:sz w:val="22"/>
           <w:szCs w:val="22"/>
         </w:rPr>
-        <w:t xml:space="preserve">summary(ps4_anova)</w:t>
+        <w:t xml:space="preserve">            Mean_Total = mean(Total), .groups = "drop")</w:t>
       </w:r>
     </w:p>
     <w:p>
@@ -4142,7 +7157,21 @@
           <w:sz w:val="22"/>
           <w:szCs w:val="22"/>
         </w:rPr>
-        <w:t xml:space="preserve">ggplot(sales_clean, aes(x = Payment, fill = Payment)) + geom_bar()</w:t>
+        <w:t xml:space="preserve">chisq.test(table(sales_clean$Hour))   # uniform hours?</w:t>
+      </w:r>
+    </w:p>
+    <w:p>
+      <w:pPr>
+        <w:jc w:val="left"/>
+        <w:spacing w:after="0"/>
+      </w:pPr>
+      <w:r>
+        <w:rPr>
+          <w:rFonts w:ascii="Consolas" w:hAnsi="Consolas" w:cs="Consolas"/>
+          <w:sz w:val="22"/>
+          <w:szCs w:val="22"/>
+        </w:rPr>
+        <w:t xml:space="preserve">chisq.test(table(sales_clean$Weekday)) # uniform weekdays?</w:t>
       </w:r>
     </w:p>
     <w:p>
@@ -4165,8 +7194,8 @@
       <w:r>
         <w:drawing>
           <wp:inline distT="0" distB="0" distL="0" distR="0">
-            <wp:extent cx="5760720" cy="3600450"/>
-            <wp:docPr id="5" name="Figure 4. Number of transactions by payment method."/>
+            <wp:extent cx="5760720" cy="4608576"/>
+            <wp:docPr id="5" name="img5"/>
             <wp:cNvGraphicFramePr>
               <a:graphicFrameLocks locked="1"/>
             </wp:cNvGraphicFramePr>
@@ -4174,7 +7203,7 @@
               <a:graphicData uri="http://schemas.openxmlformats.org/drawingml/2006/picture">
                 <pic:pic>
                   <pic:nvPicPr>
-                    <pic:cNvPr id="5" name="Figure 4. Number of transactions by payment method."/>
+                    <pic:cNvPr id="5" name="img5"/>
                     <pic:cNvPicPr/>
                   </pic:nvPicPr>
                   <pic:blipFill>
@@ -4186,7 +7215,7 @@
                   <pic:spPr>
                     <a:xfrm>
                       <a:off x="0" y="0"/>
-                      <a:ext cx="5760720" cy="3600450"/>
+                      <a:ext cx="5760720" cy="4608576"/>
                     </a:xfrm>
                     <a:prstGeom prst="rect">
                       <a:avLst/>
@@ -4211,7 +7240,7 @@
           <w:i/>
           <w:iCs/>
         </w:rPr>
-        <w:t xml:space="preserve">Figure 4. Number of transactions by payment method.</w:t>
+        <w:t xml:space="preserve">Figure 4. Transactions by hour (top) and revenue by weekday (bottom).</w:t>
       </w:r>
     </w:p>
     <w:p>
@@ -4234,7 +7263,7 @@
           <w:sz w:val="28"/>
           <w:szCs w:val="28"/>
         </w:rPr>
-        <w:t xml:space="preserve">Ewallet and Cash dominate usage in this sample. The ANOVA (F = 0.081, p = 0.922) gives no evidence that average invoice totals differ by payment method at the 5% level.</w:t>
+        <w:t xml:space="preserve">Evenings (especially 19:00) and Saturdays draw the most shoppers and money in this sample. The uniformity tests do not reject even spread at 5% (hours: X-squared = 18.292, p = 0.050; weekdays: X-squared = 7.916, p = 0.244), so the peaks are descriptive patterns, not proven systematic differences.</w:t>
       </w:r>
     </w:p>
     <w:p>
@@ -4250,7 +7279,7 @@
           <w:bCs/>
           <w:color w:val="000000" w:themeColor="auto"/>
         </w:rPr>
-        <w:t xml:space="preserve">Problem statement 5: How strongly is quantity associated with invoice total?</w:t>
+        <w:t xml:space="preserve">Problem statement 5: Profitability &amp; Pricing Elasticity - How does product Unit price impact purchase Quantity and total gross income generated?</w:t>
       </w:r>
     </w:p>
     <w:p>
@@ -4263,9 +7292,925 @@
           <w:sz w:val="28"/>
           <w:szCs w:val="28"/>
         </w:rPr>
-        <w:t xml:space="preserve">The linear association between quantity purchased and invoice total is measured with a scatterplot and Pearson correlation (cor.test), with unit price kept alongside quantity in a linear model as a syllabus exercise. Note that Total = 1.05 x Quantity x Unit price in every row, so these models reproduce the invoice formula rather than discovering a new driver.</w:t>
-      </w:r>
-    </w:p>
+        <w:t xml:space="preserve">Pearson correlation (cor.test) measures the linear links of Unit price with Quantity and with gross income; a scatterplot shows the price-quantity cloud; and product lines are ranked by total gross income with their mean prices and quantities. A simple regression line is fitted as a syllabus exercise with the invoice-formula caution.</w:t>
+      </w:r>
+    </w:p>
+    <w:tbl>
+      <w:tblPr>
+        <w:tblW w:w="0" w:type="auto"/>
+        <w:jc w:val="center"/>
+        <w:tblLook w:val="04A0"/>
+      </w:tblPr>
+      <w:tblGrid>
+        <w:gridCol w:w="2250"/>
+        <w:gridCol w:w="1400"/>
+        <w:gridCol w:w="1300"/>
+        <w:gridCol w:w="1750"/>
+        <w:gridCol w:w="1710"/>
+      </w:tblGrid>
+      <w:tr>
+        <w:trPr>
+          <w:jc w:val="center"/>
+        </w:trPr>
+        <w:tc>
+          <w:tcPr>
+            <w:tcW w:w="2250" w:type="dxa"/>
+            <w:tcBorders>
+              <w:top w:val="single" w:sz="4" w:space="0" w:color="auto"/>
+              <w:left w:val="single" w:sz="4" w:space="0" w:color="auto"/>
+              <w:bottom w:val="single" w:sz="4" w:space="0" w:color="auto"/>
+              <w:right w:val="single" w:sz="4" w:space="0" w:color="auto"/>
+            </w:tcBorders>
+            <w:vAlign w:val="center"/>
+          </w:tcPr>
+          <w:p>
+            <w:pPr>
+              <w:jc w:val="center"/>
+            </w:pPr>
+            <w:r>
+              <w:rPr>
+                <w:rFonts w:ascii="Times New Roman" w:hAnsi="Times New Roman" w:cs="Times New Roman"/>
+                <w:sz w:val="24"/>
+                <w:szCs w:val="24"/>
+                <w:b/>
+                <w:bCs/>
+              </w:rPr>
+              <w:t xml:space="preserve">Product line</w:t>
+            </w:r>
+          </w:p>
+        </w:tc>
+        <w:tc>
+          <w:tcPr>
+            <w:tcW w:w="1400" w:type="dxa"/>
+            <w:tcBorders>
+              <w:top w:val="single" w:sz="4" w:space="0" w:color="auto"/>
+              <w:left w:val="single" w:sz="4" w:space="0" w:color="auto"/>
+              <w:bottom w:val="single" w:sz="4" w:space="0" w:color="auto"/>
+              <w:right w:val="single" w:sz="4" w:space="0" w:color="auto"/>
+            </w:tcBorders>
+            <w:vAlign w:val="center"/>
+          </w:tcPr>
+          <w:p>
+            <w:pPr>
+              <w:jc w:val="center"/>
+            </w:pPr>
+            <w:r>
+              <w:rPr>
+                <w:rFonts w:ascii="Times New Roman" w:hAnsi="Times New Roman" w:cs="Times New Roman"/>
+                <w:sz w:val="24"/>
+                <w:szCs w:val="24"/>
+                <w:b/>
+                <w:bCs/>
+              </w:rPr>
+              <w:t xml:space="preserve">Mean unit price</w:t>
+            </w:r>
+          </w:p>
+        </w:tc>
+        <w:tc>
+          <w:tcPr>
+            <w:tcW w:w="1300" w:type="dxa"/>
+            <w:tcBorders>
+              <w:top w:val="single" w:sz="4" w:space="0" w:color="auto"/>
+              <w:left w:val="single" w:sz="4" w:space="0" w:color="auto"/>
+              <w:bottom w:val="single" w:sz="4" w:space="0" w:color="auto"/>
+              <w:right w:val="single" w:sz="4" w:space="0" w:color="auto"/>
+            </w:tcBorders>
+            <w:vAlign w:val="center"/>
+          </w:tcPr>
+          <w:p>
+            <w:pPr>
+              <w:jc w:val="center"/>
+            </w:pPr>
+            <w:r>
+              <w:rPr>
+                <w:rFonts w:ascii="Times New Roman" w:hAnsi="Times New Roman" w:cs="Times New Roman"/>
+                <w:sz w:val="24"/>
+                <w:szCs w:val="24"/>
+                <w:b/>
+                <w:bCs/>
+              </w:rPr>
+              <w:t xml:space="preserve">Mean quantity</w:t>
+            </w:r>
+          </w:p>
+        </w:tc>
+        <w:tc>
+          <w:tcPr>
+            <w:tcW w:w="1750" w:type="dxa"/>
+            <w:tcBorders>
+              <w:top w:val="single" w:sz="4" w:space="0" w:color="auto"/>
+              <w:left w:val="single" w:sz="4" w:space="0" w:color="auto"/>
+              <w:bottom w:val="single" w:sz="4" w:space="0" w:color="auto"/>
+              <w:right w:val="single" w:sz="4" w:space="0" w:color="auto"/>
+            </w:tcBorders>
+            <w:vAlign w:val="center"/>
+          </w:tcPr>
+          <w:p>
+            <w:pPr>
+              <w:jc w:val="center"/>
+            </w:pPr>
+            <w:r>
+              <w:rPr>
+                <w:rFonts w:ascii="Times New Roman" w:hAnsi="Times New Roman" w:cs="Times New Roman"/>
+                <w:sz w:val="24"/>
+                <w:szCs w:val="24"/>
+                <w:b/>
+                <w:bCs/>
+              </w:rPr>
+              <w:t xml:space="preserve">Total gross income</w:t>
+            </w:r>
+          </w:p>
+        </w:tc>
+        <w:tc>
+          <w:tcPr>
+            <w:tcW w:w="1710" w:type="dxa"/>
+            <w:tcBorders>
+              <w:top w:val="single" w:sz="4" w:space="0" w:color="auto"/>
+              <w:left w:val="single" w:sz="4" w:space="0" w:color="auto"/>
+              <w:bottom w:val="single" w:sz="4" w:space="0" w:color="auto"/>
+              <w:right w:val="single" w:sz="4" w:space="0" w:color="auto"/>
+            </w:tcBorders>
+            <w:vAlign w:val="center"/>
+          </w:tcPr>
+          <w:p>
+            <w:pPr>
+              <w:jc w:val="center"/>
+            </w:pPr>
+            <w:r>
+              <w:rPr>
+                <w:rFonts w:ascii="Times New Roman" w:hAnsi="Times New Roman" w:cs="Times New Roman"/>
+                <w:sz w:val="24"/>
+                <w:szCs w:val="24"/>
+                <w:b/>
+                <w:bCs/>
+              </w:rPr>
+              <w:t xml:space="preserve">Total revenue</w:t>
+            </w:r>
+          </w:p>
+        </w:tc>
+      </w:tr>
+      <w:tr>
+        <w:tc>
+          <w:tcPr>
+            <w:tcW w:w="2250" w:type="dxa"/>
+            <w:tcBorders>
+              <w:top w:val="single" w:sz="4" w:space="0" w:color="auto"/>
+              <w:left w:val="single" w:sz="4" w:space="0" w:color="auto"/>
+              <w:bottom w:val="single" w:sz="4" w:space="0" w:color="auto"/>
+              <w:right w:val="single" w:sz="4" w:space="0" w:color="auto"/>
+            </w:tcBorders>
+            <w:vAlign w:val="center"/>
+          </w:tcPr>
+          <w:p>
+            <w:pPr>
+              <w:jc w:val="center"/>
+            </w:pPr>
+            <w:r>
+              <w:rPr>
+                <w:rFonts w:ascii="Times New Roman" w:hAnsi="Times New Roman" w:cs="Times New Roman"/>
+                <w:sz w:val="24"/>
+                <w:szCs w:val="24"/>
+              </w:rPr>
+              <w:t xml:space="preserve">Food and beverages</w:t>
+            </w:r>
+          </w:p>
+        </w:tc>
+        <w:tc>
+          <w:tcPr>
+            <w:tcW w:w="1400" w:type="dxa"/>
+            <w:tcBorders>
+              <w:top w:val="single" w:sz="4" w:space="0" w:color="auto"/>
+              <w:left w:val="single" w:sz="4" w:space="0" w:color="auto"/>
+              <w:bottom w:val="single" w:sz="4" w:space="0" w:color="auto"/>
+              <w:right w:val="single" w:sz="4" w:space="0" w:color="auto"/>
+            </w:tcBorders>
+            <w:vAlign w:val="center"/>
+          </w:tcPr>
+          <w:p>
+            <w:pPr>
+              <w:jc w:val="center"/>
+            </w:pPr>
+            <w:r>
+              <w:rPr>
+                <w:rFonts w:ascii="Times New Roman" w:hAnsi="Times New Roman" w:cs="Times New Roman"/>
+                <w:sz w:val="24"/>
+                <w:szCs w:val="24"/>
+              </w:rPr>
+              <w:t xml:space="preserve">56.01</w:t>
+            </w:r>
+          </w:p>
+        </w:tc>
+        <w:tc>
+          <w:tcPr>
+            <w:tcW w:w="1300" w:type="dxa"/>
+            <w:tcBorders>
+              <w:top w:val="single" w:sz="4" w:space="0" w:color="auto"/>
+              <w:left w:val="single" w:sz="4" w:space="0" w:color="auto"/>
+              <w:bottom w:val="single" w:sz="4" w:space="0" w:color="auto"/>
+              <w:right w:val="single" w:sz="4" w:space="0" w:color="auto"/>
+            </w:tcBorders>
+            <w:vAlign w:val="center"/>
+          </w:tcPr>
+          <w:p>
+            <w:pPr>
+              <w:jc w:val="center"/>
+            </w:pPr>
+            <w:r>
+              <w:rPr>
+                <w:rFonts w:ascii="Times New Roman" w:hAnsi="Times New Roman" w:cs="Times New Roman"/>
+                <w:sz w:val="24"/>
+                <w:szCs w:val="24"/>
+              </w:rPr>
+              <w:t xml:space="preserve">5.47</w:t>
+            </w:r>
+          </w:p>
+        </w:tc>
+        <w:tc>
+          <w:tcPr>
+            <w:tcW w:w="1750" w:type="dxa"/>
+            <w:tcBorders>
+              <w:top w:val="single" w:sz="4" w:space="0" w:color="auto"/>
+              <w:left w:val="single" w:sz="4" w:space="0" w:color="auto"/>
+              <w:bottom w:val="single" w:sz="4" w:space="0" w:color="auto"/>
+              <w:right w:val="single" w:sz="4" w:space="0" w:color="auto"/>
+            </w:tcBorders>
+            <w:vAlign w:val="center"/>
+          </w:tcPr>
+          <w:p>
+            <w:pPr>
+              <w:jc w:val="center"/>
+            </w:pPr>
+            <w:r>
+              <w:rPr>
+                <w:rFonts w:ascii="Times New Roman" w:hAnsi="Times New Roman" w:cs="Times New Roman"/>
+                <w:sz w:val="24"/>
+                <w:szCs w:val="24"/>
+              </w:rPr>
+              <w:t xml:space="preserve">2,673.56</w:t>
+            </w:r>
+          </w:p>
+        </w:tc>
+        <w:tc>
+          <w:tcPr>
+            <w:tcW w:w="1710" w:type="dxa"/>
+            <w:tcBorders>
+              <w:top w:val="single" w:sz="4" w:space="0" w:color="auto"/>
+              <w:left w:val="single" w:sz="4" w:space="0" w:color="auto"/>
+              <w:bottom w:val="single" w:sz="4" w:space="0" w:color="auto"/>
+              <w:right w:val="single" w:sz="4" w:space="0" w:color="auto"/>
+            </w:tcBorders>
+            <w:vAlign w:val="center"/>
+          </w:tcPr>
+          <w:p>
+            <w:pPr>
+              <w:jc w:val="center"/>
+            </w:pPr>
+            <w:r>
+              <w:rPr>
+                <w:rFonts w:ascii="Times New Roman" w:hAnsi="Times New Roman" w:cs="Times New Roman"/>
+                <w:sz w:val="24"/>
+                <w:szCs w:val="24"/>
+              </w:rPr>
+              <w:t xml:space="preserve">56,144.84</w:t>
+            </w:r>
+          </w:p>
+        </w:tc>
+      </w:tr>
+      <w:tr>
+        <w:tc>
+          <w:tcPr>
+            <w:tcW w:w="2250" w:type="dxa"/>
+            <w:tcBorders>
+              <w:top w:val="single" w:sz="4" w:space="0" w:color="auto"/>
+              <w:left w:val="single" w:sz="4" w:space="0" w:color="auto"/>
+              <w:bottom w:val="single" w:sz="4" w:space="0" w:color="auto"/>
+              <w:right w:val="single" w:sz="4" w:space="0" w:color="auto"/>
+            </w:tcBorders>
+            <w:vAlign w:val="center"/>
+          </w:tcPr>
+          <w:p>
+            <w:pPr>
+              <w:jc w:val="center"/>
+            </w:pPr>
+            <w:r>
+              <w:rPr>
+                <w:rFonts w:ascii="Times New Roman" w:hAnsi="Times New Roman" w:cs="Times New Roman"/>
+                <w:sz w:val="24"/>
+                <w:szCs w:val="24"/>
+              </w:rPr>
+              <w:t xml:space="preserve">Sports and travel</w:t>
+            </w:r>
+          </w:p>
+        </w:tc>
+        <w:tc>
+          <w:tcPr>
+            <w:tcW w:w="1400" w:type="dxa"/>
+            <w:tcBorders>
+              <w:top w:val="single" w:sz="4" w:space="0" w:color="auto"/>
+              <w:left w:val="single" w:sz="4" w:space="0" w:color="auto"/>
+              <w:bottom w:val="single" w:sz="4" w:space="0" w:color="auto"/>
+              <w:right w:val="single" w:sz="4" w:space="0" w:color="auto"/>
+            </w:tcBorders>
+            <w:vAlign w:val="center"/>
+          </w:tcPr>
+          <w:p>
+            <w:pPr>
+              <w:jc w:val="center"/>
+            </w:pPr>
+            <w:r>
+              <w:rPr>
+                <w:rFonts w:ascii="Times New Roman" w:hAnsi="Times New Roman" w:cs="Times New Roman"/>
+                <w:sz w:val="24"/>
+                <w:szCs w:val="24"/>
+              </w:rPr>
+              <w:t xml:space="preserve">56.99</w:t>
+            </w:r>
+          </w:p>
+        </w:tc>
+        <w:tc>
+          <w:tcPr>
+            <w:tcW w:w="1300" w:type="dxa"/>
+            <w:tcBorders>
+              <w:top w:val="single" w:sz="4" w:space="0" w:color="auto"/>
+              <w:left w:val="single" w:sz="4" w:space="0" w:color="auto"/>
+              <w:bottom w:val="single" w:sz="4" w:space="0" w:color="auto"/>
+              <w:right w:val="single" w:sz="4" w:space="0" w:color="auto"/>
+            </w:tcBorders>
+            <w:vAlign w:val="center"/>
+          </w:tcPr>
+          <w:p>
+            <w:pPr>
+              <w:jc w:val="center"/>
+            </w:pPr>
+            <w:r>
+              <w:rPr>
+                <w:rFonts w:ascii="Times New Roman" w:hAnsi="Times New Roman" w:cs="Times New Roman"/>
+                <w:sz w:val="24"/>
+                <w:szCs w:val="24"/>
+              </w:rPr>
+              <w:t xml:space="preserve">5.54</w:t>
+            </w:r>
+          </w:p>
+        </w:tc>
+        <w:tc>
+          <w:tcPr>
+            <w:tcW w:w="1750" w:type="dxa"/>
+            <w:tcBorders>
+              <w:top w:val="single" w:sz="4" w:space="0" w:color="auto"/>
+              <w:left w:val="single" w:sz="4" w:space="0" w:color="auto"/>
+              <w:bottom w:val="single" w:sz="4" w:space="0" w:color="auto"/>
+              <w:right w:val="single" w:sz="4" w:space="0" w:color="auto"/>
+            </w:tcBorders>
+            <w:vAlign w:val="center"/>
+          </w:tcPr>
+          <w:p>
+            <w:pPr>
+              <w:jc w:val="center"/>
+            </w:pPr>
+            <w:r>
+              <w:rPr>
+                <w:rFonts w:ascii="Times New Roman" w:hAnsi="Times New Roman" w:cs="Times New Roman"/>
+                <w:sz w:val="24"/>
+                <w:szCs w:val="24"/>
+              </w:rPr>
+              <w:t xml:space="preserve">2,624.90</w:t>
+            </w:r>
+          </w:p>
+        </w:tc>
+        <w:tc>
+          <w:tcPr>
+            <w:tcW w:w="1710" w:type="dxa"/>
+            <w:tcBorders>
+              <w:top w:val="single" w:sz="4" w:space="0" w:color="auto"/>
+              <w:left w:val="single" w:sz="4" w:space="0" w:color="auto"/>
+              <w:bottom w:val="single" w:sz="4" w:space="0" w:color="auto"/>
+              <w:right w:val="single" w:sz="4" w:space="0" w:color="auto"/>
+            </w:tcBorders>
+            <w:vAlign w:val="center"/>
+          </w:tcPr>
+          <w:p>
+            <w:pPr>
+              <w:jc w:val="center"/>
+            </w:pPr>
+            <w:r>
+              <w:rPr>
+                <w:rFonts w:ascii="Times New Roman" w:hAnsi="Times New Roman" w:cs="Times New Roman"/>
+                <w:sz w:val="24"/>
+                <w:szCs w:val="24"/>
+              </w:rPr>
+              <w:t xml:space="preserve">55,122.83</w:t>
+            </w:r>
+          </w:p>
+        </w:tc>
+      </w:tr>
+      <w:tr>
+        <w:tc>
+          <w:tcPr>
+            <w:tcW w:w="2250" w:type="dxa"/>
+            <w:tcBorders>
+              <w:top w:val="single" w:sz="4" w:space="0" w:color="auto"/>
+              <w:left w:val="single" w:sz="4" w:space="0" w:color="auto"/>
+              <w:bottom w:val="single" w:sz="4" w:space="0" w:color="auto"/>
+              <w:right w:val="single" w:sz="4" w:space="0" w:color="auto"/>
+            </w:tcBorders>
+            <w:vAlign w:val="center"/>
+          </w:tcPr>
+          <w:p>
+            <w:pPr>
+              <w:jc w:val="center"/>
+            </w:pPr>
+            <w:r>
+              <w:rPr>
+                <w:rFonts w:ascii="Times New Roman" w:hAnsi="Times New Roman" w:cs="Times New Roman"/>
+                <w:sz w:val="24"/>
+                <w:szCs w:val="24"/>
+              </w:rPr>
+              <w:t xml:space="preserve">Electronic accessories</w:t>
+            </w:r>
+          </w:p>
+        </w:tc>
+        <w:tc>
+          <w:tcPr>
+            <w:tcW w:w="1400" w:type="dxa"/>
+            <w:tcBorders>
+              <w:top w:val="single" w:sz="4" w:space="0" w:color="auto"/>
+              <w:left w:val="single" w:sz="4" w:space="0" w:color="auto"/>
+              <w:bottom w:val="single" w:sz="4" w:space="0" w:color="auto"/>
+              <w:right w:val="single" w:sz="4" w:space="0" w:color="auto"/>
+            </w:tcBorders>
+            <w:vAlign w:val="center"/>
+          </w:tcPr>
+          <w:p>
+            <w:pPr>
+              <w:jc w:val="center"/>
+            </w:pPr>
+            <w:r>
+              <w:rPr>
+                <w:rFonts w:ascii="Times New Roman" w:hAnsi="Times New Roman" w:cs="Times New Roman"/>
+                <w:sz w:val="24"/>
+                <w:szCs w:val="24"/>
+              </w:rPr>
+              <w:t xml:space="preserve">53.55</w:t>
+            </w:r>
+          </w:p>
+        </w:tc>
+        <w:tc>
+          <w:tcPr>
+            <w:tcW w:w="1300" w:type="dxa"/>
+            <w:tcBorders>
+              <w:top w:val="single" w:sz="4" w:space="0" w:color="auto"/>
+              <w:left w:val="single" w:sz="4" w:space="0" w:color="auto"/>
+              <w:bottom w:val="single" w:sz="4" w:space="0" w:color="auto"/>
+              <w:right w:val="single" w:sz="4" w:space="0" w:color="auto"/>
+            </w:tcBorders>
+            <w:vAlign w:val="center"/>
+          </w:tcPr>
+          <w:p>
+            <w:pPr>
+              <w:jc w:val="center"/>
+            </w:pPr>
+            <w:r>
+              <w:rPr>
+                <w:rFonts w:ascii="Times New Roman" w:hAnsi="Times New Roman" w:cs="Times New Roman"/>
+                <w:sz w:val="24"/>
+                <w:szCs w:val="24"/>
+              </w:rPr>
+              <w:t xml:space="preserve">5.71</w:t>
+            </w:r>
+          </w:p>
+        </w:tc>
+        <w:tc>
+          <w:tcPr>
+            <w:tcW w:w="1750" w:type="dxa"/>
+            <w:tcBorders>
+              <w:top w:val="single" w:sz="4" w:space="0" w:color="auto"/>
+              <w:left w:val="single" w:sz="4" w:space="0" w:color="auto"/>
+              <w:bottom w:val="single" w:sz="4" w:space="0" w:color="auto"/>
+              <w:right w:val="single" w:sz="4" w:space="0" w:color="auto"/>
+            </w:tcBorders>
+            <w:vAlign w:val="center"/>
+          </w:tcPr>
+          <w:p>
+            <w:pPr>
+              <w:jc w:val="center"/>
+            </w:pPr>
+            <w:r>
+              <w:rPr>
+                <w:rFonts w:ascii="Times New Roman" w:hAnsi="Times New Roman" w:cs="Times New Roman"/>
+                <w:sz w:val="24"/>
+                <w:szCs w:val="24"/>
+              </w:rPr>
+              <w:t xml:space="preserve">2,587.50</w:t>
+            </w:r>
+          </w:p>
+        </w:tc>
+        <w:tc>
+          <w:tcPr>
+            <w:tcW w:w="1710" w:type="dxa"/>
+            <w:tcBorders>
+              <w:top w:val="single" w:sz="4" w:space="0" w:color="auto"/>
+              <w:left w:val="single" w:sz="4" w:space="0" w:color="auto"/>
+              <w:bottom w:val="single" w:sz="4" w:space="0" w:color="auto"/>
+              <w:right w:val="single" w:sz="4" w:space="0" w:color="auto"/>
+            </w:tcBorders>
+            <w:vAlign w:val="center"/>
+          </w:tcPr>
+          <w:p>
+            <w:pPr>
+              <w:jc w:val="center"/>
+            </w:pPr>
+            <w:r>
+              <w:rPr>
+                <w:rFonts w:ascii="Times New Roman" w:hAnsi="Times New Roman" w:cs="Times New Roman"/>
+                <w:sz w:val="24"/>
+                <w:szCs w:val="24"/>
+              </w:rPr>
+              <w:t xml:space="preserve">54,337.53</w:t>
+            </w:r>
+          </w:p>
+        </w:tc>
+      </w:tr>
+      <w:tr>
+        <w:tc>
+          <w:tcPr>
+            <w:tcW w:w="2250" w:type="dxa"/>
+            <w:tcBorders>
+              <w:top w:val="single" w:sz="4" w:space="0" w:color="auto"/>
+              <w:left w:val="single" w:sz="4" w:space="0" w:color="auto"/>
+              <w:bottom w:val="single" w:sz="4" w:space="0" w:color="auto"/>
+              <w:right w:val="single" w:sz="4" w:space="0" w:color="auto"/>
+            </w:tcBorders>
+            <w:vAlign w:val="center"/>
+          </w:tcPr>
+          <w:p>
+            <w:pPr>
+              <w:jc w:val="center"/>
+            </w:pPr>
+            <w:r>
+              <w:rPr>
+                <w:rFonts w:ascii="Times New Roman" w:hAnsi="Times New Roman" w:cs="Times New Roman"/>
+                <w:sz w:val="24"/>
+                <w:szCs w:val="24"/>
+              </w:rPr>
+              <w:t xml:space="preserve">Fashion accessories</w:t>
+            </w:r>
+          </w:p>
+        </w:tc>
+        <w:tc>
+          <w:tcPr>
+            <w:tcW w:w="1400" w:type="dxa"/>
+            <w:tcBorders>
+              <w:top w:val="single" w:sz="4" w:space="0" w:color="auto"/>
+              <w:left w:val="single" w:sz="4" w:space="0" w:color="auto"/>
+              <w:bottom w:val="single" w:sz="4" w:space="0" w:color="auto"/>
+              <w:right w:val="single" w:sz="4" w:space="0" w:color="auto"/>
+            </w:tcBorders>
+            <w:vAlign w:val="center"/>
+          </w:tcPr>
+          <w:p>
+            <w:pPr>
+              <w:jc w:val="center"/>
+            </w:pPr>
+            <w:r>
+              <w:rPr>
+                <w:rFonts w:ascii="Times New Roman" w:hAnsi="Times New Roman" w:cs="Times New Roman"/>
+                <w:sz w:val="24"/>
+                <w:szCs w:val="24"/>
+              </w:rPr>
+              <w:t xml:space="preserve">57.15</w:t>
+            </w:r>
+          </w:p>
+        </w:tc>
+        <w:tc>
+          <w:tcPr>
+            <w:tcW w:w="1300" w:type="dxa"/>
+            <w:tcBorders>
+              <w:top w:val="single" w:sz="4" w:space="0" w:color="auto"/>
+              <w:left w:val="single" w:sz="4" w:space="0" w:color="auto"/>
+              <w:bottom w:val="single" w:sz="4" w:space="0" w:color="auto"/>
+              <w:right w:val="single" w:sz="4" w:space="0" w:color="auto"/>
+            </w:tcBorders>
+            <w:vAlign w:val="center"/>
+          </w:tcPr>
+          <w:p>
+            <w:pPr>
+              <w:jc w:val="center"/>
+            </w:pPr>
+            <w:r>
+              <w:rPr>
+                <w:rFonts w:ascii="Times New Roman" w:hAnsi="Times New Roman" w:cs="Times New Roman"/>
+                <w:sz w:val="24"/>
+                <w:szCs w:val="24"/>
+              </w:rPr>
+              <w:t xml:space="preserve">5.07</w:t>
+            </w:r>
+          </w:p>
+        </w:tc>
+        <w:tc>
+          <w:tcPr>
+            <w:tcW w:w="1750" w:type="dxa"/>
+            <w:tcBorders>
+              <w:top w:val="single" w:sz="4" w:space="0" w:color="auto"/>
+              <w:left w:val="single" w:sz="4" w:space="0" w:color="auto"/>
+              <w:bottom w:val="single" w:sz="4" w:space="0" w:color="auto"/>
+              <w:right w:val="single" w:sz="4" w:space="0" w:color="auto"/>
+            </w:tcBorders>
+            <w:vAlign w:val="center"/>
+          </w:tcPr>
+          <w:p>
+            <w:pPr>
+              <w:jc w:val="center"/>
+            </w:pPr>
+            <w:r>
+              <w:rPr>
+                <w:rFonts w:ascii="Times New Roman" w:hAnsi="Times New Roman" w:cs="Times New Roman"/>
+                <w:sz w:val="24"/>
+                <w:szCs w:val="24"/>
+              </w:rPr>
+              <w:t xml:space="preserve">2,585.99</w:t>
+            </w:r>
+          </w:p>
+        </w:tc>
+        <w:tc>
+          <w:tcPr>
+            <w:tcW w:w="1710" w:type="dxa"/>
+            <w:tcBorders>
+              <w:top w:val="single" w:sz="4" w:space="0" w:color="auto"/>
+              <w:left w:val="single" w:sz="4" w:space="0" w:color="auto"/>
+              <w:bottom w:val="single" w:sz="4" w:space="0" w:color="auto"/>
+              <w:right w:val="single" w:sz="4" w:space="0" w:color="auto"/>
+            </w:tcBorders>
+            <w:vAlign w:val="center"/>
+          </w:tcPr>
+          <w:p>
+            <w:pPr>
+              <w:jc w:val="center"/>
+            </w:pPr>
+            <w:r>
+              <w:rPr>
+                <w:rFonts w:ascii="Times New Roman" w:hAnsi="Times New Roman" w:cs="Times New Roman"/>
+                <w:sz w:val="24"/>
+                <w:szCs w:val="24"/>
+              </w:rPr>
+              <w:t xml:space="preserve">54,305.89</w:t>
+            </w:r>
+          </w:p>
+        </w:tc>
+      </w:tr>
+      <w:tr>
+        <w:tc>
+          <w:tcPr>
+            <w:tcW w:w="2250" w:type="dxa"/>
+            <w:tcBorders>
+              <w:top w:val="single" w:sz="4" w:space="0" w:color="auto"/>
+              <w:left w:val="single" w:sz="4" w:space="0" w:color="auto"/>
+              <w:bottom w:val="single" w:sz="4" w:space="0" w:color="auto"/>
+              <w:right w:val="single" w:sz="4" w:space="0" w:color="auto"/>
+            </w:tcBorders>
+            <w:vAlign w:val="center"/>
+          </w:tcPr>
+          <w:p>
+            <w:pPr>
+              <w:jc w:val="center"/>
+            </w:pPr>
+            <w:r>
+              <w:rPr>
+                <w:rFonts w:ascii="Times New Roman" w:hAnsi="Times New Roman" w:cs="Times New Roman"/>
+                <w:sz w:val="24"/>
+                <w:szCs w:val="24"/>
+              </w:rPr>
+              <w:t xml:space="preserve">Home and lifestyle</w:t>
+            </w:r>
+          </w:p>
+        </w:tc>
+        <w:tc>
+          <w:tcPr>
+            <w:tcW w:w="1400" w:type="dxa"/>
+            <w:tcBorders>
+              <w:top w:val="single" w:sz="4" w:space="0" w:color="auto"/>
+              <w:left w:val="single" w:sz="4" w:space="0" w:color="auto"/>
+              <w:bottom w:val="single" w:sz="4" w:space="0" w:color="auto"/>
+              <w:right w:val="single" w:sz="4" w:space="0" w:color="auto"/>
+            </w:tcBorders>
+            <w:vAlign w:val="center"/>
+          </w:tcPr>
+          <w:p>
+            <w:pPr>
+              <w:jc w:val="center"/>
+            </w:pPr>
+            <w:r>
+              <w:rPr>
+                <w:rFonts w:ascii="Times New Roman" w:hAnsi="Times New Roman" w:cs="Times New Roman"/>
+                <w:sz w:val="24"/>
+                <w:szCs w:val="24"/>
+              </w:rPr>
+              <w:t xml:space="preserve">55.32</w:t>
+            </w:r>
+          </w:p>
+        </w:tc>
+        <w:tc>
+          <w:tcPr>
+            <w:tcW w:w="1300" w:type="dxa"/>
+            <w:tcBorders>
+              <w:top w:val="single" w:sz="4" w:space="0" w:color="auto"/>
+              <w:left w:val="single" w:sz="4" w:space="0" w:color="auto"/>
+              <w:bottom w:val="single" w:sz="4" w:space="0" w:color="auto"/>
+              <w:right w:val="single" w:sz="4" w:space="0" w:color="auto"/>
+            </w:tcBorders>
+            <w:vAlign w:val="center"/>
+          </w:tcPr>
+          <w:p>
+            <w:pPr>
+              <w:jc w:val="center"/>
+            </w:pPr>
+            <w:r>
+              <w:rPr>
+                <w:rFonts w:ascii="Times New Roman" w:hAnsi="Times New Roman" w:cs="Times New Roman"/>
+                <w:sz w:val="24"/>
+                <w:szCs w:val="24"/>
+              </w:rPr>
+              <w:t xml:space="preserve">5.69</w:t>
+            </w:r>
+          </w:p>
+        </w:tc>
+        <w:tc>
+          <w:tcPr>
+            <w:tcW w:w="1750" w:type="dxa"/>
+            <w:tcBorders>
+              <w:top w:val="single" w:sz="4" w:space="0" w:color="auto"/>
+              <w:left w:val="single" w:sz="4" w:space="0" w:color="auto"/>
+              <w:bottom w:val="single" w:sz="4" w:space="0" w:color="auto"/>
+              <w:right w:val="single" w:sz="4" w:space="0" w:color="auto"/>
+            </w:tcBorders>
+            <w:vAlign w:val="center"/>
+          </w:tcPr>
+          <w:p>
+            <w:pPr>
+              <w:jc w:val="center"/>
+            </w:pPr>
+            <w:r>
+              <w:rPr>
+                <w:rFonts w:ascii="Times New Roman" w:hAnsi="Times New Roman" w:cs="Times New Roman"/>
+                <w:sz w:val="24"/>
+                <w:szCs w:val="24"/>
+              </w:rPr>
+              <w:t xml:space="preserve">2,564.85</w:t>
+            </w:r>
+          </w:p>
+        </w:tc>
+        <w:tc>
+          <w:tcPr>
+            <w:tcW w:w="1710" w:type="dxa"/>
+            <w:tcBorders>
+              <w:top w:val="single" w:sz="4" w:space="0" w:color="auto"/>
+              <w:left w:val="single" w:sz="4" w:space="0" w:color="auto"/>
+              <w:bottom w:val="single" w:sz="4" w:space="0" w:color="auto"/>
+              <w:right w:val="single" w:sz="4" w:space="0" w:color="auto"/>
+            </w:tcBorders>
+            <w:vAlign w:val="center"/>
+          </w:tcPr>
+          <w:p>
+            <w:pPr>
+              <w:jc w:val="center"/>
+            </w:pPr>
+            <w:r>
+              <w:rPr>
+                <w:rFonts w:ascii="Times New Roman" w:hAnsi="Times New Roman" w:cs="Times New Roman"/>
+                <w:sz w:val="24"/>
+                <w:szCs w:val="24"/>
+              </w:rPr>
+              <w:t xml:space="preserve">53,861.91</w:t>
+            </w:r>
+          </w:p>
+        </w:tc>
+      </w:tr>
+      <w:tr>
+        <w:tc>
+          <w:tcPr>
+            <w:tcW w:w="2250" w:type="dxa"/>
+            <w:tcBorders>
+              <w:top w:val="single" w:sz="4" w:space="0" w:color="auto"/>
+              <w:left w:val="single" w:sz="4" w:space="0" w:color="auto"/>
+              <w:bottom w:val="single" w:sz="4" w:space="0" w:color="auto"/>
+              <w:right w:val="single" w:sz="4" w:space="0" w:color="auto"/>
+            </w:tcBorders>
+            <w:vAlign w:val="center"/>
+          </w:tcPr>
+          <w:p>
+            <w:pPr>
+              <w:jc w:val="center"/>
+            </w:pPr>
+            <w:r>
+              <w:rPr>
+                <w:rFonts w:ascii="Times New Roman" w:hAnsi="Times New Roman" w:cs="Times New Roman"/>
+                <w:sz w:val="24"/>
+                <w:szCs w:val="24"/>
+              </w:rPr>
+              <w:t xml:space="preserve">Health and beauty</w:t>
+            </w:r>
+          </w:p>
+        </w:tc>
+        <w:tc>
+          <w:tcPr>
+            <w:tcW w:w="1400" w:type="dxa"/>
+            <w:tcBorders>
+              <w:top w:val="single" w:sz="4" w:space="0" w:color="auto"/>
+              <w:left w:val="single" w:sz="4" w:space="0" w:color="auto"/>
+              <w:bottom w:val="single" w:sz="4" w:space="0" w:color="auto"/>
+              <w:right w:val="single" w:sz="4" w:space="0" w:color="auto"/>
+            </w:tcBorders>
+            <w:vAlign w:val="center"/>
+          </w:tcPr>
+          <w:p>
+            <w:pPr>
+              <w:jc w:val="center"/>
+            </w:pPr>
+            <w:r>
+              <w:rPr>
+                <w:rFonts w:ascii="Times New Roman" w:hAnsi="Times New Roman" w:cs="Times New Roman"/>
+                <w:sz w:val="24"/>
+                <w:szCs w:val="24"/>
+              </w:rPr>
+              <w:t xml:space="preserve">54.85</w:t>
+            </w:r>
+          </w:p>
+        </w:tc>
+        <w:tc>
+          <w:tcPr>
+            <w:tcW w:w="1300" w:type="dxa"/>
+            <w:tcBorders>
+              <w:top w:val="single" w:sz="4" w:space="0" w:color="auto"/>
+              <w:left w:val="single" w:sz="4" w:space="0" w:color="auto"/>
+              <w:bottom w:val="single" w:sz="4" w:space="0" w:color="auto"/>
+              <w:right w:val="single" w:sz="4" w:space="0" w:color="auto"/>
+            </w:tcBorders>
+            <w:vAlign w:val="center"/>
+          </w:tcPr>
+          <w:p>
+            <w:pPr>
+              <w:jc w:val="center"/>
+            </w:pPr>
+            <w:r>
+              <w:rPr>
+                <w:rFonts w:ascii="Times New Roman" w:hAnsi="Times New Roman" w:cs="Times New Roman"/>
+                <w:sz w:val="24"/>
+                <w:szCs w:val="24"/>
+              </w:rPr>
+              <w:t xml:space="preserve">5.62</w:t>
+            </w:r>
+          </w:p>
+        </w:tc>
+        <w:tc>
+          <w:tcPr>
+            <w:tcW w:w="1750" w:type="dxa"/>
+            <w:tcBorders>
+              <w:top w:val="single" w:sz="4" w:space="0" w:color="auto"/>
+              <w:left w:val="single" w:sz="4" w:space="0" w:color="auto"/>
+              <w:bottom w:val="single" w:sz="4" w:space="0" w:color="auto"/>
+              <w:right w:val="single" w:sz="4" w:space="0" w:color="auto"/>
+            </w:tcBorders>
+            <w:vAlign w:val="center"/>
+          </w:tcPr>
+          <w:p>
+            <w:pPr>
+              <w:jc w:val="center"/>
+            </w:pPr>
+            <w:r>
+              <w:rPr>
+                <w:rFonts w:ascii="Times New Roman" w:hAnsi="Times New Roman" w:cs="Times New Roman"/>
+                <w:sz w:val="24"/>
+                <w:szCs w:val="24"/>
+              </w:rPr>
+              <w:t xml:space="preserve">2,342.56</w:t>
+            </w:r>
+          </w:p>
+        </w:tc>
+        <w:tc>
+          <w:tcPr>
+            <w:tcW w:w="1710" w:type="dxa"/>
+            <w:tcBorders>
+              <w:top w:val="single" w:sz="4" w:space="0" w:color="auto"/>
+              <w:left w:val="single" w:sz="4" w:space="0" w:color="auto"/>
+              <w:bottom w:val="single" w:sz="4" w:space="0" w:color="auto"/>
+              <w:right w:val="single" w:sz="4" w:space="0" w:color="auto"/>
+            </w:tcBorders>
+            <w:vAlign w:val="center"/>
+          </w:tcPr>
+          <w:p>
+            <w:pPr>
+              <w:jc w:val="center"/>
+            </w:pPr>
+            <w:r>
+              <w:rPr>
+                <w:rFonts w:ascii="Times New Roman" w:hAnsi="Times New Roman" w:cs="Times New Roman"/>
+                <w:sz w:val="24"/>
+                <w:szCs w:val="24"/>
+              </w:rPr>
+              <w:t xml:space="preserve">49,193.74</w:t>
+            </w:r>
+          </w:p>
+        </w:tc>
+      </w:tr>
+    </w:tbl>
     <w:tbl>
       <w:tblPr>
         <w:tblW w:w="0" w:type="auto"/>
@@ -4357,7 +8302,7 @@
                 <w:sz w:val="24"/>
                 <w:szCs w:val="24"/>
               </w:rPr>
-              <w:t xml:space="preserve">Pearson correlation r (Quantity, Total)</w:t>
+              <w:t xml:space="preserve">Pearson r (Unit price, Quantity)</w:t>
             </w:r>
           </w:p>
         </w:tc>
@@ -4382,7 +8327,7 @@
                 <w:sz w:val="24"/>
                 <w:szCs w:val="24"/>
               </w:rPr>
-              <w:t xml:space="preserve">0.706</w:t>
+              <w:t xml:space="preserve">0.011</w:t>
             </w:r>
           </w:p>
         </w:tc>
@@ -4409,7 +8354,7 @@
                 <w:sz w:val="24"/>
                 <w:szCs w:val="24"/>
               </w:rPr>
-              <w:t xml:space="preserve">Sample size n</w:t>
+              <w:t xml:space="preserve">p-value</w:t>
             </w:r>
           </w:p>
         </w:tc>
@@ -4434,7 +8379,7 @@
                 <w:sz w:val="24"/>
                 <w:szCs w:val="24"/>
               </w:rPr>
-              <w:t xml:space="preserve">1000</w:t>
+              <w:t xml:space="preserve">0.734</w:t>
             </w:r>
           </w:p>
         </w:tc>
@@ -4461,7 +8406,7 @@
                 <w:sz w:val="24"/>
                 <w:szCs w:val="24"/>
               </w:rPr>
-              <w:t xml:space="preserve">95% confidence interval</w:t>
+              <w:t xml:space="preserve">Pearson r (Unit price, gross income)</w:t>
             </w:r>
           </w:p>
         </w:tc>
@@ -4486,7 +8431,7 @@
                 <w:sz w:val="24"/>
                 <w:szCs w:val="24"/>
               </w:rPr>
-              <w:t xml:space="preserve">0.673 to 0.735</w:t>
+              <w:t xml:space="preserve">0.634</w:t>
             </w:r>
           </w:p>
         </w:tc>
@@ -4538,7 +8483,7 @@
                 <w:sz w:val="24"/>
                 <w:szCs w:val="24"/>
               </w:rPr>
-              <w:t xml:space="preserve">2.06e-151</w:t>
+              <w:t xml:space="preserve">1.61e-113</w:t>
             </w:r>
           </w:p>
         </w:tc>
@@ -4565,7 +8510,7 @@
                 <w:sz w:val="24"/>
                 <w:szCs w:val="24"/>
               </w:rPr>
-              <w:t xml:space="preserve">Unit-price correlation r (Unit price, Total)</w:t>
+              <w:t xml:space="preserve">Regression gross income ~ Unit price: adjusted R-squared</w:t>
             </w:r>
           </w:p>
         </w:tc>
@@ -4590,64 +8535,25 @@
                 <w:sz w:val="24"/>
                 <w:szCs w:val="24"/>
               </w:rPr>
-              <w:t xml:space="preserve">0.634</w:t>
-            </w:r>
-          </w:p>
-        </w:tc>
-      </w:tr>
-      <w:tr>
-        <w:tc>
-          <w:tcPr>
-            <w:tcW w:w="5000" w:type="dxa"/>
-            <w:tcBorders>
-              <w:top w:val="single" w:sz="4" w:space="0" w:color="auto"/>
-              <w:left w:val="single" w:sz="4" w:space="0" w:color="auto"/>
-              <w:bottom w:val="single" w:sz="4" w:space="0" w:color="auto"/>
-              <w:right w:val="single" w:sz="4" w:space="0" w:color="auto"/>
-            </w:tcBorders>
-            <w:vAlign w:val="center"/>
-          </w:tcPr>
-          <w:p>
-            <w:pPr>
-              <w:jc w:val="center"/>
-            </w:pPr>
-            <w:r>
-              <w:rPr>
-                <w:rFonts w:ascii="Times New Roman" w:hAnsi="Times New Roman" w:cs="Times New Roman"/>
-                <w:sz w:val="24"/>
-                <w:szCs w:val="24"/>
-              </w:rPr>
-              <w:t xml:space="preserve">Regression Total ~ Quantity + Unit price: adjusted R-squared</w:t>
-            </w:r>
-          </w:p>
-        </w:tc>
-        <w:tc>
-          <w:tcPr>
-            <w:tcW w:w="3210" w:type="dxa"/>
-            <w:tcBorders>
-              <w:top w:val="single" w:sz="4" w:space="0" w:color="auto"/>
-              <w:left w:val="single" w:sz="4" w:space="0" w:color="auto"/>
-              <w:bottom w:val="single" w:sz="4" w:space="0" w:color="auto"/>
-              <w:right w:val="single" w:sz="4" w:space="0" w:color="auto"/>
-            </w:tcBorders>
-            <w:vAlign w:val="center"/>
-          </w:tcPr>
-          <w:p>
-            <w:pPr>
-              <w:jc w:val="center"/>
-            </w:pPr>
-            <w:r>
-              <w:rPr>
-                <w:rFonts w:ascii="Times New Roman" w:hAnsi="Times New Roman" w:cs="Times New Roman"/>
-                <w:sz w:val="24"/>
-                <w:szCs w:val="24"/>
-              </w:rPr>
-              <w:t xml:space="preserve">0.890</w:t>
+              <w:t xml:space="preserve">0.401</w:t>
             </w:r>
           </w:p>
         </w:tc>
       </w:tr>
     </w:tbl>
+    <w:p>
+      <w:pPr>
+        <w:jc w:val="both"/>
+      </w:pPr>
+      <w:r>
+        <w:rPr>
+          <w:rFonts w:ascii="Times New Roman" w:hAnsi="Times New Roman" w:cs="Times New Roman"/>
+          <w:sz w:val="28"/>
+          <w:szCs w:val="28"/>
+        </w:rPr>
+        <w:t xml:space="preserve">Unit price and quantity have essentially no linear relationship (r = 0.011, p = 0.734): expensive items are not bought in systematically smaller amounts here, so no pricing elasticity is visible. Gross income rises with unit price (r = 0.634), but gross income equals 5% of Quantity x Unit price by construction, so this is invoice arithmetic. Food and beverages generates the most total gross income (2,673.56).</w:t>
+      </w:r>
+    </w:p>
     <w:p>
       <w:pPr>
         <w:jc w:val="both"/>
@@ -4674,7 +8580,7 @@
           <w:sz w:val="22"/>
           <w:szCs w:val="22"/>
         </w:rPr>
-        <w:t xml:space="preserve">ps5_cor &lt;- cor.test(sales_clean$Quantity, sales_clean$Total,</w:t>
+        <w:t xml:space="preserve">ps5_qty &lt;- cor.test(sales_clean$`Unit price`, sales_clean$Quantity)</w:t>
       </w:r>
     </w:p>
     <w:p>
@@ -4688,7 +8594,7 @@
           <w:sz w:val="22"/>
           <w:szCs w:val="22"/>
         </w:rPr>
-        <w:t xml:space="preserve">                    method = "pearson")</w:t>
+        <w:t xml:space="preserve">ps5_qty   # r near 0: no linear price-quantity link</w:t>
       </w:r>
     </w:p>
     <w:p>
@@ -4702,7 +8608,7 @@
           <w:sz w:val="22"/>
           <w:szCs w:val="22"/>
         </w:rPr>
-        <w:t xml:space="preserve">ps5_cor</w:t>
+        <w:t xml:space="preserve">ps5_gross &lt;- cor.test(sales_clean$`Unit price`,</w:t>
       </w:r>
     </w:p>
     <w:p>
@@ -4716,7 +8622,7 @@
           <w:sz w:val="22"/>
           <w:szCs w:val="22"/>
         </w:rPr>
-        <w:t xml:space="preserve">ps5_model &lt;- lm(Total ~ Quantity + `Unit price`, data = sales_clean)</w:t>
+        <w:t xml:space="preserve">                      sales_clean$`gross income`)</w:t>
       </w:r>
     </w:p>
     <w:p>
@@ -4730,7 +8636,7 @@
           <w:sz w:val="22"/>
           <w:szCs w:val="22"/>
         </w:rPr>
-        <w:t xml:space="preserve">summary(ps5_model)</w:t>
+        <w:t xml:space="preserve">ggplot(sales_clean, aes(x = `Unit price`, y = Quantity,</w:t>
       </w:r>
     </w:p>
     <w:p>
@@ -4744,7 +8650,7 @@
           <w:sz w:val="22"/>
           <w:szCs w:val="22"/>
         </w:rPr>
-        <w:t xml:space="preserve">ggplot(sales_clean, aes(x = Quantity, y = Total)) +</w:t>
+        <w:t xml:space="preserve">       color = `Product line`)) + geom_point()</w:t>
       </w:r>
     </w:p>
     <w:p>
@@ -4758,7 +8664,7 @@
           <w:sz w:val="22"/>
           <w:szCs w:val="22"/>
         </w:rPr>
-        <w:t xml:space="preserve">  geom_point() + geom_smooth(method = "lm")</w:t>
+        <w:t xml:space="preserve">lm(`gross income` ~ `Unit price`, data = sales_clean)</w:t>
       </w:r>
     </w:p>
     <w:p>
@@ -4782,7 +8688,7 @@
         <w:drawing>
           <wp:inline distT="0" distB="0" distL="0" distR="0">
             <wp:extent cx="5760720" cy="3600450"/>
-            <wp:docPr id="6" name="Figure 5. Quantity purchased versus invoice total, with fitted line (Pearson r = 0.706, n = 1000)."/>
+            <wp:docPr id="6" name="img6"/>
             <wp:cNvGraphicFramePr>
               <a:graphicFrameLocks locked="1"/>
             </wp:cNvGraphicFramePr>
@@ -4790,7 +8696,7 @@
               <a:graphicData uri="http://schemas.openxmlformats.org/drawingml/2006/picture">
                 <pic:pic>
                   <pic:nvPicPr>
-                    <pic:cNvPr id="6" name="Figure 5. Quantity purchased versus invoice total, with fitted line (Pearson r = 0.706, n = 1000)."/>
+                    <pic:cNvPr id="6" name="img6"/>
                     <pic:cNvPicPr/>
                   </pic:nvPicPr>
                   <pic:blipFill>
@@ -4827,7 +8733,7 @@
           <w:i/>
           <w:iCs/>
         </w:rPr>
-        <w:t xml:space="preserve">Figure 5. Quantity purchased versus invoice total, with fitted line (Pearson r = 0.706, n = 1000).</w:t>
+        <w:t xml:space="preserve">Figure 5. Unit price versus quantity by product line (dashed = fitted line, r = 0.011).</w:t>
       </w:r>
     </w:p>
     <w:p>
@@ -4850,2166 +8756,7 @@
           <w:sz w:val="28"/>
           <w:szCs w:val="28"/>
         </w:rPr>
-        <w:t xml:space="preserve">Quantity and invoice total have a strong positive Pearson correlation (r = 0.706, 95% CI 0.673 to 0.735, p &lt; 0.001). Invoices with more items tend to be larger, but unit prices vary widely and Total is computed from quantity and unit price, so this is an expected association and not causal evidence.</w:t>
-      </w:r>
-    </w:p>
-    <w:p>
-      <w:pPr>
-        <w:jc w:val="both"/>
-      </w:pPr>
-      <w:r>
-        <w:rPr>
-          <w:rFonts w:ascii="Times New Roman" w:hAnsi="Times New Roman" w:cs="Times New Roman"/>
-          <w:sz w:val="28"/>
-          <w:szCs w:val="28"/>
-          <w:b/>
-          <w:bCs/>
-          <w:color w:val="000000" w:themeColor="auto"/>
-        </w:rPr>
-        <w:t xml:space="preserve">Problem statement 6: What does the customer-rating distribution show, and is rating related to invoice total?</w:t>
-      </w:r>
-    </w:p>
-    <w:p>
-      <w:pPr>
-        <w:jc w:val="both"/>
-      </w:pPr>
-      <w:r>
-        <w:rPr>
-          <w:rFonts w:ascii="Times New Roman" w:hAnsi="Times New Roman" w:cs="Times New Roman"/>
-          <w:sz w:val="28"/>
-          <w:szCs w:val="28"/>
-        </w:rPr>
-        <w:t xml:space="preserve">Customer ratings are described with mean, median, standard deviation, range and a histogram, and their linear association with invoice total is tested with Pearson correlation.</w:t>
-      </w:r>
-    </w:p>
-    <w:tbl>
-      <w:tblPr>
-        <w:tblW w:w="0" w:type="auto"/>
-        <w:jc w:val="center"/>
-        <w:tblLook w:val="04A0"/>
-      </w:tblPr>
-      <w:tblGrid>
-        <w:gridCol w:w="5000"/>
-        <w:gridCol w:w="3210"/>
-      </w:tblGrid>
-      <w:tr>
-        <w:trPr>
-          <w:jc w:val="center"/>
-        </w:trPr>
-        <w:tc>
-          <w:tcPr>
-            <w:tcW w:w="5000" w:type="dxa"/>
-            <w:tcBorders>
-              <w:top w:val="single" w:sz="4" w:space="0" w:color="auto"/>
-              <w:left w:val="single" w:sz="4" w:space="0" w:color="auto"/>
-              <w:bottom w:val="single" w:sz="4" w:space="0" w:color="auto"/>
-              <w:right w:val="single" w:sz="4" w:space="0" w:color="auto"/>
-            </w:tcBorders>
-            <w:vAlign w:val="center"/>
-          </w:tcPr>
-          <w:p>
-            <w:pPr>
-              <w:jc w:val="center"/>
-            </w:pPr>
-            <w:r>
-              <w:rPr>
-                <w:rFonts w:ascii="Times New Roman" w:hAnsi="Times New Roman" w:cs="Times New Roman"/>
-                <w:sz w:val="24"/>
-                <w:szCs w:val="24"/>
-                <w:b/>
-                <w:bCs/>
-              </w:rPr>
-              <w:t xml:space="preserve">Rating summary</w:t>
-            </w:r>
-          </w:p>
-        </w:tc>
-        <w:tc>
-          <w:tcPr>
-            <w:tcW w:w="3210" w:type="dxa"/>
-            <w:tcBorders>
-              <w:top w:val="single" w:sz="4" w:space="0" w:color="auto"/>
-              <w:left w:val="single" w:sz="4" w:space="0" w:color="auto"/>
-              <w:bottom w:val="single" w:sz="4" w:space="0" w:color="auto"/>
-              <w:right w:val="single" w:sz="4" w:space="0" w:color="auto"/>
-            </w:tcBorders>
-            <w:vAlign w:val="center"/>
-          </w:tcPr>
-          <w:p>
-            <w:pPr>
-              <w:jc w:val="center"/>
-            </w:pPr>
-            <w:r>
-              <w:rPr>
-                <w:rFonts w:ascii="Times New Roman" w:hAnsi="Times New Roman" w:cs="Times New Roman"/>
-                <w:sz w:val="24"/>
-                <w:szCs w:val="24"/>
-                <w:b/>
-                <w:bCs/>
-              </w:rPr>
-              <w:t xml:space="preserve">Value</w:t>
-            </w:r>
-          </w:p>
-        </w:tc>
-      </w:tr>
-      <w:tr>
-        <w:tc>
-          <w:tcPr>
-            <w:tcW w:w="5000" w:type="dxa"/>
-            <w:tcBorders>
-              <w:top w:val="single" w:sz="4" w:space="0" w:color="auto"/>
-              <w:left w:val="single" w:sz="4" w:space="0" w:color="auto"/>
-              <w:bottom w:val="single" w:sz="4" w:space="0" w:color="auto"/>
-              <w:right w:val="single" w:sz="4" w:space="0" w:color="auto"/>
-            </w:tcBorders>
-            <w:vAlign w:val="center"/>
-          </w:tcPr>
-          <w:p>
-            <w:pPr>
-              <w:jc w:val="center"/>
-            </w:pPr>
-            <w:r>
-              <w:rPr>
-                <w:rFonts w:ascii="Times New Roman" w:hAnsi="Times New Roman" w:cs="Times New Roman"/>
-                <w:sz w:val="24"/>
-                <w:szCs w:val="24"/>
-              </w:rPr>
-              <w:t xml:space="preserve">Transactions rated (n)</w:t>
-            </w:r>
-          </w:p>
-        </w:tc>
-        <w:tc>
-          <w:tcPr>
-            <w:tcW w:w="3210" w:type="dxa"/>
-            <w:tcBorders>
-              <w:top w:val="single" w:sz="4" w:space="0" w:color="auto"/>
-              <w:left w:val="single" w:sz="4" w:space="0" w:color="auto"/>
-              <w:bottom w:val="single" w:sz="4" w:space="0" w:color="auto"/>
-              <w:right w:val="single" w:sz="4" w:space="0" w:color="auto"/>
-            </w:tcBorders>
-            <w:vAlign w:val="center"/>
-          </w:tcPr>
-          <w:p>
-            <w:pPr>
-              <w:jc w:val="center"/>
-            </w:pPr>
-            <w:r>
-              <w:rPr>
-                <w:rFonts w:ascii="Times New Roman" w:hAnsi="Times New Roman" w:cs="Times New Roman"/>
-                <w:sz w:val="24"/>
-                <w:szCs w:val="24"/>
-              </w:rPr>
-              <w:t xml:space="preserve">1000</w:t>
-            </w:r>
-          </w:p>
-        </w:tc>
-      </w:tr>
-      <w:tr>
-        <w:tc>
-          <w:tcPr>
-            <w:tcW w:w="5000" w:type="dxa"/>
-            <w:tcBorders>
-              <w:top w:val="single" w:sz="4" w:space="0" w:color="auto"/>
-              <w:left w:val="single" w:sz="4" w:space="0" w:color="auto"/>
-              <w:bottom w:val="single" w:sz="4" w:space="0" w:color="auto"/>
-              <w:right w:val="single" w:sz="4" w:space="0" w:color="auto"/>
-            </w:tcBorders>
-            <w:vAlign w:val="center"/>
-          </w:tcPr>
-          <w:p>
-            <w:pPr>
-              <w:jc w:val="center"/>
-            </w:pPr>
-            <w:r>
-              <w:rPr>
-                <w:rFonts w:ascii="Times New Roman" w:hAnsi="Times New Roman" w:cs="Times New Roman"/>
-                <w:sz w:val="24"/>
-                <w:szCs w:val="24"/>
-              </w:rPr>
-              <w:t xml:space="preserve">Mean rating</w:t>
-            </w:r>
-          </w:p>
-        </w:tc>
-        <w:tc>
-          <w:tcPr>
-            <w:tcW w:w="3210" w:type="dxa"/>
-            <w:tcBorders>
-              <w:top w:val="single" w:sz="4" w:space="0" w:color="auto"/>
-              <w:left w:val="single" w:sz="4" w:space="0" w:color="auto"/>
-              <w:bottom w:val="single" w:sz="4" w:space="0" w:color="auto"/>
-              <w:right w:val="single" w:sz="4" w:space="0" w:color="auto"/>
-            </w:tcBorders>
-            <w:vAlign w:val="center"/>
-          </w:tcPr>
-          <w:p>
-            <w:pPr>
-              <w:jc w:val="center"/>
-            </w:pPr>
-            <w:r>
-              <w:rPr>
-                <w:rFonts w:ascii="Times New Roman" w:hAnsi="Times New Roman" w:cs="Times New Roman"/>
-                <w:sz w:val="24"/>
-                <w:szCs w:val="24"/>
-              </w:rPr>
-              <w:t xml:space="preserve">6.97</w:t>
-            </w:r>
-          </w:p>
-        </w:tc>
-      </w:tr>
-      <w:tr>
-        <w:tc>
-          <w:tcPr>
-            <w:tcW w:w="5000" w:type="dxa"/>
-            <w:tcBorders>
-              <w:top w:val="single" w:sz="4" w:space="0" w:color="auto"/>
-              <w:left w:val="single" w:sz="4" w:space="0" w:color="auto"/>
-              <w:bottom w:val="single" w:sz="4" w:space="0" w:color="auto"/>
-              <w:right w:val="single" w:sz="4" w:space="0" w:color="auto"/>
-            </w:tcBorders>
-            <w:vAlign w:val="center"/>
-          </w:tcPr>
-          <w:p>
-            <w:pPr>
-              <w:jc w:val="center"/>
-            </w:pPr>
-            <w:r>
-              <w:rPr>
-                <w:rFonts w:ascii="Times New Roman" w:hAnsi="Times New Roman" w:cs="Times New Roman"/>
-                <w:sz w:val="24"/>
-                <w:szCs w:val="24"/>
-              </w:rPr>
-              <w:t xml:space="preserve">Median rating</w:t>
-            </w:r>
-          </w:p>
-        </w:tc>
-        <w:tc>
-          <w:tcPr>
-            <w:tcW w:w="3210" w:type="dxa"/>
-            <w:tcBorders>
-              <w:top w:val="single" w:sz="4" w:space="0" w:color="auto"/>
-              <w:left w:val="single" w:sz="4" w:space="0" w:color="auto"/>
-              <w:bottom w:val="single" w:sz="4" w:space="0" w:color="auto"/>
-              <w:right w:val="single" w:sz="4" w:space="0" w:color="auto"/>
-            </w:tcBorders>
-            <w:vAlign w:val="center"/>
-          </w:tcPr>
-          <w:p>
-            <w:pPr>
-              <w:jc w:val="center"/>
-            </w:pPr>
-            <w:r>
-              <w:rPr>
-                <w:rFonts w:ascii="Times New Roman" w:hAnsi="Times New Roman" w:cs="Times New Roman"/>
-                <w:sz w:val="24"/>
-                <w:szCs w:val="24"/>
-              </w:rPr>
-              <w:t xml:space="preserve">7.00</w:t>
-            </w:r>
-          </w:p>
-        </w:tc>
-      </w:tr>
-      <w:tr>
-        <w:tc>
-          <w:tcPr>
-            <w:tcW w:w="5000" w:type="dxa"/>
-            <w:tcBorders>
-              <w:top w:val="single" w:sz="4" w:space="0" w:color="auto"/>
-              <w:left w:val="single" w:sz="4" w:space="0" w:color="auto"/>
-              <w:bottom w:val="single" w:sz="4" w:space="0" w:color="auto"/>
-              <w:right w:val="single" w:sz="4" w:space="0" w:color="auto"/>
-            </w:tcBorders>
-            <w:vAlign w:val="center"/>
-          </w:tcPr>
-          <w:p>
-            <w:pPr>
-              <w:jc w:val="center"/>
-            </w:pPr>
-            <w:r>
-              <w:rPr>
-                <w:rFonts w:ascii="Times New Roman" w:hAnsi="Times New Roman" w:cs="Times New Roman"/>
-                <w:sz w:val="24"/>
-                <w:szCs w:val="24"/>
-              </w:rPr>
-              <w:t xml:space="preserve">Standard deviation</w:t>
-            </w:r>
-          </w:p>
-        </w:tc>
-        <w:tc>
-          <w:tcPr>
-            <w:tcW w:w="3210" w:type="dxa"/>
-            <w:tcBorders>
-              <w:top w:val="single" w:sz="4" w:space="0" w:color="auto"/>
-              <w:left w:val="single" w:sz="4" w:space="0" w:color="auto"/>
-              <w:bottom w:val="single" w:sz="4" w:space="0" w:color="auto"/>
-              <w:right w:val="single" w:sz="4" w:space="0" w:color="auto"/>
-            </w:tcBorders>
-            <w:vAlign w:val="center"/>
-          </w:tcPr>
-          <w:p>
-            <w:pPr>
-              <w:jc w:val="center"/>
-            </w:pPr>
-            <w:r>
-              <w:rPr>
-                <w:rFonts w:ascii="Times New Roman" w:hAnsi="Times New Roman" w:cs="Times New Roman"/>
-                <w:sz w:val="24"/>
-                <w:szCs w:val="24"/>
-              </w:rPr>
-              <w:t xml:space="preserve">1.719</w:t>
-            </w:r>
-          </w:p>
-        </w:tc>
-      </w:tr>
-      <w:tr>
-        <w:tc>
-          <w:tcPr>
-            <w:tcW w:w="5000" w:type="dxa"/>
-            <w:tcBorders>
-              <w:top w:val="single" w:sz="4" w:space="0" w:color="auto"/>
-              <w:left w:val="single" w:sz="4" w:space="0" w:color="auto"/>
-              <w:bottom w:val="single" w:sz="4" w:space="0" w:color="auto"/>
-              <w:right w:val="single" w:sz="4" w:space="0" w:color="auto"/>
-            </w:tcBorders>
-            <w:vAlign w:val="center"/>
-          </w:tcPr>
-          <w:p>
-            <w:pPr>
-              <w:jc w:val="center"/>
-            </w:pPr>
-            <w:r>
-              <w:rPr>
-                <w:rFonts w:ascii="Times New Roman" w:hAnsi="Times New Roman" w:cs="Times New Roman"/>
-                <w:sz w:val="24"/>
-                <w:szCs w:val="24"/>
-              </w:rPr>
-              <w:t xml:space="preserve">Minimum - Maximum</w:t>
-            </w:r>
-          </w:p>
-        </w:tc>
-        <w:tc>
-          <w:tcPr>
-            <w:tcW w:w="3210" w:type="dxa"/>
-            <w:tcBorders>
-              <w:top w:val="single" w:sz="4" w:space="0" w:color="auto"/>
-              <w:left w:val="single" w:sz="4" w:space="0" w:color="auto"/>
-              <w:bottom w:val="single" w:sz="4" w:space="0" w:color="auto"/>
-              <w:right w:val="single" w:sz="4" w:space="0" w:color="auto"/>
-            </w:tcBorders>
-            <w:vAlign w:val="center"/>
-          </w:tcPr>
-          <w:p>
-            <w:pPr>
-              <w:jc w:val="center"/>
-            </w:pPr>
-            <w:r>
-              <w:rPr>
-                <w:rFonts w:ascii="Times New Roman" w:hAnsi="Times New Roman" w:cs="Times New Roman"/>
-                <w:sz w:val="24"/>
-                <w:szCs w:val="24"/>
-              </w:rPr>
-              <w:t xml:space="preserve">4.00 - 10.00</w:t>
-            </w:r>
-          </w:p>
-        </w:tc>
-      </w:tr>
-      <w:tr>
-        <w:tc>
-          <w:tcPr>
-            <w:tcW w:w="5000" w:type="dxa"/>
-            <w:tcBorders>
-              <w:top w:val="single" w:sz="4" w:space="0" w:color="auto"/>
-              <w:left w:val="single" w:sz="4" w:space="0" w:color="auto"/>
-              <w:bottom w:val="single" w:sz="4" w:space="0" w:color="auto"/>
-              <w:right w:val="single" w:sz="4" w:space="0" w:color="auto"/>
-            </w:tcBorders>
-            <w:vAlign w:val="center"/>
-          </w:tcPr>
-          <w:p>
-            <w:pPr>
-              <w:jc w:val="center"/>
-            </w:pPr>
-            <w:r>
-              <w:rPr>
-                <w:rFonts w:ascii="Times New Roman" w:hAnsi="Times New Roman" w:cs="Times New Roman"/>
-                <w:sz w:val="24"/>
-                <w:szCs w:val="24"/>
-              </w:rPr>
-              <w:t xml:space="preserve">Correlation r (Rating, Total)</w:t>
-            </w:r>
-          </w:p>
-        </w:tc>
-        <w:tc>
-          <w:tcPr>
-            <w:tcW w:w="3210" w:type="dxa"/>
-            <w:tcBorders>
-              <w:top w:val="single" w:sz="4" w:space="0" w:color="auto"/>
-              <w:left w:val="single" w:sz="4" w:space="0" w:color="auto"/>
-              <w:bottom w:val="single" w:sz="4" w:space="0" w:color="auto"/>
-              <w:right w:val="single" w:sz="4" w:space="0" w:color="auto"/>
-            </w:tcBorders>
-            <w:vAlign w:val="center"/>
-          </w:tcPr>
-          <w:p>
-            <w:pPr>
-              <w:jc w:val="center"/>
-            </w:pPr>
-            <w:r>
-              <w:rPr>
-                <w:rFonts w:ascii="Times New Roman" w:hAnsi="Times New Roman" w:cs="Times New Roman"/>
-                <w:sz w:val="24"/>
-                <w:szCs w:val="24"/>
-              </w:rPr>
-              <w:t xml:space="preserve">-0.036</w:t>
-            </w:r>
-          </w:p>
-        </w:tc>
-      </w:tr>
-      <w:tr>
-        <w:tc>
-          <w:tcPr>
-            <w:tcW w:w="5000" w:type="dxa"/>
-            <w:tcBorders>
-              <w:top w:val="single" w:sz="4" w:space="0" w:color="auto"/>
-              <w:left w:val="single" w:sz="4" w:space="0" w:color="auto"/>
-              <w:bottom w:val="single" w:sz="4" w:space="0" w:color="auto"/>
-              <w:right w:val="single" w:sz="4" w:space="0" w:color="auto"/>
-            </w:tcBorders>
-            <w:vAlign w:val="center"/>
-          </w:tcPr>
-          <w:p>
-            <w:pPr>
-              <w:jc w:val="center"/>
-            </w:pPr>
-            <w:r>
-              <w:rPr>
-                <w:rFonts w:ascii="Times New Roman" w:hAnsi="Times New Roman" w:cs="Times New Roman"/>
-                <w:sz w:val="24"/>
-                <w:szCs w:val="24"/>
-              </w:rPr>
-              <w:t xml:space="preserve">p-value</w:t>
-            </w:r>
-          </w:p>
-        </w:tc>
-        <w:tc>
-          <w:tcPr>
-            <w:tcW w:w="3210" w:type="dxa"/>
-            <w:tcBorders>
-              <w:top w:val="single" w:sz="4" w:space="0" w:color="auto"/>
-              <w:left w:val="single" w:sz="4" w:space="0" w:color="auto"/>
-              <w:bottom w:val="single" w:sz="4" w:space="0" w:color="auto"/>
-              <w:right w:val="single" w:sz="4" w:space="0" w:color="auto"/>
-            </w:tcBorders>
-            <w:vAlign w:val="center"/>
-          </w:tcPr>
-          <w:p>
-            <w:pPr>
-              <w:jc w:val="center"/>
-            </w:pPr>
-            <w:r>
-              <w:rPr>
-                <w:rFonts w:ascii="Times New Roman" w:hAnsi="Times New Roman" w:cs="Times New Roman"/>
-                <w:sz w:val="24"/>
-                <w:szCs w:val="24"/>
-              </w:rPr>
-              <w:t xml:space="preserve">0.250</w:t>
-            </w:r>
-          </w:p>
-        </w:tc>
-      </w:tr>
-    </w:tbl>
-    <w:p>
-      <w:pPr>
-        <w:jc w:val="both"/>
-      </w:pPr>
-      <w:r>
-        <w:rPr>
-          <w:rFonts w:ascii="Times New Roman" w:hAnsi="Times New Roman" w:cs="Times New Roman"/>
-          <w:sz w:val="24"/>
-          <w:szCs w:val="24"/>
-          <w:b/>
-          <w:bCs/>
-        </w:rPr>
-        <w:t xml:space="preserve">Code:</w:t>
-      </w:r>
-    </w:p>
-    <w:p>
-      <w:pPr>
-        <w:jc w:val="left"/>
-        <w:spacing w:after="0"/>
-      </w:pPr>
-      <w:r>
-        <w:rPr>
-          <w:rFonts w:ascii="Consolas" w:hAnsi="Consolas" w:cs="Consolas"/>
-          <w:sz w:val="22"/>
-          <w:szCs w:val="22"/>
-        </w:rPr>
-        <w:t xml:space="preserve">mean(sales_clean$Rating); median(sales_clean$Rating)</w:t>
-      </w:r>
-    </w:p>
-    <w:p>
-      <w:pPr>
-        <w:jc w:val="left"/>
-        <w:spacing w:after="0"/>
-      </w:pPr>
-      <w:r>
-        <w:rPr>
-          <w:rFonts w:ascii="Consolas" w:hAnsi="Consolas" w:cs="Consolas"/>
-          <w:sz w:val="22"/>
-          <w:szCs w:val="22"/>
-        </w:rPr>
-        <w:t xml:space="preserve">sd(sales_clean$Rating); min(sales_clean$Rating); max(sales_clean$Rating)</w:t>
-      </w:r>
-    </w:p>
-    <w:p>
-      <w:pPr>
-        <w:jc w:val="left"/>
-        <w:spacing w:after="0"/>
-      </w:pPr>
-      <w:r>
-        <w:rPr>
-          <w:rFonts w:ascii="Consolas" w:hAnsi="Consolas" w:cs="Consolas"/>
-          <w:sz w:val="22"/>
-          <w:szCs w:val="22"/>
-        </w:rPr>
-        <w:t xml:space="preserve">ps6_cor &lt;- cor.test(sales_clean$Rating, sales_clean$Total)</w:t>
-      </w:r>
-    </w:p>
-    <w:p>
-      <w:pPr>
-        <w:jc w:val="left"/>
-        <w:spacing w:after="0"/>
-      </w:pPr>
-      <w:r>
-        <w:rPr>
-          <w:rFonts w:ascii="Consolas" w:hAnsi="Consolas" w:cs="Consolas"/>
-          <w:sz w:val="22"/>
-          <w:szCs w:val="22"/>
-        </w:rPr>
-        <w:t xml:space="preserve">ps6_cor</w:t>
-      </w:r>
-    </w:p>
-    <w:p>
-      <w:pPr>
-        <w:jc w:val="left"/>
-        <w:spacing w:after="0"/>
-      </w:pPr>
-      <w:r>
-        <w:rPr>
-          <w:rFonts w:ascii="Consolas" w:hAnsi="Consolas" w:cs="Consolas"/>
-          <w:sz w:val="22"/>
-          <w:szCs w:val="22"/>
-        </w:rPr>
-        <w:t xml:space="preserve">ggplot(sales_clean, aes(x = Rating)) + geom_histogram(binwidth = 0.5)</w:t>
-      </w:r>
-    </w:p>
-    <w:p>
-      <w:pPr>
-        <w:jc w:val="both"/>
-      </w:pPr>
-      <w:r>
-        <w:rPr>
-          <w:rFonts w:ascii="Times New Roman" w:hAnsi="Times New Roman" w:cs="Times New Roman"/>
-          <w:sz w:val="28"/>
-          <w:szCs w:val="28"/>
-        </w:rPr>
-        <w:t xml:space="preserve">Data Visualization:</w:t>
-      </w:r>
-    </w:p>
-    <w:p>
-      <w:pPr>
-        <w:jc w:val="center"/>
-      </w:pPr>
-      <w:r>
-        <w:drawing>
-          <wp:inline distT="0" distB="0" distL="0" distR="0">
-            <wp:extent cx="5760720" cy="3600450"/>
-            <wp:docPr id="7" name="Figure 6. Distribution of customer ratings (dashed line = mean)."/>
-            <wp:cNvGraphicFramePr>
-              <a:graphicFrameLocks locked="1"/>
-            </wp:cNvGraphicFramePr>
-            <a:graphic>
-              <a:graphicData uri="http://schemas.openxmlformats.org/drawingml/2006/picture">
-                <pic:pic>
-                  <pic:nvPicPr>
-                    <pic:cNvPr id="7" name="Figure 6. Distribution of customer ratings (dashed line = mean)."/>
-                    <pic:cNvPicPr/>
-                  </pic:nvPicPr>
-                  <pic:blipFill>
-                    <a:blip r:embed="rIdFig7"/>
-                    <a:stretch>
-                      <a:fillRect/>
-                    </a:stretch>
-                  </pic:blipFill>
-                  <pic:spPr>
-                    <a:xfrm>
-                      <a:off x="0" y="0"/>
-                      <a:ext cx="5760720" cy="3600450"/>
-                    </a:xfrm>
-                    <a:prstGeom prst="rect">
-                      <a:avLst/>
-                    </a:prstGeom>
-                  </pic:spPr>
-                </pic:pic>
-              </a:graphicData>
-            </a:graphic>
-          </wp:inline>
-        </w:drawing>
-      </w:r>
-    </w:p>
-    <w:p>
-      <w:pPr>
-        <w:jc w:val="center"/>
-      </w:pPr>
-      <w:r>
-        <w:rPr>
-          <w:rFonts w:ascii="Times New Roman" w:hAnsi="Times New Roman" w:cs="Times New Roman"/>
-          <w:sz w:val="24"/>
-          <w:szCs w:val="24"/>
-          <w:i/>
-          <w:iCs/>
-        </w:rPr>
-        <w:t xml:space="preserve">Figure 6. Distribution of customer ratings (dashed line = mean).</w:t>
-      </w:r>
-    </w:p>
-    <w:p>
-      <w:pPr>
-        <w:jc w:val="both"/>
-      </w:pPr>
-      <w:r>
-        <w:rPr>
-          <w:rFonts w:ascii="Times New Roman" w:hAnsi="Times New Roman" w:cs="Times New Roman"/>
-          <w:sz w:val="28"/>
-          <w:szCs w:val="28"/>
-          <w:b/>
-          <w:bCs/>
-        </w:rPr>
-        <w:t xml:space="preserve">Conclusion: </w:t>
-      </w:r>
-      <w:r>
-        <w:rPr>
-          <w:rFonts w:ascii="Times New Roman" w:hAnsi="Times New Roman" w:cs="Times New Roman"/>
-          <w:sz w:val="28"/>
-          <w:szCs w:val="28"/>
-        </w:rPr>
-        <w:t xml:space="preserve">Ratings span 4.0 to 10.0 with mean 6.97 and median 7.0. Their correlation with invoice total is very weak (r = -0.036, p = 0.250), so higher-value invoices are not demonstrably associated with higher ratings in this sample.</w:t>
-      </w:r>
-    </w:p>
-    <w:p>
-      <w:pPr>
-        <w:jc w:val="both"/>
-      </w:pPr>
-      <w:r>
-        <w:rPr>
-          <w:rFonts w:ascii="Times New Roman" w:hAnsi="Times New Roman" w:cs="Times New Roman"/>
-          <w:sz w:val="28"/>
-          <w:szCs w:val="28"/>
-          <w:b/>
-          <w:bCs/>
-          <w:color w:val="000000" w:themeColor="auto"/>
-        </w:rPr>
-        <w:t xml:space="preserve">Problem statement 7: How does revenue vary across months and weekdays?</w:t>
-      </w:r>
-    </w:p>
-    <w:p>
-      <w:pPr>
-        <w:jc w:val="both"/>
-      </w:pPr>
-      <w:r>
-        <w:rPr>
-          <w:rFonts w:ascii="Times New Roman" w:hAnsi="Times New Roman" w:cs="Times New Roman"/>
-          <w:sz w:val="28"/>
-          <w:szCs w:val="28"/>
-        </w:rPr>
-        <w:t xml:space="preserve">Date text is converted with as.Date(), Month and Weekday are derived, and revenue, transaction counts and means are summarised per month and per weekday. The data cover only 1 January to 30 March 2019, so the results describe this period and do not establish a long-term trend.</w:t>
-      </w:r>
-    </w:p>
-    <w:tbl>
-      <w:tblPr>
-        <w:tblW w:w="0" w:type="auto"/>
-        <w:jc w:val="center"/>
-        <w:tblLook w:val="04A0"/>
-      </w:tblPr>
-      <w:tblGrid>
-        <w:gridCol w:w="2200"/>
-        <w:gridCol w:w="1900"/>
-        <w:gridCol w:w="2000"/>
-        <w:gridCol w:w="2110"/>
-      </w:tblGrid>
-      <w:tr>
-        <w:trPr>
-          <w:jc w:val="center"/>
-        </w:trPr>
-        <w:tc>
-          <w:tcPr>
-            <w:tcW w:w="2200" w:type="dxa"/>
-            <w:tcBorders>
-              <w:top w:val="single" w:sz="4" w:space="0" w:color="auto"/>
-              <w:left w:val="single" w:sz="4" w:space="0" w:color="auto"/>
-              <w:bottom w:val="single" w:sz="4" w:space="0" w:color="auto"/>
-              <w:right w:val="single" w:sz="4" w:space="0" w:color="auto"/>
-            </w:tcBorders>
-            <w:vAlign w:val="center"/>
-          </w:tcPr>
-          <w:p>
-            <w:pPr>
-              <w:jc w:val="center"/>
-            </w:pPr>
-            <w:r>
-              <w:rPr>
-                <w:rFonts w:ascii="Times New Roman" w:hAnsi="Times New Roman" w:cs="Times New Roman"/>
-                <w:sz w:val="24"/>
-                <w:szCs w:val="24"/>
-                <w:b/>
-                <w:bCs/>
-              </w:rPr>
-              <w:t xml:space="preserve">Month</w:t>
-            </w:r>
-          </w:p>
-        </w:tc>
-        <w:tc>
-          <w:tcPr>
-            <w:tcW w:w="1900" w:type="dxa"/>
-            <w:tcBorders>
-              <w:top w:val="single" w:sz="4" w:space="0" w:color="auto"/>
-              <w:left w:val="single" w:sz="4" w:space="0" w:color="auto"/>
-              <w:bottom w:val="single" w:sz="4" w:space="0" w:color="auto"/>
-              <w:right w:val="single" w:sz="4" w:space="0" w:color="auto"/>
-            </w:tcBorders>
-            <w:vAlign w:val="center"/>
-          </w:tcPr>
-          <w:p>
-            <w:pPr>
-              <w:jc w:val="center"/>
-            </w:pPr>
-            <w:r>
-              <w:rPr>
-                <w:rFonts w:ascii="Times New Roman" w:hAnsi="Times New Roman" w:cs="Times New Roman"/>
-                <w:sz w:val="24"/>
-                <w:szCs w:val="24"/>
-                <w:b/>
-                <w:bCs/>
-              </w:rPr>
-              <w:t xml:space="preserve">Transactions</w:t>
-            </w:r>
-          </w:p>
-        </w:tc>
-        <w:tc>
-          <w:tcPr>
-            <w:tcW w:w="2000" w:type="dxa"/>
-            <w:tcBorders>
-              <w:top w:val="single" w:sz="4" w:space="0" w:color="auto"/>
-              <w:left w:val="single" w:sz="4" w:space="0" w:color="auto"/>
-              <w:bottom w:val="single" w:sz="4" w:space="0" w:color="auto"/>
-              <w:right w:val="single" w:sz="4" w:space="0" w:color="auto"/>
-            </w:tcBorders>
-            <w:vAlign w:val="center"/>
-          </w:tcPr>
-          <w:p>
-            <w:pPr>
-              <w:jc w:val="center"/>
-            </w:pPr>
-            <w:r>
-              <w:rPr>
-                <w:rFonts w:ascii="Times New Roman" w:hAnsi="Times New Roman" w:cs="Times New Roman"/>
-                <w:sz w:val="24"/>
-                <w:szCs w:val="24"/>
-                <w:b/>
-                <w:bCs/>
-              </w:rPr>
-              <w:t xml:space="preserve">Revenue</w:t>
-            </w:r>
-          </w:p>
-        </w:tc>
-        <w:tc>
-          <w:tcPr>
-            <w:tcW w:w="2110" w:type="dxa"/>
-            <w:tcBorders>
-              <w:top w:val="single" w:sz="4" w:space="0" w:color="auto"/>
-              <w:left w:val="single" w:sz="4" w:space="0" w:color="auto"/>
-              <w:bottom w:val="single" w:sz="4" w:space="0" w:color="auto"/>
-              <w:right w:val="single" w:sz="4" w:space="0" w:color="auto"/>
-            </w:tcBorders>
-            <w:vAlign w:val="center"/>
-          </w:tcPr>
-          <w:p>
-            <w:pPr>
-              <w:jc w:val="center"/>
-            </w:pPr>
-            <w:r>
-              <w:rPr>
-                <w:rFonts w:ascii="Times New Roman" w:hAnsi="Times New Roman" w:cs="Times New Roman"/>
-                <w:sz w:val="24"/>
-                <w:szCs w:val="24"/>
-                <w:b/>
-                <w:bCs/>
-              </w:rPr>
-              <w:t xml:space="preserve">Mean invoice total</w:t>
-            </w:r>
-          </w:p>
-        </w:tc>
-      </w:tr>
-      <w:tr>
-        <w:tc>
-          <w:tcPr>
-            <w:tcW w:w="2200" w:type="dxa"/>
-            <w:tcBorders>
-              <w:top w:val="single" w:sz="4" w:space="0" w:color="auto"/>
-              <w:left w:val="single" w:sz="4" w:space="0" w:color="auto"/>
-              <w:bottom w:val="single" w:sz="4" w:space="0" w:color="auto"/>
-              <w:right w:val="single" w:sz="4" w:space="0" w:color="auto"/>
-            </w:tcBorders>
-            <w:vAlign w:val="center"/>
-          </w:tcPr>
-          <w:p>
-            <w:pPr>
-              <w:jc w:val="center"/>
-            </w:pPr>
-            <w:r>
-              <w:rPr>
-                <w:rFonts w:ascii="Times New Roman" w:hAnsi="Times New Roman" w:cs="Times New Roman"/>
-                <w:sz w:val="24"/>
-                <w:szCs w:val="24"/>
-              </w:rPr>
-              <w:t xml:space="preserve">2019-01</w:t>
-            </w:r>
-          </w:p>
-        </w:tc>
-        <w:tc>
-          <w:tcPr>
-            <w:tcW w:w="1900" w:type="dxa"/>
-            <w:tcBorders>
-              <w:top w:val="single" w:sz="4" w:space="0" w:color="auto"/>
-              <w:left w:val="single" w:sz="4" w:space="0" w:color="auto"/>
-              <w:bottom w:val="single" w:sz="4" w:space="0" w:color="auto"/>
-              <w:right w:val="single" w:sz="4" w:space="0" w:color="auto"/>
-            </w:tcBorders>
-            <w:vAlign w:val="center"/>
-          </w:tcPr>
-          <w:p>
-            <w:pPr>
-              <w:jc w:val="center"/>
-            </w:pPr>
-            <w:r>
-              <w:rPr>
-                <w:rFonts w:ascii="Times New Roman" w:hAnsi="Times New Roman" w:cs="Times New Roman"/>
-                <w:sz w:val="24"/>
-                <w:szCs w:val="24"/>
-              </w:rPr>
-              <w:t xml:space="preserve">352</w:t>
-            </w:r>
-          </w:p>
-        </w:tc>
-        <w:tc>
-          <w:tcPr>
-            <w:tcW w:w="2000" w:type="dxa"/>
-            <w:tcBorders>
-              <w:top w:val="single" w:sz="4" w:space="0" w:color="auto"/>
-              <w:left w:val="single" w:sz="4" w:space="0" w:color="auto"/>
-              <w:bottom w:val="single" w:sz="4" w:space="0" w:color="auto"/>
-              <w:right w:val="single" w:sz="4" w:space="0" w:color="auto"/>
-            </w:tcBorders>
-            <w:vAlign w:val="center"/>
-          </w:tcPr>
-          <w:p>
-            <w:pPr>
-              <w:jc w:val="center"/>
-            </w:pPr>
-            <w:r>
-              <w:rPr>
-                <w:rFonts w:ascii="Times New Roman" w:hAnsi="Times New Roman" w:cs="Times New Roman"/>
-                <w:sz w:val="24"/>
-                <w:szCs w:val="24"/>
-              </w:rPr>
-              <w:t xml:space="preserve">116,291.87</w:t>
-            </w:r>
-          </w:p>
-        </w:tc>
-        <w:tc>
-          <w:tcPr>
-            <w:tcW w:w="2110" w:type="dxa"/>
-            <w:tcBorders>
-              <w:top w:val="single" w:sz="4" w:space="0" w:color="auto"/>
-              <w:left w:val="single" w:sz="4" w:space="0" w:color="auto"/>
-              <w:bottom w:val="single" w:sz="4" w:space="0" w:color="auto"/>
-              <w:right w:val="single" w:sz="4" w:space="0" w:color="auto"/>
-            </w:tcBorders>
-            <w:vAlign w:val="center"/>
-          </w:tcPr>
-          <w:p>
-            <w:pPr>
-              <w:jc w:val="center"/>
-            </w:pPr>
-            <w:r>
-              <w:rPr>
-                <w:rFonts w:ascii="Times New Roman" w:hAnsi="Times New Roman" w:cs="Times New Roman"/>
-                <w:sz w:val="24"/>
-                <w:szCs w:val="24"/>
-              </w:rPr>
-              <w:t xml:space="preserve">330.37</w:t>
-            </w:r>
-          </w:p>
-        </w:tc>
-      </w:tr>
-      <w:tr>
-        <w:tc>
-          <w:tcPr>
-            <w:tcW w:w="2200" w:type="dxa"/>
-            <w:tcBorders>
-              <w:top w:val="single" w:sz="4" w:space="0" w:color="auto"/>
-              <w:left w:val="single" w:sz="4" w:space="0" w:color="auto"/>
-              <w:bottom w:val="single" w:sz="4" w:space="0" w:color="auto"/>
-              <w:right w:val="single" w:sz="4" w:space="0" w:color="auto"/>
-            </w:tcBorders>
-            <w:vAlign w:val="center"/>
-          </w:tcPr>
-          <w:p>
-            <w:pPr>
-              <w:jc w:val="center"/>
-            </w:pPr>
-            <w:r>
-              <w:rPr>
-                <w:rFonts w:ascii="Times New Roman" w:hAnsi="Times New Roman" w:cs="Times New Roman"/>
-                <w:sz w:val="24"/>
-                <w:szCs w:val="24"/>
-              </w:rPr>
-              <w:t xml:space="preserve">2019-02</w:t>
-            </w:r>
-          </w:p>
-        </w:tc>
-        <w:tc>
-          <w:tcPr>
-            <w:tcW w:w="1900" w:type="dxa"/>
-            <w:tcBorders>
-              <w:top w:val="single" w:sz="4" w:space="0" w:color="auto"/>
-              <w:left w:val="single" w:sz="4" w:space="0" w:color="auto"/>
-              <w:bottom w:val="single" w:sz="4" w:space="0" w:color="auto"/>
-              <w:right w:val="single" w:sz="4" w:space="0" w:color="auto"/>
-            </w:tcBorders>
-            <w:vAlign w:val="center"/>
-          </w:tcPr>
-          <w:p>
-            <w:pPr>
-              <w:jc w:val="center"/>
-            </w:pPr>
-            <w:r>
-              <w:rPr>
-                <w:rFonts w:ascii="Times New Roman" w:hAnsi="Times New Roman" w:cs="Times New Roman"/>
-                <w:sz w:val="24"/>
-                <w:szCs w:val="24"/>
-              </w:rPr>
-              <w:t xml:space="preserve">303</w:t>
-            </w:r>
-          </w:p>
-        </w:tc>
-        <w:tc>
-          <w:tcPr>
-            <w:tcW w:w="2000" w:type="dxa"/>
-            <w:tcBorders>
-              <w:top w:val="single" w:sz="4" w:space="0" w:color="auto"/>
-              <w:left w:val="single" w:sz="4" w:space="0" w:color="auto"/>
-              <w:bottom w:val="single" w:sz="4" w:space="0" w:color="auto"/>
-              <w:right w:val="single" w:sz="4" w:space="0" w:color="auto"/>
-            </w:tcBorders>
-            <w:vAlign w:val="center"/>
-          </w:tcPr>
-          <w:p>
-            <w:pPr>
-              <w:jc w:val="center"/>
-            </w:pPr>
-            <w:r>
-              <w:rPr>
-                <w:rFonts w:ascii="Times New Roman" w:hAnsi="Times New Roman" w:cs="Times New Roman"/>
-                <w:sz w:val="24"/>
-                <w:szCs w:val="24"/>
-              </w:rPr>
-              <w:t xml:space="preserve">97,219.37</w:t>
-            </w:r>
-          </w:p>
-        </w:tc>
-        <w:tc>
-          <w:tcPr>
-            <w:tcW w:w="2110" w:type="dxa"/>
-            <w:tcBorders>
-              <w:top w:val="single" w:sz="4" w:space="0" w:color="auto"/>
-              <w:left w:val="single" w:sz="4" w:space="0" w:color="auto"/>
-              <w:bottom w:val="single" w:sz="4" w:space="0" w:color="auto"/>
-              <w:right w:val="single" w:sz="4" w:space="0" w:color="auto"/>
-            </w:tcBorders>
-            <w:vAlign w:val="center"/>
-          </w:tcPr>
-          <w:p>
-            <w:pPr>
-              <w:jc w:val="center"/>
-            </w:pPr>
-            <w:r>
-              <w:rPr>
-                <w:rFonts w:ascii="Times New Roman" w:hAnsi="Times New Roman" w:cs="Times New Roman"/>
-                <w:sz w:val="24"/>
-                <w:szCs w:val="24"/>
-              </w:rPr>
-              <w:t xml:space="preserve">320.86</w:t>
-            </w:r>
-          </w:p>
-        </w:tc>
-      </w:tr>
-      <w:tr>
-        <w:tc>
-          <w:tcPr>
-            <w:tcW w:w="2200" w:type="dxa"/>
-            <w:tcBorders>
-              <w:top w:val="single" w:sz="4" w:space="0" w:color="auto"/>
-              <w:left w:val="single" w:sz="4" w:space="0" w:color="auto"/>
-              <w:bottom w:val="single" w:sz="4" w:space="0" w:color="auto"/>
-              <w:right w:val="single" w:sz="4" w:space="0" w:color="auto"/>
-            </w:tcBorders>
-            <w:vAlign w:val="center"/>
-          </w:tcPr>
-          <w:p>
-            <w:pPr>
-              <w:jc w:val="center"/>
-            </w:pPr>
-            <w:r>
-              <w:rPr>
-                <w:rFonts w:ascii="Times New Roman" w:hAnsi="Times New Roman" w:cs="Times New Roman"/>
-                <w:sz w:val="24"/>
-                <w:szCs w:val="24"/>
-              </w:rPr>
-              <w:t xml:space="preserve">2019-03</w:t>
-            </w:r>
-          </w:p>
-        </w:tc>
-        <w:tc>
-          <w:tcPr>
-            <w:tcW w:w="1900" w:type="dxa"/>
-            <w:tcBorders>
-              <w:top w:val="single" w:sz="4" w:space="0" w:color="auto"/>
-              <w:left w:val="single" w:sz="4" w:space="0" w:color="auto"/>
-              <w:bottom w:val="single" w:sz="4" w:space="0" w:color="auto"/>
-              <w:right w:val="single" w:sz="4" w:space="0" w:color="auto"/>
-            </w:tcBorders>
-            <w:vAlign w:val="center"/>
-          </w:tcPr>
-          <w:p>
-            <w:pPr>
-              <w:jc w:val="center"/>
-            </w:pPr>
-            <w:r>
-              <w:rPr>
-                <w:rFonts w:ascii="Times New Roman" w:hAnsi="Times New Roman" w:cs="Times New Roman"/>
-                <w:sz w:val="24"/>
-                <w:szCs w:val="24"/>
-              </w:rPr>
-              <w:t xml:space="preserve">345</w:t>
-            </w:r>
-          </w:p>
-        </w:tc>
-        <w:tc>
-          <w:tcPr>
-            <w:tcW w:w="2000" w:type="dxa"/>
-            <w:tcBorders>
-              <w:top w:val="single" w:sz="4" w:space="0" w:color="auto"/>
-              <w:left w:val="single" w:sz="4" w:space="0" w:color="auto"/>
-              <w:bottom w:val="single" w:sz="4" w:space="0" w:color="auto"/>
-              <w:right w:val="single" w:sz="4" w:space="0" w:color="auto"/>
-            </w:tcBorders>
-            <w:vAlign w:val="center"/>
-          </w:tcPr>
-          <w:p>
-            <w:pPr>
-              <w:jc w:val="center"/>
-            </w:pPr>
-            <w:r>
-              <w:rPr>
-                <w:rFonts w:ascii="Times New Roman" w:hAnsi="Times New Roman" w:cs="Times New Roman"/>
-                <w:sz w:val="24"/>
-                <w:szCs w:val="24"/>
-              </w:rPr>
-              <w:t xml:space="preserve">109,455.51</w:t>
-            </w:r>
-          </w:p>
-        </w:tc>
-        <w:tc>
-          <w:tcPr>
-            <w:tcW w:w="2110" w:type="dxa"/>
-            <w:tcBorders>
-              <w:top w:val="single" w:sz="4" w:space="0" w:color="auto"/>
-              <w:left w:val="single" w:sz="4" w:space="0" w:color="auto"/>
-              <w:bottom w:val="single" w:sz="4" w:space="0" w:color="auto"/>
-              <w:right w:val="single" w:sz="4" w:space="0" w:color="auto"/>
-            </w:tcBorders>
-            <w:vAlign w:val="center"/>
-          </w:tcPr>
-          <w:p>
-            <w:pPr>
-              <w:jc w:val="center"/>
-            </w:pPr>
-            <w:r>
-              <w:rPr>
-                <w:rFonts w:ascii="Times New Roman" w:hAnsi="Times New Roman" w:cs="Times New Roman"/>
-                <w:sz w:val="24"/>
-                <w:szCs w:val="24"/>
-              </w:rPr>
-              <w:t xml:space="preserve">317.26</w:t>
-            </w:r>
-          </w:p>
-        </w:tc>
-      </w:tr>
-    </w:tbl>
-    <w:tbl>
-      <w:tblPr>
-        <w:tblW w:w="0" w:type="auto"/>
-        <w:jc w:val="center"/>
-        <w:tblLook w:val="04A0"/>
-      </w:tblPr>
-      <w:tblGrid>
-        <w:gridCol w:w="2200"/>
-        <w:gridCol w:w="1900"/>
-        <w:gridCol w:w="2000"/>
-        <w:gridCol w:w="2110"/>
-      </w:tblGrid>
-      <w:tr>
-        <w:trPr>
-          <w:jc w:val="center"/>
-        </w:trPr>
-        <w:tc>
-          <w:tcPr>
-            <w:tcW w:w="2200" w:type="dxa"/>
-            <w:tcBorders>
-              <w:top w:val="single" w:sz="4" w:space="0" w:color="auto"/>
-              <w:left w:val="single" w:sz="4" w:space="0" w:color="auto"/>
-              <w:bottom w:val="single" w:sz="4" w:space="0" w:color="auto"/>
-              <w:right w:val="single" w:sz="4" w:space="0" w:color="auto"/>
-            </w:tcBorders>
-            <w:vAlign w:val="center"/>
-          </w:tcPr>
-          <w:p>
-            <w:pPr>
-              <w:jc w:val="center"/>
-            </w:pPr>
-            <w:r>
-              <w:rPr>
-                <w:rFonts w:ascii="Times New Roman" w:hAnsi="Times New Roman" w:cs="Times New Roman"/>
-                <w:sz w:val="24"/>
-                <w:szCs w:val="24"/>
-                <w:b/>
-                <w:bCs/>
-              </w:rPr>
-              <w:t xml:space="preserve">Weekday</w:t>
-            </w:r>
-          </w:p>
-        </w:tc>
-        <w:tc>
-          <w:tcPr>
-            <w:tcW w:w="1900" w:type="dxa"/>
-            <w:tcBorders>
-              <w:top w:val="single" w:sz="4" w:space="0" w:color="auto"/>
-              <w:left w:val="single" w:sz="4" w:space="0" w:color="auto"/>
-              <w:bottom w:val="single" w:sz="4" w:space="0" w:color="auto"/>
-              <w:right w:val="single" w:sz="4" w:space="0" w:color="auto"/>
-            </w:tcBorders>
-            <w:vAlign w:val="center"/>
-          </w:tcPr>
-          <w:p>
-            <w:pPr>
-              <w:jc w:val="center"/>
-            </w:pPr>
-            <w:r>
-              <w:rPr>
-                <w:rFonts w:ascii="Times New Roman" w:hAnsi="Times New Roman" w:cs="Times New Roman"/>
-                <w:sz w:val="24"/>
-                <w:szCs w:val="24"/>
-                <w:b/>
-                <w:bCs/>
-              </w:rPr>
-              <w:t xml:space="preserve">Transactions</w:t>
-            </w:r>
-          </w:p>
-        </w:tc>
-        <w:tc>
-          <w:tcPr>
-            <w:tcW w:w="2000" w:type="dxa"/>
-            <w:tcBorders>
-              <w:top w:val="single" w:sz="4" w:space="0" w:color="auto"/>
-              <w:left w:val="single" w:sz="4" w:space="0" w:color="auto"/>
-              <w:bottom w:val="single" w:sz="4" w:space="0" w:color="auto"/>
-              <w:right w:val="single" w:sz="4" w:space="0" w:color="auto"/>
-            </w:tcBorders>
-            <w:vAlign w:val="center"/>
-          </w:tcPr>
-          <w:p>
-            <w:pPr>
-              <w:jc w:val="center"/>
-            </w:pPr>
-            <w:r>
-              <w:rPr>
-                <w:rFonts w:ascii="Times New Roman" w:hAnsi="Times New Roman" w:cs="Times New Roman"/>
-                <w:sz w:val="24"/>
-                <w:szCs w:val="24"/>
-                <w:b/>
-                <w:bCs/>
-              </w:rPr>
-              <w:t xml:space="preserve">Revenue</w:t>
-            </w:r>
-          </w:p>
-        </w:tc>
-        <w:tc>
-          <w:tcPr>
-            <w:tcW w:w="2110" w:type="dxa"/>
-            <w:tcBorders>
-              <w:top w:val="single" w:sz="4" w:space="0" w:color="auto"/>
-              <w:left w:val="single" w:sz="4" w:space="0" w:color="auto"/>
-              <w:bottom w:val="single" w:sz="4" w:space="0" w:color="auto"/>
-              <w:right w:val="single" w:sz="4" w:space="0" w:color="auto"/>
-            </w:tcBorders>
-            <w:vAlign w:val="center"/>
-          </w:tcPr>
-          <w:p>
-            <w:pPr>
-              <w:jc w:val="center"/>
-            </w:pPr>
-            <w:r>
-              <w:rPr>
-                <w:rFonts w:ascii="Times New Roman" w:hAnsi="Times New Roman" w:cs="Times New Roman"/>
-                <w:sz w:val="24"/>
-                <w:szCs w:val="24"/>
-                <w:b/>
-                <w:bCs/>
-              </w:rPr>
-              <w:t xml:space="preserve">Mean invoice total</w:t>
-            </w:r>
-          </w:p>
-        </w:tc>
-      </w:tr>
-      <w:tr>
-        <w:tc>
-          <w:tcPr>
-            <w:tcW w:w="2200" w:type="dxa"/>
-            <w:tcBorders>
-              <w:top w:val="single" w:sz="4" w:space="0" w:color="auto"/>
-              <w:left w:val="single" w:sz="4" w:space="0" w:color="auto"/>
-              <w:bottom w:val="single" w:sz="4" w:space="0" w:color="auto"/>
-              <w:right w:val="single" w:sz="4" w:space="0" w:color="auto"/>
-            </w:tcBorders>
-            <w:vAlign w:val="center"/>
-          </w:tcPr>
-          <w:p>
-            <w:pPr>
-              <w:jc w:val="center"/>
-            </w:pPr>
-            <w:r>
-              <w:rPr>
-                <w:rFonts w:ascii="Times New Roman" w:hAnsi="Times New Roman" w:cs="Times New Roman"/>
-                <w:sz w:val="24"/>
-                <w:szCs w:val="24"/>
-              </w:rPr>
-              <w:t xml:space="preserve">Saturday</w:t>
-            </w:r>
-          </w:p>
-        </w:tc>
-        <w:tc>
-          <w:tcPr>
-            <w:tcW w:w="1900" w:type="dxa"/>
-            <w:tcBorders>
-              <w:top w:val="single" w:sz="4" w:space="0" w:color="auto"/>
-              <w:left w:val="single" w:sz="4" w:space="0" w:color="auto"/>
-              <w:bottom w:val="single" w:sz="4" w:space="0" w:color="auto"/>
-              <w:right w:val="single" w:sz="4" w:space="0" w:color="auto"/>
-            </w:tcBorders>
-            <w:vAlign w:val="center"/>
-          </w:tcPr>
-          <w:p>
-            <w:pPr>
-              <w:jc w:val="center"/>
-            </w:pPr>
-            <w:r>
-              <w:rPr>
-                <w:rFonts w:ascii="Times New Roman" w:hAnsi="Times New Roman" w:cs="Times New Roman"/>
-                <w:sz w:val="24"/>
-                <w:szCs w:val="24"/>
-              </w:rPr>
-              <w:t xml:space="preserve">164</w:t>
-            </w:r>
-          </w:p>
-        </w:tc>
-        <w:tc>
-          <w:tcPr>
-            <w:tcW w:w="2000" w:type="dxa"/>
-            <w:tcBorders>
-              <w:top w:val="single" w:sz="4" w:space="0" w:color="auto"/>
-              <w:left w:val="single" w:sz="4" w:space="0" w:color="auto"/>
-              <w:bottom w:val="single" w:sz="4" w:space="0" w:color="auto"/>
-              <w:right w:val="single" w:sz="4" w:space="0" w:color="auto"/>
-            </w:tcBorders>
-            <w:vAlign w:val="center"/>
-          </w:tcPr>
-          <w:p>
-            <w:pPr>
-              <w:jc w:val="center"/>
-            </w:pPr>
-            <w:r>
-              <w:rPr>
-                <w:rFonts w:ascii="Times New Roman" w:hAnsi="Times New Roman" w:cs="Times New Roman"/>
-                <w:sz w:val="24"/>
-                <w:szCs w:val="24"/>
-              </w:rPr>
-              <w:t xml:space="preserve">56,120.81</w:t>
-            </w:r>
-          </w:p>
-        </w:tc>
-        <w:tc>
-          <w:tcPr>
-            <w:tcW w:w="2110" w:type="dxa"/>
-            <w:tcBorders>
-              <w:top w:val="single" w:sz="4" w:space="0" w:color="auto"/>
-              <w:left w:val="single" w:sz="4" w:space="0" w:color="auto"/>
-              <w:bottom w:val="single" w:sz="4" w:space="0" w:color="auto"/>
-              <w:right w:val="single" w:sz="4" w:space="0" w:color="auto"/>
-            </w:tcBorders>
-            <w:vAlign w:val="center"/>
-          </w:tcPr>
-          <w:p>
-            <w:pPr>
-              <w:jc w:val="center"/>
-            </w:pPr>
-            <w:r>
-              <w:rPr>
-                <w:rFonts w:ascii="Times New Roman" w:hAnsi="Times New Roman" w:cs="Times New Roman"/>
-                <w:sz w:val="24"/>
-                <w:szCs w:val="24"/>
-              </w:rPr>
-              <w:t xml:space="preserve">342.20</w:t>
-            </w:r>
-          </w:p>
-        </w:tc>
-      </w:tr>
-      <w:tr>
-        <w:tc>
-          <w:tcPr>
-            <w:tcW w:w="2200" w:type="dxa"/>
-            <w:tcBorders>
-              <w:top w:val="single" w:sz="4" w:space="0" w:color="auto"/>
-              <w:left w:val="single" w:sz="4" w:space="0" w:color="auto"/>
-              <w:bottom w:val="single" w:sz="4" w:space="0" w:color="auto"/>
-              <w:right w:val="single" w:sz="4" w:space="0" w:color="auto"/>
-            </w:tcBorders>
-            <w:vAlign w:val="center"/>
-          </w:tcPr>
-          <w:p>
-            <w:pPr>
-              <w:jc w:val="center"/>
-            </w:pPr>
-            <w:r>
-              <w:rPr>
-                <w:rFonts w:ascii="Times New Roman" w:hAnsi="Times New Roman" w:cs="Times New Roman"/>
-                <w:sz w:val="24"/>
-                <w:szCs w:val="24"/>
-              </w:rPr>
-              <w:t xml:space="preserve">Tuesday</w:t>
-            </w:r>
-          </w:p>
-        </w:tc>
-        <w:tc>
-          <w:tcPr>
-            <w:tcW w:w="1900" w:type="dxa"/>
-            <w:tcBorders>
-              <w:top w:val="single" w:sz="4" w:space="0" w:color="auto"/>
-              <w:left w:val="single" w:sz="4" w:space="0" w:color="auto"/>
-              <w:bottom w:val="single" w:sz="4" w:space="0" w:color="auto"/>
-              <w:right w:val="single" w:sz="4" w:space="0" w:color="auto"/>
-            </w:tcBorders>
-            <w:vAlign w:val="center"/>
-          </w:tcPr>
-          <w:p>
-            <w:pPr>
-              <w:jc w:val="center"/>
-            </w:pPr>
-            <w:r>
-              <w:rPr>
-                <w:rFonts w:ascii="Times New Roman" w:hAnsi="Times New Roman" w:cs="Times New Roman"/>
-                <w:sz w:val="24"/>
-                <w:szCs w:val="24"/>
-              </w:rPr>
-              <w:t xml:space="preserve">158</w:t>
-            </w:r>
-          </w:p>
-        </w:tc>
-        <w:tc>
-          <w:tcPr>
-            <w:tcW w:w="2000" w:type="dxa"/>
-            <w:tcBorders>
-              <w:top w:val="single" w:sz="4" w:space="0" w:color="auto"/>
-              <w:left w:val="single" w:sz="4" w:space="0" w:color="auto"/>
-              <w:bottom w:val="single" w:sz="4" w:space="0" w:color="auto"/>
-              <w:right w:val="single" w:sz="4" w:space="0" w:color="auto"/>
-            </w:tcBorders>
-            <w:vAlign w:val="center"/>
-          </w:tcPr>
-          <w:p>
-            <w:pPr>
-              <w:jc w:val="center"/>
-            </w:pPr>
-            <w:r>
-              <w:rPr>
-                <w:rFonts w:ascii="Times New Roman" w:hAnsi="Times New Roman" w:cs="Times New Roman"/>
-                <w:sz w:val="24"/>
-                <w:szCs w:val="24"/>
-              </w:rPr>
-              <w:t xml:space="preserve">51,482.25</w:t>
-            </w:r>
-          </w:p>
-        </w:tc>
-        <w:tc>
-          <w:tcPr>
-            <w:tcW w:w="2110" w:type="dxa"/>
-            <w:tcBorders>
-              <w:top w:val="single" w:sz="4" w:space="0" w:color="auto"/>
-              <w:left w:val="single" w:sz="4" w:space="0" w:color="auto"/>
-              <w:bottom w:val="single" w:sz="4" w:space="0" w:color="auto"/>
-              <w:right w:val="single" w:sz="4" w:space="0" w:color="auto"/>
-            </w:tcBorders>
-            <w:vAlign w:val="center"/>
-          </w:tcPr>
-          <w:p>
-            <w:pPr>
-              <w:jc w:val="center"/>
-            </w:pPr>
-            <w:r>
-              <w:rPr>
-                <w:rFonts w:ascii="Times New Roman" w:hAnsi="Times New Roman" w:cs="Times New Roman"/>
-                <w:sz w:val="24"/>
-                <w:szCs w:val="24"/>
-              </w:rPr>
-              <w:t xml:space="preserve">325.84</w:t>
-            </w:r>
-          </w:p>
-        </w:tc>
-      </w:tr>
-      <w:tr>
-        <w:tc>
-          <w:tcPr>
-            <w:tcW w:w="2200" w:type="dxa"/>
-            <w:tcBorders>
-              <w:top w:val="single" w:sz="4" w:space="0" w:color="auto"/>
-              <w:left w:val="single" w:sz="4" w:space="0" w:color="auto"/>
-              <w:bottom w:val="single" w:sz="4" w:space="0" w:color="auto"/>
-              <w:right w:val="single" w:sz="4" w:space="0" w:color="auto"/>
-            </w:tcBorders>
-            <w:vAlign w:val="center"/>
-          </w:tcPr>
-          <w:p>
-            <w:pPr>
-              <w:jc w:val="center"/>
-            </w:pPr>
-            <w:r>
-              <w:rPr>
-                <w:rFonts w:ascii="Times New Roman" w:hAnsi="Times New Roman" w:cs="Times New Roman"/>
-                <w:sz w:val="24"/>
-                <w:szCs w:val="24"/>
-              </w:rPr>
-              <w:t xml:space="preserve">Thursday</w:t>
-            </w:r>
-          </w:p>
-        </w:tc>
-        <w:tc>
-          <w:tcPr>
-            <w:tcW w:w="1900" w:type="dxa"/>
-            <w:tcBorders>
-              <w:top w:val="single" w:sz="4" w:space="0" w:color="auto"/>
-              <w:left w:val="single" w:sz="4" w:space="0" w:color="auto"/>
-              <w:bottom w:val="single" w:sz="4" w:space="0" w:color="auto"/>
-              <w:right w:val="single" w:sz="4" w:space="0" w:color="auto"/>
-            </w:tcBorders>
-            <w:vAlign w:val="center"/>
-          </w:tcPr>
-          <w:p>
-            <w:pPr>
-              <w:jc w:val="center"/>
-            </w:pPr>
-            <w:r>
-              <w:rPr>
-                <w:rFonts w:ascii="Times New Roman" w:hAnsi="Times New Roman" w:cs="Times New Roman"/>
-                <w:sz w:val="24"/>
-                <w:szCs w:val="24"/>
-              </w:rPr>
-              <w:t xml:space="preserve">138</w:t>
-            </w:r>
-          </w:p>
-        </w:tc>
-        <w:tc>
-          <w:tcPr>
-            <w:tcW w:w="2000" w:type="dxa"/>
-            <w:tcBorders>
-              <w:top w:val="single" w:sz="4" w:space="0" w:color="auto"/>
-              <w:left w:val="single" w:sz="4" w:space="0" w:color="auto"/>
-              <w:bottom w:val="single" w:sz="4" w:space="0" w:color="auto"/>
-              <w:right w:val="single" w:sz="4" w:space="0" w:color="auto"/>
-            </w:tcBorders>
-            <w:vAlign w:val="center"/>
-          </w:tcPr>
-          <w:p>
-            <w:pPr>
-              <w:jc w:val="center"/>
-            </w:pPr>
-            <w:r>
-              <w:rPr>
-                <w:rFonts w:ascii="Times New Roman" w:hAnsi="Times New Roman" w:cs="Times New Roman"/>
-                <w:sz w:val="24"/>
-                <w:szCs w:val="24"/>
-              </w:rPr>
-              <w:t xml:space="preserve">45,349.25</w:t>
-            </w:r>
-          </w:p>
-        </w:tc>
-        <w:tc>
-          <w:tcPr>
-            <w:tcW w:w="2110" w:type="dxa"/>
-            <w:tcBorders>
-              <w:top w:val="single" w:sz="4" w:space="0" w:color="auto"/>
-              <w:left w:val="single" w:sz="4" w:space="0" w:color="auto"/>
-              <w:bottom w:val="single" w:sz="4" w:space="0" w:color="auto"/>
-              <w:right w:val="single" w:sz="4" w:space="0" w:color="auto"/>
-            </w:tcBorders>
-            <w:vAlign w:val="center"/>
-          </w:tcPr>
-          <w:p>
-            <w:pPr>
-              <w:jc w:val="center"/>
-            </w:pPr>
-            <w:r>
-              <w:rPr>
-                <w:rFonts w:ascii="Times New Roman" w:hAnsi="Times New Roman" w:cs="Times New Roman"/>
-                <w:sz w:val="24"/>
-                <w:szCs w:val="24"/>
-              </w:rPr>
-              <w:t xml:space="preserve">328.62</w:t>
-            </w:r>
-          </w:p>
-        </w:tc>
-      </w:tr>
-      <w:tr>
-        <w:tc>
-          <w:tcPr>
-            <w:tcW w:w="2200" w:type="dxa"/>
-            <w:tcBorders>
-              <w:top w:val="single" w:sz="4" w:space="0" w:color="auto"/>
-              <w:left w:val="single" w:sz="4" w:space="0" w:color="auto"/>
-              <w:bottom w:val="single" w:sz="4" w:space="0" w:color="auto"/>
-              <w:right w:val="single" w:sz="4" w:space="0" w:color="auto"/>
-            </w:tcBorders>
-            <w:vAlign w:val="center"/>
-          </w:tcPr>
-          <w:p>
-            <w:pPr>
-              <w:jc w:val="center"/>
-            </w:pPr>
-            <w:r>
-              <w:rPr>
-                <w:rFonts w:ascii="Times New Roman" w:hAnsi="Times New Roman" w:cs="Times New Roman"/>
-                <w:sz w:val="24"/>
-                <w:szCs w:val="24"/>
-              </w:rPr>
-              <w:t xml:space="preserve">Sunday</w:t>
-            </w:r>
-          </w:p>
-        </w:tc>
-        <w:tc>
-          <w:tcPr>
-            <w:tcW w:w="1900" w:type="dxa"/>
-            <w:tcBorders>
-              <w:top w:val="single" w:sz="4" w:space="0" w:color="auto"/>
-              <w:left w:val="single" w:sz="4" w:space="0" w:color="auto"/>
-              <w:bottom w:val="single" w:sz="4" w:space="0" w:color="auto"/>
-              <w:right w:val="single" w:sz="4" w:space="0" w:color="auto"/>
-            </w:tcBorders>
-            <w:vAlign w:val="center"/>
-          </w:tcPr>
-          <w:p>
-            <w:pPr>
-              <w:jc w:val="center"/>
-            </w:pPr>
-            <w:r>
-              <w:rPr>
-                <w:rFonts w:ascii="Times New Roman" w:hAnsi="Times New Roman" w:cs="Times New Roman"/>
-                <w:sz w:val="24"/>
-                <w:szCs w:val="24"/>
-              </w:rPr>
-              <w:t xml:space="preserve">133</w:t>
-            </w:r>
-          </w:p>
-        </w:tc>
-        <w:tc>
-          <w:tcPr>
-            <w:tcW w:w="2000" w:type="dxa"/>
-            <w:tcBorders>
-              <w:top w:val="single" w:sz="4" w:space="0" w:color="auto"/>
-              <w:left w:val="single" w:sz="4" w:space="0" w:color="auto"/>
-              <w:bottom w:val="single" w:sz="4" w:space="0" w:color="auto"/>
-              <w:right w:val="single" w:sz="4" w:space="0" w:color="auto"/>
-            </w:tcBorders>
-            <w:vAlign w:val="center"/>
-          </w:tcPr>
-          <w:p>
-            <w:pPr>
-              <w:jc w:val="center"/>
-            </w:pPr>
-            <w:r>
-              <w:rPr>
-                <w:rFonts w:ascii="Times New Roman" w:hAnsi="Times New Roman" w:cs="Times New Roman"/>
-                <w:sz w:val="24"/>
-                <w:szCs w:val="24"/>
-              </w:rPr>
-              <w:t xml:space="preserve">44,457.89</w:t>
-            </w:r>
-          </w:p>
-        </w:tc>
-        <w:tc>
-          <w:tcPr>
-            <w:tcW w:w="2110" w:type="dxa"/>
-            <w:tcBorders>
-              <w:top w:val="single" w:sz="4" w:space="0" w:color="auto"/>
-              <w:left w:val="single" w:sz="4" w:space="0" w:color="auto"/>
-              <w:bottom w:val="single" w:sz="4" w:space="0" w:color="auto"/>
-              <w:right w:val="single" w:sz="4" w:space="0" w:color="auto"/>
-            </w:tcBorders>
-            <w:vAlign w:val="center"/>
-          </w:tcPr>
-          <w:p>
-            <w:pPr>
-              <w:jc w:val="center"/>
-            </w:pPr>
-            <w:r>
-              <w:rPr>
-                <w:rFonts w:ascii="Times New Roman" w:hAnsi="Times New Roman" w:cs="Times New Roman"/>
-                <w:sz w:val="24"/>
-                <w:szCs w:val="24"/>
-              </w:rPr>
-              <w:t xml:space="preserve">334.27</w:t>
-            </w:r>
-          </w:p>
-        </w:tc>
-      </w:tr>
-      <w:tr>
-        <w:tc>
-          <w:tcPr>
-            <w:tcW w:w="2200" w:type="dxa"/>
-            <w:tcBorders>
-              <w:top w:val="single" w:sz="4" w:space="0" w:color="auto"/>
-              <w:left w:val="single" w:sz="4" w:space="0" w:color="auto"/>
-              <w:bottom w:val="single" w:sz="4" w:space="0" w:color="auto"/>
-              <w:right w:val="single" w:sz="4" w:space="0" w:color="auto"/>
-            </w:tcBorders>
-            <w:vAlign w:val="center"/>
-          </w:tcPr>
-          <w:p>
-            <w:pPr>
-              <w:jc w:val="center"/>
-            </w:pPr>
-            <w:r>
-              <w:rPr>
-                <w:rFonts w:ascii="Times New Roman" w:hAnsi="Times New Roman" w:cs="Times New Roman"/>
-                <w:sz w:val="24"/>
-                <w:szCs w:val="24"/>
-              </w:rPr>
-              <w:t xml:space="preserve">Friday</w:t>
-            </w:r>
-          </w:p>
-        </w:tc>
-        <w:tc>
-          <w:tcPr>
-            <w:tcW w:w="1900" w:type="dxa"/>
-            <w:tcBorders>
-              <w:top w:val="single" w:sz="4" w:space="0" w:color="auto"/>
-              <w:left w:val="single" w:sz="4" w:space="0" w:color="auto"/>
-              <w:bottom w:val="single" w:sz="4" w:space="0" w:color="auto"/>
-              <w:right w:val="single" w:sz="4" w:space="0" w:color="auto"/>
-            </w:tcBorders>
-            <w:vAlign w:val="center"/>
-          </w:tcPr>
-          <w:p>
-            <w:pPr>
-              <w:jc w:val="center"/>
-            </w:pPr>
-            <w:r>
-              <w:rPr>
-                <w:rFonts w:ascii="Times New Roman" w:hAnsi="Times New Roman" w:cs="Times New Roman"/>
-                <w:sz w:val="24"/>
-                <w:szCs w:val="24"/>
-              </w:rPr>
-              <w:t xml:space="preserve">139</w:t>
-            </w:r>
-          </w:p>
-        </w:tc>
-        <w:tc>
-          <w:tcPr>
-            <w:tcW w:w="2000" w:type="dxa"/>
-            <w:tcBorders>
-              <w:top w:val="single" w:sz="4" w:space="0" w:color="auto"/>
-              <w:left w:val="single" w:sz="4" w:space="0" w:color="auto"/>
-              <w:bottom w:val="single" w:sz="4" w:space="0" w:color="auto"/>
-              <w:right w:val="single" w:sz="4" w:space="0" w:color="auto"/>
-            </w:tcBorders>
-            <w:vAlign w:val="center"/>
-          </w:tcPr>
-          <w:p>
-            <w:pPr>
-              <w:jc w:val="center"/>
-            </w:pPr>
-            <w:r>
-              <w:rPr>
-                <w:rFonts w:ascii="Times New Roman" w:hAnsi="Times New Roman" w:cs="Times New Roman"/>
-                <w:sz w:val="24"/>
-                <w:szCs w:val="24"/>
-              </w:rPr>
-              <w:t xml:space="preserve">43,926.34</w:t>
-            </w:r>
-          </w:p>
-        </w:tc>
-        <w:tc>
-          <w:tcPr>
-            <w:tcW w:w="2110" w:type="dxa"/>
-            <w:tcBorders>
-              <w:top w:val="single" w:sz="4" w:space="0" w:color="auto"/>
-              <w:left w:val="single" w:sz="4" w:space="0" w:color="auto"/>
-              <w:bottom w:val="single" w:sz="4" w:space="0" w:color="auto"/>
-              <w:right w:val="single" w:sz="4" w:space="0" w:color="auto"/>
-            </w:tcBorders>
-            <w:vAlign w:val="center"/>
-          </w:tcPr>
-          <w:p>
-            <w:pPr>
-              <w:jc w:val="center"/>
-            </w:pPr>
-            <w:r>
-              <w:rPr>
-                <w:rFonts w:ascii="Times New Roman" w:hAnsi="Times New Roman" w:cs="Times New Roman"/>
-                <w:sz w:val="24"/>
-                <w:szCs w:val="24"/>
-              </w:rPr>
-              <w:t xml:space="preserve">316.02</w:t>
-            </w:r>
-          </w:p>
-        </w:tc>
-      </w:tr>
-      <w:tr>
-        <w:tc>
-          <w:tcPr>
-            <w:tcW w:w="2200" w:type="dxa"/>
-            <w:tcBorders>
-              <w:top w:val="single" w:sz="4" w:space="0" w:color="auto"/>
-              <w:left w:val="single" w:sz="4" w:space="0" w:color="auto"/>
-              <w:bottom w:val="single" w:sz="4" w:space="0" w:color="auto"/>
-              <w:right w:val="single" w:sz="4" w:space="0" w:color="auto"/>
-            </w:tcBorders>
-            <w:vAlign w:val="center"/>
-          </w:tcPr>
-          <w:p>
-            <w:pPr>
-              <w:jc w:val="center"/>
-            </w:pPr>
-            <w:r>
-              <w:rPr>
-                <w:rFonts w:ascii="Times New Roman" w:hAnsi="Times New Roman" w:cs="Times New Roman"/>
-                <w:sz w:val="24"/>
-                <w:szCs w:val="24"/>
-              </w:rPr>
-              <w:t xml:space="preserve">Wednesday</w:t>
-            </w:r>
-          </w:p>
-        </w:tc>
-        <w:tc>
-          <w:tcPr>
-            <w:tcW w:w="1900" w:type="dxa"/>
-            <w:tcBorders>
-              <w:top w:val="single" w:sz="4" w:space="0" w:color="auto"/>
-              <w:left w:val="single" w:sz="4" w:space="0" w:color="auto"/>
-              <w:bottom w:val="single" w:sz="4" w:space="0" w:color="auto"/>
-              <w:right w:val="single" w:sz="4" w:space="0" w:color="auto"/>
-            </w:tcBorders>
-            <w:vAlign w:val="center"/>
-          </w:tcPr>
-          <w:p>
-            <w:pPr>
-              <w:jc w:val="center"/>
-            </w:pPr>
-            <w:r>
-              <w:rPr>
-                <w:rFonts w:ascii="Times New Roman" w:hAnsi="Times New Roman" w:cs="Times New Roman"/>
-                <w:sz w:val="24"/>
-                <w:szCs w:val="24"/>
-              </w:rPr>
-              <w:t xml:space="preserve">143</w:t>
-            </w:r>
-          </w:p>
-        </w:tc>
-        <w:tc>
-          <w:tcPr>
-            <w:tcW w:w="2000" w:type="dxa"/>
-            <w:tcBorders>
-              <w:top w:val="single" w:sz="4" w:space="0" w:color="auto"/>
-              <w:left w:val="single" w:sz="4" w:space="0" w:color="auto"/>
-              <w:bottom w:val="single" w:sz="4" w:space="0" w:color="auto"/>
-              <w:right w:val="single" w:sz="4" w:space="0" w:color="auto"/>
-            </w:tcBorders>
-            <w:vAlign w:val="center"/>
-          </w:tcPr>
-          <w:p>
-            <w:pPr>
-              <w:jc w:val="center"/>
-            </w:pPr>
-            <w:r>
-              <w:rPr>
-                <w:rFonts w:ascii="Times New Roman" w:hAnsi="Times New Roman" w:cs="Times New Roman"/>
-                <w:sz w:val="24"/>
-                <w:szCs w:val="24"/>
-              </w:rPr>
-              <w:t xml:space="preserve">43,731.14</w:t>
-            </w:r>
-          </w:p>
-        </w:tc>
-        <w:tc>
-          <w:tcPr>
-            <w:tcW w:w="2110" w:type="dxa"/>
-            <w:tcBorders>
-              <w:top w:val="single" w:sz="4" w:space="0" w:color="auto"/>
-              <w:left w:val="single" w:sz="4" w:space="0" w:color="auto"/>
-              <w:bottom w:val="single" w:sz="4" w:space="0" w:color="auto"/>
-              <w:right w:val="single" w:sz="4" w:space="0" w:color="auto"/>
-            </w:tcBorders>
-            <w:vAlign w:val="center"/>
-          </w:tcPr>
-          <w:p>
-            <w:pPr>
-              <w:jc w:val="center"/>
-            </w:pPr>
-            <w:r>
-              <w:rPr>
-                <w:rFonts w:ascii="Times New Roman" w:hAnsi="Times New Roman" w:cs="Times New Roman"/>
-                <w:sz w:val="24"/>
-                <w:szCs w:val="24"/>
-              </w:rPr>
-              <w:t xml:space="preserve">305.81</w:t>
-            </w:r>
-          </w:p>
-        </w:tc>
-      </w:tr>
-      <w:tr>
-        <w:tc>
-          <w:tcPr>
-            <w:tcW w:w="2200" w:type="dxa"/>
-            <w:tcBorders>
-              <w:top w:val="single" w:sz="4" w:space="0" w:color="auto"/>
-              <w:left w:val="single" w:sz="4" w:space="0" w:color="auto"/>
-              <w:bottom w:val="single" w:sz="4" w:space="0" w:color="auto"/>
-              <w:right w:val="single" w:sz="4" w:space="0" w:color="auto"/>
-            </w:tcBorders>
-            <w:vAlign w:val="center"/>
-          </w:tcPr>
-          <w:p>
-            <w:pPr>
-              <w:jc w:val="center"/>
-            </w:pPr>
-            <w:r>
-              <w:rPr>
-                <w:rFonts w:ascii="Times New Roman" w:hAnsi="Times New Roman" w:cs="Times New Roman"/>
-                <w:sz w:val="24"/>
-                <w:szCs w:val="24"/>
-              </w:rPr>
-              <w:t xml:space="preserve">Monday</w:t>
-            </w:r>
-          </w:p>
-        </w:tc>
-        <w:tc>
-          <w:tcPr>
-            <w:tcW w:w="1900" w:type="dxa"/>
-            <w:tcBorders>
-              <w:top w:val="single" w:sz="4" w:space="0" w:color="auto"/>
-              <w:left w:val="single" w:sz="4" w:space="0" w:color="auto"/>
-              <w:bottom w:val="single" w:sz="4" w:space="0" w:color="auto"/>
-              <w:right w:val="single" w:sz="4" w:space="0" w:color="auto"/>
-            </w:tcBorders>
-            <w:vAlign w:val="center"/>
-          </w:tcPr>
-          <w:p>
-            <w:pPr>
-              <w:jc w:val="center"/>
-            </w:pPr>
-            <w:r>
-              <w:rPr>
-                <w:rFonts w:ascii="Times New Roman" w:hAnsi="Times New Roman" w:cs="Times New Roman"/>
-                <w:sz w:val="24"/>
-                <w:szCs w:val="24"/>
-              </w:rPr>
-              <w:t xml:space="preserve">125</w:t>
-            </w:r>
-          </w:p>
-        </w:tc>
-        <w:tc>
-          <w:tcPr>
-            <w:tcW w:w="2000" w:type="dxa"/>
-            <w:tcBorders>
-              <w:top w:val="single" w:sz="4" w:space="0" w:color="auto"/>
-              <w:left w:val="single" w:sz="4" w:space="0" w:color="auto"/>
-              <w:bottom w:val="single" w:sz="4" w:space="0" w:color="auto"/>
-              <w:right w:val="single" w:sz="4" w:space="0" w:color="auto"/>
-            </w:tcBorders>
-            <w:vAlign w:val="center"/>
-          </w:tcPr>
-          <w:p>
-            <w:pPr>
-              <w:jc w:val="center"/>
-            </w:pPr>
-            <w:r>
-              <w:rPr>
-                <w:rFonts w:ascii="Times New Roman" w:hAnsi="Times New Roman" w:cs="Times New Roman"/>
-                <w:sz w:val="24"/>
-                <w:szCs w:val="24"/>
-              </w:rPr>
-              <w:t xml:space="preserve">37,899.08</w:t>
-            </w:r>
-          </w:p>
-        </w:tc>
-        <w:tc>
-          <w:tcPr>
-            <w:tcW w:w="2110" w:type="dxa"/>
-            <w:tcBorders>
-              <w:top w:val="single" w:sz="4" w:space="0" w:color="auto"/>
-              <w:left w:val="single" w:sz="4" w:space="0" w:color="auto"/>
-              <w:bottom w:val="single" w:sz="4" w:space="0" w:color="auto"/>
-              <w:right w:val="single" w:sz="4" w:space="0" w:color="auto"/>
-            </w:tcBorders>
-            <w:vAlign w:val="center"/>
-          </w:tcPr>
-          <w:p>
-            <w:pPr>
-              <w:jc w:val="center"/>
-            </w:pPr>
-            <w:r>
-              <w:rPr>
-                <w:rFonts w:ascii="Times New Roman" w:hAnsi="Times New Roman" w:cs="Times New Roman"/>
-                <w:sz w:val="24"/>
-                <w:szCs w:val="24"/>
-              </w:rPr>
-              <w:t xml:space="preserve">303.19</w:t>
-            </w:r>
-          </w:p>
-        </w:tc>
-      </w:tr>
-    </w:tbl>
-    <w:p>
-      <w:pPr>
-        <w:jc w:val="both"/>
-      </w:pPr>
-      <w:r>
-        <w:rPr>
-          <w:rFonts w:ascii="Times New Roman" w:hAnsi="Times New Roman" w:cs="Times New Roman"/>
-          <w:sz w:val="28"/>
-          <w:szCs w:val="28"/>
-        </w:rPr>
-        <w:t xml:space="preserve">January has the highest revenue (116,291.87; 352 transactions), February the lowest (97,219.37; 303 transactions) and March recovers (109,455.51). Among weekdays, Saturday records the highest revenue (56,120.81) and the highest mean invoice total (342.20). It can be visualised as follows.</w:t>
-      </w:r>
-    </w:p>
-    <w:p>
-      <w:pPr>
-        <w:jc w:val="both"/>
-      </w:pPr>
-      <w:r>
-        <w:rPr>
-          <w:rFonts w:ascii="Times New Roman" w:hAnsi="Times New Roman" w:cs="Times New Roman"/>
-          <w:sz w:val="24"/>
-          <w:szCs w:val="24"/>
-          <w:b/>
-          <w:bCs/>
-        </w:rPr>
-        <w:t xml:space="preserve">Code:</w:t>
-      </w:r>
-    </w:p>
-    <w:p>
-      <w:pPr>
-        <w:jc w:val="left"/>
-        <w:spacing w:after="0"/>
-      </w:pPr>
-      <w:r>
-        <w:rPr>
-          <w:rFonts w:ascii="Consolas" w:hAnsi="Consolas" w:cs="Consolas"/>
-          <w:sz w:val="22"/>
-          <w:szCs w:val="22"/>
-        </w:rPr>
-        <w:t xml:space="preserve">sales_clean$Month &lt;- format(sales_clean$Date, "%Y-%m")</w:t>
-      </w:r>
-    </w:p>
-    <w:p>
-      <w:pPr>
-        <w:jc w:val="left"/>
-        <w:spacing w:after="0"/>
-      </w:pPr>
-      <w:r>
-        <w:rPr>
-          <w:rFonts w:ascii="Consolas" w:hAnsi="Consolas" w:cs="Consolas"/>
-          <w:sz w:val="22"/>
-          <w:szCs w:val="22"/>
-        </w:rPr>
-        <w:t xml:space="preserve">sales_clean$Weekday &lt;- weekdays(sales_clean$Date)</w:t>
-      </w:r>
-    </w:p>
-    <w:p>
-      <w:pPr>
-        <w:jc w:val="left"/>
-        <w:spacing w:after="0"/>
-      </w:pPr>
-      <w:r>
-        <w:rPr>
-          <w:rFonts w:ascii="Consolas" w:hAnsi="Consolas" w:cs="Consolas"/>
-          <w:sz w:val="22"/>
-          <w:szCs w:val="22"/>
-        </w:rPr>
-        <w:t xml:space="preserve">ps7_month &lt;- sales_clean %&gt;% group_by(Month) %&gt;%</w:t>
-      </w:r>
-    </w:p>
-    <w:p>
-      <w:pPr>
-        <w:jc w:val="left"/>
-        <w:spacing w:after="0"/>
-      </w:pPr>
-      <w:r>
-        <w:rPr>
-          <w:rFonts w:ascii="Consolas" w:hAnsi="Consolas" w:cs="Consolas"/>
-          <w:sz w:val="22"/>
-          <w:szCs w:val="22"/>
-        </w:rPr>
-        <w:t xml:space="preserve">  summarise(N = n(), Revenue = sum(Total),</w:t>
-      </w:r>
-    </w:p>
-    <w:p>
-      <w:pPr>
-        <w:jc w:val="left"/>
-        <w:spacing w:after="0"/>
-      </w:pPr>
-      <w:r>
-        <w:rPr>
-          <w:rFonts w:ascii="Consolas" w:hAnsi="Consolas" w:cs="Consolas"/>
-          <w:sz w:val="22"/>
-          <w:szCs w:val="22"/>
-        </w:rPr>
-        <w:t xml:space="preserve">            Mean_Total = mean(Total), .groups = "drop")</w:t>
-      </w:r>
-    </w:p>
-    <w:p>
-      <w:pPr>
-        <w:jc w:val="left"/>
-        <w:spacing w:after="0"/>
-      </w:pPr>
-      <w:r>
-        <w:rPr>
-          <w:rFonts w:ascii="Consolas" w:hAnsi="Consolas" w:cs="Consolas"/>
-          <w:sz w:val="22"/>
-          <w:szCs w:val="22"/>
-        </w:rPr>
-        <w:t xml:space="preserve">ggplot(ps7_month, aes(x = Month, y = Revenue, group = 1)) +</w:t>
-      </w:r>
-    </w:p>
-    <w:p>
-      <w:pPr>
-        <w:jc w:val="left"/>
-        <w:spacing w:after="0"/>
-      </w:pPr>
-      <w:r>
-        <w:rPr>
-          <w:rFonts w:ascii="Consolas" w:hAnsi="Consolas" w:cs="Consolas"/>
-          <w:sz w:val="22"/>
-          <w:szCs w:val="22"/>
-        </w:rPr>
-        <w:t xml:space="preserve">  geom_col() + geom_line() + geom_point()</w:t>
-      </w:r>
-    </w:p>
-    <w:p>
-      <w:pPr>
-        <w:jc w:val="both"/>
-      </w:pPr>
-      <w:r>
-        <w:rPr>
-          <w:rFonts w:ascii="Times New Roman" w:hAnsi="Times New Roman" w:cs="Times New Roman"/>
-          <w:sz w:val="28"/>
-          <w:szCs w:val="28"/>
-        </w:rPr>
-        <w:t xml:space="preserve">Data Visualization:</w:t>
-      </w:r>
-    </w:p>
-    <w:p>
-      <w:pPr>
-        <w:jc w:val="center"/>
-      </w:pPr>
-      <w:r>
-        <w:drawing>
-          <wp:inline distT="0" distB="0" distL="0" distR="0">
-            <wp:extent cx="5760720" cy="3600450"/>
-            <wp:docPr id="8" name="Figure 7. Revenue by month over the supplied three-month period."/>
-            <wp:cNvGraphicFramePr>
-              <a:graphicFrameLocks locked="1"/>
-            </wp:cNvGraphicFramePr>
-            <a:graphic>
-              <a:graphicData uri="http://schemas.openxmlformats.org/drawingml/2006/picture">
-                <pic:pic>
-                  <pic:nvPicPr>
-                    <pic:cNvPr id="8" name="Figure 7. Revenue by month over the supplied three-month period."/>
-                    <pic:cNvPicPr/>
-                  </pic:nvPicPr>
-                  <pic:blipFill>
-                    <a:blip r:embed="rIdFig8"/>
-                    <a:stretch>
-                      <a:fillRect/>
-                    </a:stretch>
-                  </pic:blipFill>
-                  <pic:spPr>
-                    <a:xfrm>
-                      <a:off x="0" y="0"/>
-                      <a:ext cx="5760720" cy="3600450"/>
-                    </a:xfrm>
-                    <a:prstGeom prst="rect">
-                      <a:avLst/>
-                    </a:prstGeom>
-                  </pic:spPr>
-                </pic:pic>
-              </a:graphicData>
-            </a:graphic>
-          </wp:inline>
-        </w:drawing>
-      </w:r>
-    </w:p>
-    <w:p>
-      <w:pPr>
-        <w:jc w:val="center"/>
-      </w:pPr>
-      <w:r>
-        <w:rPr>
-          <w:rFonts w:ascii="Times New Roman" w:hAnsi="Times New Roman" w:cs="Times New Roman"/>
-          <w:sz w:val="24"/>
-          <w:szCs w:val="24"/>
-          <w:i/>
-          <w:iCs/>
-        </w:rPr>
-        <w:t xml:space="preserve">Figure 7. Revenue by month over the supplied three-month period.</w:t>
-      </w:r>
-    </w:p>
-    <w:p>
-      <w:pPr>
-        <w:jc w:val="both"/>
-      </w:pPr>
-      <w:r>
-        <w:rPr>
-          <w:rFonts w:ascii="Times New Roman" w:hAnsi="Times New Roman" w:cs="Times New Roman"/>
-          <w:sz w:val="28"/>
-          <w:szCs w:val="28"/>
-          <w:b/>
-          <w:bCs/>
-        </w:rPr>
-        <w:t xml:space="preserve">Conclusion: </w:t>
-      </w:r>
-      <w:r>
-        <w:rPr>
-          <w:rFonts w:ascii="Times New Roman" w:hAnsi="Times New Roman" w:cs="Times New Roman"/>
-          <w:sz w:val="28"/>
-          <w:szCs w:val="28"/>
-        </w:rPr>
-        <w:t xml:space="preserve">January leads on both revenue and transaction count, February dips, and March recovers. Saturday is the strongest weekday descriptively. With only three observed months, these are sample descriptions, not seasonal findings, and no causal explanation can be drawn from the CSV alone.</w:t>
+        <w:t xml:space="preserve">There is no demonstrable pricing elasticity in this sample: quantity does not fall as unit price rises. Profitability ranking follows revenue ranking because the margin rate is constant, with Food and beverages on top. Price can therefore not be used from these data to predict how much customers will buy.</w:t>
       </w:r>
     </w:p>
     <w:p>
@@ -7533,7 +9280,7 @@
           <w:sz w:val="28"/>
           <w:szCs w:val="28"/>
         </w:rPr>
-        <w:t xml:space="preserve">Total recorded revenue across the 1,000 supplied invoices is 322,966.75 (mean invoice total 322.97). Food and beverages has the highest product-line revenue, Branch C (Naypyitaw) the highest branch revenue, and quantity is positively associated with invoice total (r = 0.706). Customer ratings centre near 7 and show almost no linear association with invoice total (r = -0.036, p = 0.250). Mean invoice-total differences by branch, product line, payment method and customer type are all statistically non-significant at the 5% level. The project demonstrates Unit I data handling, Unit II wrangling and visualisation, Unit III correlation and simple regression, and Unit IV multiple regression with diagnostics, all computed from the supplied CSV with reproducible R scripts.</w:t>
+        <w:t xml:space="preserve">Total recorded revenue across the 1,000 supplied invoices is 322,966.75. Food and beverages earns the highest satisfaction (7.11) and the most total gross income (2,673.56), though line differences are not statistically significant. Branch C (Naypyitaw) leads revenue (110,568.71) with the same ~50/50 Member/Normal mix as the other branches. Payment preference leans to Cash among females and Ewallet among males and Normal customers, without significant segment dependence. Evenings (19:00) and Saturdays are the busiest descriptively. Unit price shows no linear link to quantity purchased (r = 0.011), so no pricing elasticity is demonstrable. The project demonstrates Unit I data handling, Unit II wrangling and visualisation, Unit III correlation and simple regression, and Unit IV multiple regression with diagnostics, all computed from the supplied CSV with reproducible R scripts.</w:t>
       </w:r>
     </w:p>
     <w:p>
@@ -7546,7 +9293,7 @@
           <w:sz w:val="28"/>
           <w:szCs w:val="28"/>
         </w:rPr>
-        <w:t xml:space="preserve">Limitations: the data are observational transactions from three branches over three months; inventory, costs, promotions and customer demographics are absent; Total, cogs, Tax 5% and gross income are algebraically linked and gross margin percentage is constant, so models using them are mechanical; Branch and City duplicate each other; and non-significant tests do not prove equality. Future work could collect a longer period, add cost and promotion fields, and model product mix with the multiplicative invoice structure made explicit.</w:t>
+        <w:t xml:space="preserve">Limitations: the data are observational transactions from three branches over three months (hours 10:00-20:00); inventory, costs, promotions and customer demographics are absent; Total, cogs, Tax 5% and gross income are algebraically linked and gross margin percentage is constant, so models using them are mechanical; Branch and City duplicate each other; and non-significant tests do not prove equality. Future work could collect a longer period, add cost and promotion fields, and study price effects with real price variation over time.</w:t>
       </w:r>
     </w:p>
     <w:p>
@@ -7588,7 +9335,7 @@
           <w:sz w:val="24"/>
           <w:szCs w:val="24"/>
         </w:rPr>
-        <w:t xml:space="preserve">Open R_Unit1_to_Unit4_Project.Rproj in RStudio and run main.R from the project root (or run Rscript main.R). requirements.R checks dplyr and ggplot2 (required) and tidyr (optional, one toy demo). The dataset loads from data/supermarket_sales.csv, falling back to the documented Windows practical path if needed. Scripts execute in order: unit1, course_concept_demos, unit2, unit3, unit4, data_analysis, problem_statements, report_figures, verify_results. Tables land in outputs/reports/, plots in outputs/plots/, the seven report figures in report/figures/. verify_results.R recomputes all 20 headline numbers from the raw CSV and stops on any mismatch (all matched in the submitted run, R 4.6.1).</w:t>
+        <w:t xml:space="preserve">Open R_Unit1_to_Unit4_Project.Rproj in RStudio and run main.R from the project root (or run Rscript main.R). requirements.R checks dplyr and ggplot2 (required) and tidyr (optional, one toy demo). The dataset loads from data/supermarket_sales.csv, falling back to the documented Windows practical path if needed. Scripts execute in order: unit1, course_concept_demos, unit2, unit3, unit4, problem_statements (PS1-PS5), report_figures, verify_results. Tables land in outputs/reports/, plots in outputs/plots/, the five report figures in report/figures/. verify_results.R recomputes all 19 headline numbers from the raw CSV and stops on any mismatch (all matched in the submitted run, R 4.6.1).</w:t>
       </w:r>
     </w:p>
     <w:p>
@@ -7601,7 +9348,7 @@
           <w:sz w:val="24"/>
           <w:szCs w:val="24"/>
         </w:rPr>
-        <w:t xml:space="preserve">Key files: main.R, requirements.R, scripts/unit1.R-unit4.R, scripts/problem_statements.R, scripts/data_analysis.R, scripts/report_figures.R, scripts/verify_results.R, functions/helper_functions.R, data/supermarket_sales.csv, PLAN.md, README.md, UNIT_MAPPING.md, oral_exam/viva_questions_and_functions.md.</w:t>
+        <w:t xml:space="preserve">Key files: main.R, requirements.R, scripts/unit1.R-unit4.R, scripts/problem_statements.R, scripts/report_figures.R, scripts/verify_results.R, functions/helper_functions.R, data/supermarket_sales.csv, PLAN.md, README.md, UNIT_MAPPING.md, oral_exam/viva_questions_and_functions.md.</w:t>
       </w:r>
     </w:p>
     <w:p>
@@ -7718,7 +9465,7 @@
       <w:rFonts w:ascii="Times New Roman" w:hAnsi="Times New Roman"/>
       <w:b/>
       <w:sz w:val="32"/>
-      <w:color w:val="1F4E79"/>
+      <w:color w:val="000000"/>
     </w:rPr>
   </w:style>
   <w:style w:type="paragraph" w:styleId="Code">

--- a/R_Unit1_to_Unit4_Project/report/Supermarket_Sales_FA2_Report.docx
+++ b/R_Unit1_to_Unit4_Project/report/Supermarket_Sales_FA2_Report.docx
@@ -48,7 +48,7 @@
       <w:r>
         <w:drawing>
           <wp:inline distT="0" distB="0" distL="0" distR="0">
-            <wp:extent cx="1280160" cy="1086889"/>
+            <wp:extent cx="1280160" cy="778011"/>
             <wp:docPr id="1" name="img1"/>
             <wp:cNvGraphicFramePr>
               <a:graphicFrameLocks locked="1"/>
@@ -69,7 +69,7 @@
                   <pic:spPr>
                     <a:xfrm>
                       <a:off x="0" y="0"/>
-                      <a:ext cx="1280160" cy="1086889"/>
+                      <a:ext cx="1280160" cy="778011"/>
                     </a:xfrm>
                     <a:prstGeom prst="rect">
                       <a:avLst/>
